--- a/CrediAgil/Templates/CONTRATO - PRENDA ELECTRO - EMPRESA.docx
+++ b/CrediAgil/Templates/CONTRATO - PRENDA ELECTRO - EMPRESA.docx
@@ -68,14 +68,12 @@
       <w:r>
         <w:rPr>
           <w:rFonts w:cstheme="minorHAnsi"/>
-          <w:b/>
-          <w:bCs/>
-          <w:color w:val="000000"/>
-          <w:sz w:val="16"/>
-          <w:szCs w:val="16"/>
-          <w:lang w:val="es-MX"/>
-        </w:rPr>
-        <w:t>N°</w:t>
+          <w:color w:val="000000"/>
+          <w:sz w:val="16"/>
+          <w:szCs w:val="16"/>
+          <w:lang w:val="es-MX"/>
+        </w:rPr>
+        <w:t>Nº</w:t>
       </w:r>
       <w:r>
         <w:rPr>
@@ -98,7 +96,29 @@
           <w:sz w:val="16"/>
           <w:szCs w:val="16"/>
         </w:rPr>
-        <w:t>{{NUM_CONTRATO}}</w:t>
+        <w:t>${</w:t>
+      </w:r>
+      <w:r>
+        <w:rPr>
+          <w:rFonts w:cstheme="minorHAnsi"/>
+          <w:b/>
+          <w:bCs/>
+          <w:color w:val="000000"/>
+          <w:sz w:val="16"/>
+          <w:szCs w:val="16"/>
+        </w:rPr>
+        <w:t>NUM_CONTRATO</w:t>
+      </w:r>
+      <w:r>
+        <w:rPr>
+          <w:rFonts w:cstheme="minorHAnsi"/>
+          <w:b/>
+          <w:bCs/>
+          <w:color w:val="000000"/>
+          <w:sz w:val="16"/>
+          <w:szCs w:val="16"/>
+        </w:rPr>
+        <w:t>}</w:t>
       </w:r>
       <w:r>
         <w:rPr>
@@ -236,7 +256,27 @@
           <w:szCs w:val="16"/>
           <w:lang w:val="es-MX"/>
         </w:rPr>
-        <w:t>, con R.U.C. N° 20601767920 con domicilio en JR. LAS ALEÑAS NRO. 200 URB. SAN IGNACIO LIMA - LIMA - SAN JUAN DE LURIGANCHO, debidamente representada por sus funcionarios autorizados según Poderes inscritos en la Partida N° 13782080 del Registro de Personas Jurídicas de Lima, y de la otra parte, indistintamente:</w:t>
+        <w:t xml:space="preserve">, con R.U.C. </w:t>
+      </w:r>
+      <w:r>
+        <w:rPr>
+          <w:rFonts w:cstheme="minorHAnsi"/>
+          <w:color w:val="000000"/>
+          <w:sz w:val="16"/>
+          <w:szCs w:val="16"/>
+          <w:lang w:val="es-MX"/>
+        </w:rPr>
+        <w:t>Nº</w:t>
+      </w:r>
+      <w:r>
+        <w:rPr>
+          <w:rFonts w:cstheme="minorHAnsi"/>
+          <w:color w:val="000000"/>
+          <w:sz w:val="16"/>
+          <w:szCs w:val="16"/>
+          <w:lang w:val="es-MX"/>
+        </w:rPr>
+        <w:t xml:space="preserve"> 20601767920 con domicilio en JR. LAS ALEÑAS NRO. 200 URB. SAN IGNACIO LIMA - LIMA - SAN JUAN DE LURIGANCHO, debidamente representada por sus funcionarios autorizados según Poderes inscritos en la Partida N° 13782080 del Registro de Personas Jurídicas de Lima, y de la otra parte, indistintamente:</w:t>
       </w:r>
     </w:p>
     <w:p>
@@ -278,51 +318,357 @@
           <w:sz w:val="16"/>
           <w:szCs w:val="16"/>
         </w:rPr>
-        <w:t xml:space="preserve">LA EMPRESA: {{RAZON_SOCIAL}} identificada con RUC {{RUC_EMPRESA}} con domicilio {{DOMICILIO_EMPRESA}} debidamente representada por el (la) (los) señor(a) (es) {{REP_LEGAL_EMPRESA}} identificados con DNI </w:t>
-      </w:r>
-      <w:r>
-        <w:rPr>
-          <w:rFonts w:cstheme="minorHAnsi"/>
-          <w:b/>
-          <w:bCs/>
-          <w:color w:val="000000"/>
-          <w:sz w:val="16"/>
-          <w:szCs w:val="16"/>
-        </w:rPr>
-        <w:t>N.º</w:t>
-      </w:r>
-      <w:r>
-        <w:rPr>
-          <w:rFonts w:cstheme="minorHAnsi"/>
-          <w:b/>
-          <w:bCs/>
-          <w:color w:val="000000"/>
-          <w:sz w:val="16"/>
-          <w:szCs w:val="16"/>
-        </w:rPr>
-        <w:t xml:space="preserve"> {{DNI_REP_LEGAL}}, con poderes debidamente inscritos en la partida electrónica </w:t>
-      </w:r>
-      <w:r>
-        <w:rPr>
-          <w:rFonts w:cstheme="minorHAnsi"/>
-          <w:b/>
-          <w:bCs/>
-          <w:color w:val="000000"/>
-          <w:sz w:val="16"/>
-          <w:szCs w:val="16"/>
-        </w:rPr>
-        <w:t>N.º</w:t>
-      </w:r>
-      <w:r>
-        <w:rPr>
-          <w:rFonts w:cstheme="minorHAnsi"/>
-          <w:b/>
-          <w:bCs/>
-          <w:color w:val="000000"/>
-          <w:sz w:val="16"/>
-          <w:szCs w:val="16"/>
-        </w:rPr>
-        <w:t xml:space="preserve"> {{PARTIDA_EMPRESA}} del Registro de Personas Jurídicas de {{CIUDAD_REGISTRO_EMPRESA}} denominado (s) en adelante EL CLIENTE en los términos y condiciones siguientes:</w:t>
+        <w:t xml:space="preserve">LA EMPRESA: </w:t>
+      </w:r>
+      <w:r>
+        <w:rPr>
+          <w:rFonts w:cstheme="minorHAnsi"/>
+          <w:b/>
+          <w:bCs/>
+          <w:color w:val="000000"/>
+          <w:sz w:val="16"/>
+          <w:szCs w:val="16"/>
+        </w:rPr>
+        <w:t>${</w:t>
+      </w:r>
+      <w:r>
+        <w:rPr>
+          <w:rFonts w:cstheme="minorHAnsi"/>
+          <w:b/>
+          <w:bCs/>
+          <w:color w:val="000000"/>
+          <w:sz w:val="16"/>
+          <w:szCs w:val="16"/>
+        </w:rPr>
+        <w:t>RAZON_SOCIAL</w:t>
+      </w:r>
+      <w:r>
+        <w:rPr>
+          <w:rFonts w:cstheme="minorHAnsi"/>
+          <w:b/>
+          <w:bCs/>
+          <w:color w:val="000000"/>
+          <w:sz w:val="16"/>
+          <w:szCs w:val="16"/>
+        </w:rPr>
+        <w:t>}</w:t>
+      </w:r>
+      <w:r>
+        <w:rPr>
+          <w:rFonts w:cstheme="minorHAnsi"/>
+          <w:b/>
+          <w:bCs/>
+          <w:color w:val="000000"/>
+          <w:sz w:val="16"/>
+          <w:szCs w:val="16"/>
+        </w:rPr>
+        <w:t xml:space="preserve"> identificada con RUC </w:t>
+      </w:r>
+      <w:r>
+        <w:rPr>
+          <w:rFonts w:cstheme="minorHAnsi"/>
+          <w:b/>
+          <w:bCs/>
+          <w:color w:val="000000"/>
+          <w:sz w:val="16"/>
+          <w:szCs w:val="16"/>
+        </w:rPr>
+        <w:t>${</w:t>
+      </w:r>
+      <w:r>
+        <w:rPr>
+          <w:rFonts w:cstheme="minorHAnsi"/>
+          <w:b/>
+          <w:bCs/>
+          <w:color w:val="000000"/>
+          <w:sz w:val="16"/>
+          <w:szCs w:val="16"/>
+        </w:rPr>
+        <w:t>RUC_EMPRESA</w:t>
+      </w:r>
+      <w:r>
+        <w:rPr>
+          <w:rFonts w:cstheme="minorHAnsi"/>
+          <w:b/>
+          <w:bCs/>
+          <w:color w:val="000000"/>
+          <w:sz w:val="16"/>
+          <w:szCs w:val="16"/>
+        </w:rPr>
+        <w:t>}</w:t>
+      </w:r>
+      <w:r>
+        <w:rPr>
+          <w:rFonts w:cstheme="minorHAnsi"/>
+          <w:b/>
+          <w:bCs/>
+          <w:color w:val="000000"/>
+          <w:sz w:val="16"/>
+          <w:szCs w:val="16"/>
+        </w:rPr>
+        <w:t xml:space="preserve"> con domicilio </w:t>
+      </w:r>
+      <w:r>
+        <w:rPr>
+          <w:rFonts w:cstheme="minorHAnsi"/>
+          <w:b/>
+          <w:bCs/>
+          <w:color w:val="000000"/>
+          <w:sz w:val="16"/>
+          <w:szCs w:val="16"/>
+        </w:rPr>
+        <w:t>${</w:t>
+      </w:r>
+      <w:r>
+        <w:rPr>
+          <w:rFonts w:cstheme="minorHAnsi"/>
+          <w:b/>
+          <w:bCs/>
+          <w:color w:val="000000"/>
+          <w:sz w:val="16"/>
+          <w:szCs w:val="16"/>
+        </w:rPr>
+        <w:t>DOMICILIO_EMPRESA</w:t>
+      </w:r>
+      <w:r>
+        <w:rPr>
+          <w:rFonts w:cstheme="minorHAnsi"/>
+          <w:b/>
+          <w:bCs/>
+          <w:color w:val="000000"/>
+          <w:sz w:val="16"/>
+          <w:szCs w:val="16"/>
+        </w:rPr>
+        <w:t>}</w:t>
+      </w:r>
+      <w:r>
+        <w:rPr>
+          <w:rFonts w:cstheme="minorHAnsi"/>
+          <w:b/>
+          <w:bCs/>
+          <w:color w:val="000000"/>
+          <w:sz w:val="16"/>
+          <w:szCs w:val="16"/>
+        </w:rPr>
+        <w:t xml:space="preserve"> debidamente representada por el (la) (los) señor(a) (es) </w:t>
+      </w:r>
+      <w:r>
+        <w:rPr>
+          <w:rFonts w:cstheme="minorHAnsi"/>
+          <w:b/>
+          <w:bCs/>
+          <w:color w:val="000000"/>
+          <w:sz w:val="16"/>
+          <w:szCs w:val="16"/>
+        </w:rPr>
+        <w:t>${</w:t>
+      </w:r>
+      <w:r>
+        <w:rPr>
+          <w:rFonts w:cstheme="minorHAnsi"/>
+          <w:b/>
+          <w:bCs/>
+          <w:color w:val="000000"/>
+          <w:sz w:val="16"/>
+          <w:szCs w:val="16"/>
+        </w:rPr>
+        <w:t>REP_LEGAL_EMPRESA</w:t>
+      </w:r>
+      <w:r>
+        <w:rPr>
+          <w:rFonts w:cstheme="minorHAnsi"/>
+          <w:b/>
+          <w:bCs/>
+          <w:color w:val="000000"/>
+          <w:sz w:val="16"/>
+          <w:szCs w:val="16"/>
+        </w:rPr>
+        <w:t>}</w:t>
+      </w:r>
+      <w:r>
+        <w:rPr>
+          <w:rFonts w:cstheme="minorHAnsi"/>
+          <w:b/>
+          <w:bCs/>
+          <w:color w:val="000000"/>
+          <w:sz w:val="16"/>
+          <w:szCs w:val="16"/>
+        </w:rPr>
+        <w:t xml:space="preserve"> identificados con DNI </w:t>
+      </w:r>
+      <w:r>
+        <w:rPr>
+          <w:rFonts w:cstheme="minorHAnsi"/>
+          <w:color w:val="000000"/>
+          <w:sz w:val="16"/>
+          <w:szCs w:val="16"/>
+          <w:lang w:val="es-MX"/>
+        </w:rPr>
+        <w:t>Nº</w:t>
+      </w:r>
+      <w:r>
+        <w:rPr>
+          <w:rFonts w:cstheme="minorHAnsi"/>
+          <w:b/>
+          <w:bCs/>
+          <w:color w:val="000000"/>
+          <w:sz w:val="16"/>
+          <w:szCs w:val="16"/>
+        </w:rPr>
+        <w:t xml:space="preserve"> </w:t>
+      </w:r>
+      <w:r>
+        <w:rPr>
+          <w:rFonts w:cstheme="minorHAnsi"/>
+          <w:b/>
+          <w:bCs/>
+          <w:color w:val="000000"/>
+          <w:sz w:val="16"/>
+          <w:szCs w:val="16"/>
+        </w:rPr>
+        <w:t>${</w:t>
+      </w:r>
+      <w:r>
+        <w:rPr>
+          <w:rFonts w:cstheme="minorHAnsi"/>
+          <w:b/>
+          <w:bCs/>
+          <w:color w:val="000000"/>
+          <w:sz w:val="16"/>
+          <w:szCs w:val="16"/>
+        </w:rPr>
+        <w:t>DNI_REP_LEGAL</w:t>
+      </w:r>
+      <w:r>
+        <w:rPr>
+          <w:rFonts w:cstheme="minorHAnsi"/>
+          <w:b/>
+          <w:bCs/>
+          <w:color w:val="000000"/>
+          <w:sz w:val="16"/>
+          <w:szCs w:val="16"/>
+        </w:rPr>
+        <w:t>}</w:t>
+      </w:r>
+      <w:r>
+        <w:rPr>
+          <w:rFonts w:cstheme="minorHAnsi"/>
+          <w:b/>
+          <w:bCs/>
+          <w:color w:val="000000"/>
+          <w:sz w:val="16"/>
+          <w:szCs w:val="16"/>
+        </w:rPr>
+        <w:t xml:space="preserve">, con poderes debidamente inscritos en la partida electrónica </w:t>
+      </w:r>
+      <w:r>
+        <w:rPr>
+          <w:rFonts w:cstheme="minorHAnsi"/>
+          <w:color w:val="000000"/>
+          <w:sz w:val="16"/>
+          <w:szCs w:val="16"/>
+          <w:lang w:val="es-MX"/>
+        </w:rPr>
+        <w:t>Nº</w:t>
+      </w:r>
+      <w:r>
+        <w:rPr>
+          <w:rFonts w:cstheme="minorHAnsi"/>
+          <w:b/>
+          <w:bCs/>
+          <w:color w:val="000000"/>
+          <w:sz w:val="16"/>
+          <w:szCs w:val="16"/>
+        </w:rPr>
+        <w:t xml:space="preserve"> </w:t>
+      </w:r>
+      <w:r>
+        <w:rPr>
+          <w:rFonts w:cstheme="minorHAnsi"/>
+          <w:b/>
+          <w:bCs/>
+          <w:color w:val="000000"/>
+          <w:sz w:val="16"/>
+          <w:szCs w:val="16"/>
+        </w:rPr>
+        <w:t>${</w:t>
+      </w:r>
+      <w:r>
+        <w:rPr>
+          <w:rFonts w:cstheme="minorHAnsi"/>
+          <w:b/>
+          <w:bCs/>
+          <w:color w:val="000000"/>
+          <w:sz w:val="16"/>
+          <w:szCs w:val="16"/>
+        </w:rPr>
+        <w:t>PARTIDA_EMPRESA</w:t>
+      </w:r>
+      <w:r>
+        <w:rPr>
+          <w:rFonts w:cstheme="minorHAnsi"/>
+          <w:b/>
+          <w:bCs/>
+          <w:color w:val="000000"/>
+          <w:sz w:val="16"/>
+          <w:szCs w:val="16"/>
+        </w:rPr>
+        <w:t>}</w:t>
+      </w:r>
+      <w:r>
+        <w:rPr>
+          <w:rFonts w:cstheme="minorHAnsi"/>
+          <w:b/>
+          <w:bCs/>
+          <w:color w:val="000000"/>
+          <w:sz w:val="16"/>
+          <w:szCs w:val="16"/>
+        </w:rPr>
+        <w:t xml:space="preserve"> del Registro de Personas Jurídicas de </w:t>
+      </w:r>
+      <w:r>
+        <w:rPr>
+          <w:rFonts w:cstheme="minorHAnsi"/>
+          <w:b/>
+          <w:bCs/>
+          <w:color w:val="000000"/>
+          <w:sz w:val="16"/>
+          <w:szCs w:val="16"/>
+        </w:rPr>
+        <w:t>${</w:t>
+      </w:r>
+      <w:r>
+        <w:rPr>
+          <w:rFonts w:cstheme="minorHAnsi"/>
+          <w:b/>
+          <w:bCs/>
+          <w:color w:val="000000"/>
+          <w:sz w:val="16"/>
+          <w:szCs w:val="16"/>
+        </w:rPr>
+        <w:t>CIUDAD_REGISTRO_EMPRESA</w:t>
+      </w:r>
+      <w:r>
+        <w:rPr>
+          <w:rFonts w:cstheme="minorHAnsi"/>
+          <w:b/>
+          <w:bCs/>
+          <w:color w:val="000000"/>
+          <w:sz w:val="16"/>
+          <w:szCs w:val="16"/>
+        </w:rPr>
+        <w:t>}</w:t>
+      </w:r>
+      <w:r>
+        <w:rPr>
+          <w:rFonts w:cstheme="minorHAnsi"/>
+          <w:b/>
+          <w:bCs/>
+          <w:color w:val="000000"/>
+          <w:sz w:val="16"/>
+          <w:szCs w:val="16"/>
+        </w:rPr>
+        <w:t xml:space="preserve"> denominado (s) en adelante EL CLIENTE en los términos y condiciones siguientes:</w:t>
       </w:r>
     </w:p>
     <w:p>
@@ -1226,7 +1572,27 @@
           <w:szCs w:val="16"/>
           <w:lang w:val="es-MX"/>
         </w:rPr>
-        <w:t xml:space="preserve"> que forma parte integrante de este contrato, de acuerdo a lo establecido en los artículos 3, 17 y otros de la Ley de la Garantía Mobiliaria, Ley N° 28677, a favor de </w:t>
+        <w:t xml:space="preserve"> que forma parte integrante de este contrato, de acuerdo a lo establecido en los artículos 3, 17 y otros de la Ley de la Garantía Mobiliaria, Ley </w:t>
+      </w:r>
+      <w:r>
+        <w:rPr>
+          <w:rFonts w:cstheme="minorHAnsi"/>
+          <w:color w:val="000000"/>
+          <w:sz w:val="16"/>
+          <w:szCs w:val="16"/>
+          <w:lang w:val="es-MX"/>
+        </w:rPr>
+        <w:t>Nº</w:t>
+      </w:r>
+      <w:r>
+        <w:rPr>
+          <w:rFonts w:cstheme="minorHAnsi"/>
+          <w:color w:val="000000"/>
+          <w:sz w:val="16"/>
+          <w:szCs w:val="16"/>
+          <w:lang w:val="es-MX"/>
+        </w:rPr>
+        <w:t xml:space="preserve"> 28677, a favor de </w:t>
       </w:r>
       <w:r>
         <w:rPr>
@@ -1270,51 +1636,7 @@
           <w:szCs w:val="16"/>
           <w:lang w:val="es-MX"/>
         </w:rPr>
-        <w:t xml:space="preserve"> de este documento, y en respaldo del cumplimiento del pago de (i) el Préstamo, (</w:t>
-      </w:r>
-      <w:proofErr w:type="spellStart"/>
-      <w:r>
-        <w:rPr>
-          <w:rFonts w:cstheme="minorHAnsi"/>
-          <w:color w:val="000000"/>
-          <w:sz w:val="16"/>
-          <w:szCs w:val="16"/>
-          <w:lang w:val="es-MX"/>
-        </w:rPr>
-        <w:t>ii</w:t>
-      </w:r>
-      <w:proofErr w:type="spellEnd"/>
-      <w:r>
-        <w:rPr>
-          <w:rFonts w:cstheme="minorHAnsi"/>
-          <w:color w:val="000000"/>
-          <w:sz w:val="16"/>
-          <w:szCs w:val="16"/>
-          <w:lang w:val="es-MX"/>
-        </w:rPr>
-        <w:t>) de los futuros Préstamos que pueda asumir y (</w:t>
-      </w:r>
-      <w:proofErr w:type="spellStart"/>
-      <w:r>
-        <w:rPr>
-          <w:rFonts w:cstheme="minorHAnsi"/>
-          <w:color w:val="000000"/>
-          <w:sz w:val="16"/>
-          <w:szCs w:val="16"/>
-          <w:lang w:val="es-MX"/>
-        </w:rPr>
-        <w:t>iii</w:t>
-      </w:r>
-      <w:proofErr w:type="spellEnd"/>
-      <w:r>
-        <w:rPr>
-          <w:rFonts w:cstheme="minorHAnsi"/>
-          <w:color w:val="000000"/>
-          <w:sz w:val="16"/>
-          <w:szCs w:val="16"/>
-          <w:lang w:val="es-MX"/>
-        </w:rPr>
-        <w:t xml:space="preserve">) cualquier otra obligación de </w:t>
+        <w:t xml:space="preserve"> de este documento, y en respaldo del cumplimiento del pago de (i) el Préstamo, (ii) de los futuros Préstamos que pueda asumir y (iii) cualquier otra obligación de </w:t>
       </w:r>
       <w:r>
         <w:rPr>
@@ -1462,6 +1784,16 @@
           <w:lang w:val="es-MX"/>
         </w:rPr>
       </w:pPr>
+      <w:r>
+        <w:rPr>
+          <w:rFonts w:cstheme="minorHAnsi"/>
+          <w:color w:val="000000"/>
+          <w:sz w:val="16"/>
+          <w:szCs w:val="16"/>
+          <w:lang w:val="es-MX"/>
+        </w:rPr>
+        <w:t xml:space="preserve">a. Pago total del capital del préstamo, así como el interés compensatorio, penalidades (de ser el caso), comisiones, gastos e impuestos pactados que se devenguen. </w:t>
+      </w:r>
     </w:p>
     <w:p>
       <w:pPr>
@@ -1484,7 +1816,7 @@
           <w:szCs w:val="16"/>
           <w:lang w:val="es-MX"/>
         </w:rPr>
-        <w:t xml:space="preserve">a. Pago total del capital del préstamo, así como el interés compensatorio, penalidades (de ser el caso), comisiones, gastos e impuestos pactados que se devenguen. </w:t>
+        <w:t xml:space="preserve">b. Pago parcial del capital del préstamo y el total del interés compensatorio, penalidades (de ser el caso), comisiones, gastos e impuestos pactados que se devenguen. </w:t>
       </w:r>
     </w:p>
     <w:p>
@@ -1500,6 +1832,16 @@
           <w:lang w:val="es-MX"/>
         </w:rPr>
       </w:pPr>
+      <w:r>
+        <w:rPr>
+          <w:rFonts w:cstheme="minorHAnsi"/>
+          <w:color w:val="000000"/>
+          <w:sz w:val="16"/>
+          <w:szCs w:val="16"/>
+          <w:lang w:val="es-MX"/>
+        </w:rPr>
+        <w:t xml:space="preserve">c. Pago total del interés compensatorio, penalidades (de ser el caso), comisiones, gastos e impuestos pactados que se devenguen. </w:t>
+      </w:r>
     </w:p>
     <w:p>
       <w:pPr>
@@ -1522,82 +1864,6 @@
           <w:szCs w:val="16"/>
           <w:lang w:val="es-MX"/>
         </w:rPr>
-        <w:t xml:space="preserve">b. Pago parcial del capital del préstamo y el total del interés compensatorio, penalidades (de ser el caso), comisiones, gastos e impuestos pactados que se devenguen. </w:t>
-      </w:r>
-    </w:p>
-    <w:p>
-      <w:pPr>
-        <w:spacing w:before="10" w:after="10" w:line="240" w:lineRule="auto"/>
-        <w:ind w:right="-1085"/>
-        <w:jc w:val="both"/>
-        <w:rPr>
-          <w:rFonts w:cstheme="minorHAnsi"/>
-          <w:color w:val="000000"/>
-          <w:sz w:val="16"/>
-          <w:szCs w:val="16"/>
-          <w:lang w:val="es-MX"/>
-        </w:rPr>
-      </w:pPr>
-    </w:p>
-    <w:p>
-      <w:pPr>
-        <w:spacing w:before="10" w:after="10" w:line="240" w:lineRule="auto"/>
-        <w:ind w:right="-1085"/>
-        <w:jc w:val="both"/>
-        <w:rPr>
-          <w:rFonts w:cstheme="minorHAnsi"/>
-          <w:color w:val="000000"/>
-          <w:sz w:val="16"/>
-          <w:szCs w:val="16"/>
-          <w:lang w:val="es-MX"/>
-        </w:rPr>
-      </w:pPr>
-      <w:r>
-        <w:rPr>
-          <w:rFonts w:cstheme="minorHAnsi"/>
-          <w:color w:val="000000"/>
-          <w:sz w:val="16"/>
-          <w:szCs w:val="16"/>
-          <w:lang w:val="es-MX"/>
-        </w:rPr>
-        <w:t xml:space="preserve">c. Pago total del interés compensatorio, penalidades (de ser el caso), comisiones, gastos e impuestos pactados que se devenguen. </w:t>
-      </w:r>
-    </w:p>
-    <w:p>
-      <w:pPr>
-        <w:spacing w:before="10" w:after="10" w:line="240" w:lineRule="auto"/>
-        <w:ind w:right="-1085"/>
-        <w:jc w:val="both"/>
-        <w:rPr>
-          <w:rFonts w:cstheme="minorHAnsi"/>
-          <w:color w:val="000000"/>
-          <w:sz w:val="16"/>
-          <w:szCs w:val="16"/>
-          <w:lang w:val="es-MX"/>
-        </w:rPr>
-      </w:pPr>
-    </w:p>
-    <w:p>
-      <w:pPr>
-        <w:spacing w:before="10" w:after="10" w:line="240" w:lineRule="auto"/>
-        <w:ind w:right="-1085"/>
-        <w:jc w:val="both"/>
-        <w:rPr>
-          <w:rFonts w:cstheme="minorHAnsi"/>
-          <w:color w:val="000000"/>
-          <w:sz w:val="16"/>
-          <w:szCs w:val="16"/>
-          <w:lang w:val="es-MX"/>
-        </w:rPr>
-      </w:pPr>
-      <w:r>
-        <w:rPr>
-          <w:rFonts w:cstheme="minorHAnsi"/>
-          <w:color w:val="000000"/>
-          <w:sz w:val="16"/>
-          <w:szCs w:val="16"/>
-          <w:lang w:val="es-MX"/>
-        </w:rPr>
         <w:t xml:space="preserve">Los pagos antes señalados serán en efectivo y únicamente en las agencias de </w:t>
       </w:r>
       <w:r>
@@ -1622,20 +1888,6 @@
         </w:rPr>
         <w:t xml:space="preserve">. </w:t>
       </w:r>
-    </w:p>
-    <w:p>
-      <w:pPr>
-        <w:spacing w:before="10" w:after="10" w:line="240" w:lineRule="auto"/>
-        <w:ind w:right="-1085"/>
-        <w:jc w:val="both"/>
-        <w:rPr>
-          <w:rFonts w:cstheme="minorHAnsi"/>
-          <w:color w:val="000000"/>
-          <w:sz w:val="16"/>
-          <w:szCs w:val="16"/>
-          <w:lang w:val="es-MX"/>
-        </w:rPr>
-      </w:pPr>
     </w:p>
     <w:p>
       <w:pPr>
@@ -1835,6 +2087,7 @@
           <w:szCs w:val="16"/>
           <w:lang w:val="es-MX"/>
         </w:rPr>
+        <w:lastRenderedPageBreak/>
         <w:t>Carta Poder con firma legalizada:</w:t>
       </w:r>
       <w:r>
@@ -4043,7 +4296,183 @@
           <w:szCs w:val="16"/>
           <w:lang w:val="es-MX"/>
         </w:rPr>
-        <w:t xml:space="preserve">, cuando dichas modificaciones generen un </w:t>
+        <w:t xml:space="preserve">, cuando dichas modificaciones generen un perjuicio a los usuarios ii) la resolución del contrato por causal distinta al incumplimiento, iii) la limitación o exoneración de responsabilidad por parte de las empresas y iv) incorporación de servicios que no se encuentren directamente relacionados al producto o servicio contratado. En los supuestos mencionados en el presente párrafo, </w:t>
+      </w:r>
+      <w:r>
+        <w:rPr>
+          <w:rFonts w:cstheme="minorHAnsi"/>
+          <w:b/>
+          <w:bCs/>
+          <w:color w:val="000000"/>
+          <w:sz w:val="16"/>
+          <w:szCs w:val="16"/>
+          <w:lang w:val="es-MX"/>
+        </w:rPr>
+        <w:t>CREDIÁGIL</w:t>
+      </w:r>
+      <w:r>
+        <w:rPr>
+          <w:rFonts w:cstheme="minorHAnsi"/>
+          <w:color w:val="000000"/>
+          <w:sz w:val="16"/>
+          <w:szCs w:val="16"/>
+          <w:lang w:val="es-MX"/>
+        </w:rPr>
+        <w:t xml:space="preserve"> deberá enviar a </w:t>
+      </w:r>
+      <w:r>
+        <w:rPr>
+          <w:rFonts w:cstheme="minorHAnsi"/>
+          <w:b/>
+          <w:bCs/>
+          <w:color w:val="000000"/>
+          <w:sz w:val="16"/>
+          <w:szCs w:val="16"/>
+          <w:lang w:val="es-MX"/>
+        </w:rPr>
+        <w:t>EL CLIENTE</w:t>
+      </w:r>
+      <w:r>
+        <w:rPr>
+          <w:rFonts w:cstheme="minorHAnsi"/>
+          <w:color w:val="000000"/>
+          <w:sz w:val="16"/>
+          <w:szCs w:val="16"/>
+          <w:lang w:val="es-MX"/>
+        </w:rPr>
+        <w:t xml:space="preserve"> una comunicación con un plazo previo de </w:t>
+      </w:r>
+      <w:r>
+        <w:rPr>
+          <w:rFonts w:cstheme="minorHAnsi"/>
+          <w:b/>
+          <w:bCs/>
+          <w:color w:val="000000"/>
+          <w:sz w:val="16"/>
+          <w:szCs w:val="16"/>
+          <w:lang w:val="es-MX"/>
+        </w:rPr>
+        <w:t>45 días calendario</w:t>
+      </w:r>
+      <w:r>
+        <w:rPr>
+          <w:rFonts w:cstheme="minorHAnsi"/>
+          <w:color w:val="000000"/>
+          <w:sz w:val="16"/>
+          <w:szCs w:val="16"/>
+          <w:lang w:val="es-MX"/>
+        </w:rPr>
+        <w:t xml:space="preserve">. Del mismo modo, se pacta que </w:t>
+      </w:r>
+      <w:r>
+        <w:rPr>
+          <w:rFonts w:cstheme="minorHAnsi"/>
+          <w:b/>
+          <w:bCs/>
+          <w:color w:val="000000"/>
+          <w:sz w:val="16"/>
+          <w:szCs w:val="16"/>
+          <w:lang w:val="es-MX"/>
+        </w:rPr>
+        <w:t>CREDIÁGIL</w:t>
+      </w:r>
+      <w:r>
+        <w:rPr>
+          <w:rFonts w:cstheme="minorHAnsi"/>
+          <w:color w:val="000000"/>
+          <w:sz w:val="16"/>
+          <w:szCs w:val="16"/>
+          <w:lang w:val="es-MX"/>
+        </w:rPr>
+        <w:t xml:space="preserve"> utilizará los medios de comunicación indirectos como: avisos en los vouchers de pago, el </w:t>
+      </w:r>
+      <w:r>
+        <w:rPr>
+          <w:rFonts w:cstheme="minorHAnsi"/>
+          <w:b/>
+          <w:bCs/>
+          <w:color w:val="000000"/>
+          <w:sz w:val="16"/>
+          <w:szCs w:val="16"/>
+          <w:lang w:val="es-MX"/>
+        </w:rPr>
+        <w:t>Tarifario vigente</w:t>
+      </w:r>
+      <w:r>
+        <w:rPr>
+          <w:rFonts w:cstheme="minorHAnsi"/>
+          <w:color w:val="000000"/>
+          <w:sz w:val="16"/>
+          <w:szCs w:val="16"/>
+          <w:lang w:val="es-MX"/>
+        </w:rPr>
+        <w:t xml:space="preserve"> y la </w:t>
+      </w:r>
+      <w:r>
+        <w:rPr>
+          <w:rFonts w:cstheme="minorHAnsi"/>
+          <w:b/>
+          <w:bCs/>
+          <w:color w:val="000000"/>
+          <w:sz w:val="16"/>
+          <w:szCs w:val="16"/>
+          <w:lang w:val="es-MX"/>
+        </w:rPr>
+        <w:t>Página Web</w:t>
+      </w:r>
+      <w:r>
+        <w:rPr>
+          <w:rFonts w:cstheme="minorHAnsi"/>
+          <w:color w:val="000000"/>
+          <w:sz w:val="16"/>
+          <w:szCs w:val="16"/>
+          <w:lang w:val="es-MX"/>
+        </w:rPr>
+        <w:t xml:space="preserve"> para comunicar modificaciones contractuales distintas a los previamente indicados o en caso estas resulten favorables a </w:t>
+      </w:r>
+      <w:r>
+        <w:rPr>
+          <w:rFonts w:cstheme="minorHAnsi"/>
+          <w:b/>
+          <w:bCs/>
+          <w:color w:val="000000"/>
+          <w:sz w:val="16"/>
+          <w:szCs w:val="16"/>
+          <w:lang w:val="es-MX"/>
+        </w:rPr>
+        <w:t>EL CLIENTE</w:t>
+      </w:r>
+      <w:r>
+        <w:rPr>
+          <w:rFonts w:cstheme="minorHAnsi"/>
+          <w:color w:val="000000"/>
+          <w:sz w:val="16"/>
+          <w:szCs w:val="16"/>
+          <w:lang w:val="es-MX"/>
+        </w:rPr>
+        <w:t xml:space="preserve">. Las penalidades, comisiones y gastos podrán ser modificadas por </w:t>
+      </w:r>
+      <w:r>
+        <w:rPr>
+          <w:rFonts w:cstheme="minorHAnsi"/>
+          <w:b/>
+          <w:bCs/>
+          <w:color w:val="000000"/>
+          <w:sz w:val="16"/>
+          <w:szCs w:val="16"/>
+          <w:lang w:val="es-MX"/>
+        </w:rPr>
+        <w:t>CREDIÁGIL</w:t>
+      </w:r>
+      <w:r>
+        <w:rPr>
+          <w:rFonts w:cstheme="minorHAnsi"/>
+          <w:color w:val="000000"/>
+          <w:sz w:val="16"/>
+          <w:szCs w:val="16"/>
+          <w:lang w:val="es-MX"/>
+        </w:rPr>
+        <w:t xml:space="preserve"> bajo los siguientes supuestos: (i) cambios en las condiciones de la economía nacional o internacional; (ii) cambios en el </w:t>
       </w:r>
       <w:r>
         <w:rPr>
@@ -4054,95 +4483,7 @@
           <w:lang w:val="es-MX"/>
         </w:rPr>
         <w:lastRenderedPageBreak/>
-        <w:t xml:space="preserve">perjuicio a los usuarios </w:t>
-      </w:r>
-      <w:proofErr w:type="spellStart"/>
-      <w:r>
-        <w:rPr>
-          <w:rFonts w:cstheme="minorHAnsi"/>
-          <w:color w:val="000000"/>
-          <w:sz w:val="16"/>
-          <w:szCs w:val="16"/>
-          <w:lang w:val="es-MX"/>
-        </w:rPr>
-        <w:t>ii</w:t>
-      </w:r>
-      <w:proofErr w:type="spellEnd"/>
-      <w:r>
-        <w:rPr>
-          <w:rFonts w:cstheme="minorHAnsi"/>
-          <w:color w:val="000000"/>
-          <w:sz w:val="16"/>
-          <w:szCs w:val="16"/>
-          <w:lang w:val="es-MX"/>
-        </w:rPr>
-        <w:t xml:space="preserve">) la resolución del contrato por causal distinta al incumplimiento, </w:t>
-      </w:r>
-      <w:proofErr w:type="spellStart"/>
-      <w:r>
-        <w:rPr>
-          <w:rFonts w:cstheme="minorHAnsi"/>
-          <w:color w:val="000000"/>
-          <w:sz w:val="16"/>
-          <w:szCs w:val="16"/>
-          <w:lang w:val="es-MX"/>
-        </w:rPr>
-        <w:t>iii</w:t>
-      </w:r>
-      <w:proofErr w:type="spellEnd"/>
-      <w:r>
-        <w:rPr>
-          <w:rFonts w:cstheme="minorHAnsi"/>
-          <w:color w:val="000000"/>
-          <w:sz w:val="16"/>
-          <w:szCs w:val="16"/>
-          <w:lang w:val="es-MX"/>
-        </w:rPr>
-        <w:t xml:space="preserve">) la limitación o exoneración de responsabilidad por parte de las empresas y </w:t>
-      </w:r>
-      <w:proofErr w:type="spellStart"/>
-      <w:r>
-        <w:rPr>
-          <w:rFonts w:cstheme="minorHAnsi"/>
-          <w:color w:val="000000"/>
-          <w:sz w:val="16"/>
-          <w:szCs w:val="16"/>
-          <w:lang w:val="es-MX"/>
-        </w:rPr>
-        <w:t>iv</w:t>
-      </w:r>
-      <w:proofErr w:type="spellEnd"/>
-      <w:r>
-        <w:rPr>
-          <w:rFonts w:cstheme="minorHAnsi"/>
-          <w:color w:val="000000"/>
-          <w:sz w:val="16"/>
-          <w:szCs w:val="16"/>
-          <w:lang w:val="es-MX"/>
-        </w:rPr>
-        <w:t xml:space="preserve">) incorporación de servicios que no se encuentren directamente relacionados al producto o servicio contratado. En los supuestos mencionados en el presente párrafo, </w:t>
-      </w:r>
-      <w:r>
-        <w:rPr>
-          <w:rFonts w:cstheme="minorHAnsi"/>
-          <w:b/>
-          <w:bCs/>
-          <w:color w:val="000000"/>
-          <w:sz w:val="16"/>
-          <w:szCs w:val="16"/>
-          <w:lang w:val="es-MX"/>
-        </w:rPr>
-        <w:t>CREDIÁGIL</w:t>
-      </w:r>
-      <w:r>
-        <w:rPr>
-          <w:rFonts w:cstheme="minorHAnsi"/>
-          <w:color w:val="000000"/>
-          <w:sz w:val="16"/>
-          <w:szCs w:val="16"/>
-          <w:lang w:val="es-MX"/>
-        </w:rPr>
-        <w:t xml:space="preserve"> deberá enviar a </w:t>
+        <w:t xml:space="preserve">funcionamiento o tendencias de los mercados o la competencia; (iii) cambios en las políticas de gobierno o de Estado; (iv) impacto de alguna disposición legal sobre costos; (v) modificación de las características de los productos; (vi) inflación o deflación; devaluación o revaluación de la moneda; (vii) campañas promocionales; (viii) evaluación crediticia de </w:t>
       </w:r>
       <w:r>
         <w:rPr>
@@ -4164,117 +4505,29 @@
           <w:szCs w:val="16"/>
           <w:lang w:val="es-MX"/>
         </w:rPr>
-        <w:t xml:space="preserve"> una comunicación con un plazo previo de </w:t>
-      </w:r>
-      <w:r>
-        <w:rPr>
-          <w:rFonts w:cstheme="minorHAnsi"/>
-          <w:b/>
-          <w:bCs/>
-          <w:color w:val="000000"/>
-          <w:sz w:val="16"/>
-          <w:szCs w:val="16"/>
-          <w:lang w:val="es-MX"/>
-        </w:rPr>
-        <w:t>45 días calendario</w:t>
-      </w:r>
-      <w:r>
-        <w:rPr>
-          <w:rFonts w:cstheme="minorHAnsi"/>
-          <w:color w:val="000000"/>
-          <w:sz w:val="16"/>
-          <w:szCs w:val="16"/>
-          <w:lang w:val="es-MX"/>
-        </w:rPr>
-        <w:t xml:space="preserve">. Del mismo modo, se pacta que </w:t>
-      </w:r>
-      <w:r>
-        <w:rPr>
-          <w:rFonts w:cstheme="minorHAnsi"/>
-          <w:b/>
-          <w:bCs/>
-          <w:color w:val="000000"/>
-          <w:sz w:val="16"/>
-          <w:szCs w:val="16"/>
-          <w:lang w:val="es-MX"/>
-        </w:rPr>
-        <w:t>CREDIÁGIL</w:t>
-      </w:r>
-      <w:r>
-        <w:rPr>
-          <w:rFonts w:cstheme="minorHAnsi"/>
-          <w:color w:val="000000"/>
-          <w:sz w:val="16"/>
-          <w:szCs w:val="16"/>
-          <w:lang w:val="es-MX"/>
-        </w:rPr>
-        <w:t xml:space="preserve"> utilizará los medios de comunicación indirectos como: avisos en los </w:t>
-      </w:r>
-      <w:proofErr w:type="spellStart"/>
-      <w:r>
-        <w:rPr>
-          <w:rFonts w:cstheme="minorHAnsi"/>
-          <w:color w:val="000000"/>
-          <w:sz w:val="16"/>
-          <w:szCs w:val="16"/>
-          <w:lang w:val="es-MX"/>
-        </w:rPr>
-        <w:t>vouchers</w:t>
-      </w:r>
-      <w:proofErr w:type="spellEnd"/>
-      <w:r>
-        <w:rPr>
-          <w:rFonts w:cstheme="minorHAnsi"/>
-          <w:color w:val="000000"/>
-          <w:sz w:val="16"/>
-          <w:szCs w:val="16"/>
-          <w:lang w:val="es-MX"/>
-        </w:rPr>
-        <w:t xml:space="preserve"> de pago, el </w:t>
-      </w:r>
-      <w:r>
-        <w:rPr>
-          <w:rFonts w:cstheme="minorHAnsi"/>
-          <w:b/>
-          <w:bCs/>
-          <w:color w:val="000000"/>
-          <w:sz w:val="16"/>
-          <w:szCs w:val="16"/>
-          <w:lang w:val="es-MX"/>
-        </w:rPr>
-        <w:t>Tarifario vigente</w:t>
-      </w:r>
-      <w:r>
-        <w:rPr>
-          <w:rFonts w:cstheme="minorHAnsi"/>
-          <w:color w:val="000000"/>
-          <w:sz w:val="16"/>
-          <w:szCs w:val="16"/>
-          <w:lang w:val="es-MX"/>
-        </w:rPr>
-        <w:t xml:space="preserve"> y la </w:t>
-      </w:r>
-      <w:r>
-        <w:rPr>
-          <w:rFonts w:cstheme="minorHAnsi"/>
-          <w:b/>
-          <w:bCs/>
-          <w:color w:val="000000"/>
-          <w:sz w:val="16"/>
-          <w:szCs w:val="16"/>
-          <w:lang w:val="es-MX"/>
-        </w:rPr>
-        <w:t>Página Web</w:t>
-      </w:r>
-      <w:r>
-        <w:rPr>
-          <w:rFonts w:cstheme="minorHAnsi"/>
-          <w:color w:val="000000"/>
-          <w:sz w:val="16"/>
-          <w:szCs w:val="16"/>
-          <w:lang w:val="es-MX"/>
-        </w:rPr>
-        <w:t xml:space="preserve"> para comunicar modificaciones contractuales distintas a los previamente indicados o en caso estas resulten favorables a </w:t>
+        <w:t xml:space="preserve">; (ix) encarecimiento de los servicios prestados por terceros; (x) crisis financiera; o (xi) hechos ajenos a la voluntad de las partes como </w:t>
+      </w:r>
+      <w:r>
+        <w:rPr>
+          <w:rFonts w:cstheme="minorHAnsi"/>
+          <w:b/>
+          <w:bCs/>
+          <w:color w:val="000000"/>
+          <w:sz w:val="16"/>
+          <w:szCs w:val="16"/>
+          <w:lang w:val="es-MX"/>
+        </w:rPr>
+        <w:t>caso fortuito o fuerza mayor</w:t>
+      </w:r>
+      <w:r>
+        <w:rPr>
+          <w:rFonts w:cstheme="minorHAnsi"/>
+          <w:color w:val="000000"/>
+          <w:sz w:val="16"/>
+          <w:szCs w:val="16"/>
+          <w:lang w:val="es-MX"/>
+        </w:rPr>
+        <w:t xml:space="preserve">. Las modificaciones contractuales asociadas a la incorporación de servicios que no se encuentren directamente relacionados al producto contratado procederán siempre que se efectúe una comunicación previa a </w:t>
       </w:r>
       <w:r>
         <w:rPr>
@@ -4296,139 +4549,29 @@
           <w:szCs w:val="16"/>
           <w:lang w:val="es-MX"/>
         </w:rPr>
-        <w:t xml:space="preserve">. Las penalidades, comisiones y gastos podrán ser modificadas por </w:t>
-      </w:r>
-      <w:r>
-        <w:rPr>
-          <w:rFonts w:cstheme="minorHAnsi"/>
-          <w:b/>
-          <w:bCs/>
-          <w:color w:val="000000"/>
-          <w:sz w:val="16"/>
-          <w:szCs w:val="16"/>
-          <w:lang w:val="es-MX"/>
-        </w:rPr>
-        <w:t>CREDIÁGIL</w:t>
-      </w:r>
-      <w:r>
-        <w:rPr>
-          <w:rFonts w:cstheme="minorHAnsi"/>
-          <w:color w:val="000000"/>
-          <w:sz w:val="16"/>
-          <w:szCs w:val="16"/>
-          <w:lang w:val="es-MX"/>
-        </w:rPr>
-        <w:t xml:space="preserve"> bajo los siguientes supuestos: (i) cambios en las condiciones de la economía nacional o internacional; (</w:t>
-      </w:r>
-      <w:proofErr w:type="spellStart"/>
-      <w:r>
-        <w:rPr>
-          <w:rFonts w:cstheme="minorHAnsi"/>
-          <w:color w:val="000000"/>
-          <w:sz w:val="16"/>
-          <w:szCs w:val="16"/>
-          <w:lang w:val="es-MX"/>
-        </w:rPr>
-        <w:t>ii</w:t>
-      </w:r>
-      <w:proofErr w:type="spellEnd"/>
-      <w:r>
-        <w:rPr>
-          <w:rFonts w:cstheme="minorHAnsi"/>
-          <w:color w:val="000000"/>
-          <w:sz w:val="16"/>
-          <w:szCs w:val="16"/>
-          <w:lang w:val="es-MX"/>
-        </w:rPr>
-        <w:t>) cambios en el funcionamiento o tendencias de los mercados o la competencia; (</w:t>
-      </w:r>
-      <w:proofErr w:type="spellStart"/>
-      <w:r>
-        <w:rPr>
-          <w:rFonts w:cstheme="minorHAnsi"/>
-          <w:color w:val="000000"/>
-          <w:sz w:val="16"/>
-          <w:szCs w:val="16"/>
-          <w:lang w:val="es-MX"/>
-        </w:rPr>
-        <w:t>iii</w:t>
-      </w:r>
-      <w:proofErr w:type="spellEnd"/>
-      <w:r>
-        <w:rPr>
-          <w:rFonts w:cstheme="minorHAnsi"/>
-          <w:color w:val="000000"/>
-          <w:sz w:val="16"/>
-          <w:szCs w:val="16"/>
-          <w:lang w:val="es-MX"/>
-        </w:rPr>
-        <w:t>) cambios en las políticas de gobierno o de Estado; (</w:t>
-      </w:r>
-      <w:proofErr w:type="spellStart"/>
-      <w:r>
-        <w:rPr>
-          <w:rFonts w:cstheme="minorHAnsi"/>
-          <w:color w:val="000000"/>
-          <w:sz w:val="16"/>
-          <w:szCs w:val="16"/>
-          <w:lang w:val="es-MX"/>
-        </w:rPr>
-        <w:t>iv</w:t>
-      </w:r>
-      <w:proofErr w:type="spellEnd"/>
-      <w:r>
-        <w:rPr>
-          <w:rFonts w:cstheme="minorHAnsi"/>
-          <w:color w:val="000000"/>
-          <w:sz w:val="16"/>
-          <w:szCs w:val="16"/>
-          <w:lang w:val="es-MX"/>
-        </w:rPr>
-        <w:t>) impacto de alguna disposición legal sobre costos; (v) modificación de las características de los productos; (vi) inflación o deflación; devaluación o revaluación de la moneda; (</w:t>
-      </w:r>
-      <w:proofErr w:type="spellStart"/>
-      <w:r>
-        <w:rPr>
-          <w:rFonts w:cstheme="minorHAnsi"/>
-          <w:color w:val="000000"/>
-          <w:sz w:val="16"/>
-          <w:szCs w:val="16"/>
-          <w:lang w:val="es-MX"/>
-        </w:rPr>
-        <w:t>vii</w:t>
-      </w:r>
-      <w:proofErr w:type="spellEnd"/>
-      <w:r>
-        <w:rPr>
-          <w:rFonts w:cstheme="minorHAnsi"/>
-          <w:color w:val="000000"/>
-          <w:sz w:val="16"/>
-          <w:szCs w:val="16"/>
-          <w:lang w:val="es-MX"/>
-        </w:rPr>
-        <w:t>) campañas promocionales; (</w:t>
-      </w:r>
-      <w:proofErr w:type="spellStart"/>
-      <w:r>
-        <w:rPr>
-          <w:rFonts w:cstheme="minorHAnsi"/>
-          <w:color w:val="000000"/>
-          <w:sz w:val="16"/>
-          <w:szCs w:val="16"/>
-          <w:lang w:val="es-MX"/>
-        </w:rPr>
-        <w:t>viii</w:t>
-      </w:r>
-      <w:proofErr w:type="spellEnd"/>
-      <w:r>
-        <w:rPr>
-          <w:rFonts w:cstheme="minorHAnsi"/>
-          <w:color w:val="000000"/>
-          <w:sz w:val="16"/>
-          <w:szCs w:val="16"/>
-          <w:lang w:val="es-MX"/>
-        </w:rPr>
-        <w:t xml:space="preserve">) evaluación crediticia de </w:t>
+        <w:t xml:space="preserve"> con una anticipación no menor a </w:t>
+      </w:r>
+      <w:r>
+        <w:rPr>
+          <w:rFonts w:cstheme="minorHAnsi"/>
+          <w:b/>
+          <w:bCs/>
+          <w:color w:val="000000"/>
+          <w:sz w:val="16"/>
+          <w:szCs w:val="16"/>
+          <w:lang w:val="es-MX"/>
+        </w:rPr>
+        <w:t>cuarenta y cinco (45) días</w:t>
+      </w:r>
+      <w:r>
+        <w:rPr>
+          <w:rFonts w:cstheme="minorHAnsi"/>
+          <w:color w:val="000000"/>
+          <w:sz w:val="16"/>
+          <w:szCs w:val="16"/>
+          <w:lang w:val="es-MX"/>
+        </w:rPr>
+        <w:t xml:space="preserve">. De no encontrarse conforme con las modificaciones, </w:t>
       </w:r>
       <w:r>
         <w:rPr>
@@ -4450,116 +4593,6 @@
           <w:szCs w:val="16"/>
           <w:lang w:val="es-MX"/>
         </w:rPr>
-        <w:t>; (</w:t>
-      </w:r>
-      <w:proofErr w:type="spellStart"/>
-      <w:r>
-        <w:rPr>
-          <w:rFonts w:cstheme="minorHAnsi"/>
-          <w:color w:val="000000"/>
-          <w:sz w:val="16"/>
-          <w:szCs w:val="16"/>
-          <w:lang w:val="es-MX"/>
-        </w:rPr>
-        <w:t>ix</w:t>
-      </w:r>
-      <w:proofErr w:type="spellEnd"/>
-      <w:r>
-        <w:rPr>
-          <w:rFonts w:cstheme="minorHAnsi"/>
-          <w:color w:val="000000"/>
-          <w:sz w:val="16"/>
-          <w:szCs w:val="16"/>
-          <w:lang w:val="es-MX"/>
-        </w:rPr>
-        <w:t xml:space="preserve">) encarecimiento de los servicios prestados por terceros; (x) crisis financiera; o (xi) hechos ajenos a la voluntad de las partes como </w:t>
-      </w:r>
-      <w:r>
-        <w:rPr>
-          <w:rFonts w:cstheme="minorHAnsi"/>
-          <w:b/>
-          <w:bCs/>
-          <w:color w:val="000000"/>
-          <w:sz w:val="16"/>
-          <w:szCs w:val="16"/>
-          <w:lang w:val="es-MX"/>
-        </w:rPr>
-        <w:t>caso fortuito o fuerza mayor</w:t>
-      </w:r>
-      <w:r>
-        <w:rPr>
-          <w:rFonts w:cstheme="minorHAnsi"/>
-          <w:color w:val="000000"/>
-          <w:sz w:val="16"/>
-          <w:szCs w:val="16"/>
-          <w:lang w:val="es-MX"/>
-        </w:rPr>
-        <w:t xml:space="preserve">. Las modificaciones contractuales asociadas a la incorporación de servicios que no se encuentren directamente relacionados al producto contratado procederán siempre que se efectúe una comunicación previa a </w:t>
-      </w:r>
-      <w:r>
-        <w:rPr>
-          <w:rFonts w:cstheme="minorHAnsi"/>
-          <w:b/>
-          <w:bCs/>
-          <w:color w:val="000000"/>
-          <w:sz w:val="16"/>
-          <w:szCs w:val="16"/>
-          <w:lang w:val="es-MX"/>
-        </w:rPr>
-        <w:t>EL CLIENTE</w:t>
-      </w:r>
-      <w:r>
-        <w:rPr>
-          <w:rFonts w:cstheme="minorHAnsi"/>
-          <w:color w:val="000000"/>
-          <w:sz w:val="16"/>
-          <w:szCs w:val="16"/>
-          <w:lang w:val="es-MX"/>
-        </w:rPr>
-        <w:t xml:space="preserve"> con una anticipación no menor a </w:t>
-      </w:r>
-      <w:r>
-        <w:rPr>
-          <w:rFonts w:cstheme="minorHAnsi"/>
-          <w:b/>
-          <w:bCs/>
-          <w:color w:val="000000"/>
-          <w:sz w:val="16"/>
-          <w:szCs w:val="16"/>
-          <w:lang w:val="es-MX"/>
-        </w:rPr>
-        <w:t>cuarenta y cinco (45) días</w:t>
-      </w:r>
-      <w:r>
-        <w:rPr>
-          <w:rFonts w:cstheme="minorHAnsi"/>
-          <w:color w:val="000000"/>
-          <w:sz w:val="16"/>
-          <w:szCs w:val="16"/>
-          <w:lang w:val="es-MX"/>
-        </w:rPr>
-        <w:t xml:space="preserve">. De no encontrarse conforme con las modificaciones, </w:t>
-      </w:r>
-      <w:r>
-        <w:rPr>
-          <w:rFonts w:cstheme="minorHAnsi"/>
-          <w:b/>
-          <w:bCs/>
-          <w:color w:val="000000"/>
-          <w:sz w:val="16"/>
-          <w:szCs w:val="16"/>
-          <w:lang w:val="es-MX"/>
-        </w:rPr>
-        <w:t>EL CLIENTE</w:t>
-      </w:r>
-      <w:r>
-        <w:rPr>
-          <w:rFonts w:cstheme="minorHAnsi"/>
-          <w:color w:val="000000"/>
-          <w:sz w:val="16"/>
-          <w:szCs w:val="16"/>
-          <w:lang w:val="es-MX"/>
-        </w:rPr>
         <w:t xml:space="preserve"> podrá </w:t>
       </w:r>
       <w:r>
@@ -4582,51 +4615,7 @@
           <w:szCs w:val="16"/>
           <w:lang w:val="es-MX"/>
         </w:rPr>
-        <w:t xml:space="preserve"> debiendo para ello: (i) manifestar su disconformidad por escrito, (</w:t>
-      </w:r>
-      <w:proofErr w:type="spellStart"/>
-      <w:r>
-        <w:rPr>
-          <w:rFonts w:cstheme="minorHAnsi"/>
-          <w:color w:val="000000"/>
-          <w:sz w:val="16"/>
-          <w:szCs w:val="16"/>
-          <w:lang w:val="es-MX"/>
-        </w:rPr>
-        <w:t>ii</w:t>
-      </w:r>
-      <w:proofErr w:type="spellEnd"/>
-      <w:r>
-        <w:rPr>
-          <w:rFonts w:cstheme="minorHAnsi"/>
-          <w:color w:val="000000"/>
-          <w:sz w:val="16"/>
-          <w:szCs w:val="16"/>
-          <w:lang w:val="es-MX"/>
-        </w:rPr>
-        <w:t>) resolver expresamente el contrato y (</w:t>
-      </w:r>
-      <w:proofErr w:type="spellStart"/>
-      <w:r>
-        <w:rPr>
-          <w:rFonts w:cstheme="minorHAnsi"/>
-          <w:color w:val="000000"/>
-          <w:sz w:val="16"/>
-          <w:szCs w:val="16"/>
-          <w:lang w:val="es-MX"/>
-        </w:rPr>
-        <w:t>iii</w:t>
-      </w:r>
-      <w:proofErr w:type="spellEnd"/>
-      <w:r>
-        <w:rPr>
-          <w:rFonts w:cstheme="minorHAnsi"/>
-          <w:color w:val="000000"/>
-          <w:sz w:val="16"/>
-          <w:szCs w:val="16"/>
-          <w:lang w:val="es-MX"/>
-        </w:rPr>
-        <w:t xml:space="preserve">) proceder al </w:t>
+        <w:t xml:space="preserve"> debiendo para ello: (i) manifestar su disconformidad por escrito, (ii) resolver expresamente el contrato y (iii) proceder al </w:t>
       </w:r>
       <w:r>
         <w:rPr>
@@ -5659,7 +5648,25 @@
           <w:sz w:val="16"/>
           <w:szCs w:val="16"/>
         </w:rPr>
-        <w:t>{{NUM_CONTRATO}}</w:t>
+        <w:t>${</w:t>
+      </w:r>
+      <w:r>
+        <w:rPr>
+          <w:rFonts w:cstheme="minorHAnsi"/>
+          <w:color w:val="000000"/>
+          <w:sz w:val="16"/>
+          <w:szCs w:val="16"/>
+        </w:rPr>
+        <w:t>NUM_CONTRATO</w:t>
+      </w:r>
+      <w:r>
+        <w:rPr>
+          <w:rFonts w:cstheme="minorHAnsi"/>
+          <w:color w:val="000000"/>
+          <w:sz w:val="16"/>
+          <w:szCs w:val="16"/>
+        </w:rPr>
+        <w:t>}</w:t>
       </w:r>
       <w:r>
         <w:rPr>
@@ -5830,7 +5837,25 @@
           <w:sz w:val="16"/>
           <w:szCs w:val="16"/>
         </w:rPr>
-        <w:t>{{ELECTRO_MARCA}}</w:t>
+        <w:t>${</w:t>
+      </w:r>
+      <w:r>
+        <w:rPr>
+          <w:rFonts w:cstheme="minorHAnsi"/>
+          <w:color w:val="000000"/>
+          <w:sz w:val="16"/>
+          <w:szCs w:val="16"/>
+        </w:rPr>
+        <w:t>ELECTRO_MARCA</w:t>
+      </w:r>
+      <w:r>
+        <w:rPr>
+          <w:rFonts w:cstheme="minorHAnsi"/>
+          <w:color w:val="000000"/>
+          <w:sz w:val="16"/>
+          <w:szCs w:val="16"/>
+        </w:rPr>
+        <w:t>}</w:t>
       </w:r>
     </w:p>
     <w:p>
@@ -5871,7 +5896,16 @@
           <w:sz w:val="16"/>
           <w:szCs w:val="16"/>
         </w:rPr>
-        <w:t>{{ELECTRO_MODELO</w:t>
+        <w:t>${</w:t>
+      </w:r>
+      <w:r>
+        <w:rPr>
+          <w:rFonts w:cstheme="minorHAnsi"/>
+          <w:color w:val="000000"/>
+          <w:sz w:val="16"/>
+          <w:szCs w:val="16"/>
+        </w:rPr>
+        <w:t>ELECTRO_</w:t>
       </w:r>
       <w:proofErr w:type="gramStart"/>
       <w:r>
@@ -5881,7 +5915,16 @@
           <w:sz w:val="16"/>
           <w:szCs w:val="16"/>
         </w:rPr>
-        <w:t>}}</w:t>
+        <w:t>MODELO</w:t>
+      </w:r>
+      <w:r>
+        <w:rPr>
+          <w:rFonts w:cstheme="minorHAnsi"/>
+          <w:color w:val="000000"/>
+          <w:sz w:val="16"/>
+          <w:szCs w:val="16"/>
+        </w:rPr>
+        <w:t>}</w:t>
       </w:r>
       <w:r>
         <w:rPr>
@@ -5925,7 +5968,25 @@
           <w:sz w:val="16"/>
           <w:szCs w:val="16"/>
         </w:rPr>
-        <w:t>{{ELECTRO_COLOR}}</w:t>
+        <w:t>${</w:t>
+      </w:r>
+      <w:r>
+        <w:rPr>
+          <w:rFonts w:cstheme="minorHAnsi"/>
+          <w:color w:val="000000"/>
+          <w:sz w:val="16"/>
+          <w:szCs w:val="16"/>
+        </w:rPr>
+        <w:t>ELECTRO_COLOR</w:t>
+      </w:r>
+      <w:r>
+        <w:rPr>
+          <w:rFonts w:cstheme="minorHAnsi"/>
+          <w:color w:val="000000"/>
+          <w:sz w:val="16"/>
+          <w:szCs w:val="16"/>
+        </w:rPr>
+        <w:t>}</w:t>
       </w:r>
     </w:p>
     <w:p>
@@ -5966,7 +6027,16 @@
           <w:sz w:val="16"/>
           <w:szCs w:val="16"/>
         </w:rPr>
-        <w:t>{{ELECTRO_SERIE</w:t>
+        <w:t>${</w:t>
+      </w:r>
+      <w:r>
+        <w:rPr>
+          <w:rFonts w:cstheme="minorHAnsi"/>
+          <w:color w:val="000000"/>
+          <w:sz w:val="16"/>
+          <w:szCs w:val="16"/>
+        </w:rPr>
+        <w:t>ELECTRO_</w:t>
       </w:r>
       <w:proofErr w:type="gramStart"/>
       <w:r>
@@ -5976,7 +6046,16 @@
           <w:sz w:val="16"/>
           <w:szCs w:val="16"/>
         </w:rPr>
-        <w:t>}}</w:t>
+        <w:t>SERIE</w:t>
+      </w:r>
+      <w:r>
+        <w:rPr>
+          <w:rFonts w:cstheme="minorHAnsi"/>
+          <w:color w:val="000000"/>
+          <w:sz w:val="16"/>
+          <w:szCs w:val="16"/>
+        </w:rPr>
+        <w:t>}</w:t>
       </w:r>
       <w:r>
         <w:rPr>
@@ -6013,43 +6092,37 @@
           <w:szCs w:val="16"/>
           <w:lang w:val="es-MX"/>
         </w:rPr>
-        <w:t>Año Fab. (</w:t>
-      </w:r>
-      <w:proofErr w:type="spellStart"/>
-      <w:r>
-        <w:rPr>
-          <w:rFonts w:cstheme="minorHAnsi"/>
-          <w:b/>
-          <w:bCs/>
-          <w:color w:val="000000"/>
-          <w:sz w:val="16"/>
-          <w:szCs w:val="16"/>
-          <w:lang w:val="es-MX"/>
-        </w:rPr>
-        <w:t>aprox</w:t>
-      </w:r>
-      <w:proofErr w:type="spellEnd"/>
-      <w:r>
-        <w:rPr>
-          <w:rFonts w:cstheme="minorHAnsi"/>
-          <w:b/>
-          <w:bCs/>
-          <w:color w:val="000000"/>
-          <w:sz w:val="16"/>
-          <w:szCs w:val="16"/>
-          <w:lang w:val="es-MX"/>
-        </w:rPr>
-        <w:t xml:space="preserve">): </w:t>
-      </w:r>
-      <w:r>
-        <w:rPr>
-          <w:rFonts w:cstheme="minorHAnsi"/>
-          <w:color w:val="000000"/>
-          <w:sz w:val="16"/>
-          <w:szCs w:val="16"/>
-          <w:lang w:val="es-MX"/>
-        </w:rPr>
-        <w:t>{{ELECTRO_FABRIC}}</w:t>
+        <w:t xml:space="preserve">Año Fab. (aprox): </w:t>
+      </w:r>
+      <w:r>
+        <w:rPr>
+          <w:rFonts w:cstheme="minorHAnsi"/>
+          <w:color w:val="000000"/>
+          <w:sz w:val="16"/>
+          <w:szCs w:val="16"/>
+          <w:lang w:val="es-MX"/>
+        </w:rPr>
+        <w:t>${</w:t>
+      </w:r>
+      <w:r>
+        <w:rPr>
+          <w:rFonts w:cstheme="minorHAnsi"/>
+          <w:color w:val="000000"/>
+          <w:sz w:val="16"/>
+          <w:szCs w:val="16"/>
+          <w:lang w:val="es-MX"/>
+        </w:rPr>
+        <w:t>ELECTRO_FABRIC</w:t>
+      </w:r>
+      <w:r>
+        <w:rPr>
+          <w:rFonts w:cstheme="minorHAnsi"/>
+          <w:color w:val="000000"/>
+          <w:sz w:val="16"/>
+          <w:szCs w:val="16"/>
+          <w:lang w:val="es-MX"/>
+        </w:rPr>
+        <w:t>}</w:t>
       </w:r>
     </w:p>
     <w:p>
@@ -6125,7 +6198,103 @@
           <w:szCs w:val="16"/>
           <w:lang w:val="es-MX"/>
         </w:rPr>
-        <w:t>Monto del Préstamo: S/ {{MONTO_PRESTAMO}} ({{LETRAS_PRESTAMO}} Y 00/100 SOLES)</w:t>
+        <w:t xml:space="preserve">Monto del Préstamo: S/ </w:t>
+      </w:r>
+      <w:r>
+        <w:rPr>
+          <w:rFonts w:cstheme="minorHAnsi"/>
+          <w:b/>
+          <w:bCs/>
+          <w:color w:val="000000"/>
+          <w:sz w:val="16"/>
+          <w:szCs w:val="16"/>
+          <w:lang w:val="es-MX"/>
+        </w:rPr>
+        <w:t>${</w:t>
+      </w:r>
+      <w:r>
+        <w:rPr>
+          <w:rFonts w:cstheme="minorHAnsi"/>
+          <w:b/>
+          <w:bCs/>
+          <w:color w:val="000000"/>
+          <w:sz w:val="16"/>
+          <w:szCs w:val="16"/>
+          <w:lang w:val="es-MX"/>
+        </w:rPr>
+        <w:t>MONTO_PRESTAMO</w:t>
+      </w:r>
+      <w:r>
+        <w:rPr>
+          <w:rFonts w:cstheme="minorHAnsi"/>
+          <w:b/>
+          <w:bCs/>
+          <w:color w:val="000000"/>
+          <w:sz w:val="16"/>
+          <w:szCs w:val="16"/>
+          <w:lang w:val="es-MX"/>
+        </w:rPr>
+        <w:t>}</w:t>
+      </w:r>
+      <w:r>
+        <w:rPr>
+          <w:rFonts w:cstheme="minorHAnsi"/>
+          <w:b/>
+          <w:bCs/>
+          <w:color w:val="000000"/>
+          <w:sz w:val="16"/>
+          <w:szCs w:val="16"/>
+          <w:lang w:val="es-MX"/>
+        </w:rPr>
+        <w:t xml:space="preserve"> (</w:t>
+      </w:r>
+      <w:r>
+        <w:rPr>
+          <w:rFonts w:cstheme="minorHAnsi"/>
+          <w:b/>
+          <w:bCs/>
+          <w:color w:val="000000"/>
+          <w:sz w:val="16"/>
+          <w:szCs w:val="16"/>
+          <w:lang w:val="es-MX"/>
+        </w:rPr>
+        <w:t>${</w:t>
+      </w:r>
+      <w:r>
+        <w:rPr>
+          <w:rFonts w:cstheme="minorHAnsi"/>
+          <w:b/>
+          <w:bCs/>
+          <w:color w:val="000000"/>
+          <w:sz w:val="16"/>
+          <w:szCs w:val="16"/>
+          <w:lang w:val="es-MX"/>
+        </w:rPr>
+        <w:t>LETRAS_PRESTAMO</w:t>
+      </w:r>
+      <w:r>
+        <w:rPr>
+          <w:rFonts w:cstheme="minorHAnsi"/>
+          <w:b/>
+          <w:bCs/>
+          <w:color w:val="000000"/>
+          <w:sz w:val="16"/>
+          <w:szCs w:val="16"/>
+          <w:lang w:val="es-MX"/>
+        </w:rPr>
+        <w:t>}</w:t>
+      </w:r>
+      <w:r>
+        <w:rPr>
+          <w:rFonts w:cstheme="minorHAnsi"/>
+          <w:b/>
+          <w:bCs/>
+          <w:color w:val="000000"/>
+          <w:sz w:val="16"/>
+          <w:szCs w:val="16"/>
+          <w:lang w:val="es-MX"/>
+        </w:rPr>
+        <w:t xml:space="preserve"> Y 00/100 SOLES)</w:t>
       </w:r>
     </w:p>
     <w:p>
@@ -6157,7 +6326,103 @@
           <w:szCs w:val="16"/>
           <w:lang w:val="es-MX"/>
         </w:rPr>
-        <w:t>Monto de Devolución Pactado: S/ {{MONTO_DEVOLUCION}} ({{LETRAS_DEVOLUCION}} Y 00/100 SOLES)</w:t>
+        <w:t xml:space="preserve">Monto de Devolución Pactado: S/ </w:t>
+      </w:r>
+      <w:r>
+        <w:rPr>
+          <w:rFonts w:cstheme="minorHAnsi"/>
+          <w:b/>
+          <w:bCs/>
+          <w:color w:val="000000"/>
+          <w:sz w:val="16"/>
+          <w:szCs w:val="16"/>
+          <w:lang w:val="es-MX"/>
+        </w:rPr>
+        <w:t>${</w:t>
+      </w:r>
+      <w:r>
+        <w:rPr>
+          <w:rFonts w:cstheme="minorHAnsi"/>
+          <w:b/>
+          <w:bCs/>
+          <w:color w:val="000000"/>
+          <w:sz w:val="16"/>
+          <w:szCs w:val="16"/>
+          <w:lang w:val="es-MX"/>
+        </w:rPr>
+        <w:t>MONTO_DEVOLUCION</w:t>
+      </w:r>
+      <w:r>
+        <w:rPr>
+          <w:rFonts w:cstheme="minorHAnsi"/>
+          <w:b/>
+          <w:bCs/>
+          <w:color w:val="000000"/>
+          <w:sz w:val="16"/>
+          <w:szCs w:val="16"/>
+          <w:lang w:val="es-MX"/>
+        </w:rPr>
+        <w:t>}</w:t>
+      </w:r>
+      <w:r>
+        <w:rPr>
+          <w:rFonts w:cstheme="minorHAnsi"/>
+          <w:b/>
+          <w:bCs/>
+          <w:color w:val="000000"/>
+          <w:sz w:val="16"/>
+          <w:szCs w:val="16"/>
+          <w:lang w:val="es-MX"/>
+        </w:rPr>
+        <w:t xml:space="preserve"> (</w:t>
+      </w:r>
+      <w:r>
+        <w:rPr>
+          <w:rFonts w:cstheme="minorHAnsi"/>
+          <w:b/>
+          <w:bCs/>
+          <w:color w:val="000000"/>
+          <w:sz w:val="16"/>
+          <w:szCs w:val="16"/>
+          <w:lang w:val="es-MX"/>
+        </w:rPr>
+        <w:t>${</w:t>
+      </w:r>
+      <w:r>
+        <w:rPr>
+          <w:rFonts w:cstheme="minorHAnsi"/>
+          <w:b/>
+          <w:bCs/>
+          <w:color w:val="000000"/>
+          <w:sz w:val="16"/>
+          <w:szCs w:val="16"/>
+          <w:lang w:val="es-MX"/>
+        </w:rPr>
+        <w:t>LETRAS_DEVOLUCION</w:t>
+      </w:r>
+      <w:r>
+        <w:rPr>
+          <w:rFonts w:cstheme="minorHAnsi"/>
+          <w:b/>
+          <w:bCs/>
+          <w:color w:val="000000"/>
+          <w:sz w:val="16"/>
+          <w:szCs w:val="16"/>
+          <w:lang w:val="es-MX"/>
+        </w:rPr>
+        <w:t>}</w:t>
+      </w:r>
+      <w:r>
+        <w:rPr>
+          <w:rFonts w:cstheme="minorHAnsi"/>
+          <w:b/>
+          <w:bCs/>
+          <w:color w:val="000000"/>
+          <w:sz w:val="16"/>
+          <w:szCs w:val="16"/>
+          <w:lang w:val="es-MX"/>
+        </w:rPr>
+        <w:t xml:space="preserve"> Y 00/100 SOLES)</w:t>
       </w:r>
     </w:p>
     <w:p>
@@ -6188,20 +6453,18 @@
           <w:color w:val="000000"/>
           <w:sz w:val="16"/>
           <w:szCs w:val="16"/>
-          <w:lang w:val="es-MX"/>
-        </w:rPr>
-      </w:pPr>
-      <w:r>
-        <w:rPr>
-          <w:rFonts w:cstheme="minorHAnsi"/>
-          <w:b/>
-          <w:bCs/>
-          <w:color w:val="000000"/>
-          <w:sz w:val="16"/>
-          <w:szCs w:val="16"/>
-          <w:lang w:val="es-MX"/>
-        </w:rPr>
-        <w:t>DECLARACIÓN DE CONFORMIDAD:</w:t>
+        </w:rPr>
+      </w:pPr>
+      <w:r>
+        <w:rPr>
+          <w:rFonts w:cstheme="minorHAnsi"/>
+          <w:b/>
+          <w:bCs/>
+          <w:color w:val="000000"/>
+          <w:sz w:val="16"/>
+          <w:szCs w:val="16"/>
+        </w:rPr>
+        <w:t>III. DESCRIPCIÓN Y ESTADO ESTÉTICO DEL EQUIPO</w:t>
       </w:r>
     </w:p>
     <w:p>
@@ -6211,33 +6474,69 @@
         <w:jc w:val="both"/>
         <w:rPr>
           <w:rFonts w:cstheme="minorHAnsi"/>
-          <w:color w:val="000000"/>
-          <w:sz w:val="16"/>
-          <w:szCs w:val="16"/>
-          <w:lang w:val="es-MX"/>
-        </w:rPr>
-      </w:pPr>
-      <w:r>
-        <w:rPr>
-          <w:rFonts w:cstheme="minorHAnsi"/>
-          <w:b/>
-          <w:bCs/>
-          <w:color w:val="000000"/>
-          <w:sz w:val="16"/>
-          <w:szCs w:val="16"/>
-          <w:lang w:val="es-MX"/>
-        </w:rPr>
-        <w:t xml:space="preserve">EL CLIENTE </w:t>
-      </w:r>
-      <w:r>
-        <w:rPr>
-          <w:rFonts w:cstheme="minorHAnsi"/>
-          <w:color w:val="000000"/>
-          <w:sz w:val="16"/>
-          <w:szCs w:val="16"/>
-          <w:lang w:val="es-MX"/>
-        </w:rPr>
-        <w:t>declara bajo juramento que la descripción y el estado del bien arriba detallados corresponden fielmente a la realidad al momento de la entrega. Asimismo, acepta que el bien será devuelto en las mismas condiciones estéticas y funcionales, salvo el desgaste natural por el paso del tiempo, previa cancelación de la deuda.</w:t>
+          <w:b/>
+          <w:bCs/>
+          <w:i/>
+          <w:iCs/>
+          <w:color w:val="000000"/>
+          <w:sz w:val="16"/>
+          <w:szCs w:val="16"/>
+        </w:rPr>
+      </w:pPr>
+      <w:r>
+        <w:rPr>
+          <w:rFonts w:cstheme="minorHAnsi"/>
+          <w:b/>
+          <w:bCs/>
+          <w:color w:val="000000"/>
+          <w:sz w:val="16"/>
+          <w:szCs w:val="16"/>
+        </w:rPr>
+        <w:t xml:space="preserve">El bien se recibe en el siguiente estado: </w:t>
+      </w:r>
+      <w:r>
+        <w:rPr>
+          <w:rFonts w:cstheme="minorHAnsi"/>
+          <w:b/>
+          <w:bCs/>
+          <w:color w:val="000000"/>
+          <w:sz w:val="16"/>
+          <w:szCs w:val="16"/>
+        </w:rPr>
+        <w:t>${</w:t>
+      </w:r>
+      <w:r>
+        <w:rPr>
+          <w:rFonts w:cstheme="minorHAnsi"/>
+          <w:b/>
+          <w:bCs/>
+          <w:color w:val="000000"/>
+          <w:sz w:val="16"/>
+          <w:szCs w:val="16"/>
+        </w:rPr>
+        <w:t>ELECTRO_DESCRIPCION</w:t>
+      </w:r>
+      <w:r>
+        <w:rPr>
+          <w:rFonts w:cstheme="minorHAnsi"/>
+          <w:b/>
+          <w:bCs/>
+          <w:color w:val="000000"/>
+          <w:sz w:val="16"/>
+          <w:szCs w:val="16"/>
+        </w:rPr>
+        <w:t>}</w:t>
+      </w:r>
+      <w:r>
+        <w:rPr>
+          <w:rFonts w:cstheme="minorHAnsi"/>
+          <w:b/>
+          <w:bCs/>
+          <w:color w:val="000000"/>
+          <w:sz w:val="16"/>
+          <w:szCs w:val="16"/>
+        </w:rPr>
+        <w:t>.</w:t>
       </w:r>
     </w:p>
     <w:p>
@@ -6247,6 +6546,8 @@
         <w:jc w:val="both"/>
         <w:rPr>
           <w:rFonts w:cstheme="minorHAnsi"/>
+          <w:b/>
+          <w:bCs/>
           <w:color w:val="000000"/>
           <w:sz w:val="16"/>
           <w:szCs w:val="16"/>
@@ -6269,75 +6570,6 @@
           <w:lang w:val="es-MX"/>
         </w:rPr>
       </w:pPr>
-      <w:r>
-        <w:rPr>
-          <w:rFonts w:cstheme="minorHAnsi"/>
-          <w:b/>
-          <w:bCs/>
-          <w:color w:val="000000"/>
-          <w:sz w:val="16"/>
-          <w:szCs w:val="16"/>
-          <w:lang w:val="es-MX"/>
-        </w:rPr>
-        <w:t xml:space="preserve">LIMA, </w:t>
-      </w:r>
-      <w:r>
-        <w:rPr>
-          <w:rFonts w:cstheme="minorHAnsi"/>
-          <w:b/>
-          <w:bCs/>
-          <w:color w:val="000000"/>
-          <w:sz w:val="16"/>
-          <w:szCs w:val="16"/>
-        </w:rPr>
-        <w:t>{{SISTEMA_DIA}}</w:t>
-      </w:r>
-      <w:r>
-        <w:rPr>
-          <w:rFonts w:cstheme="minorHAnsi"/>
-          <w:b/>
-          <w:bCs/>
-          <w:color w:val="000000"/>
-          <w:sz w:val="16"/>
-          <w:szCs w:val="16"/>
-          <w:lang w:val="es-MX"/>
-        </w:rPr>
-        <w:t xml:space="preserve"> DE </w:t>
-      </w:r>
-      <w:r>
-        <w:rPr>
-          <w:rFonts w:cstheme="minorHAnsi"/>
-          <w:b/>
-          <w:bCs/>
-          <w:color w:val="000000"/>
-          <w:sz w:val="16"/>
-          <w:szCs w:val="16"/>
-        </w:rPr>
-        <w:t>{{SISTEMA_MES}}</w:t>
-      </w:r>
-      <w:r>
-        <w:rPr>
-          <w:rFonts w:cstheme="minorHAnsi"/>
-          <w:b/>
-          <w:bCs/>
-          <w:color w:val="000000"/>
-          <w:sz w:val="16"/>
-          <w:szCs w:val="16"/>
-          <w:lang w:val="es-MX"/>
-        </w:rPr>
-        <w:t xml:space="preserve"> DE </w:t>
-      </w:r>
-      <w:r>
-        <w:rPr>
-          <w:rFonts w:cstheme="minorHAnsi"/>
-          <w:b/>
-          <w:bCs/>
-          <w:color w:val="000000"/>
-          <w:sz w:val="16"/>
-          <w:szCs w:val="16"/>
-        </w:rPr>
-        <w:t>{{SISTEMA_ANIO}}</w:t>
-      </w:r>
     </w:p>
     <w:p>
       <w:pPr>
@@ -6373,24 +6605,14 @@
       <w:r>
         <w:rPr>
           <w:rFonts w:cstheme="minorHAnsi"/>
-          <w:color w:val="000000"/>
-          <w:sz w:val="16"/>
-          <w:szCs w:val="16"/>
-          <w:lang w:val="es-MX"/>
-        </w:rPr>
-        <w:br/>
-      </w:r>
-      <w:r>
-        <w:rPr>
-          <w:rFonts w:cstheme="minorHAnsi"/>
-          <w:b/>
-          <w:bCs/>
-          <w:color w:val="000000"/>
-          <w:sz w:val="16"/>
-          <w:szCs w:val="16"/>
-          <w:lang w:val="es-MX"/>
-        </w:rPr>
-        <w:t>ANEXO 02: HOJA RESUMEN INFORMATIVA</w:t>
+          <w:b/>
+          <w:bCs/>
+          <w:color w:val="000000"/>
+          <w:sz w:val="16"/>
+          <w:szCs w:val="16"/>
+          <w:lang w:val="es-MX"/>
+        </w:rPr>
+        <w:t>DECLARACIÓN DE CONFORMIDAD:</w:t>
       </w:r>
     </w:p>
     <w:p>
@@ -6409,12 +6631,328 @@
       <w:r>
         <w:rPr>
           <w:rFonts w:cstheme="minorHAnsi"/>
-          <w:color w:val="000000"/>
-          <w:sz w:val="16"/>
-          <w:szCs w:val="16"/>
-          <w:lang w:val="es-MX"/>
-        </w:rPr>
-        <w:t>Este documento forma parte integrante del Contrato N° {{NUM_CONTRATO}}</w:t>
+          <w:b/>
+          <w:bCs/>
+          <w:color w:val="000000"/>
+          <w:sz w:val="16"/>
+          <w:szCs w:val="16"/>
+          <w:lang w:val="es-MX"/>
+        </w:rPr>
+        <w:t xml:space="preserve">EL CLIENTE </w:t>
+      </w:r>
+      <w:r>
+        <w:rPr>
+          <w:rFonts w:cstheme="minorHAnsi"/>
+          <w:color w:val="000000"/>
+          <w:sz w:val="16"/>
+          <w:szCs w:val="16"/>
+          <w:lang w:val="es-MX"/>
+        </w:rPr>
+        <w:t>declara bajo juramento que la descripción y el estado del bien arriba detallados corresponden fielmente a la realidad al momento de la entrega. Asimismo, acepta que el bien será devuelto en las mismas condiciones estéticas y funcionales, salvo el desgaste natural por el paso del tiempo, previa cancelación de la deuda.</w:t>
+      </w:r>
+    </w:p>
+    <w:p>
+      <w:pPr>
+        <w:spacing w:before="10" w:after="10" w:line="240" w:lineRule="auto"/>
+        <w:ind w:right="-1085"/>
+        <w:jc w:val="both"/>
+        <w:rPr>
+          <w:rFonts w:cstheme="minorHAnsi"/>
+          <w:color w:val="000000"/>
+          <w:sz w:val="16"/>
+          <w:szCs w:val="16"/>
+          <w:lang w:val="es-MX"/>
+        </w:rPr>
+      </w:pPr>
+    </w:p>
+    <w:p>
+      <w:pPr>
+        <w:spacing w:before="10" w:after="10" w:line="240" w:lineRule="auto"/>
+        <w:ind w:right="-1085"/>
+        <w:jc w:val="both"/>
+        <w:rPr>
+          <w:rFonts w:cstheme="minorHAnsi"/>
+          <w:b/>
+          <w:bCs/>
+          <w:color w:val="000000"/>
+          <w:sz w:val="16"/>
+          <w:szCs w:val="16"/>
+          <w:lang w:val="es-MX"/>
+        </w:rPr>
+      </w:pPr>
+      <w:r>
+        <w:rPr>
+          <w:rFonts w:cstheme="minorHAnsi"/>
+          <w:b/>
+          <w:bCs/>
+          <w:color w:val="000000"/>
+          <w:sz w:val="16"/>
+          <w:szCs w:val="16"/>
+          <w:lang w:val="es-MX"/>
+        </w:rPr>
+        <w:t xml:space="preserve">LIMA, </w:t>
+      </w:r>
+      <w:r>
+        <w:rPr>
+          <w:rFonts w:cstheme="minorHAnsi"/>
+          <w:b/>
+          <w:bCs/>
+          <w:color w:val="000000"/>
+          <w:sz w:val="16"/>
+          <w:szCs w:val="16"/>
+        </w:rPr>
+        <w:t>${</w:t>
+      </w:r>
+      <w:r>
+        <w:rPr>
+          <w:rFonts w:cstheme="minorHAnsi"/>
+          <w:b/>
+          <w:bCs/>
+          <w:color w:val="000000"/>
+          <w:sz w:val="16"/>
+          <w:szCs w:val="16"/>
+        </w:rPr>
+        <w:t>SISTEMA_DIA</w:t>
+      </w:r>
+      <w:r>
+        <w:rPr>
+          <w:rFonts w:cstheme="minorHAnsi"/>
+          <w:b/>
+          <w:bCs/>
+          <w:color w:val="000000"/>
+          <w:sz w:val="16"/>
+          <w:szCs w:val="16"/>
+        </w:rPr>
+        <w:t>}</w:t>
+      </w:r>
+      <w:r>
+        <w:rPr>
+          <w:rFonts w:cstheme="minorHAnsi"/>
+          <w:b/>
+          <w:bCs/>
+          <w:color w:val="000000"/>
+          <w:sz w:val="16"/>
+          <w:szCs w:val="16"/>
+          <w:lang w:val="es-MX"/>
+        </w:rPr>
+        <w:t xml:space="preserve"> DE </w:t>
+      </w:r>
+      <w:r>
+        <w:rPr>
+          <w:rFonts w:cstheme="minorHAnsi"/>
+          <w:b/>
+          <w:bCs/>
+          <w:color w:val="000000"/>
+          <w:sz w:val="16"/>
+          <w:szCs w:val="16"/>
+        </w:rPr>
+        <w:t>${</w:t>
+      </w:r>
+      <w:r>
+        <w:rPr>
+          <w:rFonts w:cstheme="minorHAnsi"/>
+          <w:b/>
+          <w:bCs/>
+          <w:color w:val="000000"/>
+          <w:sz w:val="16"/>
+          <w:szCs w:val="16"/>
+        </w:rPr>
+        <w:t>SISTEMA_MES</w:t>
+      </w:r>
+      <w:r>
+        <w:rPr>
+          <w:rFonts w:cstheme="minorHAnsi"/>
+          <w:b/>
+          <w:bCs/>
+          <w:color w:val="000000"/>
+          <w:sz w:val="16"/>
+          <w:szCs w:val="16"/>
+        </w:rPr>
+        <w:t>}</w:t>
+      </w:r>
+      <w:r>
+        <w:rPr>
+          <w:rFonts w:cstheme="minorHAnsi"/>
+          <w:b/>
+          <w:bCs/>
+          <w:color w:val="000000"/>
+          <w:sz w:val="16"/>
+          <w:szCs w:val="16"/>
+          <w:lang w:val="es-MX"/>
+        </w:rPr>
+        <w:t xml:space="preserve"> DE </w:t>
+      </w:r>
+      <w:r>
+        <w:rPr>
+          <w:rFonts w:cstheme="minorHAnsi"/>
+          <w:b/>
+          <w:bCs/>
+          <w:color w:val="000000"/>
+          <w:sz w:val="16"/>
+          <w:szCs w:val="16"/>
+        </w:rPr>
+        <w:t>${</w:t>
+      </w:r>
+      <w:r>
+        <w:rPr>
+          <w:rFonts w:cstheme="minorHAnsi"/>
+          <w:b/>
+          <w:bCs/>
+          <w:color w:val="000000"/>
+          <w:sz w:val="16"/>
+          <w:szCs w:val="16"/>
+        </w:rPr>
+        <w:t>SISTEMA_ANIO</w:t>
+      </w:r>
+      <w:r>
+        <w:rPr>
+          <w:rFonts w:cstheme="minorHAnsi"/>
+          <w:b/>
+          <w:bCs/>
+          <w:color w:val="000000"/>
+          <w:sz w:val="16"/>
+          <w:szCs w:val="16"/>
+        </w:rPr>
+        <w:t>}</w:t>
+      </w:r>
+    </w:p>
+    <w:p>
+      <w:pPr>
+        <w:spacing w:before="10" w:after="10" w:line="240" w:lineRule="auto"/>
+        <w:ind w:right="-1085"/>
+        <w:jc w:val="both"/>
+        <w:rPr>
+          <w:rFonts w:cstheme="minorHAnsi"/>
+          <w:b/>
+          <w:bCs/>
+          <w:color w:val="000000"/>
+          <w:sz w:val="16"/>
+          <w:szCs w:val="16"/>
+          <w:lang w:val="es-MX"/>
+        </w:rPr>
+      </w:pPr>
+      <w:r>
+        <w:rPr>
+          <w:rFonts w:cstheme="minorHAnsi"/>
+          <w:color w:val="000000"/>
+          <w:sz w:val="16"/>
+          <w:szCs w:val="16"/>
+          <w:lang w:val="es-MX"/>
+        </w:rPr>
+        <w:lastRenderedPageBreak/>
+        <w:br/>
+      </w:r>
+    </w:p>
+    <w:p>
+      <w:pPr>
+        <w:spacing w:before="10" w:after="10" w:line="240" w:lineRule="auto"/>
+        <w:ind w:right="-1085"/>
+        <w:jc w:val="both"/>
+        <w:rPr>
+          <w:rFonts w:cstheme="minorHAnsi"/>
+          <w:b/>
+          <w:bCs/>
+          <w:color w:val="000000"/>
+          <w:sz w:val="16"/>
+          <w:szCs w:val="16"/>
+          <w:lang w:val="es-MX"/>
+        </w:rPr>
+      </w:pPr>
+      <w:r>
+        <w:rPr>
+          <w:rFonts w:cstheme="minorHAnsi"/>
+          <w:b/>
+          <w:bCs/>
+          <w:color w:val="000000"/>
+          <w:sz w:val="16"/>
+          <w:szCs w:val="16"/>
+          <w:lang w:val="es-MX"/>
+        </w:rPr>
+        <w:t>ANEXO 02: HOJA RESUMEN INFORMATIVA</w:t>
+      </w:r>
+    </w:p>
+    <w:p>
+      <w:pPr>
+        <w:spacing w:before="10" w:after="10" w:line="240" w:lineRule="auto"/>
+        <w:ind w:right="-1085"/>
+        <w:jc w:val="both"/>
+        <w:rPr>
+          <w:rFonts w:cstheme="minorHAnsi"/>
+          <w:color w:val="000000"/>
+          <w:sz w:val="16"/>
+          <w:szCs w:val="16"/>
+          <w:lang w:val="es-MX"/>
+        </w:rPr>
+      </w:pPr>
+      <w:r>
+        <w:rPr>
+          <w:rFonts w:cstheme="minorHAnsi"/>
+          <w:color w:val="000000"/>
+          <w:sz w:val="16"/>
+          <w:szCs w:val="16"/>
+          <w:lang w:val="es-MX"/>
+        </w:rPr>
+        <w:t>Este documento forma parte integrante del Contrato</w:t>
+      </w:r>
+      <w:r>
+        <w:rPr>
+          <w:rFonts w:cstheme="minorHAnsi"/>
+          <w:color w:val="000000"/>
+          <w:sz w:val="16"/>
+          <w:szCs w:val="16"/>
+          <w:lang w:val="es-MX"/>
+        </w:rPr>
+        <w:t xml:space="preserve"> </w:t>
+      </w:r>
+      <w:r>
+        <w:rPr>
+          <w:rFonts w:cstheme="minorHAnsi"/>
+          <w:color w:val="000000"/>
+          <w:sz w:val="16"/>
+          <w:szCs w:val="16"/>
+          <w:lang w:val="es-MX"/>
+        </w:rPr>
+        <w:t>Nº</w:t>
+      </w:r>
+      <w:r>
+        <w:rPr>
+          <w:rFonts w:cstheme="minorHAnsi"/>
+          <w:color w:val="000000"/>
+          <w:sz w:val="16"/>
+          <w:szCs w:val="16"/>
+          <w:lang w:val="es-MX"/>
+        </w:rPr>
+        <w:t xml:space="preserve"> </w:t>
+      </w:r>
+      <w:r>
+        <w:rPr>
+          <w:rFonts w:cstheme="minorHAnsi"/>
+          <w:color w:val="000000"/>
+          <w:sz w:val="16"/>
+          <w:szCs w:val="16"/>
+          <w:lang w:val="es-MX"/>
+        </w:rPr>
+        <w:t>${</w:t>
+      </w:r>
+      <w:r>
+        <w:rPr>
+          <w:rFonts w:cstheme="minorHAnsi"/>
+          <w:color w:val="000000"/>
+          <w:sz w:val="16"/>
+          <w:szCs w:val="16"/>
+          <w:lang w:val="es-MX"/>
+        </w:rPr>
+        <w:t>NUM_CONTRATO</w:t>
+      </w:r>
+      <w:r>
+        <w:rPr>
+          <w:rFonts w:cstheme="minorHAnsi"/>
+          <w:color w:val="000000"/>
+          <w:sz w:val="16"/>
+          <w:szCs w:val="16"/>
+          <w:lang w:val="es-MX"/>
+        </w:rPr>
+        <w:t>}</w:t>
       </w:r>
     </w:p>
     <w:p>
@@ -6474,7 +7012,43 @@
           <w:szCs w:val="16"/>
           <w:lang w:val="es-MX"/>
         </w:rPr>
-        <w:t>Valor de la prenda acordada (tasación): S/ {{MONTO_TASACION}}</w:t>
+        <w:t xml:space="preserve">Valor de la prenda acordada (tasación): S/ </w:t>
+      </w:r>
+      <w:r>
+        <w:rPr>
+          <w:rFonts w:cstheme="minorHAnsi"/>
+          <w:b/>
+          <w:bCs/>
+          <w:color w:val="000000"/>
+          <w:sz w:val="16"/>
+          <w:szCs w:val="16"/>
+          <w:lang w:val="es-MX"/>
+        </w:rPr>
+        <w:t>${</w:t>
+      </w:r>
+      <w:r>
+        <w:rPr>
+          <w:rFonts w:cstheme="minorHAnsi"/>
+          <w:b/>
+          <w:bCs/>
+          <w:color w:val="000000"/>
+          <w:sz w:val="16"/>
+          <w:szCs w:val="16"/>
+          <w:lang w:val="es-MX"/>
+        </w:rPr>
+        <w:t>MONTO_TASACION</w:t>
+      </w:r>
+      <w:r>
+        <w:rPr>
+          <w:rFonts w:cstheme="minorHAnsi"/>
+          <w:b/>
+          <w:bCs/>
+          <w:color w:val="000000"/>
+          <w:sz w:val="16"/>
+          <w:szCs w:val="16"/>
+          <w:lang w:val="es-MX"/>
+        </w:rPr>
+        <w:t>}</w:t>
       </w:r>
     </w:p>
     <w:p>
@@ -6506,7 +7080,43 @@
           <w:szCs w:val="16"/>
           <w:lang w:val="es-MX"/>
         </w:rPr>
-        <w:t>Comisión / Interés a pagar: S/ {{COMISION_TOTAL}}</w:t>
+        <w:t xml:space="preserve">Comisión / Interés a pagar: S/ </w:t>
+      </w:r>
+      <w:r>
+        <w:rPr>
+          <w:rFonts w:cstheme="minorHAnsi"/>
+          <w:b/>
+          <w:bCs/>
+          <w:color w:val="000000"/>
+          <w:sz w:val="16"/>
+          <w:szCs w:val="16"/>
+          <w:lang w:val="es-MX"/>
+        </w:rPr>
+        <w:t>${</w:t>
+      </w:r>
+      <w:r>
+        <w:rPr>
+          <w:rFonts w:cstheme="minorHAnsi"/>
+          <w:b/>
+          <w:bCs/>
+          <w:color w:val="000000"/>
+          <w:sz w:val="16"/>
+          <w:szCs w:val="16"/>
+          <w:lang w:val="es-MX"/>
+        </w:rPr>
+        <w:t>COMISION_TOTAL</w:t>
+      </w:r>
+      <w:r>
+        <w:rPr>
+          <w:rFonts w:cstheme="minorHAnsi"/>
+          <w:b/>
+          <w:bCs/>
+          <w:color w:val="000000"/>
+          <w:sz w:val="16"/>
+          <w:szCs w:val="16"/>
+          <w:lang w:val="es-MX"/>
+        </w:rPr>
+        <w:t>}</w:t>
       </w:r>
     </w:p>
     <w:p>
@@ -6538,7 +7148,43 @@
           <w:szCs w:val="16"/>
           <w:lang w:val="es-MX"/>
         </w:rPr>
-        <w:t>Monto total a devolver (Capital + Interés): S/ {{MONTO_DEVOLUCION}}</w:t>
+        <w:t xml:space="preserve">Monto total a devolver (Capital + Interés): S/ </w:t>
+      </w:r>
+      <w:r>
+        <w:rPr>
+          <w:rFonts w:cstheme="minorHAnsi"/>
+          <w:b/>
+          <w:bCs/>
+          <w:color w:val="000000"/>
+          <w:sz w:val="16"/>
+          <w:szCs w:val="16"/>
+          <w:lang w:val="es-MX"/>
+        </w:rPr>
+        <w:t>${</w:t>
+      </w:r>
+      <w:r>
+        <w:rPr>
+          <w:rFonts w:cstheme="minorHAnsi"/>
+          <w:b/>
+          <w:bCs/>
+          <w:color w:val="000000"/>
+          <w:sz w:val="16"/>
+          <w:szCs w:val="16"/>
+          <w:lang w:val="es-MX"/>
+        </w:rPr>
+        <w:t>MONTO_DEVOLUCION</w:t>
+      </w:r>
+      <w:r>
+        <w:rPr>
+          <w:rFonts w:cstheme="minorHAnsi"/>
+          <w:b/>
+          <w:bCs/>
+          <w:color w:val="000000"/>
+          <w:sz w:val="16"/>
+          <w:szCs w:val="16"/>
+          <w:lang w:val="es-MX"/>
+        </w:rPr>
+        <w:t>}</w:t>
       </w:r>
     </w:p>
     <w:p>
@@ -6570,7 +7216,139 @@
           <w:szCs w:val="16"/>
           <w:lang w:val="es-MX"/>
         </w:rPr>
-        <w:t>Fecha de desembolso: {{SISTEMA_DIA}} / {{SISTEMA_MES_NUM}} / {{SISTEMA_ANIO}}</w:t>
+        <w:t xml:space="preserve">Fecha de desembolso: </w:t>
+      </w:r>
+      <w:r>
+        <w:rPr>
+          <w:rFonts w:cstheme="minorHAnsi"/>
+          <w:b/>
+          <w:bCs/>
+          <w:color w:val="000000"/>
+          <w:sz w:val="16"/>
+          <w:szCs w:val="16"/>
+          <w:lang w:val="es-MX"/>
+        </w:rPr>
+        <w:t>${</w:t>
+      </w:r>
+      <w:r>
+        <w:rPr>
+          <w:rFonts w:cstheme="minorHAnsi"/>
+          <w:b/>
+          <w:bCs/>
+          <w:color w:val="000000"/>
+          <w:sz w:val="16"/>
+          <w:szCs w:val="16"/>
+          <w:lang w:val="es-MX"/>
+        </w:rPr>
+        <w:t>SISTEMA_DIA</w:t>
+      </w:r>
+      <w:r>
+        <w:rPr>
+          <w:rFonts w:cstheme="minorHAnsi"/>
+          <w:b/>
+          <w:bCs/>
+          <w:color w:val="000000"/>
+          <w:sz w:val="16"/>
+          <w:szCs w:val="16"/>
+          <w:lang w:val="es-MX"/>
+        </w:rPr>
+        <w:t>}</w:t>
+      </w:r>
+      <w:r>
+        <w:rPr>
+          <w:rFonts w:cstheme="minorHAnsi"/>
+          <w:b/>
+          <w:bCs/>
+          <w:color w:val="000000"/>
+          <w:sz w:val="16"/>
+          <w:szCs w:val="16"/>
+          <w:lang w:val="es-MX"/>
+        </w:rPr>
+        <w:t xml:space="preserve"> / </w:t>
+      </w:r>
+      <w:r>
+        <w:rPr>
+          <w:rFonts w:cstheme="minorHAnsi"/>
+          <w:b/>
+          <w:bCs/>
+          <w:color w:val="000000"/>
+          <w:sz w:val="16"/>
+          <w:szCs w:val="16"/>
+          <w:lang w:val="es-MX"/>
+        </w:rPr>
+        <w:t>${</w:t>
+      </w:r>
+      <w:r>
+        <w:rPr>
+          <w:rFonts w:cstheme="minorHAnsi"/>
+          <w:b/>
+          <w:bCs/>
+          <w:color w:val="000000"/>
+          <w:sz w:val="16"/>
+          <w:szCs w:val="16"/>
+          <w:lang w:val="es-MX"/>
+        </w:rPr>
+        <w:t>SISTEMA_MES_NUM</w:t>
+      </w:r>
+      <w:r>
+        <w:rPr>
+          <w:rFonts w:cstheme="minorHAnsi"/>
+          <w:b/>
+          <w:bCs/>
+          <w:color w:val="000000"/>
+          <w:sz w:val="16"/>
+          <w:szCs w:val="16"/>
+          <w:lang w:val="es-MX"/>
+        </w:rPr>
+        <w:t>}</w:t>
+      </w:r>
+      <w:r>
+        <w:rPr>
+          <w:rFonts w:cstheme="minorHAnsi"/>
+          <w:b/>
+          <w:bCs/>
+          <w:color w:val="000000"/>
+          <w:sz w:val="16"/>
+          <w:szCs w:val="16"/>
+          <w:lang w:val="es-MX"/>
+        </w:rPr>
+        <w:t xml:space="preserve"> / </w:t>
+      </w:r>
+      <w:r>
+        <w:rPr>
+          <w:rFonts w:cstheme="minorHAnsi"/>
+          <w:b/>
+          <w:bCs/>
+          <w:color w:val="000000"/>
+          <w:sz w:val="16"/>
+          <w:szCs w:val="16"/>
+          <w:lang w:val="es-MX"/>
+        </w:rPr>
+        <w:t>${</w:t>
+      </w:r>
+      <w:r>
+        <w:rPr>
+          <w:rFonts w:cstheme="minorHAnsi"/>
+          <w:b/>
+          <w:bCs/>
+          <w:color w:val="000000"/>
+          <w:sz w:val="16"/>
+          <w:szCs w:val="16"/>
+          <w:lang w:val="es-MX"/>
+        </w:rPr>
+        <w:t>SISTEMA_ANIO</w:t>
+      </w:r>
+      <w:r>
+        <w:rPr>
+          <w:rFonts w:cstheme="minorHAnsi"/>
+          <w:b/>
+          <w:bCs/>
+          <w:color w:val="000000"/>
+          <w:sz w:val="16"/>
+          <w:szCs w:val="16"/>
+          <w:lang w:val="es-MX"/>
+        </w:rPr>
+        <w:t>}</w:t>
       </w:r>
     </w:p>
     <w:p>
@@ -6602,7 +7380,55 @@
           <w:szCs w:val="16"/>
           <w:lang w:val="es-MX"/>
         </w:rPr>
-        <w:t>Plazo del préstamo: {{PLAZO_DIAS}} días calendario.</w:t>
+        <w:t xml:space="preserve">Plazo del préstamo: </w:t>
+      </w:r>
+      <w:r>
+        <w:rPr>
+          <w:rFonts w:cstheme="minorHAnsi"/>
+          <w:b/>
+          <w:bCs/>
+          <w:color w:val="000000"/>
+          <w:sz w:val="16"/>
+          <w:szCs w:val="16"/>
+          <w:lang w:val="es-MX"/>
+        </w:rPr>
+        <w:t>${</w:t>
+      </w:r>
+      <w:r>
+        <w:rPr>
+          <w:rFonts w:cstheme="minorHAnsi"/>
+          <w:b/>
+          <w:bCs/>
+          <w:color w:val="000000"/>
+          <w:sz w:val="16"/>
+          <w:szCs w:val="16"/>
+          <w:lang w:val="es-MX"/>
+        </w:rPr>
+        <w:t>PLAZO_DIAS</w:t>
+      </w:r>
+      <w:r>
+        <w:rPr>
+          <w:rFonts w:cstheme="minorHAnsi"/>
+          <w:b/>
+          <w:bCs/>
+          <w:color w:val="000000"/>
+          <w:sz w:val="16"/>
+          <w:szCs w:val="16"/>
+          <w:lang w:val="es-MX"/>
+        </w:rPr>
+        <w:t>}</w:t>
+      </w:r>
+      <w:r>
+        <w:rPr>
+          <w:rFonts w:cstheme="minorHAnsi"/>
+          <w:b/>
+          <w:bCs/>
+          <w:color w:val="000000"/>
+          <w:sz w:val="16"/>
+          <w:szCs w:val="16"/>
+          <w:lang w:val="es-MX"/>
+        </w:rPr>
+        <w:t xml:space="preserve"> días calendario.</w:t>
       </w:r>
     </w:p>
     <w:p>
@@ -6670,7 +7496,47 @@
           <w:szCs w:val="16"/>
           <w:lang w:val="es-MX"/>
         </w:rPr>
-        <w:t xml:space="preserve">Se deja expresa constancia de que vencido el plazo de {{PLAZO_DIAS}} días pactado sin que </w:t>
+        <w:t xml:space="preserve">Se deja expresa constancia de que vencido el plazo de </w:t>
+      </w:r>
+      <w:r>
+        <w:rPr>
+          <w:rFonts w:cstheme="minorHAnsi"/>
+          <w:color w:val="000000"/>
+          <w:sz w:val="16"/>
+          <w:szCs w:val="16"/>
+          <w:lang w:val="es-MX"/>
+        </w:rPr>
+        <w:t>${</w:t>
+      </w:r>
+      <w:r>
+        <w:rPr>
+          <w:rFonts w:cstheme="minorHAnsi"/>
+          <w:color w:val="000000"/>
+          <w:sz w:val="16"/>
+          <w:szCs w:val="16"/>
+          <w:lang w:val="es-MX"/>
+        </w:rPr>
+        <w:t>PLAZO_DIAS</w:t>
+      </w:r>
+      <w:r>
+        <w:rPr>
+          <w:rFonts w:cstheme="minorHAnsi"/>
+          <w:color w:val="000000"/>
+          <w:sz w:val="16"/>
+          <w:szCs w:val="16"/>
+          <w:lang w:val="es-MX"/>
+        </w:rPr>
+        <w:t>}</w:t>
+      </w:r>
+      <w:r>
+        <w:rPr>
+          <w:rFonts w:cstheme="minorHAnsi"/>
+          <w:color w:val="000000"/>
+          <w:sz w:val="16"/>
+          <w:szCs w:val="16"/>
+          <w:lang w:val="es-MX"/>
+        </w:rPr>
+        <w:t xml:space="preserve"> días pactado sin que </w:t>
       </w:r>
       <w:r>
         <w:rPr>
@@ -6928,7 +7794,139 @@
           <w:szCs w:val="16"/>
           <w:lang w:val="es-MX"/>
         </w:rPr>
-        <w:t>, {{SISTEMA_DIA}} DE {{SISTEMA_MES_TEXTO}} DE {{SISTEMA_ANIO}}</w:t>
+        <w:t xml:space="preserve">, </w:t>
+      </w:r>
+      <w:r>
+        <w:rPr>
+          <w:rFonts w:cstheme="minorHAnsi"/>
+          <w:b/>
+          <w:bCs/>
+          <w:color w:val="000000"/>
+          <w:sz w:val="16"/>
+          <w:szCs w:val="16"/>
+          <w:lang w:val="es-MX"/>
+        </w:rPr>
+        <w:t>${</w:t>
+      </w:r>
+      <w:r>
+        <w:rPr>
+          <w:rFonts w:cstheme="minorHAnsi"/>
+          <w:b/>
+          <w:bCs/>
+          <w:color w:val="000000"/>
+          <w:sz w:val="16"/>
+          <w:szCs w:val="16"/>
+          <w:lang w:val="es-MX"/>
+        </w:rPr>
+        <w:t>SISTEMA_DIA</w:t>
+      </w:r>
+      <w:r>
+        <w:rPr>
+          <w:rFonts w:cstheme="minorHAnsi"/>
+          <w:b/>
+          <w:bCs/>
+          <w:color w:val="000000"/>
+          <w:sz w:val="16"/>
+          <w:szCs w:val="16"/>
+          <w:lang w:val="es-MX"/>
+        </w:rPr>
+        <w:t>}</w:t>
+      </w:r>
+      <w:r>
+        <w:rPr>
+          <w:rFonts w:cstheme="minorHAnsi"/>
+          <w:b/>
+          <w:bCs/>
+          <w:color w:val="000000"/>
+          <w:sz w:val="16"/>
+          <w:szCs w:val="16"/>
+          <w:lang w:val="es-MX"/>
+        </w:rPr>
+        <w:t xml:space="preserve"> DE </w:t>
+      </w:r>
+      <w:r>
+        <w:rPr>
+          <w:rFonts w:cstheme="minorHAnsi"/>
+          <w:b/>
+          <w:bCs/>
+          <w:color w:val="000000"/>
+          <w:sz w:val="16"/>
+          <w:szCs w:val="16"/>
+          <w:lang w:val="es-MX"/>
+        </w:rPr>
+        <w:t>${</w:t>
+      </w:r>
+      <w:r>
+        <w:rPr>
+          <w:rFonts w:cstheme="minorHAnsi"/>
+          <w:b/>
+          <w:bCs/>
+          <w:color w:val="000000"/>
+          <w:sz w:val="16"/>
+          <w:szCs w:val="16"/>
+          <w:lang w:val="es-MX"/>
+        </w:rPr>
+        <w:t>SISTEMA_MES_TEXTO</w:t>
+      </w:r>
+      <w:r>
+        <w:rPr>
+          <w:rFonts w:cstheme="minorHAnsi"/>
+          <w:b/>
+          <w:bCs/>
+          <w:color w:val="000000"/>
+          <w:sz w:val="16"/>
+          <w:szCs w:val="16"/>
+          <w:lang w:val="es-MX"/>
+        </w:rPr>
+        <w:t>}</w:t>
+      </w:r>
+      <w:r>
+        <w:rPr>
+          <w:rFonts w:cstheme="minorHAnsi"/>
+          <w:b/>
+          <w:bCs/>
+          <w:color w:val="000000"/>
+          <w:sz w:val="16"/>
+          <w:szCs w:val="16"/>
+          <w:lang w:val="es-MX"/>
+        </w:rPr>
+        <w:t xml:space="preserve"> DE </w:t>
+      </w:r>
+      <w:r>
+        <w:rPr>
+          <w:rFonts w:cstheme="minorHAnsi"/>
+          <w:b/>
+          <w:bCs/>
+          <w:color w:val="000000"/>
+          <w:sz w:val="16"/>
+          <w:szCs w:val="16"/>
+          <w:lang w:val="es-MX"/>
+        </w:rPr>
+        <w:t>${</w:t>
+      </w:r>
+      <w:r>
+        <w:rPr>
+          <w:rFonts w:cstheme="minorHAnsi"/>
+          <w:b/>
+          <w:bCs/>
+          <w:color w:val="000000"/>
+          <w:sz w:val="16"/>
+          <w:szCs w:val="16"/>
+          <w:lang w:val="es-MX"/>
+        </w:rPr>
+        <w:t>SISTEMA_ANIO</w:t>
+      </w:r>
+      <w:r>
+        <w:rPr>
+          <w:rFonts w:cstheme="minorHAnsi"/>
+          <w:b/>
+          <w:bCs/>
+          <w:color w:val="000000"/>
+          <w:sz w:val="16"/>
+          <w:szCs w:val="16"/>
+          <w:lang w:val="es-MX"/>
+        </w:rPr>
+        <w:t>}</w:t>
       </w:r>
     </w:p>
     <w:p>
@@ -7297,7 +8295,7 @@
         <mc:AlternateContent>
           <mc:Choice Requires="wps">
             <w:drawing>
-              <wp:anchor distT="0" distB="0" distL="114300" distR="114300" simplePos="0" relativeHeight="251661312" behindDoc="0" locked="0" layoutInCell="1" allowOverlap="1" wp14:anchorId="43B990BB" wp14:editId="6C829EB5">
+              <wp:anchor distT="0" distB="0" distL="114300" distR="114300" simplePos="0" relativeHeight="251659264" behindDoc="0" locked="0" layoutInCell="1" allowOverlap="1" wp14:anchorId="43B990BB" wp14:editId="6C829EB5">
                 <wp:simplePos x="0" y="0"/>
                 <wp:positionH relativeFrom="column">
                   <wp:posOffset>5822950</wp:posOffset>
@@ -7356,7 +8354,7 @@
           </mc:Choice>
           <mc:Fallback>
             <w:pict>
-              <v:rect w14:anchorId="41A7ACA6" id="15 Rectángulo" o:spid="_x0000_s1026" style="position:absolute;margin-left:458.5pt;margin-top:.3pt;width:61.5pt;height:70.5pt;z-index:251661312;visibility:visible;mso-wrap-style:square;mso-wrap-distance-left:9pt;mso-wrap-distance-top:0;mso-wrap-distance-right:9pt;mso-wrap-distance-bottom:0;mso-position-horizontal:absolute;mso-position-horizontal-relative:text;mso-position-vertical:absolute;mso-position-vertical-relative:text;v-text-anchor:middle" o:gfxdata="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" fillcolor="white [3201]" strokecolor="black [3213]" strokeweight="2pt"/>
+              <v:rect w14:anchorId="1B3165E1" id="15 Rectángulo" o:spid="_x0000_s1026" style="position:absolute;margin-left:458.5pt;margin-top:.3pt;width:61.5pt;height:70.5pt;z-index:251659264;visibility:visible;mso-wrap-style:square;mso-wrap-distance-left:9pt;mso-wrap-distance-top:0;mso-wrap-distance-right:9pt;mso-wrap-distance-bottom:0;mso-position-horizontal:absolute;mso-position-horizontal-relative:text;mso-position-vertical:absolute;mso-position-vertical-relative:text;v-text-anchor:middle" o:gfxdata="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" fillcolor="white [3201]" strokecolor="black [3213]" strokeweight="2pt"/>
             </w:pict>
           </mc:Fallback>
         </mc:AlternateContent>
@@ -7373,7 +8371,7 @@
         <mc:AlternateContent>
           <mc:Choice Requires="wps">
             <w:drawing>
-              <wp:anchor distT="0" distB="0" distL="114300" distR="114300" simplePos="0" relativeHeight="251657216" behindDoc="0" locked="0" layoutInCell="1" allowOverlap="1" wp14:anchorId="26F1672A" wp14:editId="63CAA25C">
+              <wp:anchor distT="0" distB="0" distL="114300" distR="114300" simplePos="0" relativeHeight="251656192" behindDoc="0" locked="0" layoutInCell="1" allowOverlap="1" wp14:anchorId="26F1672A" wp14:editId="63CAA25C">
                 <wp:simplePos x="0" y="0"/>
                 <wp:positionH relativeFrom="column">
                   <wp:posOffset>2078990</wp:posOffset>
@@ -7432,7 +8430,7 @@
           </mc:Choice>
           <mc:Fallback>
             <w:pict>
-              <v:rect w14:anchorId="394DB112" id="14 Rectángulo" o:spid="_x0000_s1026" style="position:absolute;margin-left:163.7pt;margin-top:.4pt;width:61.5pt;height:70.5pt;z-index:251657216;visibility:visible;mso-wrap-style:square;mso-wrap-distance-left:9pt;mso-wrap-distance-top:0;mso-wrap-distance-right:9pt;mso-wrap-distance-bottom:0;mso-position-horizontal:absolute;mso-position-horizontal-relative:text;mso-position-vertical:absolute;mso-position-vertical-relative:text;v-text-anchor:middle" o:gfxdata="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" fillcolor="white [3201]" strokecolor="black [3213]" strokeweight="2pt"/>
+              <v:rect w14:anchorId="54E7AF56" id="14 Rectángulo" o:spid="_x0000_s1026" style="position:absolute;margin-left:163.7pt;margin-top:.4pt;width:61.5pt;height:70.5pt;z-index:251656192;visibility:visible;mso-wrap-style:square;mso-wrap-distance-left:9pt;mso-wrap-distance-top:0;mso-wrap-distance-right:9pt;mso-wrap-distance-bottom:0;mso-position-horizontal:absolute;mso-position-horizontal-relative:text;mso-position-vertical:absolute;mso-position-vertical-relative:text;v-text-anchor:middle" o:gfxdata="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" fillcolor="white [3201]" strokecolor="black [3213]" strokeweight="2pt"/>
             </w:pict>
           </mc:Fallback>
         </mc:AlternateContent>
@@ -7584,9 +8582,8 @@
           <w:sz w:val="18"/>
           <w:szCs w:val="20"/>
         </w:rPr>
-        <w:t>{{NOMBRE_APODERADO_CA</w:t>
-      </w:r>
-      <w:proofErr w:type="gramStart"/>
+        <w:t>${</w:t>
+      </w:r>
       <w:r>
         <w:rPr>
           <w:rFonts w:cstheme="minorHAnsi"/>
@@ -7594,8 +8591,9 @@
           <w:sz w:val="18"/>
           <w:szCs w:val="20"/>
         </w:rPr>
-        <w:t xml:space="preserve">}} </w:t>
-      </w:r>
+        <w:t>NOMBRE_APODERADO_</w:t>
+      </w:r>
+      <w:proofErr w:type="gramStart"/>
       <w:r>
         <w:rPr>
           <w:rFonts w:cstheme="minorHAnsi"/>
@@ -7603,9 +8601,8 @@
           <w:sz w:val="18"/>
           <w:szCs w:val="20"/>
         </w:rPr>
-        <w:t xml:space="preserve">  </w:t>
-      </w:r>
-      <w:proofErr w:type="gramEnd"/>
+        <w:t>CA</w:t>
+      </w:r>
       <w:r>
         <w:rPr>
           <w:rFonts w:cstheme="minorHAnsi"/>
@@ -7613,7 +8610,7 @@
           <w:sz w:val="18"/>
           <w:szCs w:val="20"/>
         </w:rPr>
-        <w:t xml:space="preserve">                                        </w:t>
+        <w:t>}</w:t>
       </w:r>
       <w:r>
         <w:rPr>
@@ -7622,7 +8619,7 @@
           <w:sz w:val="18"/>
           <w:szCs w:val="20"/>
         </w:rPr>
-        <w:t xml:space="preserve">    </w:t>
+        <w:t xml:space="preserve"> </w:t>
       </w:r>
       <w:r>
         <w:rPr>
@@ -7631,8 +8628,9 @@
           <w:sz w:val="18"/>
           <w:szCs w:val="20"/>
         </w:rPr>
-        <w:t xml:space="preserve"> </w:t>
-      </w:r>
+        <w:t xml:space="preserve">  </w:t>
+      </w:r>
+      <w:proofErr w:type="gramEnd"/>
       <w:r>
         <w:rPr>
           <w:rFonts w:cstheme="minorHAnsi"/>
@@ -7640,7 +8638,7 @@
           <w:sz w:val="18"/>
           <w:szCs w:val="20"/>
         </w:rPr>
-        <w:t xml:space="preserve"> </w:t>
+        <w:t xml:space="preserve">                                        </w:t>
       </w:r>
       <w:r>
         <w:rPr>
@@ -7649,7 +8647,7 @@
           <w:sz w:val="18"/>
           <w:szCs w:val="20"/>
         </w:rPr>
-        <w:t xml:space="preserve">NOMBRE: </w:t>
+        <w:t xml:space="preserve">    </w:t>
       </w:r>
       <w:r>
         <w:rPr>
@@ -7658,7 +8656,52 @@
           <w:sz w:val="18"/>
           <w:szCs w:val="20"/>
         </w:rPr>
-        <w:t>{{NOMBRE_CLIENTE}}</w:t>
+        <w:t xml:space="preserve"> </w:t>
+      </w:r>
+      <w:r>
+        <w:rPr>
+          <w:rFonts w:cstheme="minorHAnsi"/>
+          <w:color w:val="000000"/>
+          <w:sz w:val="18"/>
+          <w:szCs w:val="20"/>
+        </w:rPr>
+        <w:t xml:space="preserve"> </w:t>
+      </w:r>
+      <w:r>
+        <w:rPr>
+          <w:rFonts w:cstheme="minorHAnsi"/>
+          <w:color w:val="000000"/>
+          <w:sz w:val="18"/>
+          <w:szCs w:val="20"/>
+        </w:rPr>
+        <w:t xml:space="preserve">NOMBRE: </w:t>
+      </w:r>
+      <w:r>
+        <w:rPr>
+          <w:rFonts w:cstheme="minorHAnsi"/>
+          <w:color w:val="000000"/>
+          <w:sz w:val="18"/>
+          <w:szCs w:val="20"/>
+        </w:rPr>
+        <w:t>${</w:t>
+      </w:r>
+      <w:r>
+        <w:rPr>
+          <w:rFonts w:cstheme="minorHAnsi"/>
+          <w:color w:val="000000"/>
+          <w:sz w:val="18"/>
+          <w:szCs w:val="20"/>
+        </w:rPr>
+        <w:t>NOMBRE_CLIENTE</w:t>
+      </w:r>
+      <w:r>
+        <w:rPr>
+          <w:rFonts w:cstheme="minorHAnsi"/>
+          <w:color w:val="000000"/>
+          <w:sz w:val="18"/>
+          <w:szCs w:val="20"/>
+        </w:rPr>
+        <w:t>}</w:t>
       </w:r>
     </w:p>
     <w:p>
@@ -7715,9 +8758,8 @@
           <w:sz w:val="18"/>
           <w:szCs w:val="20"/>
         </w:rPr>
-        <w:t>{{DNI_APODERADO_CA</w:t>
-      </w:r>
-      <w:proofErr w:type="gramStart"/>
+        <w:t>${</w:t>
+      </w:r>
       <w:r>
         <w:rPr>
           <w:rFonts w:cstheme="minorHAnsi"/>
@@ -7725,8 +8767,9 @@
           <w:sz w:val="18"/>
           <w:szCs w:val="20"/>
         </w:rPr>
-        <w:t>}}  </w:t>
-      </w:r>
+        <w:t>DNI_APODERADO_</w:t>
+      </w:r>
+      <w:proofErr w:type="gramStart"/>
       <w:r>
         <w:rPr>
           <w:rFonts w:cstheme="minorHAnsi"/>
@@ -7734,9 +8777,8 @@
           <w:sz w:val="18"/>
           <w:szCs w:val="20"/>
         </w:rPr>
-        <w:t xml:space="preserve"> </w:t>
-      </w:r>
-      <w:proofErr w:type="gramEnd"/>
+        <w:t>CA</w:t>
+      </w:r>
       <w:r>
         <w:rPr>
           <w:rFonts w:cstheme="minorHAnsi"/>
@@ -7744,7 +8786,7 @@
           <w:sz w:val="18"/>
           <w:szCs w:val="20"/>
         </w:rPr>
-        <w:t xml:space="preserve">                                                          </w:t>
+        <w:t>}</w:t>
       </w:r>
       <w:r>
         <w:rPr>
@@ -7753,7 +8795,7 @@
           <w:sz w:val="18"/>
           <w:szCs w:val="20"/>
         </w:rPr>
-        <w:t xml:space="preserve">    </w:t>
+        <w:t xml:space="preserve">  </w:t>
       </w:r>
       <w:r>
         <w:rPr>
@@ -7762,8 +8804,9 @@
           <w:sz w:val="18"/>
           <w:szCs w:val="20"/>
         </w:rPr>
-        <w:t xml:space="preserve">   </w:t>
-      </w:r>
+        <w:t xml:space="preserve"> </w:t>
+      </w:r>
+      <w:proofErr w:type="gramEnd"/>
       <w:r>
         <w:rPr>
           <w:rFonts w:cstheme="minorHAnsi"/>
@@ -7771,7 +8814,7 @@
           <w:sz w:val="18"/>
           <w:szCs w:val="20"/>
         </w:rPr>
-        <w:t xml:space="preserve"> </w:t>
+        <w:t xml:space="preserve">                                                          </w:t>
       </w:r>
       <w:r>
         <w:rPr>
@@ -7780,7 +8823,7 @@
           <w:sz w:val="18"/>
           <w:szCs w:val="20"/>
         </w:rPr>
-        <w:t>DNI:</w:t>
+        <w:t xml:space="preserve">    </w:t>
       </w:r>
       <w:r>
         <w:rPr>
@@ -7789,7 +8832,7 @@
           <w:sz w:val="18"/>
           <w:szCs w:val="20"/>
         </w:rPr>
-        <w:t xml:space="preserve"> </w:t>
+        <w:t xml:space="preserve">   </w:t>
       </w:r>
       <w:r>
         <w:rPr>
@@ -7798,7 +8841,52 @@
           <w:sz w:val="18"/>
           <w:szCs w:val="20"/>
         </w:rPr>
-        <w:t>{{DNI_CLIENTE}}</w:t>
+        <w:t xml:space="preserve"> </w:t>
+      </w:r>
+      <w:r>
+        <w:rPr>
+          <w:rFonts w:cstheme="minorHAnsi"/>
+          <w:color w:val="000000"/>
+          <w:sz w:val="18"/>
+          <w:szCs w:val="20"/>
+        </w:rPr>
+        <w:t>DNI:</w:t>
+      </w:r>
+      <w:r>
+        <w:rPr>
+          <w:rFonts w:cstheme="minorHAnsi"/>
+          <w:color w:val="000000"/>
+          <w:sz w:val="18"/>
+          <w:szCs w:val="20"/>
+        </w:rPr>
+        <w:t xml:space="preserve"> </w:t>
+      </w:r>
+      <w:r>
+        <w:rPr>
+          <w:rFonts w:cstheme="minorHAnsi"/>
+          <w:color w:val="000000"/>
+          <w:sz w:val="18"/>
+          <w:szCs w:val="20"/>
+        </w:rPr>
+        <w:t>${</w:t>
+      </w:r>
+      <w:r>
+        <w:rPr>
+          <w:rFonts w:cstheme="minorHAnsi"/>
+          <w:color w:val="000000"/>
+          <w:sz w:val="18"/>
+          <w:szCs w:val="20"/>
+        </w:rPr>
+        <w:t>DNI_CLIENTE</w:t>
+      </w:r>
+      <w:r>
+        <w:rPr>
+          <w:rFonts w:cstheme="minorHAnsi"/>
+          <w:color w:val="000000"/>
+          <w:sz w:val="18"/>
+          <w:szCs w:val="20"/>
+        </w:rPr>
+        <w:t>}</w:t>
       </w:r>
     </w:p>
     <w:p>
@@ -7933,7 +9021,7 @@
         </mc:Choice>
         <mc:Fallback>
           <w:pict>
-            <v:line w14:anchorId="6357C0EC" id="17 Conector recto" o:spid="_x0000_s1026" style="position:absolute;z-index:251676672;visibility:visible;mso-wrap-style:square;mso-wrap-distance-left:9pt;mso-wrap-distance-top:0;mso-wrap-distance-right:9pt;mso-wrap-distance-bottom:0;mso-position-horizontal:absolute;mso-position-horizontal-relative:text;mso-position-vertical:absolute;mso-position-vertical-relative:text" from="-42.9pt,-6.6pt" to="551.1pt,-6.6pt" o:gfxdata="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" strokecolor="black [3213]" strokeweight="1.75pt"/>
+            <v:line w14:anchorId="51E02244" id="17 Conector recto" o:spid="_x0000_s1026" style="position:absolute;z-index:251676672;visibility:visible;mso-wrap-style:square;mso-wrap-distance-left:9pt;mso-wrap-distance-top:0;mso-wrap-distance-right:9pt;mso-wrap-distance-bottom:0;mso-position-horizontal:absolute;mso-position-horizontal-relative:text;mso-position-vertical:absolute;mso-position-vertical-relative:text" from="-42.9pt,-6.6pt" to="551.1pt,-6.6pt" o:gfxdata="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" strokecolor="black [3213]" strokeweight="1.75pt"/>
           </w:pict>
         </mc:Fallback>
       </mc:AlternateContent>
@@ -7946,7 +9034,7 @@
         <w:sz w:val="14"/>
         <w:szCs w:val="14"/>
       </w:rPr>
-      <w:t>CREDIÁGIL</w:t>
+      <w:t xml:space="preserve"> </w:t>
     </w:r>
     <w:r>
       <w:rPr>
@@ -7956,7 +9044,7 @@
         <w:sz w:val="14"/>
         <w:szCs w:val="14"/>
       </w:rPr>
-      <w:t xml:space="preserve"> </w:t>
+      <w:t>CREDIÁGIL</w:t>
     </w:r>
     <w:r>
       <w:rPr>
@@ -7966,7 +9054,7 @@
         <w:sz w:val="14"/>
         <w:szCs w:val="14"/>
       </w:rPr>
-      <w:t>DEL PERÚ</w:t>
+      <w:t xml:space="preserve"> </w:t>
     </w:r>
     <w:r>
       <w:rPr>
@@ -7976,7 +9064,7 @@
         <w:sz w:val="14"/>
         <w:szCs w:val="14"/>
       </w:rPr>
-      <w:t xml:space="preserve"> </w:t>
+      <w:t>DEL PERÚ</w:t>
     </w:r>
     <w:r>
       <w:rPr>
@@ -7986,9 +9074,8 @@
         <w:sz w:val="14"/>
         <w:szCs w:val="14"/>
       </w:rPr>
-      <w:t xml:space="preserve">/ Av. Próceres de independencia 2517 </w:t>
+      <w:t xml:space="preserve"> </w:t>
     </w:r>
-    <w:proofErr w:type="gramStart"/>
     <w:r>
       <w:rPr>
         <w:rFonts w:ascii="Verdana" w:hAnsi="Verdana" w:cs="Courier New"/>
@@ -7997,7 +9084,7 @@
         <w:sz w:val="14"/>
         <w:szCs w:val="14"/>
       </w:rPr>
-      <w:t>/  J</w:t>
+      <w:t xml:space="preserve">/ Av. Próceres de independencia 2517 </w:t>
     </w:r>
     <w:r>
       <w:rPr>
@@ -8007,9 +9094,8 @@
         <w:sz w:val="14"/>
         <w:szCs w:val="14"/>
       </w:rPr>
-      <w:t>r.</w:t>
+      <w:t>/ Jr.</w:t>
     </w:r>
-    <w:proofErr w:type="gramEnd"/>
     <w:r>
       <w:rPr>
         <w:rFonts w:ascii="Verdana" w:hAnsi="Verdana" w:cs="Courier New"/>

--- a/CrediAgil/Templates/CONTRATO - PRENDA ELECTRO - EMPRESA.docx
+++ b/CrediAgil/Templates/CONTRATO - PRENDA ELECTRO - EMPRESA.docx
@@ -65,6 +65,7 @@
         </w:rPr>
         <w:br/>
       </w:r>
+      <w:proofErr w:type="spellStart"/>
       <w:r>
         <w:rPr>
           <w:rFonts w:cstheme="minorHAnsi"/>
@@ -75,6 +76,7 @@
         </w:rPr>
         <w:t>Nº</w:t>
       </w:r>
+      <w:proofErr w:type="spellEnd"/>
       <w:r>
         <w:rPr>
           <w:rFonts w:cstheme="minorHAnsi"/>
@@ -258,6 +260,7 @@
         </w:rPr>
         <w:t xml:space="preserve">, con R.U.C. </w:t>
       </w:r>
+      <w:proofErr w:type="spellStart"/>
       <w:r>
         <w:rPr>
           <w:rFonts w:cstheme="minorHAnsi"/>
@@ -268,15 +271,38 @@
         </w:rPr>
         <w:t>Nº</w:t>
       </w:r>
-      <w:r>
-        <w:rPr>
-          <w:rFonts w:cstheme="minorHAnsi"/>
-          <w:color w:val="000000"/>
-          <w:sz w:val="16"/>
-          <w:szCs w:val="16"/>
-          <w:lang w:val="es-MX"/>
-        </w:rPr>
-        <w:t xml:space="preserve"> 20601767920 con domicilio en JR. LAS ALEÑAS NRO. 200 URB. SAN IGNACIO LIMA - LIMA - SAN JUAN DE LURIGANCHO, debidamente representada por sus funcionarios autorizados según Poderes inscritos en la Partida N° 13782080 del Registro de Personas Jurídicas de Lima, y de la otra parte, indistintamente:</w:t>
+      <w:proofErr w:type="spellEnd"/>
+      <w:r>
+        <w:rPr>
+          <w:rFonts w:cstheme="minorHAnsi"/>
+          <w:color w:val="000000"/>
+          <w:sz w:val="16"/>
+          <w:szCs w:val="16"/>
+          <w:lang w:val="es-MX"/>
+        </w:rPr>
+        <w:t xml:space="preserve"> 20601767920 con domicilio en JR. LAS ALEÑAS NRO. 200 URB. SAN IGNACIO LIMA - LIMA - SAN JUAN DE LURIGANCHO, debidamente representada por sus funcionarios autorizados según Poderes inscritos en la Partida </w:t>
+      </w:r>
+      <w:proofErr w:type="spellStart"/>
+      <w:r>
+        <w:rPr>
+          <w:rFonts w:cstheme="minorHAnsi"/>
+          <w:color w:val="000000"/>
+          <w:sz w:val="16"/>
+          <w:szCs w:val="16"/>
+          <w:lang w:val="es-MX"/>
+        </w:rPr>
+        <w:t>N°</w:t>
+      </w:r>
+      <w:proofErr w:type="spellEnd"/>
+      <w:r>
+        <w:rPr>
+          <w:rFonts w:cstheme="minorHAnsi"/>
+          <w:color w:val="000000"/>
+          <w:sz w:val="16"/>
+          <w:szCs w:val="16"/>
+          <w:lang w:val="es-MX"/>
+        </w:rPr>
+        <w:t xml:space="preserve"> 13782080 del Registro de Personas Jurídicas de Lima, y de la otra parte, indistintamente:</w:t>
       </w:r>
     </w:p>
     <w:p>
@@ -496,6 +522,7 @@
         </w:rPr>
         <w:t xml:space="preserve"> identificados con DNI </w:t>
       </w:r>
+      <w:proofErr w:type="spellStart"/>
       <w:r>
         <w:rPr>
           <w:rFonts w:cstheme="minorHAnsi"/>
@@ -506,6 +533,7 @@
         </w:rPr>
         <w:t>Nº</w:t>
       </w:r>
+      <w:proofErr w:type="spellEnd"/>
       <w:r>
         <w:rPr>
           <w:rFonts w:cstheme="minorHAnsi"/>
@@ -561,6 +589,7 @@
         </w:rPr>
         <w:t xml:space="preserve">, con poderes debidamente inscritos en la partida electrónica </w:t>
       </w:r>
+      <w:proofErr w:type="spellStart"/>
       <w:r>
         <w:rPr>
           <w:rFonts w:cstheme="minorHAnsi"/>
@@ -571,6 +600,7 @@
         </w:rPr>
         <w:t>Nº</w:t>
       </w:r>
+      <w:proofErr w:type="spellEnd"/>
       <w:r>
         <w:rPr>
           <w:rFonts w:cstheme="minorHAnsi"/>
@@ -1574,6 +1604,7 @@
         </w:rPr>
         <w:t xml:space="preserve"> que forma parte integrante de este contrato, de acuerdo a lo establecido en los artículos 3, 17 y otros de la Ley de la Garantía Mobiliaria, Ley </w:t>
       </w:r>
+      <w:proofErr w:type="spellStart"/>
       <w:r>
         <w:rPr>
           <w:rFonts w:cstheme="minorHAnsi"/>
@@ -1584,6 +1615,7 @@
         </w:rPr>
         <w:t>Nº</w:t>
       </w:r>
+      <w:proofErr w:type="spellEnd"/>
       <w:r>
         <w:rPr>
           <w:rFonts w:cstheme="minorHAnsi"/>
@@ -1636,7 +1668,51 @@
           <w:szCs w:val="16"/>
           <w:lang w:val="es-MX"/>
         </w:rPr>
-        <w:t xml:space="preserve"> de este documento, y en respaldo del cumplimiento del pago de (i) el Préstamo, (ii) de los futuros Préstamos que pueda asumir y (iii) cualquier otra obligación de </w:t>
+        <w:t xml:space="preserve"> de este documento, y en respaldo del cumplimiento del pago de (i) el Préstamo, (</w:t>
+      </w:r>
+      <w:proofErr w:type="spellStart"/>
+      <w:r>
+        <w:rPr>
+          <w:rFonts w:cstheme="minorHAnsi"/>
+          <w:color w:val="000000"/>
+          <w:sz w:val="16"/>
+          <w:szCs w:val="16"/>
+          <w:lang w:val="es-MX"/>
+        </w:rPr>
+        <w:t>ii</w:t>
+      </w:r>
+      <w:proofErr w:type="spellEnd"/>
+      <w:r>
+        <w:rPr>
+          <w:rFonts w:cstheme="minorHAnsi"/>
+          <w:color w:val="000000"/>
+          <w:sz w:val="16"/>
+          <w:szCs w:val="16"/>
+          <w:lang w:val="es-MX"/>
+        </w:rPr>
+        <w:t>) de los futuros Préstamos que pueda asumir y (</w:t>
+      </w:r>
+      <w:proofErr w:type="spellStart"/>
+      <w:r>
+        <w:rPr>
+          <w:rFonts w:cstheme="minorHAnsi"/>
+          <w:color w:val="000000"/>
+          <w:sz w:val="16"/>
+          <w:szCs w:val="16"/>
+          <w:lang w:val="es-MX"/>
+        </w:rPr>
+        <w:t>iii</w:t>
+      </w:r>
+      <w:proofErr w:type="spellEnd"/>
+      <w:r>
+        <w:rPr>
+          <w:rFonts w:cstheme="minorHAnsi"/>
+          <w:color w:val="000000"/>
+          <w:sz w:val="16"/>
+          <w:szCs w:val="16"/>
+          <w:lang w:val="es-MX"/>
+        </w:rPr>
+        <w:t xml:space="preserve">) cualquier otra obligación de </w:t>
       </w:r>
       <w:r>
         <w:rPr>
@@ -2064,7 +2140,7 @@
         <w:pStyle w:val="Prrafodelista"/>
         <w:numPr>
           <w:ilvl w:val="0"/>
-          <w:numId w:val="26"/>
+          <w:numId w:val="5"/>
         </w:numPr>
         <w:spacing w:before="10" w:after="10" w:line="240" w:lineRule="auto"/>
         <w:ind w:right="-1085"/>
@@ -2087,7 +2163,6 @@
           <w:szCs w:val="16"/>
           <w:lang w:val="es-MX"/>
         </w:rPr>
-        <w:lastRenderedPageBreak/>
         <w:t>Carta Poder con firma legalizada:</w:t>
       </w:r>
       <w:r>
@@ -2106,7 +2181,7 @@
         <w:pStyle w:val="Prrafodelista"/>
         <w:numPr>
           <w:ilvl w:val="0"/>
-          <w:numId w:val="26"/>
+          <w:numId w:val="5"/>
         </w:numPr>
         <w:spacing w:before="10" w:after="10" w:line="240" w:lineRule="auto"/>
         <w:ind w:right="-1085"/>
@@ -2147,7 +2222,7 @@
         <w:pStyle w:val="Prrafodelista"/>
         <w:numPr>
           <w:ilvl w:val="0"/>
-          <w:numId w:val="26"/>
+          <w:numId w:val="5"/>
         </w:numPr>
         <w:spacing w:before="10" w:after="10" w:line="240" w:lineRule="auto"/>
         <w:ind w:right="-1085"/>
@@ -4296,7 +4371,73 @@
           <w:szCs w:val="16"/>
           <w:lang w:val="es-MX"/>
         </w:rPr>
-        <w:t xml:space="preserve">, cuando dichas modificaciones generen un perjuicio a los usuarios ii) la resolución del contrato por causal distinta al incumplimiento, iii) la limitación o exoneración de responsabilidad por parte de las empresas y iv) incorporación de servicios que no se encuentren directamente relacionados al producto o servicio contratado. En los supuestos mencionados en el presente párrafo, </w:t>
+        <w:t xml:space="preserve">, cuando dichas modificaciones generen un perjuicio a los usuarios </w:t>
+      </w:r>
+      <w:proofErr w:type="spellStart"/>
+      <w:r>
+        <w:rPr>
+          <w:rFonts w:cstheme="minorHAnsi"/>
+          <w:color w:val="000000"/>
+          <w:sz w:val="16"/>
+          <w:szCs w:val="16"/>
+          <w:lang w:val="es-MX"/>
+        </w:rPr>
+        <w:t>ii</w:t>
+      </w:r>
+      <w:proofErr w:type="spellEnd"/>
+      <w:r>
+        <w:rPr>
+          <w:rFonts w:cstheme="minorHAnsi"/>
+          <w:color w:val="000000"/>
+          <w:sz w:val="16"/>
+          <w:szCs w:val="16"/>
+          <w:lang w:val="es-MX"/>
+        </w:rPr>
+        <w:t xml:space="preserve">) la resolución del contrato por causal distinta al incumplimiento, </w:t>
+      </w:r>
+      <w:proofErr w:type="spellStart"/>
+      <w:r>
+        <w:rPr>
+          <w:rFonts w:cstheme="minorHAnsi"/>
+          <w:color w:val="000000"/>
+          <w:sz w:val="16"/>
+          <w:szCs w:val="16"/>
+          <w:lang w:val="es-MX"/>
+        </w:rPr>
+        <w:t>iii</w:t>
+      </w:r>
+      <w:proofErr w:type="spellEnd"/>
+      <w:r>
+        <w:rPr>
+          <w:rFonts w:cstheme="minorHAnsi"/>
+          <w:color w:val="000000"/>
+          <w:sz w:val="16"/>
+          <w:szCs w:val="16"/>
+          <w:lang w:val="es-MX"/>
+        </w:rPr>
+        <w:t xml:space="preserve">) la limitación o exoneración de responsabilidad por parte de las empresas y </w:t>
+      </w:r>
+      <w:proofErr w:type="spellStart"/>
+      <w:r>
+        <w:rPr>
+          <w:rFonts w:cstheme="minorHAnsi"/>
+          <w:color w:val="000000"/>
+          <w:sz w:val="16"/>
+          <w:szCs w:val="16"/>
+          <w:lang w:val="es-MX"/>
+        </w:rPr>
+        <w:t>iv</w:t>
+      </w:r>
+      <w:proofErr w:type="spellEnd"/>
+      <w:r>
+        <w:rPr>
+          <w:rFonts w:cstheme="minorHAnsi"/>
+          <w:color w:val="000000"/>
+          <w:sz w:val="16"/>
+          <w:szCs w:val="16"/>
+          <w:lang w:val="es-MX"/>
+        </w:rPr>
+        <w:t xml:space="preserve">) incorporación de servicios que no se encuentren directamente relacionados al producto o servicio contratado. En los supuestos mencionados en el presente párrafo, </w:t>
       </w:r>
       <w:r>
         <w:rPr>
@@ -4384,7 +4525,29 @@
           <w:szCs w:val="16"/>
           <w:lang w:val="es-MX"/>
         </w:rPr>
-        <w:t xml:space="preserve"> utilizará los medios de comunicación indirectos como: avisos en los vouchers de pago, el </w:t>
+        <w:t xml:space="preserve"> utilizará los medios de comunicación indirectos como: avisos en los </w:t>
+      </w:r>
+      <w:proofErr w:type="spellStart"/>
+      <w:r>
+        <w:rPr>
+          <w:rFonts w:cstheme="minorHAnsi"/>
+          <w:color w:val="000000"/>
+          <w:sz w:val="16"/>
+          <w:szCs w:val="16"/>
+          <w:lang w:val="es-MX"/>
+        </w:rPr>
+        <w:t>vouchers</w:t>
+      </w:r>
+      <w:proofErr w:type="spellEnd"/>
+      <w:r>
+        <w:rPr>
+          <w:rFonts w:cstheme="minorHAnsi"/>
+          <w:color w:val="000000"/>
+          <w:sz w:val="16"/>
+          <w:szCs w:val="16"/>
+          <w:lang w:val="es-MX"/>
+        </w:rPr>
+        <w:t xml:space="preserve"> de pago, el </w:t>
       </w:r>
       <w:r>
         <w:rPr>
@@ -4472,7 +4635,161 @@
           <w:szCs w:val="16"/>
           <w:lang w:val="es-MX"/>
         </w:rPr>
-        <w:t xml:space="preserve"> bajo los siguientes supuestos: (i) cambios en las condiciones de la economía nacional o internacional; (ii) cambios en el </w:t>
+        <w:t xml:space="preserve"> bajo los siguientes supuestos: (i) cambios en las condiciones de la economía nacional o internacional; (</w:t>
+      </w:r>
+      <w:proofErr w:type="spellStart"/>
+      <w:r>
+        <w:rPr>
+          <w:rFonts w:cstheme="minorHAnsi"/>
+          <w:color w:val="000000"/>
+          <w:sz w:val="16"/>
+          <w:szCs w:val="16"/>
+          <w:lang w:val="es-MX"/>
+        </w:rPr>
+        <w:t>ii</w:t>
+      </w:r>
+      <w:proofErr w:type="spellEnd"/>
+      <w:r>
+        <w:rPr>
+          <w:rFonts w:cstheme="minorHAnsi"/>
+          <w:color w:val="000000"/>
+          <w:sz w:val="16"/>
+          <w:szCs w:val="16"/>
+          <w:lang w:val="es-MX"/>
+        </w:rPr>
+        <w:t>) cambios en el funcionamiento o tendencias de los mercados o la competencia; (</w:t>
+      </w:r>
+      <w:proofErr w:type="spellStart"/>
+      <w:r>
+        <w:rPr>
+          <w:rFonts w:cstheme="minorHAnsi"/>
+          <w:color w:val="000000"/>
+          <w:sz w:val="16"/>
+          <w:szCs w:val="16"/>
+          <w:lang w:val="es-MX"/>
+        </w:rPr>
+        <w:t>iii</w:t>
+      </w:r>
+      <w:proofErr w:type="spellEnd"/>
+      <w:r>
+        <w:rPr>
+          <w:rFonts w:cstheme="minorHAnsi"/>
+          <w:color w:val="000000"/>
+          <w:sz w:val="16"/>
+          <w:szCs w:val="16"/>
+          <w:lang w:val="es-MX"/>
+        </w:rPr>
+        <w:t>) cambios en las políticas de gobierno o de Estado; (</w:t>
+      </w:r>
+      <w:proofErr w:type="spellStart"/>
+      <w:r>
+        <w:rPr>
+          <w:rFonts w:cstheme="minorHAnsi"/>
+          <w:color w:val="000000"/>
+          <w:sz w:val="16"/>
+          <w:szCs w:val="16"/>
+          <w:lang w:val="es-MX"/>
+        </w:rPr>
+        <w:t>iv</w:t>
+      </w:r>
+      <w:proofErr w:type="spellEnd"/>
+      <w:r>
+        <w:rPr>
+          <w:rFonts w:cstheme="minorHAnsi"/>
+          <w:color w:val="000000"/>
+          <w:sz w:val="16"/>
+          <w:szCs w:val="16"/>
+          <w:lang w:val="es-MX"/>
+        </w:rPr>
+        <w:t>) impacto de alguna disposición legal sobre costos; (v) modificación de las características de los productos; (vi) inflación o deflación; devaluación o revaluación de la moneda; (</w:t>
+      </w:r>
+      <w:proofErr w:type="spellStart"/>
+      <w:r>
+        <w:rPr>
+          <w:rFonts w:cstheme="minorHAnsi"/>
+          <w:color w:val="000000"/>
+          <w:sz w:val="16"/>
+          <w:szCs w:val="16"/>
+          <w:lang w:val="es-MX"/>
+        </w:rPr>
+        <w:t>vii</w:t>
+      </w:r>
+      <w:proofErr w:type="spellEnd"/>
+      <w:r>
+        <w:rPr>
+          <w:rFonts w:cstheme="minorHAnsi"/>
+          <w:color w:val="000000"/>
+          <w:sz w:val="16"/>
+          <w:szCs w:val="16"/>
+          <w:lang w:val="es-MX"/>
+        </w:rPr>
+        <w:t>) campañas promocionales; (</w:t>
+      </w:r>
+      <w:proofErr w:type="spellStart"/>
+      <w:r>
+        <w:rPr>
+          <w:rFonts w:cstheme="minorHAnsi"/>
+          <w:color w:val="000000"/>
+          <w:sz w:val="16"/>
+          <w:szCs w:val="16"/>
+          <w:lang w:val="es-MX"/>
+        </w:rPr>
+        <w:t>viii</w:t>
+      </w:r>
+      <w:proofErr w:type="spellEnd"/>
+      <w:r>
+        <w:rPr>
+          <w:rFonts w:cstheme="minorHAnsi"/>
+          <w:color w:val="000000"/>
+          <w:sz w:val="16"/>
+          <w:szCs w:val="16"/>
+          <w:lang w:val="es-MX"/>
+        </w:rPr>
+        <w:t xml:space="preserve">) evaluación crediticia de </w:t>
+      </w:r>
+      <w:r>
+        <w:rPr>
+          <w:rFonts w:cstheme="minorHAnsi"/>
+          <w:b/>
+          <w:bCs/>
+          <w:color w:val="000000"/>
+          <w:sz w:val="16"/>
+          <w:szCs w:val="16"/>
+          <w:lang w:val="es-MX"/>
+        </w:rPr>
+        <w:t>EL CLIENTE</w:t>
+      </w:r>
+      <w:r>
+        <w:rPr>
+          <w:rFonts w:cstheme="minorHAnsi"/>
+          <w:color w:val="000000"/>
+          <w:sz w:val="16"/>
+          <w:szCs w:val="16"/>
+          <w:lang w:val="es-MX"/>
+        </w:rPr>
+        <w:t>; (</w:t>
+      </w:r>
+      <w:proofErr w:type="spellStart"/>
+      <w:r>
+        <w:rPr>
+          <w:rFonts w:cstheme="minorHAnsi"/>
+          <w:color w:val="000000"/>
+          <w:sz w:val="16"/>
+          <w:szCs w:val="16"/>
+          <w:lang w:val="es-MX"/>
+        </w:rPr>
+        <w:t>ix</w:t>
+      </w:r>
+      <w:proofErr w:type="spellEnd"/>
+      <w:r>
+        <w:rPr>
+          <w:rFonts w:cstheme="minorHAnsi"/>
+          <w:color w:val="000000"/>
+          <w:sz w:val="16"/>
+          <w:szCs w:val="16"/>
+          <w:lang w:val="es-MX"/>
+        </w:rPr>
+        <w:t xml:space="preserve">) encarecimiento de los servicios prestados por terceros; (x) crisis financiera; o (xi) hechos ajenos a la </w:t>
       </w:r>
       <w:r>
         <w:rPr>
@@ -4483,7 +4800,29 @@
           <w:lang w:val="es-MX"/>
         </w:rPr>
         <w:lastRenderedPageBreak/>
-        <w:t xml:space="preserve">funcionamiento o tendencias de los mercados o la competencia; (iii) cambios en las políticas de gobierno o de Estado; (iv) impacto de alguna disposición legal sobre costos; (v) modificación de las características de los productos; (vi) inflación o deflación; devaluación o revaluación de la moneda; (vii) campañas promocionales; (viii) evaluación crediticia de </w:t>
+        <w:t xml:space="preserve">voluntad de las partes como </w:t>
+      </w:r>
+      <w:r>
+        <w:rPr>
+          <w:rFonts w:cstheme="minorHAnsi"/>
+          <w:b/>
+          <w:bCs/>
+          <w:color w:val="000000"/>
+          <w:sz w:val="16"/>
+          <w:szCs w:val="16"/>
+          <w:lang w:val="es-MX"/>
+        </w:rPr>
+        <w:t>caso fortuito o fuerza mayor</w:t>
+      </w:r>
+      <w:r>
+        <w:rPr>
+          <w:rFonts w:cstheme="minorHAnsi"/>
+          <w:color w:val="000000"/>
+          <w:sz w:val="16"/>
+          <w:szCs w:val="16"/>
+          <w:lang w:val="es-MX"/>
+        </w:rPr>
+        <w:t xml:space="preserve">. Las modificaciones contractuales asociadas a la incorporación de servicios que no se encuentren directamente relacionados al producto contratado procederán siempre que se efectúe una comunicación previa a </w:t>
       </w:r>
       <w:r>
         <w:rPr>
@@ -4505,29 +4844,29 @@
           <w:szCs w:val="16"/>
           <w:lang w:val="es-MX"/>
         </w:rPr>
-        <w:t xml:space="preserve">; (ix) encarecimiento de los servicios prestados por terceros; (x) crisis financiera; o (xi) hechos ajenos a la voluntad de las partes como </w:t>
-      </w:r>
-      <w:r>
-        <w:rPr>
-          <w:rFonts w:cstheme="minorHAnsi"/>
-          <w:b/>
-          <w:bCs/>
-          <w:color w:val="000000"/>
-          <w:sz w:val="16"/>
-          <w:szCs w:val="16"/>
-          <w:lang w:val="es-MX"/>
-        </w:rPr>
-        <w:t>caso fortuito o fuerza mayor</w:t>
-      </w:r>
-      <w:r>
-        <w:rPr>
-          <w:rFonts w:cstheme="minorHAnsi"/>
-          <w:color w:val="000000"/>
-          <w:sz w:val="16"/>
-          <w:szCs w:val="16"/>
-          <w:lang w:val="es-MX"/>
-        </w:rPr>
-        <w:t xml:space="preserve">. Las modificaciones contractuales asociadas a la incorporación de servicios que no se encuentren directamente relacionados al producto contratado procederán siempre que se efectúe una comunicación previa a </w:t>
+        <w:t xml:space="preserve"> con una anticipación no menor a </w:t>
+      </w:r>
+      <w:r>
+        <w:rPr>
+          <w:rFonts w:cstheme="minorHAnsi"/>
+          <w:b/>
+          <w:bCs/>
+          <w:color w:val="000000"/>
+          <w:sz w:val="16"/>
+          <w:szCs w:val="16"/>
+          <w:lang w:val="es-MX"/>
+        </w:rPr>
+        <w:t>cuarenta y cinco (45) días</w:t>
+      </w:r>
+      <w:r>
+        <w:rPr>
+          <w:rFonts w:cstheme="minorHAnsi"/>
+          <w:color w:val="000000"/>
+          <w:sz w:val="16"/>
+          <w:szCs w:val="16"/>
+          <w:lang w:val="es-MX"/>
+        </w:rPr>
+        <w:t xml:space="preserve">. De no encontrarse conforme con las modificaciones, </w:t>
       </w:r>
       <w:r>
         <w:rPr>
@@ -4549,50 +4888,6 @@
           <w:szCs w:val="16"/>
           <w:lang w:val="es-MX"/>
         </w:rPr>
-        <w:t xml:space="preserve"> con una anticipación no menor a </w:t>
-      </w:r>
-      <w:r>
-        <w:rPr>
-          <w:rFonts w:cstheme="minorHAnsi"/>
-          <w:b/>
-          <w:bCs/>
-          <w:color w:val="000000"/>
-          <w:sz w:val="16"/>
-          <w:szCs w:val="16"/>
-          <w:lang w:val="es-MX"/>
-        </w:rPr>
-        <w:t>cuarenta y cinco (45) días</w:t>
-      </w:r>
-      <w:r>
-        <w:rPr>
-          <w:rFonts w:cstheme="minorHAnsi"/>
-          <w:color w:val="000000"/>
-          <w:sz w:val="16"/>
-          <w:szCs w:val="16"/>
-          <w:lang w:val="es-MX"/>
-        </w:rPr>
-        <w:t xml:space="preserve">. De no encontrarse conforme con las modificaciones, </w:t>
-      </w:r>
-      <w:r>
-        <w:rPr>
-          <w:rFonts w:cstheme="minorHAnsi"/>
-          <w:b/>
-          <w:bCs/>
-          <w:color w:val="000000"/>
-          <w:sz w:val="16"/>
-          <w:szCs w:val="16"/>
-          <w:lang w:val="es-MX"/>
-        </w:rPr>
-        <w:t>EL CLIENTE</w:t>
-      </w:r>
-      <w:r>
-        <w:rPr>
-          <w:rFonts w:cstheme="minorHAnsi"/>
-          <w:color w:val="000000"/>
-          <w:sz w:val="16"/>
-          <w:szCs w:val="16"/>
-          <w:lang w:val="es-MX"/>
-        </w:rPr>
         <w:t xml:space="preserve"> podrá </w:t>
       </w:r>
       <w:r>
@@ -4615,7 +4910,51 @@
           <w:szCs w:val="16"/>
           <w:lang w:val="es-MX"/>
         </w:rPr>
-        <w:t xml:space="preserve"> debiendo para ello: (i) manifestar su disconformidad por escrito, (ii) resolver expresamente el contrato y (iii) proceder al </w:t>
+        <w:t xml:space="preserve"> debiendo para ello: (i) manifestar su disconformidad por escrito, (</w:t>
+      </w:r>
+      <w:proofErr w:type="spellStart"/>
+      <w:r>
+        <w:rPr>
+          <w:rFonts w:cstheme="minorHAnsi"/>
+          <w:color w:val="000000"/>
+          <w:sz w:val="16"/>
+          <w:szCs w:val="16"/>
+          <w:lang w:val="es-MX"/>
+        </w:rPr>
+        <w:t>ii</w:t>
+      </w:r>
+      <w:proofErr w:type="spellEnd"/>
+      <w:r>
+        <w:rPr>
+          <w:rFonts w:cstheme="minorHAnsi"/>
+          <w:color w:val="000000"/>
+          <w:sz w:val="16"/>
+          <w:szCs w:val="16"/>
+          <w:lang w:val="es-MX"/>
+        </w:rPr>
+        <w:t>) resolver expresamente el contrato y (</w:t>
+      </w:r>
+      <w:proofErr w:type="spellStart"/>
+      <w:r>
+        <w:rPr>
+          <w:rFonts w:cstheme="minorHAnsi"/>
+          <w:color w:val="000000"/>
+          <w:sz w:val="16"/>
+          <w:szCs w:val="16"/>
+          <w:lang w:val="es-MX"/>
+        </w:rPr>
+        <w:t>iii</w:t>
+      </w:r>
+      <w:proofErr w:type="spellEnd"/>
+      <w:r>
+        <w:rPr>
+          <w:rFonts w:cstheme="minorHAnsi"/>
+          <w:color w:val="000000"/>
+          <w:sz w:val="16"/>
+          <w:szCs w:val="16"/>
+          <w:lang w:val="es-MX"/>
+        </w:rPr>
+        <w:t xml:space="preserve">) proceder al </w:t>
       </w:r>
       <w:r>
         <w:rPr>
@@ -5639,7 +5978,29 @@
           <w:szCs w:val="16"/>
           <w:lang w:val="es-MX"/>
         </w:rPr>
-        <w:t xml:space="preserve">Este documento forma parte integrante del Contrato N° </w:t>
+        <w:t xml:space="preserve">Este documento forma parte integrante del Contrato </w:t>
+      </w:r>
+      <w:proofErr w:type="spellStart"/>
+      <w:r>
+        <w:rPr>
+          <w:rFonts w:cstheme="minorHAnsi"/>
+          <w:color w:val="000000"/>
+          <w:sz w:val="16"/>
+          <w:szCs w:val="16"/>
+          <w:lang w:val="es-MX"/>
+        </w:rPr>
+        <w:t>N°</w:t>
+      </w:r>
+      <w:proofErr w:type="spellEnd"/>
+      <w:r>
+        <w:rPr>
+          <w:rFonts w:cstheme="minorHAnsi"/>
+          <w:color w:val="000000"/>
+          <w:sz w:val="16"/>
+          <w:szCs w:val="16"/>
+          <w:lang w:val="es-MX"/>
+        </w:rPr>
+        <w:t xml:space="preserve"> </w:t>
       </w:r>
       <w:r>
         <w:rPr>
@@ -5769,7 +6130,7 @@
       <w:pPr>
         <w:numPr>
           <w:ilvl w:val="0"/>
-          <w:numId w:val="20"/>
+          <w:numId w:val="4"/>
         </w:numPr>
         <w:spacing w:before="10" w:after="10" w:line="240" w:lineRule="auto"/>
         <w:ind w:right="-1085"/>
@@ -5862,7 +6223,7 @@
       <w:pPr>
         <w:numPr>
           <w:ilvl w:val="0"/>
-          <w:numId w:val="20"/>
+          <w:numId w:val="4"/>
         </w:numPr>
         <w:spacing w:before="10" w:after="10" w:line="240" w:lineRule="auto"/>
         <w:ind w:right="-1085"/>
@@ -5993,7 +6354,7 @@
       <w:pPr>
         <w:numPr>
           <w:ilvl w:val="0"/>
-          <w:numId w:val="20"/>
+          <w:numId w:val="4"/>
         </w:numPr>
         <w:spacing w:before="10" w:after="10" w:line="240" w:lineRule="auto"/>
         <w:ind w:right="-1085"/>
@@ -6092,7 +6453,33 @@
           <w:szCs w:val="16"/>
           <w:lang w:val="es-MX"/>
         </w:rPr>
-        <w:t xml:space="preserve">Año Fab. (aprox): </w:t>
+        <w:t>Año Fab. (</w:t>
+      </w:r>
+      <w:proofErr w:type="spellStart"/>
+      <w:r>
+        <w:rPr>
+          <w:rFonts w:cstheme="minorHAnsi"/>
+          <w:b/>
+          <w:bCs/>
+          <w:color w:val="000000"/>
+          <w:sz w:val="16"/>
+          <w:szCs w:val="16"/>
+          <w:lang w:val="es-MX"/>
+        </w:rPr>
+        <w:t>aprox</w:t>
+      </w:r>
+      <w:proofErr w:type="spellEnd"/>
+      <w:r>
+        <w:rPr>
+          <w:rFonts w:cstheme="minorHAnsi"/>
+          <w:b/>
+          <w:bCs/>
+          <w:color w:val="000000"/>
+          <w:sz w:val="16"/>
+          <w:szCs w:val="16"/>
+          <w:lang w:val="es-MX"/>
+        </w:rPr>
+        <w:t xml:space="preserve">): </w:t>
       </w:r>
       <w:r>
         <w:rPr>
@@ -6173,7 +6560,7 @@
       <w:pPr>
         <w:numPr>
           <w:ilvl w:val="0"/>
-          <w:numId w:val="27"/>
+          <w:numId w:val="6"/>
         </w:numPr>
         <w:spacing w:before="10" w:after="10" w:line="240" w:lineRule="auto"/>
         <w:ind w:right="-1085"/>
@@ -6301,7 +6688,7 @@
       <w:pPr>
         <w:numPr>
           <w:ilvl w:val="0"/>
-          <w:numId w:val="27"/>
+          <w:numId w:val="6"/>
         </w:numPr>
         <w:spacing w:before="10" w:after="10" w:line="240" w:lineRule="auto"/>
         <w:ind w:right="-1085"/>
@@ -6839,7 +7226,6 @@
           <w:szCs w:val="16"/>
           <w:lang w:val="es-MX"/>
         </w:rPr>
-        <w:lastRenderedPageBreak/>
         <w:br/>
       </w:r>
     </w:p>
@@ -6858,18 +7244,6 @@
           <w:lang w:val="es-MX"/>
         </w:rPr>
       </w:pPr>
-      <w:r>
-        <w:rPr>
-          <w:rFonts w:cstheme="minorHAnsi"/>
-          <w:b/>
-          <w:bCs/>
-          <w:color w:val="000000"/>
-          <w:sz w:val="16"/>
-          <w:szCs w:val="16"/>
-          <w:lang w:val="es-MX"/>
-        </w:rPr>
-        <w:t>ANEXO 02: HOJA RESUMEN INFORMATIVA</w:t>
-      </w:r>
     </w:p>
     <w:p>
       <w:pPr>
@@ -6878,82 +7252,14 @@
         <w:jc w:val="both"/>
         <w:rPr>
           <w:rFonts w:cstheme="minorHAnsi"/>
-          <w:color w:val="000000"/>
-          <w:sz w:val="16"/>
-          <w:szCs w:val="16"/>
-          <w:lang w:val="es-MX"/>
-        </w:rPr>
-      </w:pPr>
-      <w:r>
-        <w:rPr>
-          <w:rFonts w:cstheme="minorHAnsi"/>
-          <w:color w:val="000000"/>
-          <w:sz w:val="16"/>
-          <w:szCs w:val="16"/>
-          <w:lang w:val="es-MX"/>
-        </w:rPr>
-        <w:t>Este documento forma parte integrante del Contrato</w:t>
-      </w:r>
-      <w:r>
-        <w:rPr>
-          <w:rFonts w:cstheme="minorHAnsi"/>
-          <w:color w:val="000000"/>
-          <w:sz w:val="16"/>
-          <w:szCs w:val="16"/>
-          <w:lang w:val="es-MX"/>
-        </w:rPr>
-        <w:t xml:space="preserve"> </w:t>
-      </w:r>
-      <w:r>
-        <w:rPr>
-          <w:rFonts w:cstheme="minorHAnsi"/>
-          <w:color w:val="000000"/>
-          <w:sz w:val="16"/>
-          <w:szCs w:val="16"/>
-          <w:lang w:val="es-MX"/>
-        </w:rPr>
-        <w:t>Nº</w:t>
-      </w:r>
-      <w:r>
-        <w:rPr>
-          <w:rFonts w:cstheme="minorHAnsi"/>
-          <w:color w:val="000000"/>
-          <w:sz w:val="16"/>
-          <w:szCs w:val="16"/>
-          <w:lang w:val="es-MX"/>
-        </w:rPr>
-        <w:t xml:space="preserve"> </w:t>
-      </w:r>
-      <w:r>
-        <w:rPr>
-          <w:rFonts w:cstheme="minorHAnsi"/>
-          <w:color w:val="000000"/>
-          <w:sz w:val="16"/>
-          <w:szCs w:val="16"/>
-          <w:lang w:val="es-MX"/>
-        </w:rPr>
-        <w:t>${</w:t>
-      </w:r>
-      <w:r>
-        <w:rPr>
-          <w:rFonts w:cstheme="minorHAnsi"/>
-          <w:color w:val="000000"/>
-          <w:sz w:val="16"/>
-          <w:szCs w:val="16"/>
-          <w:lang w:val="es-MX"/>
-        </w:rPr>
-        <w:t>NUM_CONTRATO</w:t>
-      </w:r>
-      <w:r>
-        <w:rPr>
-          <w:rFonts w:cstheme="minorHAnsi"/>
-          <w:color w:val="000000"/>
-          <w:sz w:val="16"/>
-          <w:szCs w:val="16"/>
-          <w:lang w:val="es-MX"/>
-        </w:rPr>
-        <w:t>}</w:t>
-      </w:r>
+          <w:b/>
+          <w:bCs/>
+          <w:color w:val="000000"/>
+          <w:sz w:val="16"/>
+          <w:szCs w:val="16"/>
+          <w:lang w:val="es-MX"/>
+        </w:rPr>
+      </w:pPr>
     </w:p>
     <w:p>
       <w:pPr>
@@ -6970,6 +7276,152 @@
           <w:lang w:val="es-MX"/>
         </w:rPr>
       </w:pPr>
+    </w:p>
+    <w:p>
+      <w:pPr>
+        <w:spacing w:before="10" w:after="10" w:line="240" w:lineRule="auto"/>
+        <w:ind w:right="-1085"/>
+        <w:jc w:val="both"/>
+        <w:rPr>
+          <w:rFonts w:cstheme="minorHAnsi"/>
+          <w:b/>
+          <w:bCs/>
+          <w:color w:val="000000"/>
+          <w:sz w:val="16"/>
+          <w:szCs w:val="16"/>
+          <w:lang w:val="es-MX"/>
+        </w:rPr>
+      </w:pPr>
+    </w:p>
+    <w:p>
+      <w:pPr>
+        <w:spacing w:before="10" w:after="10" w:line="240" w:lineRule="auto"/>
+        <w:ind w:right="-1085"/>
+        <w:jc w:val="both"/>
+        <w:rPr>
+          <w:rFonts w:cstheme="minorHAnsi"/>
+          <w:b/>
+          <w:bCs/>
+          <w:color w:val="000000"/>
+          <w:sz w:val="16"/>
+          <w:szCs w:val="16"/>
+          <w:lang w:val="es-MX"/>
+        </w:rPr>
+      </w:pPr>
+      <w:r>
+        <w:rPr>
+          <w:rFonts w:cstheme="minorHAnsi"/>
+          <w:b/>
+          <w:bCs/>
+          <w:color w:val="000000"/>
+          <w:sz w:val="16"/>
+          <w:szCs w:val="16"/>
+          <w:lang w:val="es-MX"/>
+        </w:rPr>
+        <w:t>ANEXO 02: HOJA RESUMEN INFORMATIVA</w:t>
+      </w:r>
+    </w:p>
+    <w:p>
+      <w:pPr>
+        <w:spacing w:before="10" w:after="10" w:line="240" w:lineRule="auto"/>
+        <w:ind w:right="-1085"/>
+        <w:jc w:val="both"/>
+        <w:rPr>
+          <w:rFonts w:cstheme="minorHAnsi"/>
+          <w:color w:val="000000"/>
+          <w:sz w:val="16"/>
+          <w:szCs w:val="16"/>
+          <w:lang w:val="es-MX"/>
+        </w:rPr>
+      </w:pPr>
+      <w:r>
+        <w:rPr>
+          <w:rFonts w:cstheme="minorHAnsi"/>
+          <w:color w:val="000000"/>
+          <w:sz w:val="16"/>
+          <w:szCs w:val="16"/>
+          <w:lang w:val="es-MX"/>
+        </w:rPr>
+        <w:t>Este documento forma parte integrante del Contrato</w:t>
+      </w:r>
+      <w:r>
+        <w:rPr>
+          <w:rFonts w:cstheme="minorHAnsi"/>
+          <w:color w:val="000000"/>
+          <w:sz w:val="16"/>
+          <w:szCs w:val="16"/>
+          <w:lang w:val="es-MX"/>
+        </w:rPr>
+        <w:t xml:space="preserve"> </w:t>
+      </w:r>
+      <w:proofErr w:type="spellStart"/>
+      <w:r>
+        <w:rPr>
+          <w:rFonts w:cstheme="minorHAnsi"/>
+          <w:color w:val="000000"/>
+          <w:sz w:val="16"/>
+          <w:szCs w:val="16"/>
+          <w:lang w:val="es-MX"/>
+        </w:rPr>
+        <w:t>Nº</w:t>
+      </w:r>
+      <w:proofErr w:type="spellEnd"/>
+      <w:r>
+        <w:rPr>
+          <w:rFonts w:cstheme="minorHAnsi"/>
+          <w:color w:val="000000"/>
+          <w:sz w:val="16"/>
+          <w:szCs w:val="16"/>
+          <w:lang w:val="es-MX"/>
+        </w:rPr>
+        <w:t xml:space="preserve"> </w:t>
+      </w:r>
+      <w:r>
+        <w:rPr>
+          <w:rFonts w:cstheme="minorHAnsi"/>
+          <w:color w:val="000000"/>
+          <w:sz w:val="16"/>
+          <w:szCs w:val="16"/>
+          <w:lang w:val="es-MX"/>
+        </w:rPr>
+        <w:t>${</w:t>
+      </w:r>
+      <w:r>
+        <w:rPr>
+          <w:rFonts w:cstheme="minorHAnsi"/>
+          <w:color w:val="000000"/>
+          <w:sz w:val="16"/>
+          <w:szCs w:val="16"/>
+          <w:lang w:val="es-MX"/>
+        </w:rPr>
+        <w:t>NUM_CONTRATO</w:t>
+      </w:r>
+      <w:r>
+        <w:rPr>
+          <w:rFonts w:cstheme="minorHAnsi"/>
+          <w:color w:val="000000"/>
+          <w:sz w:val="16"/>
+          <w:szCs w:val="16"/>
+          <w:lang w:val="es-MX"/>
+        </w:rPr>
+        <w:t>}</w:t>
+      </w:r>
+    </w:p>
+    <w:p>
+      <w:pPr>
+        <w:spacing w:before="10" w:after="10" w:line="240" w:lineRule="auto"/>
+        <w:ind w:right="-1085"/>
+        <w:jc w:val="both"/>
+        <w:rPr>
+          <w:rFonts w:cstheme="minorHAnsi"/>
+          <w:b/>
+          <w:bCs/>
+          <w:color w:val="000000"/>
+          <w:sz w:val="16"/>
+          <w:szCs w:val="16"/>
+          <w:lang w:val="es-MX"/>
+        </w:rPr>
+      </w:pPr>
       <w:r>
         <w:rPr>
           <w:rFonts w:cstheme="minorHAnsi"/>
@@ -6987,7 +7439,7 @@
       <w:pPr>
         <w:numPr>
           <w:ilvl w:val="0"/>
-          <w:numId w:val="28"/>
+          <w:numId w:val="7"/>
         </w:numPr>
         <w:spacing w:before="10" w:after="10" w:line="240" w:lineRule="auto"/>
         <w:ind w:right="-1085"/>
@@ -7055,7 +7507,7 @@
       <w:pPr>
         <w:numPr>
           <w:ilvl w:val="0"/>
-          <w:numId w:val="28"/>
+          <w:numId w:val="7"/>
         </w:numPr>
         <w:spacing w:before="10" w:after="10" w:line="240" w:lineRule="auto"/>
         <w:ind w:right="-1085"/>
@@ -7123,7 +7575,7 @@
       <w:pPr>
         <w:numPr>
           <w:ilvl w:val="0"/>
-          <w:numId w:val="28"/>
+          <w:numId w:val="7"/>
         </w:numPr>
         <w:spacing w:before="10" w:after="10" w:line="240" w:lineRule="auto"/>
         <w:ind w:right="-1085"/>
@@ -7191,7 +7643,7 @@
       <w:pPr>
         <w:numPr>
           <w:ilvl w:val="0"/>
-          <w:numId w:val="28"/>
+          <w:numId w:val="7"/>
         </w:numPr>
         <w:spacing w:before="10" w:after="10" w:line="240" w:lineRule="auto"/>
         <w:ind w:right="-1085"/>
@@ -7355,7 +7807,7 @@
       <w:pPr>
         <w:numPr>
           <w:ilvl w:val="0"/>
-          <w:numId w:val="28"/>
+          <w:numId w:val="7"/>
         </w:numPr>
         <w:spacing w:before="10" w:after="10" w:line="240" w:lineRule="auto"/>
         <w:ind w:right="-1085"/>
@@ -8242,14 +8694,89 @@
           <w:szCs w:val="16"/>
         </w:rPr>
       </w:pPr>
-      <w:r>
-        <w:rPr>
-          <w:rFonts w:cstheme="minorHAnsi"/>
-          <w:color w:val="000000"/>
-          <w:sz w:val="16"/>
-          <w:szCs w:val="16"/>
-        </w:rPr>
-        <w:t>________________________________________________________            _____________________________________________________________________</w:t>
+    </w:p>
+    <w:p>
+      <w:pPr>
+        <w:spacing w:before="10" w:after="10" w:line="240" w:lineRule="auto"/>
+        <w:ind w:right="-1085"/>
+        <w:jc w:val="both"/>
+        <w:rPr>
+          <w:rFonts w:cstheme="minorHAnsi"/>
+          <w:color w:val="000000"/>
+          <w:sz w:val="16"/>
+          <w:szCs w:val="16"/>
+        </w:rPr>
+      </w:pPr>
+    </w:p>
+    <w:p>
+      <w:pPr>
+        <w:spacing w:before="10" w:after="10" w:line="240" w:lineRule="auto"/>
+        <w:ind w:right="-1085"/>
+        <w:jc w:val="both"/>
+        <w:rPr>
+          <w:rFonts w:cstheme="minorHAnsi"/>
+          <w:color w:val="000000"/>
+          <w:sz w:val="16"/>
+          <w:szCs w:val="16"/>
+        </w:rPr>
+      </w:pPr>
+    </w:p>
+    <w:p>
+      <w:pPr>
+        <w:spacing w:before="10" w:after="10" w:line="240" w:lineRule="auto"/>
+        <w:ind w:right="-1085"/>
+        <w:jc w:val="both"/>
+        <w:rPr>
+          <w:rFonts w:cstheme="minorHAnsi"/>
+          <w:color w:val="000000"/>
+          <w:sz w:val="16"/>
+          <w:szCs w:val="16"/>
+        </w:rPr>
+      </w:pPr>
+      <w:r>
+        <w:rPr>
+          <w:rFonts w:cstheme="minorHAnsi"/>
+          <w:color w:val="000000"/>
+          <w:sz w:val="16"/>
+          <w:szCs w:val="16"/>
+        </w:rPr>
+        <w:t>________________________________________________</w:t>
+      </w:r>
+      <w:r>
+        <w:rPr>
+          <w:rFonts w:cstheme="minorHAnsi"/>
+          <w:color w:val="000000"/>
+          <w:sz w:val="16"/>
+          <w:szCs w:val="16"/>
+        </w:rPr>
+        <w:t>_</w:t>
+      </w:r>
+      <w:r>
+        <w:rPr>
+          <w:rFonts w:cstheme="minorHAnsi"/>
+          <w:color w:val="000000"/>
+          <w:sz w:val="16"/>
+          <w:szCs w:val="16"/>
+        </w:rPr>
+        <w:t>_______</w:t>
+      </w:r>
+      <w:r>
+        <w:rPr>
+          <w:rFonts w:cstheme="minorHAnsi"/>
+          <w:color w:val="000000"/>
+          <w:sz w:val="16"/>
+          <w:szCs w:val="16"/>
+        </w:rPr>
+        <w:t>____</w:t>
+      </w:r>
+      <w:r>
+        <w:rPr>
+          <w:rFonts w:cstheme="minorHAnsi"/>
+          <w:color w:val="000000"/>
+          <w:sz w:val="16"/>
+          <w:szCs w:val="16"/>
+        </w:rPr>
+        <w:t>_            _____________________________________________________________________</w:t>
       </w:r>
     </w:p>
     <w:p>
@@ -8267,6 +8794,88 @@
           <w:szCs w:val="20"/>
         </w:rPr>
       </w:pPr>
+      <w:r>
+        <w:rPr>
+          <w:rFonts w:cstheme="minorHAnsi"/>
+          <w:noProof/>
+          <w:color w:val="000000"/>
+          <w:sz w:val="18"/>
+          <w:szCs w:val="20"/>
+          <w:lang w:val="es-ES" w:eastAsia="es-ES"/>
+        </w:rPr>
+        <mc:AlternateContent>
+          <mc:Choice Requires="wps">
+            <w:drawing>
+              <wp:anchor distT="0" distB="0" distL="114300" distR="114300" simplePos="0" relativeHeight="251659264" behindDoc="0" locked="0" layoutInCell="1" allowOverlap="1" wp14:anchorId="4EFE7163" wp14:editId="2000C5C7">
+                <wp:simplePos x="0" y="0"/>
+                <wp:positionH relativeFrom="column">
+                  <wp:posOffset>2137410</wp:posOffset>
+                </wp:positionH>
+                <wp:positionV relativeFrom="paragraph">
+                  <wp:posOffset>84455</wp:posOffset>
+                </wp:positionV>
+                <wp:extent cx="742950" cy="857250"/>
+                <wp:effectExtent l="0" t="0" r="19050" b="19050"/>
+                <wp:wrapNone/>
+                <wp:docPr id="14" name="14 Rectángulo"/>
+                <wp:cNvGraphicFramePr/>
+                <a:graphic xmlns:a="http://schemas.openxmlformats.org/drawingml/2006/main">
+                  <a:graphicData uri="http://schemas.microsoft.com/office/word/2010/wordprocessingShape">
+                    <wps:wsp>
+                      <wps:cNvSpPr/>
+                      <wps:spPr>
+                        <a:xfrm>
+                          <a:off x="0" y="0"/>
+                          <a:ext cx="742950" cy="857250"/>
+                        </a:xfrm>
+                        <a:prstGeom prst="rect">
+                          <a:avLst/>
+                        </a:prstGeom>
+                        <a:ln>
+                          <a:solidFill>
+                            <a:schemeClr val="tx1"/>
+                          </a:solidFill>
+                        </a:ln>
+                      </wps:spPr>
+                      <wps:style>
+                        <a:lnRef idx="2">
+                          <a:schemeClr val="accent6"/>
+                        </a:lnRef>
+                        <a:fillRef idx="1">
+                          <a:schemeClr val="lt1"/>
+                        </a:fillRef>
+                        <a:effectRef idx="0">
+                          <a:schemeClr val="accent6"/>
+                        </a:effectRef>
+                        <a:fontRef idx="minor">
+                          <a:schemeClr val="dk1"/>
+                        </a:fontRef>
+                      </wps:style>
+                      <wps:bodyPr rot="0" spcFirstLastPara="0" vertOverflow="overflow" horzOverflow="overflow" vert="horz" wrap="square" lIns="91440" tIns="45720" rIns="91440" bIns="45720" numCol="1" spcCol="0" rtlCol="0" fromWordArt="0" anchor="ctr" anchorCtr="0" forceAA="0" compatLnSpc="1">
+                        <a:prstTxWarp prst="textNoShape">
+                          <a:avLst/>
+                        </a:prstTxWarp>
+                        <a:noAutofit/>
+                      </wps:bodyPr>
+                    </wps:wsp>
+                  </a:graphicData>
+                </a:graphic>
+                <wp14:sizeRelH relativeFrom="margin">
+                  <wp14:pctWidth>0</wp14:pctWidth>
+                </wp14:sizeRelH>
+                <wp14:sizeRelV relativeFrom="margin">
+                  <wp14:pctHeight>0</wp14:pctHeight>
+                </wp14:sizeRelV>
+              </wp:anchor>
+            </w:drawing>
+          </mc:Choice>
+          <mc:Fallback>
+            <w:pict>
+              <v:rect w14:anchorId="306AEB93" id="14 Rectángulo" o:spid="_x0000_s1026" style="position:absolute;margin-left:168.3pt;margin-top:6.65pt;width:58.5pt;height:67.5pt;z-index:251659264;visibility:visible;mso-wrap-style:square;mso-width-percent:0;mso-height-percent:0;mso-wrap-distance-left:9pt;mso-wrap-distance-top:0;mso-wrap-distance-right:9pt;mso-wrap-distance-bottom:0;mso-position-horizontal:absolute;mso-position-horizontal-relative:text;mso-position-vertical:absolute;mso-position-vertical-relative:text;mso-width-percent:0;mso-height-percent:0;mso-width-relative:margin;mso-height-relative:margin;v-text-anchor:middle" o:gfxdata="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" fillcolor="white [3201]" strokecolor="black [3213]" strokeweight="1pt"/>
+            </w:pict>
+          </mc:Fallback>
+        </mc:AlternateContent>
+      </w:r>
     </w:p>
     <w:p>
       <w:pPr>
@@ -8295,13 +8904,13 @@
         <mc:AlternateContent>
           <mc:Choice Requires="wps">
             <w:drawing>
-              <wp:anchor distT="0" distB="0" distL="114300" distR="114300" simplePos="0" relativeHeight="251659264" behindDoc="0" locked="0" layoutInCell="1" allowOverlap="1" wp14:anchorId="43B990BB" wp14:editId="6C829EB5">
+              <wp:anchor distT="0" distB="0" distL="114300" distR="114300" simplePos="0" relativeHeight="251660288" behindDoc="0" locked="0" layoutInCell="1" allowOverlap="1" wp14:anchorId="52FB4725" wp14:editId="5B961142">
                 <wp:simplePos x="0" y="0"/>
                 <wp:positionH relativeFrom="column">
-                  <wp:posOffset>5822950</wp:posOffset>
+                  <wp:posOffset>5472021</wp:posOffset>
                 </wp:positionH>
                 <wp:positionV relativeFrom="paragraph">
-                  <wp:posOffset>3810</wp:posOffset>
+                  <wp:posOffset>13335</wp:posOffset>
                 </wp:positionV>
                 <wp:extent cx="781050" cy="895350"/>
                 <wp:effectExtent l="0" t="0" r="19050" b="19050"/>
@@ -8354,7 +8963,7 @@
           </mc:Choice>
           <mc:Fallback>
             <w:pict>
-              <v:rect w14:anchorId="1B3165E1" id="15 Rectángulo" o:spid="_x0000_s1026" style="position:absolute;margin-left:458.5pt;margin-top:.3pt;width:61.5pt;height:70.5pt;z-index:251659264;visibility:visible;mso-wrap-style:square;mso-wrap-distance-left:9pt;mso-wrap-distance-top:0;mso-wrap-distance-right:9pt;mso-wrap-distance-bottom:0;mso-position-horizontal:absolute;mso-position-horizontal-relative:text;mso-position-vertical:absolute;mso-position-vertical-relative:text;v-text-anchor:middle" o:gfxdata="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" fillcolor="white [3201]" strokecolor="black [3213]" strokeweight="2pt"/>
+              <v:rect w14:anchorId="6209348E" id="15 Rectángulo" o:spid="_x0000_s1026" style="position:absolute;margin-left:430.85pt;margin-top:1.05pt;width:61.5pt;height:70.5pt;z-index:251660288;visibility:visible;mso-wrap-style:square;mso-wrap-distance-left:9pt;mso-wrap-distance-top:0;mso-wrap-distance-right:9pt;mso-wrap-distance-bottom:0;mso-position-horizontal:absolute;mso-position-horizontal-relative:text;mso-position-vertical:absolute;mso-position-vertical-relative:text;v-text-anchor:middle" o:gfxdata="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" fillcolor="white [3201]" strokecolor="black [3213]" strokeweight="1pt"/>
             </w:pict>
           </mc:Fallback>
         </mc:AlternateContent>
@@ -8362,78 +8971,11 @@
       <w:r>
         <w:rPr>
           <w:rFonts w:cstheme="minorHAnsi"/>
-          <w:noProof/>
           <w:color w:val="000000"/>
           <w:sz w:val="18"/>
           <w:szCs w:val="20"/>
-          <w:lang w:val="es-ES" w:eastAsia="es-ES"/>
-        </w:rPr>
-        <mc:AlternateContent>
-          <mc:Choice Requires="wps">
-            <w:drawing>
-              <wp:anchor distT="0" distB="0" distL="114300" distR="114300" simplePos="0" relativeHeight="251656192" behindDoc="0" locked="0" layoutInCell="1" allowOverlap="1" wp14:anchorId="26F1672A" wp14:editId="63CAA25C">
-                <wp:simplePos x="0" y="0"/>
-                <wp:positionH relativeFrom="column">
-                  <wp:posOffset>2078990</wp:posOffset>
-                </wp:positionH>
-                <wp:positionV relativeFrom="paragraph">
-                  <wp:posOffset>5080</wp:posOffset>
-                </wp:positionV>
-                <wp:extent cx="781050" cy="895350"/>
-                <wp:effectExtent l="0" t="0" r="19050" b="19050"/>
-                <wp:wrapNone/>
-                <wp:docPr id="14" name="14 Rectángulo"/>
-                <wp:cNvGraphicFramePr/>
-                <a:graphic xmlns:a="http://schemas.openxmlformats.org/drawingml/2006/main">
-                  <a:graphicData uri="http://schemas.microsoft.com/office/word/2010/wordprocessingShape">
-                    <wps:wsp>
-                      <wps:cNvSpPr/>
-                      <wps:spPr>
-                        <a:xfrm>
-                          <a:off x="0" y="0"/>
-                          <a:ext cx="781050" cy="895350"/>
-                        </a:xfrm>
-                        <a:prstGeom prst="rect">
-                          <a:avLst/>
-                        </a:prstGeom>
-                        <a:ln>
-                          <a:solidFill>
-                            <a:schemeClr val="tx1"/>
-                          </a:solidFill>
-                        </a:ln>
-                      </wps:spPr>
-                      <wps:style>
-                        <a:lnRef idx="2">
-                          <a:schemeClr val="accent6"/>
-                        </a:lnRef>
-                        <a:fillRef idx="1">
-                          <a:schemeClr val="lt1"/>
-                        </a:fillRef>
-                        <a:effectRef idx="0">
-                          <a:schemeClr val="accent6"/>
-                        </a:effectRef>
-                        <a:fontRef idx="minor">
-                          <a:schemeClr val="dk1"/>
-                        </a:fontRef>
-                      </wps:style>
-                      <wps:bodyPr rot="0" spcFirstLastPara="0" vertOverflow="overflow" horzOverflow="overflow" vert="horz" wrap="square" lIns="91440" tIns="45720" rIns="91440" bIns="45720" numCol="1" spcCol="0" rtlCol="0" fromWordArt="0" anchor="ctr" anchorCtr="0" forceAA="0" compatLnSpc="1">
-                        <a:prstTxWarp prst="textNoShape">
-                          <a:avLst/>
-                        </a:prstTxWarp>
-                        <a:noAutofit/>
-                      </wps:bodyPr>
-                    </wps:wsp>
-                  </a:graphicData>
-                </a:graphic>
-              </wp:anchor>
-            </w:drawing>
-          </mc:Choice>
-          <mc:Fallback>
-            <w:pict>
-              <v:rect w14:anchorId="54E7AF56" id="14 Rectángulo" o:spid="_x0000_s1026" style="position:absolute;margin-left:163.7pt;margin-top:.4pt;width:61.5pt;height:70.5pt;z-index:251656192;visibility:visible;mso-wrap-style:square;mso-wrap-distance-left:9pt;mso-wrap-distance-top:0;mso-wrap-distance-right:9pt;mso-wrap-distance-bottom:0;mso-position-horizontal:absolute;mso-position-horizontal-relative:text;mso-position-vertical:absolute;mso-position-vertical-relative:text;v-text-anchor:middle" o:gfxdata="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" fillcolor="white [3201]" strokecolor="black [3213]" strokeweight="2pt"/>
-            </w:pict>
-          </mc:Fallback>
-        </mc:AlternateContent>
+        </w:rPr>
+        <w:t xml:space="preserve">    CREDIÁGIL                                                                                                      </w:t>
       </w:r>
       <w:r>
         <w:rPr>
@@ -8442,61 +8984,7 @@
           <w:sz w:val="18"/>
           <w:szCs w:val="20"/>
         </w:rPr>
-        <w:t xml:space="preserve">  </w:t>
-      </w:r>
-      <w:r>
-        <w:rPr>
-          <w:rFonts w:cstheme="minorHAnsi"/>
-          <w:color w:val="000000"/>
-          <w:sz w:val="18"/>
-          <w:szCs w:val="20"/>
-        </w:rPr>
-        <w:t xml:space="preserve">  </w:t>
-      </w:r>
-      <w:r>
-        <w:rPr>
-          <w:rFonts w:cstheme="minorHAnsi"/>
-          <w:color w:val="000000"/>
-          <w:sz w:val="18"/>
-          <w:szCs w:val="20"/>
-        </w:rPr>
-        <w:t>CREDIÁGIL</w:t>
-      </w:r>
-      <w:r>
-        <w:rPr>
-          <w:rFonts w:cstheme="minorHAnsi"/>
-          <w:color w:val="000000"/>
-          <w:sz w:val="18"/>
-          <w:szCs w:val="20"/>
-        </w:rPr>
-        <w:t xml:space="preserve">        </w:t>
-      </w:r>
-      <w:r>
-        <w:rPr>
-          <w:rFonts w:cstheme="minorHAnsi"/>
-          <w:color w:val="000000"/>
-          <w:sz w:val="18"/>
-          <w:szCs w:val="20"/>
-        </w:rPr>
-        <w:t xml:space="preserve">                                                                                       </w:t>
-      </w:r>
-      <w:r>
-        <w:rPr>
-          <w:rFonts w:cstheme="minorHAnsi"/>
-          <w:color w:val="000000"/>
-          <w:sz w:val="18"/>
-          <w:szCs w:val="20"/>
-        </w:rPr>
-        <w:t xml:space="preserve">      </w:t>
-      </w:r>
-      <w:r>
-        <w:rPr>
-          <w:rFonts w:cstheme="minorHAnsi"/>
-          <w:color w:val="000000"/>
-          <w:sz w:val="18"/>
-          <w:szCs w:val="20"/>
-        </w:rPr>
-        <w:t xml:space="preserve"> </w:t>
+        <w:t xml:space="preserve">          </w:t>
       </w:r>
       <w:r>
         <w:rPr>
@@ -8546,7 +9034,7 @@
           <w:sz w:val="18"/>
           <w:szCs w:val="20"/>
         </w:rPr>
-        <w:t xml:space="preserve">  </w:t>
+        <w:t xml:space="preserve">    </w:t>
       </w:r>
       <w:r>
         <w:rPr>
@@ -8555,7 +9043,7 @@
           <w:sz w:val="18"/>
           <w:szCs w:val="20"/>
         </w:rPr>
-        <w:t xml:space="preserve">  </w:t>
+        <w:t>NOMBRE:</w:t>
       </w:r>
       <w:r>
         <w:rPr>
@@ -8564,7 +9052,7 @@
           <w:sz w:val="18"/>
           <w:szCs w:val="20"/>
         </w:rPr>
-        <w:t>NOMBRE:</w:t>
+        <w:t xml:space="preserve"> ${</w:t>
       </w:r>
       <w:r>
         <w:rPr>
@@ -8573,8 +9061,9 @@
           <w:sz w:val="18"/>
           <w:szCs w:val="20"/>
         </w:rPr>
-        <w:t xml:space="preserve"> </w:t>
-      </w:r>
+        <w:t>NOMBRE_APODERADO_</w:t>
+      </w:r>
+      <w:proofErr w:type="gramStart"/>
       <w:r>
         <w:rPr>
           <w:rFonts w:cstheme="minorHAnsi"/>
@@ -8582,7 +9071,7 @@
           <w:sz w:val="18"/>
           <w:szCs w:val="20"/>
         </w:rPr>
-        <w:t>${</w:t>
+        <w:t>CA</w:t>
       </w:r>
       <w:r>
         <w:rPr>
@@ -8591,9 +9080,8 @@
           <w:sz w:val="18"/>
           <w:szCs w:val="20"/>
         </w:rPr>
-        <w:t>NOMBRE_APODERADO_</w:t>
-      </w:r>
-      <w:proofErr w:type="gramStart"/>
+        <w:t>}</w:t>
+      </w:r>
       <w:r>
         <w:rPr>
           <w:rFonts w:cstheme="minorHAnsi"/>
@@ -8601,7 +9089,7 @@
           <w:sz w:val="18"/>
           <w:szCs w:val="20"/>
         </w:rPr>
-        <w:t>CA</w:t>
+        <w:t xml:space="preserve"> </w:t>
       </w:r>
       <w:r>
         <w:rPr>
@@ -8610,8 +9098,9 @@
           <w:sz w:val="18"/>
           <w:szCs w:val="20"/>
         </w:rPr>
-        <w:t>}</w:t>
-      </w:r>
+        <w:t xml:space="preserve">  </w:t>
+      </w:r>
+      <w:proofErr w:type="gramEnd"/>
       <w:r>
         <w:rPr>
           <w:rFonts w:cstheme="minorHAnsi"/>
@@ -8619,53 +9108,7 @@
           <w:sz w:val="18"/>
           <w:szCs w:val="20"/>
         </w:rPr>
-        <w:t xml:space="preserve"> </w:t>
-      </w:r>
-      <w:r>
-        <w:rPr>
-          <w:rFonts w:cstheme="minorHAnsi"/>
-          <w:color w:val="000000"/>
-          <w:sz w:val="18"/>
-          <w:szCs w:val="20"/>
-        </w:rPr>
-        <w:t xml:space="preserve">  </w:t>
-      </w:r>
-      <w:proofErr w:type="gramEnd"/>
-      <w:r>
-        <w:rPr>
-          <w:rFonts w:cstheme="minorHAnsi"/>
-          <w:color w:val="000000"/>
-          <w:sz w:val="18"/>
-          <w:szCs w:val="20"/>
-        </w:rPr>
-        <w:t xml:space="preserve">                                        </w:t>
-      </w:r>
-      <w:r>
-        <w:rPr>
-          <w:rFonts w:cstheme="minorHAnsi"/>
-          <w:color w:val="000000"/>
-          <w:sz w:val="18"/>
-          <w:szCs w:val="20"/>
-        </w:rPr>
-        <w:t xml:space="preserve">    </w:t>
-      </w:r>
-      <w:r>
-        <w:rPr>
-          <w:rFonts w:cstheme="minorHAnsi"/>
-          <w:color w:val="000000"/>
-          <w:sz w:val="18"/>
-          <w:szCs w:val="20"/>
-        </w:rPr>
-        <w:t xml:space="preserve"> </w:t>
-      </w:r>
-      <w:r>
-        <w:rPr>
-          <w:rFonts w:cstheme="minorHAnsi"/>
-          <w:color w:val="000000"/>
-          <w:sz w:val="18"/>
-          <w:szCs w:val="20"/>
-        </w:rPr>
-        <w:t xml:space="preserve"> </w:t>
+        <w:t xml:space="preserve">                                              </w:t>
       </w:r>
       <w:r>
         <w:rPr>
@@ -8722,7 +9165,7 @@
           <w:sz w:val="18"/>
           <w:szCs w:val="20"/>
         </w:rPr>
-        <w:t xml:space="preserve">  </w:t>
+        <w:t xml:space="preserve">    </w:t>
       </w:r>
       <w:r>
         <w:rPr>
@@ -8731,7 +9174,7 @@
           <w:sz w:val="18"/>
           <w:szCs w:val="20"/>
         </w:rPr>
-        <w:t xml:space="preserve">  </w:t>
+        <w:t>DNI:</w:t>
       </w:r>
       <w:r>
         <w:rPr>
@@ -8740,7 +9183,7 @@
           <w:sz w:val="18"/>
           <w:szCs w:val="20"/>
         </w:rPr>
-        <w:t>DNI:</w:t>
+        <w:t xml:space="preserve"> ${</w:t>
       </w:r>
       <w:r>
         <w:rPr>
@@ -8749,8 +9192,9 @@
           <w:sz w:val="18"/>
           <w:szCs w:val="20"/>
         </w:rPr>
-        <w:t xml:space="preserve"> </w:t>
-      </w:r>
+        <w:t>DNI_APODERADO_</w:t>
+      </w:r>
+      <w:proofErr w:type="gramStart"/>
       <w:r>
         <w:rPr>
           <w:rFonts w:cstheme="minorHAnsi"/>
@@ -8758,7 +9202,7 @@
           <w:sz w:val="18"/>
           <w:szCs w:val="20"/>
         </w:rPr>
-        <w:t>${</w:t>
+        <w:t>CA</w:t>
       </w:r>
       <w:r>
         <w:rPr>
@@ -8767,9 +9211,8 @@
           <w:sz w:val="18"/>
           <w:szCs w:val="20"/>
         </w:rPr>
-        <w:t>DNI_APODERADO_</w:t>
-      </w:r>
-      <w:proofErr w:type="gramStart"/>
+        <w:t>}</w:t>
+      </w:r>
       <w:r>
         <w:rPr>
           <w:rFonts w:cstheme="minorHAnsi"/>
@@ -8777,7 +9220,7 @@
           <w:sz w:val="18"/>
           <w:szCs w:val="20"/>
         </w:rPr>
-        <w:t>CA</w:t>
+        <w:t xml:space="preserve">  </w:t>
       </w:r>
       <w:r>
         <w:rPr>
@@ -8786,8 +9229,9 @@
           <w:sz w:val="18"/>
           <w:szCs w:val="20"/>
         </w:rPr>
-        <w:t>}</w:t>
-      </w:r>
+        <w:t xml:space="preserve"> </w:t>
+      </w:r>
+      <w:proofErr w:type="gramEnd"/>
       <w:r>
         <w:rPr>
           <w:rFonts w:cstheme="minorHAnsi"/>
@@ -8795,7 +9239,7 @@
           <w:sz w:val="18"/>
           <w:szCs w:val="20"/>
         </w:rPr>
-        <w:t xml:space="preserve">  </w:t>
+        <w:t xml:space="preserve">                                                                </w:t>
       </w:r>
       <w:r>
         <w:rPr>
@@ -8804,9 +9248,8 @@
           <w:sz w:val="18"/>
           <w:szCs w:val="20"/>
         </w:rPr>
-        <w:t xml:space="preserve"> </w:t>
-      </w:r>
-      <w:proofErr w:type="gramEnd"/>
+        <w:t xml:space="preserve">   </w:t>
+      </w:r>
       <w:r>
         <w:rPr>
           <w:rFonts w:cstheme="minorHAnsi"/>
@@ -8814,7 +9257,7 @@
           <w:sz w:val="18"/>
           <w:szCs w:val="20"/>
         </w:rPr>
-        <w:t xml:space="preserve">                                                          </w:t>
+        <w:t xml:space="preserve">  </w:t>
       </w:r>
       <w:r>
         <w:rPr>
@@ -8823,7 +9266,7 @@
           <w:sz w:val="18"/>
           <w:szCs w:val="20"/>
         </w:rPr>
-        <w:t xml:space="preserve">    </w:t>
+        <w:t>DNI:</w:t>
       </w:r>
       <w:r>
         <w:rPr>
@@ -8832,43 +9275,7 @@
           <w:sz w:val="18"/>
           <w:szCs w:val="20"/>
         </w:rPr>
-        <w:t xml:space="preserve">   </w:t>
-      </w:r>
-      <w:r>
-        <w:rPr>
-          <w:rFonts w:cstheme="minorHAnsi"/>
-          <w:color w:val="000000"/>
-          <w:sz w:val="18"/>
-          <w:szCs w:val="20"/>
-        </w:rPr>
-        <w:t xml:space="preserve"> </w:t>
-      </w:r>
-      <w:r>
-        <w:rPr>
-          <w:rFonts w:cstheme="minorHAnsi"/>
-          <w:color w:val="000000"/>
-          <w:sz w:val="18"/>
-          <w:szCs w:val="20"/>
-        </w:rPr>
-        <w:t>DNI:</w:t>
-      </w:r>
-      <w:r>
-        <w:rPr>
-          <w:rFonts w:cstheme="minorHAnsi"/>
-          <w:color w:val="000000"/>
-          <w:sz w:val="18"/>
-          <w:szCs w:val="20"/>
-        </w:rPr>
-        <w:t xml:space="preserve"> </w:t>
-      </w:r>
-      <w:r>
-        <w:rPr>
-          <w:rFonts w:cstheme="minorHAnsi"/>
-          <w:color w:val="000000"/>
-          <w:sz w:val="18"/>
-          <w:szCs w:val="20"/>
-        </w:rPr>
-        <w:t>${</w:t>
+        <w:t xml:space="preserve"> ${</w:t>
       </w:r>
       <w:r>
         <w:rPr>
@@ -8902,11 +9309,18 @@
         </w:rPr>
       </w:pPr>
     </w:p>
+    <w:p>
+      <w:pPr>
+        <w:tabs>
+          <w:tab w:val="left" w:pos="3357"/>
+        </w:tabs>
+      </w:pPr>
+    </w:p>
     <w:sectPr>
       <w:headerReference w:type="default" r:id="rId7"/>
       <w:footerReference w:type="default" r:id="rId8"/>
-      <w:pgSz w:w="12240" w:h="15840"/>
-      <w:pgMar w:top="1418" w:right="1892" w:bottom="2269" w:left="993" w:header="708" w:footer="708" w:gutter="0"/>
+      <w:pgSz w:w="11906" w:h="16838" w:code="9"/>
+      <w:pgMar w:top="1418" w:right="1985" w:bottom="1418" w:left="1134" w:header="1985" w:footer="709" w:gutter="0"/>
       <w:cols w:space="708"/>
       <w:docGrid w:linePitch="360"/>
     </w:sectPr>
@@ -8943,76 +9357,624 @@
 <w:ftr xmlns:wpc="http://schemas.microsoft.com/office/word/2010/wordprocessingCanvas" xmlns:cx="http://schemas.microsoft.com/office/drawing/2014/chartex" xmlns:cx1="http://schemas.microsoft.com/office/drawing/2015/9/8/chartex" xmlns:cx2="http://schemas.microsoft.com/office/drawing/2015/10/21/chartex" xmlns:cx3="http://schemas.microsoft.com/office/drawing/2016/5/9/chartex" xmlns:cx4="http://schemas.microsoft.com/office/drawing/2016/5/10/chartex" xmlns:cx5="http://schemas.microsoft.com/office/drawing/2016/5/11/chartex" xmlns:cx6="http://schemas.microsoft.com/office/drawing/2016/5/12/chartex" xmlns:cx7="http://schemas.microsoft.com/office/drawing/2016/5/13/chartex" xmlns:cx8="http://schemas.microsoft.com/office/drawing/2016/5/14/chartex" xmlns:mc="http://schemas.openxmlformats.org/markup-compatibility/2006" xmlns:aink="http://schemas.microsoft.com/office/drawing/2016/ink" xmlns:am3d="http://schemas.microsoft.com/office/drawing/2017/model3d" xmlns:o="urn:schemas-microsoft-com:office:office" xmlns:oel="http://schemas.microsoft.com/office/2019/extlst" xmlns:r="http://schemas.openxmlformats.org/officeDocument/2006/relationships" xmlns:m="http://schemas.openxmlformats.org/officeDocument/2006/math" xmlns:v="urn:schemas-microsoft-com:vml" xmlns:wp14="http://schemas.microsoft.com/office/word/2010/wordprocessingDrawing" xmlns:wp="http://schemas.openxmlformats.org/drawingml/2006/wordprocessingDrawing" xmlns:w10="urn:schemas-microsoft-com:office:word" xmlns:w="http://schemas.openxmlformats.org/wordprocessingml/2006/main" xmlns:w14="http://schemas.microsoft.com/office/word/2010/wordml" xmlns:w15="http://schemas.microsoft.com/office/word/2012/wordml" xmlns:w16cex="http://schemas.microsoft.com/office/word/2018/wordml/cex" xmlns:w16cid="http://schemas.microsoft.com/office/word/2016/wordml/cid" xmlns:w16="http://schemas.microsoft.com/office/word/2018/wordml" xmlns:w16sdtdh="http://schemas.microsoft.com/office/word/2020/wordml/sdtdatahash" xmlns:w16se="http://schemas.microsoft.com/office/word/2015/wordml/symex" xmlns:wpg="http://schemas.microsoft.com/office/word/2010/wordprocessingGroup" xmlns:wpi="http://schemas.microsoft.com/office/word/2010/wordprocessingInk" xmlns:wne="http://schemas.microsoft.com/office/word/2006/wordml" xmlns:wps="http://schemas.microsoft.com/office/word/2010/wordprocessingShape" mc:Ignorable="w14 w15 w16se w16cid w16 w16cex w16sdtdh wp14">
   <w:p>
     <w:pPr>
-      <w:spacing w:before="30" w:after="30"/>
-      <w:ind w:left="-709"/>
-      <w:jc w:val="center"/>
-      <w:rPr>
-        <w:rFonts w:ascii="Verdana" w:hAnsi="Verdana" w:cs="Courier New"/>
-        <w:b/>
-        <w:bCs/>
-        <w:sz w:val="14"/>
-        <w:szCs w:val="14"/>
-      </w:rPr>
+      <w:pStyle w:val="Piedepgina"/>
+      <w:tabs>
+        <w:tab w:val="clear" w:pos="4419"/>
+        <w:tab w:val="clear" w:pos="8838"/>
+        <w:tab w:val="left" w:pos="8103"/>
+      </w:tabs>
     </w:pPr>
     <w:r>
       <w:rPr>
-        <w:rFonts w:ascii="Verdana" w:hAnsi="Verdana" w:cs="Courier New"/>
-        <w:b/>
-        <w:bCs/>
         <w:noProof/>
-        <w:sz w:val="14"/>
-        <w:szCs w:val="14"/>
-        <w:lang w:eastAsia="es-PE"/>
+        <w:sz w:val="20"/>
+      </w:rPr>
+      <mc:AlternateContent>
+        <mc:Choice Requires="wpg">
+          <w:drawing>
+            <wp:anchor distT="0" distB="0" distL="0" distR="0" simplePos="0" relativeHeight="251668480" behindDoc="1" locked="0" layoutInCell="1" allowOverlap="1" wp14:anchorId="40E26A71" wp14:editId="4F96BD57">
+              <wp:simplePos x="0" y="0"/>
+              <wp:positionH relativeFrom="page">
+                <wp:posOffset>5166614</wp:posOffset>
+              </wp:positionH>
+              <wp:positionV relativeFrom="page">
+                <wp:posOffset>9919335</wp:posOffset>
+              </wp:positionV>
+              <wp:extent cx="298450" cy="298450"/>
+              <wp:effectExtent l="0" t="0" r="0" b="0"/>
+              <wp:wrapNone/>
+              <wp:docPr id="8" name="Group 8"/>
+              <wp:cNvGraphicFramePr>
+                <a:graphicFrameLocks xmlns:a="http://schemas.openxmlformats.org/drawingml/2006/main"/>
+              </wp:cNvGraphicFramePr>
+              <a:graphic xmlns:a="http://schemas.openxmlformats.org/drawingml/2006/main">
+                <a:graphicData uri="http://schemas.microsoft.com/office/word/2010/wordprocessingGroup">
+                  <wpg:wgp>
+                    <wpg:cNvGrpSpPr>
+                      <a:grpSpLocks/>
+                    </wpg:cNvGrpSpPr>
+                    <wpg:grpSpPr>
+                      <a:xfrm>
+                        <a:off x="0" y="0"/>
+                        <a:ext cx="298450" cy="298450"/>
+                        <a:chOff x="0" y="0"/>
+                        <a:chExt cx="298450" cy="298450"/>
+                      </a:xfrm>
+                    </wpg:grpSpPr>
+                    <wps:wsp>
+                      <wps:cNvPr id="9" name="Graphic 9"/>
+                      <wps:cNvSpPr/>
+                      <wps:spPr>
+                        <a:xfrm>
+                          <a:off x="0" y="0"/>
+                          <a:ext cx="298450" cy="298450"/>
+                        </a:xfrm>
+                        <a:custGeom>
+                          <a:avLst/>
+                          <a:gdLst/>
+                          <a:ahLst/>
+                          <a:cxnLst/>
+                          <a:rect l="l" t="t" r="r" b="b"/>
+                          <a:pathLst>
+                            <a:path w="298450" h="298450">
+                              <a:moveTo>
+                                <a:pt x="149148" y="0"/>
+                              </a:moveTo>
+                              <a:lnTo>
+                                <a:pt x="102006" y="7603"/>
+                              </a:lnTo>
+                              <a:lnTo>
+                                <a:pt x="61063" y="28777"/>
+                              </a:lnTo>
+                              <a:lnTo>
+                                <a:pt x="28777" y="61063"/>
+                              </a:lnTo>
+                              <a:lnTo>
+                                <a:pt x="7603" y="102006"/>
+                              </a:lnTo>
+                              <a:lnTo>
+                                <a:pt x="0" y="149148"/>
+                              </a:lnTo>
+                              <a:lnTo>
+                                <a:pt x="7603" y="196291"/>
+                              </a:lnTo>
+                              <a:lnTo>
+                                <a:pt x="28777" y="237233"/>
+                              </a:lnTo>
+                              <a:lnTo>
+                                <a:pt x="61063" y="269520"/>
+                              </a:lnTo>
+                              <a:lnTo>
+                                <a:pt x="102006" y="290693"/>
+                              </a:lnTo>
+                              <a:lnTo>
+                                <a:pt x="149148" y="298297"/>
+                              </a:lnTo>
+                              <a:lnTo>
+                                <a:pt x="196291" y="290693"/>
+                              </a:lnTo>
+                              <a:lnTo>
+                                <a:pt x="237233" y="269520"/>
+                              </a:lnTo>
+                              <a:lnTo>
+                                <a:pt x="269520" y="237233"/>
+                              </a:lnTo>
+                              <a:lnTo>
+                                <a:pt x="290693" y="196291"/>
+                              </a:lnTo>
+                              <a:lnTo>
+                                <a:pt x="298297" y="149148"/>
+                              </a:lnTo>
+                              <a:lnTo>
+                                <a:pt x="290693" y="102006"/>
+                              </a:lnTo>
+                              <a:lnTo>
+                                <a:pt x="269520" y="61063"/>
+                              </a:lnTo>
+                              <a:lnTo>
+                                <a:pt x="237233" y="28777"/>
+                              </a:lnTo>
+                              <a:lnTo>
+                                <a:pt x="196291" y="7603"/>
+                              </a:lnTo>
+                              <a:lnTo>
+                                <a:pt x="149148" y="0"/>
+                              </a:lnTo>
+                              <a:close/>
+                            </a:path>
+                          </a:pathLst>
+                        </a:custGeom>
+                        <a:solidFill>
+                          <a:srgbClr val="F5812A"/>
+                        </a:solidFill>
+                      </wps:spPr>
+                      <wps:bodyPr wrap="square" lIns="0" tIns="0" rIns="0" bIns="0" rtlCol="0">
+                        <a:prstTxWarp prst="textNoShape">
+                          <a:avLst/>
+                        </a:prstTxWarp>
+                        <a:noAutofit/>
+                      </wps:bodyPr>
+                    </wps:wsp>
+                    <pic:pic xmlns:pic="http://schemas.openxmlformats.org/drawingml/2006/picture">
+                      <pic:nvPicPr>
+                        <pic:cNvPr id="10" name="Image 10"/>
+                        <pic:cNvPicPr/>
+                      </pic:nvPicPr>
+                      <pic:blipFill>
+                        <a:blip r:embed="rId1" cstate="print"/>
+                        <a:stretch>
+                          <a:fillRect/>
+                        </a:stretch>
+                      </pic:blipFill>
+                      <pic:spPr>
+                        <a:xfrm>
+                          <a:off x="73120" y="70459"/>
+                          <a:ext cx="152044" cy="157378"/>
+                        </a:xfrm>
+                        <a:prstGeom prst="rect">
+                          <a:avLst/>
+                        </a:prstGeom>
+                      </pic:spPr>
+                    </pic:pic>
+                  </wpg:wgp>
+                </a:graphicData>
+              </a:graphic>
+            </wp:anchor>
+          </w:drawing>
+        </mc:Choice>
+        <mc:Fallback>
+          <w:pict>
+            <v:group w14:anchorId="4488A9E8" id="Group 8" o:spid="_x0000_s1026" style="position:absolute;margin-left:406.8pt;margin-top:781.05pt;width:23.5pt;height:23.5pt;z-index:-251648000;mso-wrap-distance-left:0;mso-wrap-distance-right:0;mso-position-horizontal-relative:page;mso-position-vertical-relative:page" coordsize="298450,298450" o:gfxdata="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">
+              <v:shape id="Graphic 9" o:spid="_x0000_s1027" style="position:absolute;width:298450;height:298450;visibility:visible;mso-wrap-style:square;v-text-anchor:top" coordsize="298450,298450" o:gfxdata="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" path="m149148,l102006,7603,61063,28777,28777,61063,7603,102006,,149148r7603,47143l28777,237233r32286,32287l102006,290693r47142,7604l196291,290693r40942,-21173l269520,237233r21173,-40942l298297,149148r-7604,-47142l269520,61063,237233,28777,196291,7603,149148,xe" fillcolor="#f5812a" stroked="f">
+                <v:path arrowok="t"/>
+              </v:shape>
+              <v:shapetype id="_x0000_t75" coordsize="21600,21600" o:spt="75" o:preferrelative="t" path="m@4@5l@4@11@9@11@9@5xe" filled="f" stroked="f">
+                <v:stroke joinstyle="miter"/>
+                <v:formulas>
+                  <v:f eqn="if lineDrawn pixelLineWidth 0"/>
+                  <v:f eqn="sum @0 1 0"/>
+                  <v:f eqn="sum 0 0 @1"/>
+                  <v:f eqn="prod @2 1 2"/>
+                  <v:f eqn="prod @3 21600 pixelWidth"/>
+                  <v:f eqn="prod @3 21600 pixelHeight"/>
+                  <v:f eqn="sum @0 0 1"/>
+                  <v:f eqn="prod @6 1 2"/>
+                  <v:f eqn="prod @7 21600 pixelWidth"/>
+                  <v:f eqn="sum @8 21600 0"/>
+                  <v:f eqn="prod @7 21600 pixelHeight"/>
+                  <v:f eqn="sum @10 21600 0"/>
+                </v:formulas>
+                <v:path o:extrusionok="f" gradientshapeok="t" o:connecttype="rect"/>
+                <o:lock v:ext="edit" aspectratio="t"/>
+              </v:shapetype>
+              <v:shape id="Image 10" o:spid="_x0000_s1028" type="#_x0000_t75" style="position:absolute;left:73120;top:70459;width:152044;height:157378;visibility:visible;mso-wrap-style:square" o:gfxdata="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">
+                <v:imagedata r:id="rId2" o:title=""/>
+              </v:shape>
+              <w10:wrap anchorx="page" anchory="page"/>
+            </v:group>
+          </w:pict>
+        </mc:Fallback>
+      </mc:AlternateContent>
+    </w:r>
+    <w:r>
+      <w:rPr>
+        <w:noProof/>
+        <w:sz w:val="20"/>
+      </w:rPr>
+      <mc:AlternateContent>
+        <mc:Choice Requires="wpg">
+          <w:drawing>
+            <wp:anchor distT="0" distB="0" distL="0" distR="0" simplePos="0" relativeHeight="251665408" behindDoc="1" locked="0" layoutInCell="1" allowOverlap="1" wp14:anchorId="79D4D615" wp14:editId="42877D1E">
+              <wp:simplePos x="0" y="0"/>
+              <wp:positionH relativeFrom="page">
+                <wp:posOffset>2634310</wp:posOffset>
+              </wp:positionH>
+              <wp:positionV relativeFrom="page">
+                <wp:posOffset>9930181</wp:posOffset>
+              </wp:positionV>
+              <wp:extent cx="298450" cy="298450"/>
+              <wp:effectExtent l="0" t="0" r="0" b="0"/>
+              <wp:wrapNone/>
+              <wp:docPr id="5" name="Group 5"/>
+              <wp:cNvGraphicFramePr>
+                <a:graphicFrameLocks xmlns:a="http://schemas.openxmlformats.org/drawingml/2006/main"/>
+              </wp:cNvGraphicFramePr>
+              <a:graphic xmlns:a="http://schemas.openxmlformats.org/drawingml/2006/main">
+                <a:graphicData uri="http://schemas.microsoft.com/office/word/2010/wordprocessingGroup">
+                  <wpg:wgp>
+                    <wpg:cNvGrpSpPr>
+                      <a:grpSpLocks/>
+                    </wpg:cNvGrpSpPr>
+                    <wpg:grpSpPr>
+                      <a:xfrm>
+                        <a:off x="0" y="0"/>
+                        <a:ext cx="298450" cy="298450"/>
+                        <a:chOff x="0" y="0"/>
+                        <a:chExt cx="298450" cy="298450"/>
+                      </a:xfrm>
+                    </wpg:grpSpPr>
+                    <wps:wsp>
+                      <wps:cNvPr id="6" name="Graphic 6"/>
+                      <wps:cNvSpPr/>
+                      <wps:spPr>
+                        <a:xfrm>
+                          <a:off x="0" y="0"/>
+                          <a:ext cx="298450" cy="298450"/>
+                        </a:xfrm>
+                        <a:custGeom>
+                          <a:avLst/>
+                          <a:gdLst/>
+                          <a:ahLst/>
+                          <a:cxnLst/>
+                          <a:rect l="l" t="t" r="r" b="b"/>
+                          <a:pathLst>
+                            <a:path w="298450" h="298450">
+                              <a:moveTo>
+                                <a:pt x="149148" y="0"/>
+                              </a:moveTo>
+                              <a:lnTo>
+                                <a:pt x="102006" y="7603"/>
+                              </a:lnTo>
+                              <a:lnTo>
+                                <a:pt x="61063" y="28777"/>
+                              </a:lnTo>
+                              <a:lnTo>
+                                <a:pt x="28777" y="61063"/>
+                              </a:lnTo>
+                              <a:lnTo>
+                                <a:pt x="7603" y="102006"/>
+                              </a:lnTo>
+                              <a:lnTo>
+                                <a:pt x="0" y="149148"/>
+                              </a:lnTo>
+                              <a:lnTo>
+                                <a:pt x="7603" y="196291"/>
+                              </a:lnTo>
+                              <a:lnTo>
+                                <a:pt x="28777" y="237233"/>
+                              </a:lnTo>
+                              <a:lnTo>
+                                <a:pt x="61063" y="269520"/>
+                              </a:lnTo>
+                              <a:lnTo>
+                                <a:pt x="102006" y="290693"/>
+                              </a:lnTo>
+                              <a:lnTo>
+                                <a:pt x="149148" y="298297"/>
+                              </a:lnTo>
+                              <a:lnTo>
+                                <a:pt x="196291" y="290693"/>
+                              </a:lnTo>
+                              <a:lnTo>
+                                <a:pt x="237233" y="269520"/>
+                              </a:lnTo>
+                              <a:lnTo>
+                                <a:pt x="269520" y="237233"/>
+                              </a:lnTo>
+                              <a:lnTo>
+                                <a:pt x="290693" y="196291"/>
+                              </a:lnTo>
+                              <a:lnTo>
+                                <a:pt x="298297" y="149148"/>
+                              </a:lnTo>
+                              <a:lnTo>
+                                <a:pt x="290693" y="102006"/>
+                              </a:lnTo>
+                              <a:lnTo>
+                                <a:pt x="269520" y="61063"/>
+                              </a:lnTo>
+                              <a:lnTo>
+                                <a:pt x="237233" y="28777"/>
+                              </a:lnTo>
+                              <a:lnTo>
+                                <a:pt x="196291" y="7603"/>
+                              </a:lnTo>
+                              <a:lnTo>
+                                <a:pt x="149148" y="0"/>
+                              </a:lnTo>
+                              <a:close/>
+                            </a:path>
+                          </a:pathLst>
+                        </a:custGeom>
+                        <a:solidFill>
+                          <a:srgbClr val="184897"/>
+                        </a:solidFill>
+                      </wps:spPr>
+                      <wps:bodyPr wrap="square" lIns="0" tIns="0" rIns="0" bIns="0" rtlCol="0">
+                        <a:prstTxWarp prst="textNoShape">
+                          <a:avLst/>
+                        </a:prstTxWarp>
+                        <a:noAutofit/>
+                      </wps:bodyPr>
+                    </wps:wsp>
+                    <pic:pic xmlns:pic="http://schemas.openxmlformats.org/drawingml/2006/picture">
+                      <pic:nvPicPr>
+                        <pic:cNvPr id="7" name="Image 7"/>
+                        <pic:cNvPicPr/>
+                      </pic:nvPicPr>
+                      <pic:blipFill>
+                        <a:blip r:embed="rId3" cstate="print"/>
+                        <a:stretch>
+                          <a:fillRect/>
+                        </a:stretch>
+                      </pic:blipFill>
+                      <pic:spPr>
+                        <a:xfrm>
+                          <a:off x="65772" y="90545"/>
+                          <a:ext cx="166750" cy="117335"/>
+                        </a:xfrm>
+                        <a:prstGeom prst="rect">
+                          <a:avLst/>
+                        </a:prstGeom>
+                      </pic:spPr>
+                    </pic:pic>
+                  </wpg:wgp>
+                </a:graphicData>
+              </a:graphic>
+              <wp14:sizeRelH relativeFrom="margin">
+                <wp14:pctWidth>0</wp14:pctWidth>
+              </wp14:sizeRelH>
+              <wp14:sizeRelV relativeFrom="margin">
+                <wp14:pctHeight>0</wp14:pctHeight>
+              </wp14:sizeRelV>
+            </wp:anchor>
+          </w:drawing>
+        </mc:Choice>
+        <mc:Fallback>
+          <w:pict>
+            <v:group w14:anchorId="05EBE8E9" id="Group 5" o:spid="_x0000_s1026" style="position:absolute;margin-left:207.45pt;margin-top:781.9pt;width:23.5pt;height:23.5pt;z-index:-251651072;mso-wrap-distance-left:0;mso-wrap-distance-right:0;mso-position-horizontal-relative:page;mso-position-vertical-relative:page;mso-width-relative:margin;mso-height-relative:margin" coordsize="298450,298450" o:gfxdata="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">
+              <v:shape id="Graphic 6" o:spid="_x0000_s1027" style="position:absolute;width:298450;height:298450;visibility:visible;mso-wrap-style:square;v-text-anchor:top" coordsize="298450,298450" o:gfxdata="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" path="m149148,l102006,7603,61063,28777,28777,61063,7603,102006,,149148r7603,47143l28777,237233r32286,32287l102006,290693r47142,7604l196291,290693r40942,-21173l269520,237233r21173,-40942l298297,149148r-7604,-47142l269520,61063,237233,28777,196291,7603,149148,xe" fillcolor="#184897" stroked="f">
+                <v:path arrowok="t"/>
+              </v:shape>
+              <v:shape id="Image 7" o:spid="_x0000_s1028" type="#_x0000_t75" style="position:absolute;left:65772;top:90545;width:166750;height:117335;visibility:visible;mso-wrap-style:square" o:gfxdata="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">
+                <v:imagedata r:id="rId4" o:title=""/>
+              </v:shape>
+              <w10:wrap anchorx="page" anchory="page"/>
+            </v:group>
+          </w:pict>
+        </mc:Fallback>
+      </mc:AlternateContent>
+    </w:r>
+    <w:r>
+      <w:rPr>
+        <w:noProof/>
+        <w:sz w:val="20"/>
+      </w:rPr>
+      <mc:AlternateContent>
+        <mc:Choice Requires="wpg">
+          <w:drawing>
+            <wp:anchor distT="0" distB="0" distL="0" distR="0" simplePos="0" relativeHeight="251662336" behindDoc="1" locked="0" layoutInCell="1" allowOverlap="1" wp14:anchorId="535F91ED" wp14:editId="7DD8BE87">
+              <wp:simplePos x="0" y="0"/>
+              <wp:positionH relativeFrom="page">
+                <wp:posOffset>661136</wp:posOffset>
+              </wp:positionH>
+              <wp:positionV relativeFrom="page">
+                <wp:posOffset>9921240</wp:posOffset>
+              </wp:positionV>
+              <wp:extent cx="298450" cy="298450"/>
+              <wp:effectExtent l="0" t="0" r="0" b="0"/>
+              <wp:wrapNone/>
+              <wp:docPr id="3" name="Group 2"/>
+              <wp:cNvGraphicFramePr>
+                <a:graphicFrameLocks xmlns:a="http://schemas.openxmlformats.org/drawingml/2006/main"/>
+              </wp:cNvGraphicFramePr>
+              <a:graphic xmlns:a="http://schemas.openxmlformats.org/drawingml/2006/main">
+                <a:graphicData uri="http://schemas.microsoft.com/office/word/2010/wordprocessingGroup">
+                  <wpg:wgp>
+                    <wpg:cNvGrpSpPr>
+                      <a:grpSpLocks/>
+                    </wpg:cNvGrpSpPr>
+                    <wpg:grpSpPr>
+                      <a:xfrm>
+                        <a:off x="0" y="0"/>
+                        <a:ext cx="298450" cy="298450"/>
+                        <a:chOff x="0" y="0"/>
+                        <a:chExt cx="298450" cy="298450"/>
+                      </a:xfrm>
+                    </wpg:grpSpPr>
+                    <wps:wsp>
+                      <wps:cNvPr id="4" name="Graphic 3"/>
+                      <wps:cNvSpPr/>
+                      <wps:spPr>
+                        <a:xfrm>
+                          <a:off x="0" y="0"/>
+                          <a:ext cx="298450" cy="298450"/>
+                        </a:xfrm>
+                        <a:custGeom>
+                          <a:avLst/>
+                          <a:gdLst/>
+                          <a:ahLst/>
+                          <a:cxnLst/>
+                          <a:rect l="l" t="t" r="r" b="b"/>
+                          <a:pathLst>
+                            <a:path w="298450" h="298450">
+                              <a:moveTo>
+                                <a:pt x="149148" y="0"/>
+                              </a:moveTo>
+                              <a:lnTo>
+                                <a:pt x="102006" y="7603"/>
+                              </a:lnTo>
+                              <a:lnTo>
+                                <a:pt x="61063" y="28777"/>
+                              </a:lnTo>
+                              <a:lnTo>
+                                <a:pt x="28777" y="61063"/>
+                              </a:lnTo>
+                              <a:lnTo>
+                                <a:pt x="7603" y="102006"/>
+                              </a:lnTo>
+                              <a:lnTo>
+                                <a:pt x="0" y="149148"/>
+                              </a:lnTo>
+                              <a:lnTo>
+                                <a:pt x="7603" y="196291"/>
+                              </a:lnTo>
+                              <a:lnTo>
+                                <a:pt x="28777" y="237233"/>
+                              </a:lnTo>
+                              <a:lnTo>
+                                <a:pt x="61063" y="269520"/>
+                              </a:lnTo>
+                              <a:lnTo>
+                                <a:pt x="102006" y="290693"/>
+                              </a:lnTo>
+                              <a:lnTo>
+                                <a:pt x="149148" y="298297"/>
+                              </a:lnTo>
+                              <a:lnTo>
+                                <a:pt x="196291" y="290693"/>
+                              </a:lnTo>
+                              <a:lnTo>
+                                <a:pt x="237233" y="269520"/>
+                              </a:lnTo>
+                              <a:lnTo>
+                                <a:pt x="269520" y="237233"/>
+                              </a:lnTo>
+                              <a:lnTo>
+                                <a:pt x="290693" y="196291"/>
+                              </a:lnTo>
+                              <a:lnTo>
+                                <a:pt x="298297" y="149148"/>
+                              </a:lnTo>
+                              <a:lnTo>
+                                <a:pt x="290693" y="102006"/>
+                              </a:lnTo>
+                              <a:lnTo>
+                                <a:pt x="269520" y="61063"/>
+                              </a:lnTo>
+                              <a:lnTo>
+                                <a:pt x="237233" y="28777"/>
+                              </a:lnTo>
+                              <a:lnTo>
+                                <a:pt x="196291" y="7603"/>
+                              </a:lnTo>
+                              <a:lnTo>
+                                <a:pt x="149148" y="0"/>
+                              </a:lnTo>
+                              <a:close/>
+                            </a:path>
+                          </a:pathLst>
+                        </a:custGeom>
+                        <a:solidFill>
+                          <a:srgbClr val="F5812A"/>
+                        </a:solidFill>
+                      </wps:spPr>
+                      <wps:bodyPr wrap="square" lIns="0" tIns="0" rIns="0" bIns="0" rtlCol="0">
+                        <a:prstTxWarp prst="textNoShape">
+                          <a:avLst/>
+                        </a:prstTxWarp>
+                        <a:noAutofit/>
+                      </wps:bodyPr>
+                    </wps:wsp>
+                    <pic:pic xmlns:pic="http://schemas.openxmlformats.org/drawingml/2006/picture">
+                      <pic:nvPicPr>
+                        <pic:cNvPr id="11" name="Image 4"/>
+                        <pic:cNvPicPr/>
+                      </pic:nvPicPr>
+                      <pic:blipFill>
+                        <a:blip r:embed="rId5" cstate="print"/>
+                        <a:stretch>
+                          <a:fillRect/>
+                        </a:stretch>
+                      </pic:blipFill>
+                      <pic:spPr>
+                        <a:xfrm>
+                          <a:off x="73228" y="73388"/>
+                          <a:ext cx="151668" cy="151684"/>
+                        </a:xfrm>
+                        <a:prstGeom prst="rect">
+                          <a:avLst/>
+                        </a:prstGeom>
+                      </pic:spPr>
+                    </pic:pic>
+                  </wpg:wgp>
+                </a:graphicData>
+              </a:graphic>
+            </wp:anchor>
+          </w:drawing>
+        </mc:Choice>
+        <mc:Fallback>
+          <w:pict>
+            <v:group w14:anchorId="36964D77" id="Group 2" o:spid="_x0000_s1026" style="position:absolute;margin-left:52.05pt;margin-top:781.2pt;width:23.5pt;height:23.5pt;z-index:-251654144;mso-wrap-distance-left:0;mso-wrap-distance-right:0;mso-position-horizontal-relative:page;mso-position-vertical-relative:page" coordsize="298450,298450" o:gfxdata="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">
+              <v:shape id="Graphic 3" o:spid="_x0000_s1027" style="position:absolute;width:298450;height:298450;visibility:visible;mso-wrap-style:square;v-text-anchor:top" coordsize="298450,298450" o:gfxdata="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" path="m149148,l102006,7603,61063,28777,28777,61063,7603,102006,,149148r7603,47143l28777,237233r32286,32287l102006,290693r47142,7604l196291,290693r40942,-21173l269520,237233r21173,-40942l298297,149148r-7604,-47142l269520,61063,237233,28777,196291,7603,149148,xe" fillcolor="#f5812a" stroked="f">
+                <v:path arrowok="t"/>
+              </v:shape>
+              <v:shape id="Image 4" o:spid="_x0000_s1028" type="#_x0000_t75" style="position:absolute;left:73228;top:73388;width:151668;height:151684;visibility:visible;mso-wrap-style:square" o:gfxdata="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">
+                <v:imagedata r:id="rId6" o:title=""/>
+              </v:shape>
+              <w10:wrap anchorx="page" anchory="page"/>
+            </v:group>
+          </w:pict>
+        </mc:Fallback>
+      </mc:AlternateContent>
+    </w:r>
+    <w:r>
+      <w:tab/>
+    </w:r>
+  </w:p>
+  <w:p>
+    <w:r>
+      <w:rPr>
+        <w:noProof/>
+        <w:sz w:val="20"/>
       </w:rPr>
       <mc:AlternateContent>
         <mc:Choice Requires="wps">
           <w:drawing>
-            <wp:anchor distT="0" distB="0" distL="114300" distR="114300" simplePos="0" relativeHeight="251676672" behindDoc="0" locked="0" layoutInCell="1" allowOverlap="1" wp14:anchorId="7404B254" wp14:editId="733A2930">
+            <wp:anchor distT="0" distB="0" distL="0" distR="0" simplePos="0" relativeHeight="251669504" behindDoc="1" locked="0" layoutInCell="1" allowOverlap="1" wp14:anchorId="120DEF1D" wp14:editId="01AEE4EC">
               <wp:simplePos x="0" y="0"/>
-              <wp:positionH relativeFrom="column">
-                <wp:posOffset>-544830</wp:posOffset>
+              <wp:positionH relativeFrom="page">
+                <wp:posOffset>5529580</wp:posOffset>
               </wp:positionH>
-              <wp:positionV relativeFrom="paragraph">
-                <wp:posOffset>-83820</wp:posOffset>
+              <wp:positionV relativeFrom="page">
+                <wp:posOffset>10006330</wp:posOffset>
               </wp:positionV>
-              <wp:extent cx="7543800" cy="0"/>
-              <wp:effectExtent l="0" t="0" r="19050" b="19050"/>
+              <wp:extent cx="1414145" cy="139700"/>
+              <wp:effectExtent l="0" t="0" r="0" b="0"/>
               <wp:wrapNone/>
-              <wp:docPr id="17" name="17 Conector recto"/>
-              <wp:cNvGraphicFramePr/>
+              <wp:docPr id="12" name="Textbox 12"/>
+              <wp:cNvGraphicFramePr>
+                <a:graphicFrameLocks xmlns:a="http://schemas.openxmlformats.org/drawingml/2006/main"/>
+              </wp:cNvGraphicFramePr>
               <a:graphic xmlns:a="http://schemas.openxmlformats.org/drawingml/2006/main">
                 <a:graphicData uri="http://schemas.microsoft.com/office/word/2010/wordprocessingShape">
                   <wps:wsp>
-                    <wps:cNvCnPr/>
+                    <wps:cNvSpPr txBox="1">
+                      <a:spLocks/>
+                    </wps:cNvSpPr>
                     <wps:spPr>
                       <a:xfrm>
                         <a:off x="0" y="0"/>
-                        <a:ext cx="7543800" cy="0"/>
+                        <a:ext cx="1414145" cy="139700"/>
                       </a:xfrm>
-                      <a:prstGeom prst="line">
+                      <a:prstGeom prst="rect">
                         <a:avLst/>
                       </a:prstGeom>
-                      <a:ln w="22225">
-                        <a:solidFill>
-                          <a:schemeClr val="tx1"/>
-                        </a:solidFill>
-                      </a:ln>
                     </wps:spPr>
-                    <wps:style>
-                      <a:lnRef idx="1">
-                        <a:schemeClr val="accent1"/>
-                      </a:lnRef>
-                      <a:fillRef idx="0">
-                        <a:schemeClr val="accent1"/>
-                      </a:fillRef>
-                      <a:effectRef idx="0">
-                        <a:schemeClr val="accent1"/>
-                      </a:effectRef>
-                      <a:fontRef idx="minor">
-                        <a:schemeClr val="tx1"/>
-                      </a:fontRef>
-                    </wps:style>
-                    <wps:bodyPr/>
+                    <wps:txbx>
+                      <w:txbxContent>
+                        <w:p>
+                          <w:pPr>
+                            <w:pStyle w:val="Textoindependiente"/>
+                            <w:spacing w:line="197" w:lineRule="exact"/>
+                            <w:ind w:left="20"/>
+                          </w:pPr>
+                          <w:hyperlink r:id="rId7">
+                            <w:r>
+                              <w:rPr>
+                                <w:color w:val="323031"/>
+                                <w:spacing w:val="-2"/>
+                                <w:w w:val="105"/>
+                              </w:rPr>
+                              <w:t>www.crediagildelperu.com</w:t>
+                            </w:r>
+                          </w:hyperlink>
+                        </w:p>
+                      </w:txbxContent>
+                    </wps:txbx>
+                    <wps:bodyPr wrap="square" lIns="0" tIns="0" rIns="0" bIns="0" rtlCol="0">
+                      <a:noAutofit/>
+                    </wps:bodyPr>
                   </wps:wsp>
                 </a:graphicData>
               </a:graphic>
@@ -9021,502 +9983,410 @@
         </mc:Choice>
         <mc:Fallback>
           <w:pict>
-            <v:line w14:anchorId="51E02244" id="17 Conector recto" o:spid="_x0000_s1026" style="position:absolute;z-index:251676672;visibility:visible;mso-wrap-style:square;mso-wrap-distance-left:9pt;mso-wrap-distance-top:0;mso-wrap-distance-right:9pt;mso-wrap-distance-bottom:0;mso-position-horizontal:absolute;mso-position-horizontal-relative:text;mso-position-vertical:absolute;mso-position-vertical-relative:text" from="-42.9pt,-6.6pt" to="551.1pt,-6.6pt" o:gfxdata="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" strokecolor="black [3213]" strokeweight="1.75pt"/>
+            <v:shapetype w14:anchorId="120DEF1D" id="_x0000_t202" coordsize="21600,21600" o:spt="202" path="m,l,21600r21600,l21600,xe">
+              <v:stroke joinstyle="miter"/>
+              <v:path gradientshapeok="t" o:connecttype="rect"/>
+            </v:shapetype>
+            <v:shape id="Textbox 12" o:spid="_x0000_s1040" type="#_x0000_t202" style="position:absolute;margin-left:435.4pt;margin-top:787.9pt;width:111.35pt;height:11pt;z-index:-251646976;visibility:visible;mso-wrap-style:square;mso-wrap-distance-left:0;mso-wrap-distance-top:0;mso-wrap-distance-right:0;mso-wrap-distance-bottom:0;mso-position-horizontal:absolute;mso-position-horizontal-relative:page;mso-position-vertical:absolute;mso-position-vertical-relative:page;v-text-anchor:top" o:gfxdata="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" filled="f" stroked="f">
+              <v:textbox inset="0,0,0,0">
+                <w:txbxContent>
+                  <w:p>
+                    <w:pPr>
+                      <w:pStyle w:val="Textoindependiente"/>
+                      <w:spacing w:line="197" w:lineRule="exact"/>
+                      <w:ind w:left="20"/>
+                    </w:pPr>
+                    <w:hyperlink r:id="rId8">
+                      <w:r>
+                        <w:rPr>
+                          <w:color w:val="323031"/>
+                          <w:spacing w:val="-2"/>
+                          <w:w w:val="105"/>
+                        </w:rPr>
+                        <w:t>www.crediagildelperu.com</w:t>
+                      </w:r>
+                    </w:hyperlink>
+                  </w:p>
+                </w:txbxContent>
+              </v:textbox>
+              <w10:wrap anchorx="page" anchory="page"/>
+            </v:shape>
           </w:pict>
         </mc:Fallback>
       </mc:AlternateContent>
     </w:r>
     <w:r>
       <w:rPr>
-        <w:rFonts w:ascii="Verdana" w:hAnsi="Verdana" w:cs="Courier New"/>
-        <w:b/>
-        <w:bCs/>
-        <w:sz w:val="14"/>
-        <w:szCs w:val="14"/>
+        <w:noProof/>
+        <w:sz w:val="20"/>
       </w:rPr>
-      <w:t xml:space="preserve"> </w:t>
-    </w:r>
-    <w:r>
-      <w:rPr>
-        <w:rFonts w:ascii="Verdana" w:hAnsi="Verdana" w:cs="Courier New"/>
-        <w:b/>
-        <w:bCs/>
-        <w:sz w:val="14"/>
-        <w:szCs w:val="14"/>
-      </w:rPr>
-      <w:t>CREDIÁGIL</w:t>
-    </w:r>
-    <w:r>
-      <w:rPr>
-        <w:rFonts w:ascii="Verdana" w:hAnsi="Verdana" w:cs="Courier New"/>
-        <w:b/>
-        <w:bCs/>
-        <w:sz w:val="14"/>
-        <w:szCs w:val="14"/>
-      </w:rPr>
-      <w:t xml:space="preserve"> </w:t>
-    </w:r>
-    <w:r>
-      <w:rPr>
-        <w:rFonts w:ascii="Verdana" w:hAnsi="Verdana" w:cs="Courier New"/>
-        <w:b/>
-        <w:bCs/>
-        <w:sz w:val="14"/>
-        <w:szCs w:val="14"/>
-      </w:rPr>
-      <w:t>DEL PERÚ</w:t>
-    </w:r>
-    <w:r>
-      <w:rPr>
-        <w:rFonts w:ascii="Verdana" w:hAnsi="Verdana" w:cs="Courier New"/>
-        <w:b/>
-        <w:bCs/>
-        <w:sz w:val="14"/>
-        <w:szCs w:val="14"/>
-      </w:rPr>
-      <w:t xml:space="preserve"> </w:t>
-    </w:r>
-    <w:r>
-      <w:rPr>
-        <w:rFonts w:ascii="Verdana" w:hAnsi="Verdana" w:cs="Courier New"/>
-        <w:b/>
-        <w:bCs/>
-        <w:sz w:val="14"/>
-        <w:szCs w:val="14"/>
-      </w:rPr>
-      <w:t xml:space="preserve">/ Av. Próceres de independencia 2517 </w:t>
-    </w:r>
-    <w:r>
-      <w:rPr>
-        <w:rFonts w:ascii="Verdana" w:hAnsi="Verdana" w:cs="Courier New"/>
-        <w:b/>
-        <w:bCs/>
-        <w:sz w:val="14"/>
-        <w:szCs w:val="14"/>
-      </w:rPr>
-      <w:t>/ Jr.</w:t>
-    </w:r>
-    <w:r>
-      <w:rPr>
-        <w:rFonts w:ascii="Verdana" w:hAnsi="Verdana" w:cs="Courier New"/>
-        <w:b/>
-        <w:bCs/>
-        <w:sz w:val="14"/>
-        <w:szCs w:val="14"/>
-      </w:rPr>
-      <w:t xml:space="preserve"> las aleñas 200 SJL </w:t>
-    </w:r>
-    <w:r>
-      <w:rPr>
-        <w:rFonts w:ascii="Verdana" w:hAnsi="Verdana" w:cs="Courier New"/>
-        <w:b/>
-        <w:bCs/>
-        <w:sz w:val="14"/>
-        <w:szCs w:val="14"/>
-      </w:rPr>
-      <w:t xml:space="preserve">/ </w:t>
-    </w:r>
-    <w:r>
-      <w:rPr>
-        <w:rFonts w:ascii="Verdana" w:hAnsi="Verdana" w:cs="Courier New"/>
-        <w:b/>
-        <w:bCs/>
-        <w:sz w:val="14"/>
-        <w:szCs w:val="14"/>
-      </w:rPr>
-      <w:t>CREDI FONO:</w:t>
-    </w:r>
-    <w:r>
-      <w:rPr>
-        <w:rFonts w:ascii="Verdana" w:hAnsi="Verdana" w:cs="Courier New"/>
-        <w:b/>
-        <w:bCs/>
-        <w:sz w:val="14"/>
-        <w:szCs w:val="14"/>
-      </w:rPr>
-      <w:t xml:space="preserve"> </w:t>
-    </w:r>
-    <w:r>
-      <w:rPr>
-        <w:rFonts w:ascii="Verdana" w:hAnsi="Verdana" w:cs="Courier New"/>
-        <w:b/>
-        <w:bCs/>
-        <w:sz w:val="14"/>
-        <w:szCs w:val="14"/>
-      </w:rPr>
-      <w:t>(+511) 622 1940 / (+511)</w:t>
-    </w:r>
-    <w:r>
-      <w:rPr>
-        <w:rFonts w:ascii="Verdana" w:hAnsi="Verdana" w:cs="Courier New"/>
-        <w:b/>
-        <w:bCs/>
-        <w:sz w:val="14"/>
-        <w:szCs w:val="14"/>
-      </w:rPr>
-      <w:t xml:space="preserve"> </w:t>
-    </w:r>
-    <w:r>
-      <w:rPr>
-        <w:rFonts w:ascii="Verdana" w:hAnsi="Verdana" w:cs="Courier New"/>
-        <w:b/>
-        <w:bCs/>
-        <w:sz w:val="14"/>
-        <w:szCs w:val="14"/>
-      </w:rPr>
-      <w:t>994839057</w:t>
-    </w:r>
-  </w:p>
-  <w:p>
-    <w:pPr>
-      <w:spacing w:before="30" w:after="30"/>
-      <w:ind w:left="-709"/>
-      <w:jc w:val="center"/>
-      <w:rPr>
-        <w:lang w:val="en-US"/>
-      </w:rPr>
-    </w:pPr>
-    <w:r>
-      <w:rPr>
-        <w:noProof/>
-        <w:lang w:eastAsia="es-PE"/>
-      </w:rPr>
-      <w:drawing>
-        <wp:anchor distT="0" distB="0" distL="114300" distR="114300" simplePos="0" relativeHeight="251653120" behindDoc="1" locked="0" layoutInCell="1" allowOverlap="1" wp14:anchorId="73372949" wp14:editId="230D2389">
-          <wp:simplePos x="0" y="0"/>
-          <wp:positionH relativeFrom="column">
-            <wp:posOffset>5177155</wp:posOffset>
-          </wp:positionH>
-          <wp:positionV relativeFrom="paragraph">
-            <wp:posOffset>140970</wp:posOffset>
-          </wp:positionV>
-          <wp:extent cx="1957705" cy="612775"/>
-          <wp:effectExtent l="0" t="0" r="4445" b="0"/>
-          <wp:wrapTight wrapText="bothSides">
-            <wp:wrapPolygon edited="0">
-              <wp:start x="0" y="0"/>
-              <wp:lineTo x="0" y="20817"/>
-              <wp:lineTo x="21439" y="20817"/>
-              <wp:lineTo x="21439" y="0"/>
-              <wp:lineTo x="0" y="0"/>
-            </wp:wrapPolygon>
-          </wp:wrapTight>
-          <wp:docPr id="3" name="Imagen 3"/>
-          <wp:cNvGraphicFramePr>
-            <a:graphicFrameLocks xmlns:a="http://schemas.openxmlformats.org/drawingml/2006/main" noChangeAspect="1"/>
-          </wp:cNvGraphicFramePr>
-          <a:graphic xmlns:a="http://schemas.openxmlformats.org/drawingml/2006/main">
-            <a:graphicData uri="http://schemas.openxmlformats.org/drawingml/2006/picture">
-              <pic:pic xmlns:pic="http://schemas.openxmlformats.org/drawingml/2006/picture">
-                <pic:nvPicPr>
-                  <pic:cNvPr id="0" name="Picture 3"/>
-                  <pic:cNvPicPr>
-                    <a:picLocks noChangeAspect="1" noChangeArrowheads="1"/>
-                  </pic:cNvPicPr>
-                </pic:nvPicPr>
-                <pic:blipFill>
-                  <a:blip r:embed="rId1">
-                    <a:extLst>
-                      <a:ext uri="{28A0092B-C50C-407E-A947-70E740481C1C}">
-                        <a14:useLocalDpi xmlns:a14="http://schemas.microsoft.com/office/drawing/2010/main" val="0"/>
-                      </a:ext>
-                    </a:extLst>
-                  </a:blip>
-                  <a:srcRect/>
-                  <a:stretch>
-                    <a:fillRect/>
-                  </a:stretch>
-                </pic:blipFill>
-                <pic:spPr bwMode="auto">
-                  <a:xfrm>
-                    <a:off x="0" y="0"/>
-                    <a:ext cx="1957705" cy="612775"/>
-                  </a:xfrm>
-                  <a:prstGeom prst="rect">
-                    <a:avLst/>
-                  </a:prstGeom>
-                  <a:noFill/>
-                  <a:ln>
-                    <a:noFill/>
-                  </a:ln>
-                </pic:spPr>
-              </pic:pic>
-            </a:graphicData>
-          </a:graphic>
-          <wp14:sizeRelH relativeFrom="page">
-            <wp14:pctWidth>0</wp14:pctWidth>
-          </wp14:sizeRelH>
-          <wp14:sizeRelV relativeFrom="page">
-            <wp14:pctHeight>0</wp14:pctHeight>
-          </wp14:sizeRelV>
-        </wp:anchor>
-      </w:drawing>
+      <mc:AlternateContent>
+        <mc:Choice Requires="wps">
+          <w:drawing>
+            <wp:anchor distT="0" distB="0" distL="0" distR="0" simplePos="0" relativeHeight="251666432" behindDoc="1" locked="0" layoutInCell="1" allowOverlap="1" wp14:anchorId="4A4BCC92" wp14:editId="60D70EF5">
+              <wp:simplePos x="0" y="0"/>
+              <wp:positionH relativeFrom="page">
+                <wp:align>center</wp:align>
+              </wp:positionH>
+              <wp:positionV relativeFrom="page">
+                <wp:posOffset>9993893</wp:posOffset>
+              </wp:positionV>
+              <wp:extent cx="1506855" cy="139700"/>
+              <wp:effectExtent l="0" t="0" r="0" b="0"/>
+              <wp:wrapNone/>
+              <wp:docPr id="13" name="Textbox 11"/>
+              <wp:cNvGraphicFramePr>
+                <a:graphicFrameLocks xmlns:a="http://schemas.openxmlformats.org/drawingml/2006/main"/>
+              </wp:cNvGraphicFramePr>
+              <a:graphic xmlns:a="http://schemas.openxmlformats.org/drawingml/2006/main">
+                <a:graphicData uri="http://schemas.microsoft.com/office/word/2010/wordprocessingShape">
+                  <wps:wsp>
+                    <wps:cNvSpPr txBox="1">
+                      <a:spLocks/>
+                    </wps:cNvSpPr>
+                    <wps:spPr>
+                      <a:xfrm>
+                        <a:off x="0" y="0"/>
+                        <a:ext cx="1506855" cy="139700"/>
+                      </a:xfrm>
+                      <a:prstGeom prst="rect">
+                        <a:avLst/>
+                      </a:prstGeom>
+                    </wps:spPr>
+                    <wps:txbx>
+                      <w:txbxContent>
+                        <w:p>
+                          <w:pPr>
+                            <w:pStyle w:val="Textoindependiente"/>
+                            <w:spacing w:line="197" w:lineRule="exact"/>
+                            <w:ind w:left="20"/>
+                          </w:pPr>
+                          <w:hyperlink r:id="rId9">
+                            <w:r>
+                              <w:rPr>
+                                <w:color w:val="323031"/>
+                                <w:spacing w:val="-2"/>
+                              </w:rPr>
+                              <w:t>informes@crediagilperu.com</w:t>
+                            </w:r>
+                          </w:hyperlink>
+                        </w:p>
+                      </w:txbxContent>
+                    </wps:txbx>
+                    <wps:bodyPr wrap="square" lIns="0" tIns="0" rIns="0" bIns="0" rtlCol="0">
+                      <a:noAutofit/>
+                    </wps:bodyPr>
+                  </wps:wsp>
+                </a:graphicData>
+              </a:graphic>
+            </wp:anchor>
+          </w:drawing>
+        </mc:Choice>
+        <mc:Fallback>
+          <w:pict>
+            <v:shape w14:anchorId="4A4BCC92" id="Textbox 11" o:spid="_x0000_s1041" type="#_x0000_t202" style="position:absolute;margin-left:0;margin-top:786.9pt;width:118.65pt;height:11pt;z-index:-251650048;visibility:visible;mso-wrap-style:square;mso-wrap-distance-left:0;mso-wrap-distance-top:0;mso-wrap-distance-right:0;mso-wrap-distance-bottom:0;mso-position-horizontal:center;mso-position-horizontal-relative:page;mso-position-vertical:absolute;mso-position-vertical-relative:page;v-text-anchor:top" o:gfxdata="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" filled="f" stroked="f">
+              <v:textbox inset="0,0,0,0">
+                <w:txbxContent>
+                  <w:p>
+                    <w:pPr>
+                      <w:pStyle w:val="Textoindependiente"/>
+                      <w:spacing w:line="197" w:lineRule="exact"/>
+                      <w:ind w:left="20"/>
+                    </w:pPr>
+                    <w:hyperlink r:id="rId10">
+                      <w:r>
+                        <w:rPr>
+                          <w:color w:val="323031"/>
+                          <w:spacing w:val="-2"/>
+                        </w:rPr>
+                        <w:t>informes@crediagilperu.com</w:t>
+                      </w:r>
+                    </w:hyperlink>
+                  </w:p>
+                </w:txbxContent>
+              </v:textbox>
+              <w10:wrap anchorx="page" anchory="page"/>
+            </v:shape>
+          </w:pict>
+        </mc:Fallback>
+      </mc:AlternateContent>
     </w:r>
     <w:r>
       <w:rPr>
         <w:noProof/>
-        <w:lang w:eastAsia="es-PE"/>
+        <w:sz w:val="20"/>
       </w:rPr>
-      <w:drawing>
-        <wp:anchor distT="0" distB="0" distL="114300" distR="114300" simplePos="0" relativeHeight="251685888" behindDoc="1" locked="0" layoutInCell="1" allowOverlap="1" wp14:anchorId="4360165F" wp14:editId="45DB5FE2">
-          <wp:simplePos x="0" y="0"/>
-          <wp:positionH relativeFrom="column">
-            <wp:posOffset>3236595</wp:posOffset>
-          </wp:positionH>
-          <wp:positionV relativeFrom="paragraph">
-            <wp:posOffset>137826</wp:posOffset>
-          </wp:positionV>
-          <wp:extent cx="1974850" cy="615919"/>
-          <wp:effectExtent l="0" t="0" r="6350" b="0"/>
-          <wp:wrapTight wrapText="bothSides">
-            <wp:wrapPolygon edited="0">
-              <wp:start x="0" y="0"/>
-              <wp:lineTo x="0" y="20731"/>
-              <wp:lineTo x="21461" y="20731"/>
-              <wp:lineTo x="21461" y="0"/>
-              <wp:lineTo x="0" y="0"/>
-            </wp:wrapPolygon>
-          </wp:wrapTight>
-          <wp:docPr id="2" name="Imagen 2"/>
-          <wp:cNvGraphicFramePr>
-            <a:graphicFrameLocks xmlns:a="http://schemas.openxmlformats.org/drawingml/2006/main" noChangeAspect="1"/>
-          </wp:cNvGraphicFramePr>
-          <a:graphic xmlns:a="http://schemas.openxmlformats.org/drawingml/2006/main">
-            <a:graphicData uri="http://schemas.openxmlformats.org/drawingml/2006/picture">
-              <pic:pic xmlns:pic="http://schemas.openxmlformats.org/drawingml/2006/picture">
-                <pic:nvPicPr>
-                  <pic:cNvPr id="0" name="Picture 2"/>
-                  <pic:cNvPicPr>
-                    <a:picLocks noChangeAspect="1" noChangeArrowheads="1"/>
-                  </pic:cNvPicPr>
-                </pic:nvPicPr>
-                <pic:blipFill>
-                  <a:blip r:embed="rId2">
-                    <a:extLst>
-                      <a:ext uri="{28A0092B-C50C-407E-A947-70E740481C1C}">
-                        <a14:useLocalDpi xmlns:a14="http://schemas.microsoft.com/office/drawing/2010/main" val="0"/>
-                      </a:ext>
-                    </a:extLst>
-                  </a:blip>
-                  <a:srcRect/>
-                  <a:stretch>
-                    <a:fillRect/>
-                  </a:stretch>
-                </pic:blipFill>
-                <pic:spPr bwMode="auto">
-                  <a:xfrm>
-                    <a:off x="0" y="0"/>
-                    <a:ext cx="1974850" cy="615919"/>
-                  </a:xfrm>
-                  <a:prstGeom prst="rect">
-                    <a:avLst/>
-                  </a:prstGeom>
-                  <a:noFill/>
-                  <a:ln>
-                    <a:noFill/>
-                  </a:ln>
-                </pic:spPr>
-              </pic:pic>
-            </a:graphicData>
-          </a:graphic>
-          <wp14:sizeRelH relativeFrom="page">
-            <wp14:pctWidth>0</wp14:pctWidth>
-          </wp14:sizeRelH>
-          <wp14:sizeRelV relativeFrom="page">
-            <wp14:pctHeight>0</wp14:pctHeight>
-          </wp14:sizeRelV>
-        </wp:anchor>
-      </w:drawing>
+      <mc:AlternateContent>
+        <mc:Choice Requires="wps">
+          <w:drawing>
+            <wp:anchor distT="0" distB="0" distL="0" distR="0" simplePos="0" relativeHeight="251663360" behindDoc="1" locked="0" layoutInCell="1" allowOverlap="1" wp14:anchorId="5D3BE422" wp14:editId="2C0A04BC">
+              <wp:simplePos x="0" y="0"/>
+              <wp:positionH relativeFrom="margin">
+                <wp:posOffset>310230</wp:posOffset>
+              </wp:positionH>
+              <wp:positionV relativeFrom="page">
+                <wp:posOffset>10003790</wp:posOffset>
+              </wp:positionV>
+              <wp:extent cx="806450" cy="139700"/>
+              <wp:effectExtent l="0" t="0" r="0" b="0"/>
+              <wp:wrapNone/>
+              <wp:docPr id="26" name="Textbox 13"/>
+              <wp:cNvGraphicFramePr>
+                <a:graphicFrameLocks xmlns:a="http://schemas.openxmlformats.org/drawingml/2006/main"/>
+              </wp:cNvGraphicFramePr>
+              <a:graphic xmlns:a="http://schemas.openxmlformats.org/drawingml/2006/main">
+                <a:graphicData uri="http://schemas.microsoft.com/office/word/2010/wordprocessingShape">
+                  <wps:wsp>
+                    <wps:cNvSpPr txBox="1">
+                      <a:spLocks/>
+                    </wps:cNvSpPr>
+                    <wps:spPr>
+                      <a:xfrm>
+                        <a:off x="0" y="0"/>
+                        <a:ext cx="806450" cy="139700"/>
+                      </a:xfrm>
+                      <a:prstGeom prst="rect">
+                        <a:avLst/>
+                      </a:prstGeom>
+                    </wps:spPr>
+                    <wps:txbx>
+                      <w:txbxContent>
+                        <w:p>
+                          <w:pPr>
+                            <w:pStyle w:val="Textoindependiente"/>
+                            <w:spacing w:line="197" w:lineRule="exact"/>
+                            <w:ind w:left="20"/>
+                          </w:pPr>
+                          <w:r>
+                            <w:rPr>
+                              <w:color w:val="323031"/>
+                              <w:w w:val="90"/>
+                            </w:rPr>
+                            <w:t>+51</w:t>
+                          </w:r>
+                          <w:r>
+                            <w:rPr>
+                              <w:color w:val="323031"/>
+                              <w:spacing w:val="-2"/>
+                              <w:w w:val="90"/>
+                            </w:rPr>
+                            <w:t xml:space="preserve"> </w:t>
+                          </w:r>
+                          <w:r>
+                            <w:rPr>
+                              <w:color w:val="323031"/>
+                              <w:w w:val="90"/>
+                            </w:rPr>
+                            <w:t>998</w:t>
+                          </w:r>
+                          <w:r>
+                            <w:rPr>
+                              <w:color w:val="323031"/>
+                              <w:spacing w:val="-1"/>
+                              <w:w w:val="90"/>
+                            </w:rPr>
+                            <w:t xml:space="preserve"> </w:t>
+                          </w:r>
+                          <w:r>
+                            <w:rPr>
+                              <w:color w:val="323031"/>
+                              <w:w w:val="90"/>
+                            </w:rPr>
+                            <w:t>277</w:t>
+                          </w:r>
+                          <w:r>
+                            <w:rPr>
+                              <w:color w:val="323031"/>
+                              <w:spacing w:val="-1"/>
+                              <w:w w:val="90"/>
+                            </w:rPr>
+                            <w:t xml:space="preserve"> </w:t>
+                          </w:r>
+                          <w:r>
+                            <w:rPr>
+                              <w:color w:val="323031"/>
+                              <w:spacing w:val="-5"/>
+                              <w:w w:val="90"/>
+                            </w:rPr>
+                            <w:t>396</w:t>
+                          </w:r>
+                        </w:p>
+                      </w:txbxContent>
+                    </wps:txbx>
+                    <wps:bodyPr wrap="square" lIns="0" tIns="0" rIns="0" bIns="0" rtlCol="0">
+                      <a:noAutofit/>
+                    </wps:bodyPr>
+                  </wps:wsp>
+                </a:graphicData>
+              </a:graphic>
+            </wp:anchor>
+          </w:drawing>
+        </mc:Choice>
+        <mc:Fallback>
+          <w:pict>
+            <v:shape w14:anchorId="5D3BE422" id="Textbox 13" o:spid="_x0000_s1042" type="#_x0000_t202" style="position:absolute;margin-left:24.45pt;margin-top:787.7pt;width:63.5pt;height:11pt;z-index:-251653120;visibility:visible;mso-wrap-style:square;mso-wrap-distance-left:0;mso-wrap-distance-top:0;mso-wrap-distance-right:0;mso-wrap-distance-bottom:0;mso-position-horizontal:absolute;mso-position-horizontal-relative:margin;mso-position-vertical:absolute;mso-position-vertical-relative:page;v-text-anchor:top" o:gfxdata="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" filled="f" stroked="f">
+              <v:textbox inset="0,0,0,0">
+                <w:txbxContent>
+                  <w:p>
+                    <w:pPr>
+                      <w:pStyle w:val="Textoindependiente"/>
+                      <w:spacing w:line="197" w:lineRule="exact"/>
+                      <w:ind w:left="20"/>
+                    </w:pPr>
+                    <w:r>
+                      <w:rPr>
+                        <w:color w:val="323031"/>
+                        <w:w w:val="90"/>
+                      </w:rPr>
+                      <w:t>+51</w:t>
+                    </w:r>
+                    <w:r>
+                      <w:rPr>
+                        <w:color w:val="323031"/>
+                        <w:spacing w:val="-2"/>
+                        <w:w w:val="90"/>
+                      </w:rPr>
+                      <w:t xml:space="preserve"> </w:t>
+                    </w:r>
+                    <w:r>
+                      <w:rPr>
+                        <w:color w:val="323031"/>
+                        <w:w w:val="90"/>
+                      </w:rPr>
+                      <w:t>998</w:t>
+                    </w:r>
+                    <w:r>
+                      <w:rPr>
+                        <w:color w:val="323031"/>
+                        <w:spacing w:val="-1"/>
+                        <w:w w:val="90"/>
+                      </w:rPr>
+                      <w:t xml:space="preserve"> </w:t>
+                    </w:r>
+                    <w:r>
+                      <w:rPr>
+                        <w:color w:val="323031"/>
+                        <w:w w:val="90"/>
+                      </w:rPr>
+                      <w:t>277</w:t>
+                    </w:r>
+                    <w:r>
+                      <w:rPr>
+                        <w:color w:val="323031"/>
+                        <w:spacing w:val="-1"/>
+                        <w:w w:val="90"/>
+                      </w:rPr>
+                      <w:t xml:space="preserve"> </w:t>
+                    </w:r>
+                    <w:r>
+                      <w:rPr>
+                        <w:color w:val="323031"/>
+                        <w:spacing w:val="-5"/>
+                        <w:w w:val="90"/>
+                      </w:rPr>
+                      <w:t>396</w:t>
+                    </w:r>
+                  </w:p>
+                </w:txbxContent>
+              </v:textbox>
+              <w10:wrap anchorx="margin" anchory="page"/>
+            </v:shape>
+          </w:pict>
+        </mc:Fallback>
+      </mc:AlternateContent>
     </w:r>
     <w:r>
       <w:rPr>
         <w:noProof/>
-        <w:lang w:eastAsia="es-PE"/>
+        <w:sz w:val="20"/>
       </w:rPr>
-      <w:drawing>
-        <wp:anchor distT="0" distB="0" distL="114300" distR="114300" simplePos="0" relativeHeight="251671552" behindDoc="1" locked="0" layoutInCell="1" allowOverlap="1" wp14:anchorId="194B0D34" wp14:editId="702AFC64">
-          <wp:simplePos x="0" y="0"/>
-          <wp:positionH relativeFrom="column">
-            <wp:posOffset>-630555</wp:posOffset>
-          </wp:positionH>
-          <wp:positionV relativeFrom="paragraph">
-            <wp:posOffset>147320</wp:posOffset>
-          </wp:positionV>
-          <wp:extent cx="2044700" cy="614680"/>
-          <wp:effectExtent l="0" t="0" r="0" b="0"/>
-          <wp:wrapTight wrapText="bothSides">
-            <wp:wrapPolygon edited="0">
-              <wp:start x="0" y="0"/>
-              <wp:lineTo x="0" y="20752"/>
-              <wp:lineTo x="21332" y="20752"/>
-              <wp:lineTo x="21332" y="0"/>
-              <wp:lineTo x="0" y="0"/>
-            </wp:wrapPolygon>
-          </wp:wrapTight>
-          <wp:docPr id="6" name="Imagen 6"/>
-          <wp:cNvGraphicFramePr>
-            <a:graphicFrameLocks xmlns:a="http://schemas.openxmlformats.org/drawingml/2006/main" noChangeAspect="1"/>
-          </wp:cNvGraphicFramePr>
-          <a:graphic xmlns:a="http://schemas.openxmlformats.org/drawingml/2006/main">
-            <a:graphicData uri="http://schemas.openxmlformats.org/drawingml/2006/picture">
-              <pic:pic xmlns:pic="http://schemas.openxmlformats.org/drawingml/2006/picture">
-                <pic:nvPicPr>
-                  <pic:cNvPr id="0" name="Picture 6"/>
-                  <pic:cNvPicPr>
-                    <a:picLocks noChangeAspect="1" noChangeArrowheads="1"/>
-                  </pic:cNvPicPr>
-                </pic:nvPicPr>
-                <pic:blipFill>
-                  <a:blip r:embed="rId3">
-                    <a:extLst>
-                      <a:ext uri="{28A0092B-C50C-407E-A947-70E740481C1C}">
-                        <a14:useLocalDpi xmlns:a14="http://schemas.microsoft.com/office/drawing/2010/main" val="0"/>
-                      </a:ext>
-                    </a:extLst>
-                  </a:blip>
-                  <a:srcRect/>
-                  <a:stretch>
-                    <a:fillRect/>
-                  </a:stretch>
-                </pic:blipFill>
-                <pic:spPr bwMode="auto">
-                  <a:xfrm>
-                    <a:off x="0" y="0"/>
-                    <a:ext cx="2044700" cy="614680"/>
-                  </a:xfrm>
-                  <a:prstGeom prst="rect">
-                    <a:avLst/>
-                  </a:prstGeom>
-                  <a:noFill/>
-                  <a:ln>
-                    <a:noFill/>
-                  </a:ln>
-                </pic:spPr>
-              </pic:pic>
-            </a:graphicData>
-          </a:graphic>
-          <wp14:sizeRelH relativeFrom="page">
-            <wp14:pctWidth>0</wp14:pctWidth>
-          </wp14:sizeRelH>
-          <wp14:sizeRelV relativeFrom="page">
-            <wp14:pctHeight>0</wp14:pctHeight>
-          </wp14:sizeRelV>
-        </wp:anchor>
-      </w:drawing>
-    </w:r>
-    <w:r>
-      <w:rPr>
-        <w:rFonts w:ascii="Verdana" w:hAnsi="Verdana" w:cs="Courier New"/>
-        <w:b/>
-        <w:bCs/>
-        <w:sz w:val="14"/>
-        <w:szCs w:val="14"/>
-        <w:lang w:val="en-US"/>
-      </w:rPr>
-      <w:t>CREDIÁGIL</w:t>
-    </w:r>
-    <w:r>
-      <w:rPr>
-        <w:rFonts w:ascii="Verdana" w:hAnsi="Verdana" w:cs="Courier New"/>
-        <w:b/>
-        <w:bCs/>
-        <w:sz w:val="14"/>
-        <w:szCs w:val="14"/>
-        <w:lang w:val="en-US"/>
-      </w:rPr>
-      <w:t xml:space="preserve">peru@outlook.com - Facebook: </w:t>
-    </w:r>
-    <w:r>
-      <w:rPr>
-        <w:rFonts w:ascii="Verdana" w:hAnsi="Verdana" w:cs="Courier New"/>
-        <w:b/>
-        <w:bCs/>
-        <w:sz w:val="14"/>
-        <w:szCs w:val="14"/>
-        <w:lang w:val="en-US"/>
-      </w:rPr>
-      <w:t>CREDIÁGIL</w:t>
-    </w:r>
-  </w:p>
-  <w:p>
-    <w:pPr>
-      <w:pStyle w:val="Piedepgina"/>
-    </w:pPr>
-    <w:r>
-      <w:rPr>
-        <w:noProof/>
-        <w:lang w:eastAsia="es-PE"/>
-      </w:rPr>
-      <w:drawing>
-        <wp:anchor distT="0" distB="0" distL="114300" distR="114300" simplePos="0" relativeHeight="251661312" behindDoc="1" locked="0" layoutInCell="1" allowOverlap="1" wp14:anchorId="3C379799" wp14:editId="46407224">
-          <wp:simplePos x="0" y="0"/>
-          <wp:positionH relativeFrom="column">
-            <wp:posOffset>1414145</wp:posOffset>
-          </wp:positionH>
-          <wp:positionV relativeFrom="paragraph">
-            <wp:posOffset>4445</wp:posOffset>
-          </wp:positionV>
-          <wp:extent cx="1911350" cy="610235"/>
-          <wp:effectExtent l="0" t="0" r="0" b="0"/>
-          <wp:wrapTight wrapText="bothSides">
-            <wp:wrapPolygon edited="0">
-              <wp:start x="0" y="0"/>
-              <wp:lineTo x="0" y="20903"/>
-              <wp:lineTo x="21313" y="20903"/>
-              <wp:lineTo x="21313" y="0"/>
-              <wp:lineTo x="0" y="0"/>
-            </wp:wrapPolygon>
-          </wp:wrapTight>
-          <wp:docPr id="4" name="Imagen 4"/>
-          <wp:cNvGraphicFramePr>
-            <a:graphicFrameLocks xmlns:a="http://schemas.openxmlformats.org/drawingml/2006/main" noChangeAspect="1"/>
-          </wp:cNvGraphicFramePr>
-          <a:graphic xmlns:a="http://schemas.openxmlformats.org/drawingml/2006/main">
-            <a:graphicData uri="http://schemas.openxmlformats.org/drawingml/2006/picture">
-              <pic:pic xmlns:pic="http://schemas.openxmlformats.org/drawingml/2006/picture">
-                <pic:nvPicPr>
-                  <pic:cNvPr id="0" name="Picture 4"/>
-                  <pic:cNvPicPr>
-                    <a:picLocks noChangeAspect="1" noChangeArrowheads="1"/>
-                  </pic:cNvPicPr>
-                </pic:nvPicPr>
-                <pic:blipFill>
-                  <a:blip r:embed="rId4">
-                    <a:extLst>
-                      <a:ext uri="{28A0092B-C50C-407E-A947-70E740481C1C}">
-                        <a14:useLocalDpi xmlns:a14="http://schemas.microsoft.com/office/drawing/2010/main" val="0"/>
-                      </a:ext>
-                    </a:extLst>
-                  </a:blip>
-                  <a:srcRect/>
-                  <a:stretch>
-                    <a:fillRect/>
-                  </a:stretch>
-                </pic:blipFill>
-                <pic:spPr bwMode="auto">
-                  <a:xfrm>
-                    <a:off x="0" y="0"/>
-                    <a:ext cx="1911350" cy="610235"/>
-                  </a:xfrm>
-                  <a:prstGeom prst="rect">
-                    <a:avLst/>
-                  </a:prstGeom>
-                  <a:noFill/>
-                  <a:ln>
-                    <a:noFill/>
-                  </a:ln>
-                </pic:spPr>
-              </pic:pic>
-            </a:graphicData>
-          </a:graphic>
-          <wp14:sizeRelH relativeFrom="page">
-            <wp14:pctWidth>0</wp14:pctWidth>
-          </wp14:sizeRelH>
-          <wp14:sizeRelV relativeFrom="page">
-            <wp14:pctHeight>0</wp14:pctHeight>
-          </wp14:sizeRelV>
-        </wp:anchor>
-      </w:drawing>
+      <mc:AlternateContent>
+        <mc:Choice Requires="wps">
+          <w:drawing>
+            <wp:anchor distT="0" distB="0" distL="0" distR="0" simplePos="0" relativeHeight="251660288" behindDoc="1" locked="0" layoutInCell="1" allowOverlap="1" wp14:anchorId="6CE49176" wp14:editId="4CF0B60D">
+              <wp:simplePos x="0" y="0"/>
+              <wp:positionH relativeFrom="page">
+                <wp:align>right</wp:align>
+              </wp:positionH>
+              <wp:positionV relativeFrom="page">
+                <wp:align>bottom</wp:align>
+              </wp:positionV>
+              <wp:extent cx="7772400" cy="226337"/>
+              <wp:effectExtent l="0" t="0" r="0" b="2540"/>
+              <wp:wrapNone/>
+              <wp:docPr id="29" name="Graphic 1"/>
+              <wp:cNvGraphicFramePr>
+                <a:graphicFrameLocks xmlns:a="http://schemas.openxmlformats.org/drawingml/2006/main"/>
+              </wp:cNvGraphicFramePr>
+              <a:graphic xmlns:a="http://schemas.openxmlformats.org/drawingml/2006/main">
+                <a:graphicData uri="http://schemas.microsoft.com/office/word/2010/wordprocessingShape">
+                  <wps:wsp>
+                    <wps:cNvSpPr>
+                      <a:spLocks/>
+                    </wps:cNvSpPr>
+                    <wps:spPr>
+                      <a:xfrm>
+                        <a:off x="0" y="0"/>
+                        <a:ext cx="7772400" cy="226337"/>
+                      </a:xfrm>
+                      <a:custGeom>
+                        <a:avLst/>
+                        <a:gdLst/>
+                        <a:ahLst/>
+                        <a:cxnLst/>
+                        <a:rect l="l" t="t" r="r" b="b"/>
+                        <a:pathLst>
+                          <a:path w="7560309" h="206375">
+                            <a:moveTo>
+                              <a:pt x="7560005" y="0"/>
+                            </a:moveTo>
+                            <a:lnTo>
+                              <a:pt x="0" y="0"/>
+                            </a:lnTo>
+                            <a:lnTo>
+                              <a:pt x="0" y="206133"/>
+                            </a:lnTo>
+                            <a:lnTo>
+                              <a:pt x="7560005" y="206133"/>
+                            </a:lnTo>
+                            <a:lnTo>
+                              <a:pt x="7560005" y="0"/>
+                            </a:lnTo>
+                            <a:close/>
+                          </a:path>
+                        </a:pathLst>
+                      </a:custGeom>
+                      <a:solidFill>
+                        <a:srgbClr val="F5812A"/>
+                      </a:solidFill>
+                    </wps:spPr>
+                    <wps:bodyPr wrap="square" lIns="0" tIns="0" rIns="0" bIns="0" rtlCol="0">
+                      <a:prstTxWarp prst="textNoShape">
+                        <a:avLst/>
+                      </a:prstTxWarp>
+                      <a:noAutofit/>
+                    </wps:bodyPr>
+                  </wps:wsp>
+                </a:graphicData>
+              </a:graphic>
+              <wp14:sizeRelH relativeFrom="margin">
+                <wp14:pctWidth>0</wp14:pctWidth>
+              </wp14:sizeRelH>
+              <wp14:sizeRelV relativeFrom="margin">
+                <wp14:pctHeight>0</wp14:pctHeight>
+              </wp14:sizeRelV>
+            </wp:anchor>
+          </w:drawing>
+        </mc:Choice>
+        <mc:Fallback>
+          <w:pict>
+            <v:shape w14:anchorId="32E2AE4A" id="Graphic 1" o:spid="_x0000_s1026" style="position:absolute;margin-left:560.8pt;margin-top:0;width:612pt;height:17.8pt;z-index:-251656192;visibility:visible;mso-wrap-style:square;mso-width-percent:0;mso-height-percent:0;mso-wrap-distance-left:0;mso-wrap-distance-top:0;mso-wrap-distance-right:0;mso-wrap-distance-bottom:0;mso-position-horizontal:right;mso-position-horizontal-relative:page;mso-position-vertical:bottom;mso-position-vertical-relative:page;mso-width-percent:0;mso-height-percent:0;mso-width-relative:margin;mso-height-relative:margin;v-text-anchor:top" coordsize="7560309,206375" o:gfxdata="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" path="m7560005,l,,,206133r7560005,l7560005,xe" fillcolor="#f5812a" stroked="f">
+              <v:path arrowok="t"/>
+              <w10:wrap anchorx="page" anchory="page"/>
+            </v:shape>
+          </w:pict>
+        </mc:Fallback>
+      </mc:AlternateContent>
     </w:r>
   </w:p>
 </w:ftr>
@@ -9556,70 +10426,1265 @@
     <w:r>
       <w:rPr>
         <w:noProof/>
-        <w:lang w:eastAsia="es-PE"/>
       </w:rPr>
-      <w:drawing>
-        <wp:anchor distT="0" distB="0" distL="114300" distR="114300" simplePos="0" relativeHeight="251670528" behindDoc="0" locked="0" layoutInCell="1" allowOverlap="1" wp14:anchorId="02F40F14" wp14:editId="73E44732">
-          <wp:simplePos x="0" y="0"/>
-          <wp:positionH relativeFrom="column">
-            <wp:posOffset>-633730</wp:posOffset>
-          </wp:positionH>
-          <wp:positionV relativeFrom="paragraph">
-            <wp:posOffset>-449580</wp:posOffset>
-          </wp:positionV>
-          <wp:extent cx="2555240" cy="771525"/>
-          <wp:effectExtent l="0" t="0" r="0" b="9525"/>
-          <wp:wrapSquare wrapText="bothSides"/>
-          <wp:docPr id="16" name="Imagen 16" descr="Q:\BACKUP  - CREDIAGIL\CREDIAGIL\logo.jpg"/>
-          <wp:cNvGraphicFramePr>
-            <a:graphicFrameLocks xmlns:a="http://schemas.openxmlformats.org/drawingml/2006/main" noChangeAspect="1"/>
-          </wp:cNvGraphicFramePr>
-          <a:graphic xmlns:a="http://schemas.openxmlformats.org/drawingml/2006/main">
-            <a:graphicData uri="http://schemas.openxmlformats.org/drawingml/2006/picture">
-              <pic:pic xmlns:pic="http://schemas.openxmlformats.org/drawingml/2006/picture">
-                <pic:nvPicPr>
-                  <pic:cNvPr id="0" name="Picture 1" descr="Q:\BACKUP  - CREDIAGIL\CREDIAGIL\logo.jpg"/>
-                  <pic:cNvPicPr>
-                    <a:picLocks noChangeAspect="1" noChangeArrowheads="1"/>
-                  </pic:cNvPicPr>
-                </pic:nvPicPr>
-                <pic:blipFill>
-                  <a:blip r:embed="rId1" cstate="print">
-                    <a:extLst>
-                      <a:ext uri="{28A0092B-C50C-407E-A947-70E740481C1C}">
-                        <a14:useLocalDpi xmlns:a14="http://schemas.microsoft.com/office/drawing/2010/main" val="0"/>
-                      </a:ext>
-                    </a:extLst>
-                  </a:blip>
-                  <a:srcRect/>
-                  <a:stretch>
-                    <a:fillRect/>
-                  </a:stretch>
-                </pic:blipFill>
-                <pic:spPr bwMode="auto">
-                  <a:xfrm>
-                    <a:off x="0" y="0"/>
-                    <a:ext cx="2555240" cy="771525"/>
-                  </a:xfrm>
-                  <a:prstGeom prst="rect">
-                    <a:avLst/>
-                  </a:prstGeom>
-                  <a:noFill/>
-                  <a:ln>
-                    <a:noFill/>
-                  </a:ln>
-                </pic:spPr>
-              </pic:pic>
-            </a:graphicData>
-          </a:graphic>
-          <wp14:sizeRelH relativeFrom="page">
-            <wp14:pctWidth>0</wp14:pctWidth>
-          </wp14:sizeRelH>
-          <wp14:sizeRelV relativeFrom="page">
-            <wp14:pctHeight>0</wp14:pctHeight>
-          </wp14:sizeRelV>
-        </wp:anchor>
-      </w:drawing>
+      <mc:AlternateContent>
+        <mc:Choice Requires="wpg">
+          <w:drawing>
+            <wp:anchor distT="0" distB="0" distL="114300" distR="114300" simplePos="0" relativeHeight="251671552" behindDoc="0" locked="0" layoutInCell="1" allowOverlap="1" wp14:anchorId="6E0C7674" wp14:editId="7B8AEA67">
+              <wp:simplePos x="0" y="0"/>
+              <wp:positionH relativeFrom="page">
+                <wp:align>right</wp:align>
+              </wp:positionH>
+              <wp:positionV relativeFrom="paragraph">
+                <wp:posOffset>-1259840</wp:posOffset>
+              </wp:positionV>
+              <wp:extent cx="7559644" cy="1367074"/>
+              <wp:effectExtent l="0" t="0" r="3810" b="5080"/>
+              <wp:wrapNone/>
+              <wp:docPr id="23" name="Grupo 23"/>
+              <wp:cNvGraphicFramePr/>
+              <a:graphic xmlns:a="http://schemas.openxmlformats.org/drawingml/2006/main">
+                <a:graphicData uri="http://schemas.microsoft.com/office/word/2010/wordprocessingGroup">
+                  <wpg:wgp>
+                    <wpg:cNvGrpSpPr/>
+                    <wpg:grpSpPr>
+                      <a:xfrm>
+                        <a:off x="0" y="0"/>
+                        <a:ext cx="7559644" cy="1367074"/>
+                        <a:chOff x="0" y="0"/>
+                        <a:chExt cx="7549755" cy="1375434"/>
+                      </a:xfrm>
+                    </wpg:grpSpPr>
+                    <wpg:grpSp>
+                      <wpg:cNvPr id="28" name="Grupo 28"/>
+                      <wpg:cNvGrpSpPr/>
+                      <wpg:grpSpPr>
+                        <a:xfrm>
+                          <a:off x="0" y="0"/>
+                          <a:ext cx="7549755" cy="1375434"/>
+                          <a:chOff x="0" y="0"/>
+                          <a:chExt cx="7560309" cy="1335352"/>
+                        </a:xfrm>
+                      </wpg:grpSpPr>
+                      <wpg:grpSp>
+                        <wpg:cNvPr id="25" name="Grupo 25"/>
+                        <wpg:cNvGrpSpPr/>
+                        <wpg:grpSpPr>
+                          <a:xfrm>
+                            <a:off x="0" y="0"/>
+                            <a:ext cx="7560309" cy="1335352"/>
+                            <a:chOff x="0" y="0"/>
+                            <a:chExt cx="7560309" cy="1335352"/>
+                          </a:xfrm>
+                        </wpg:grpSpPr>
+                        <wpg:grpSp>
+                          <wpg:cNvPr id="22" name="Grupo 22"/>
+                          <wpg:cNvGrpSpPr/>
+                          <wpg:grpSpPr>
+                            <a:xfrm>
+                              <a:off x="0" y="0"/>
+                              <a:ext cx="7560309" cy="1335352"/>
+                              <a:chOff x="0" y="0"/>
+                              <a:chExt cx="7560309" cy="1335352"/>
+                            </a:xfrm>
+                          </wpg:grpSpPr>
+                          <wps:wsp>
+                            <wps:cNvPr id="1" name="Graphic 15"/>
+                            <wps:cNvSpPr/>
+                            <wps:spPr>
+                              <a:xfrm>
+                                <a:off x="0" y="0"/>
+                                <a:ext cx="7560309" cy="1028700"/>
+                              </a:xfrm>
+                              <a:custGeom>
+                                <a:avLst/>
+                                <a:gdLst/>
+                                <a:ahLst/>
+                                <a:cxnLst/>
+                                <a:rect l="l" t="t" r="r" b="b"/>
+                                <a:pathLst>
+                                  <a:path w="7560309" h="1028700">
+                                    <a:moveTo>
+                                      <a:pt x="7560005" y="0"/>
+                                    </a:moveTo>
+                                    <a:lnTo>
+                                      <a:pt x="0" y="0"/>
+                                    </a:lnTo>
+                                    <a:lnTo>
+                                      <a:pt x="0" y="1028496"/>
+                                    </a:lnTo>
+                                    <a:lnTo>
+                                      <a:pt x="7560005" y="1028496"/>
+                                    </a:lnTo>
+                                    <a:lnTo>
+                                      <a:pt x="7560005" y="0"/>
+                                    </a:lnTo>
+                                    <a:close/>
+                                  </a:path>
+                                </a:pathLst>
+                              </a:custGeom>
+                              <a:solidFill>
+                                <a:srgbClr val="F5812A"/>
+                              </a:solidFill>
+                            </wps:spPr>
+                            <wps:bodyPr wrap="square" lIns="0" tIns="0" rIns="0" bIns="0" rtlCol="0">
+                              <a:prstTxWarp prst="textNoShape">
+                                <a:avLst/>
+                              </a:prstTxWarp>
+                              <a:noAutofit/>
+                            </wps:bodyPr>
+                          </wps:wsp>
+                          <pic:pic xmlns:pic="http://schemas.openxmlformats.org/drawingml/2006/picture">
+                            <pic:nvPicPr>
+                              <pic:cNvPr id="17" name="Image 17"/>
+                              <pic:cNvPicPr/>
+                            </pic:nvPicPr>
+                            <pic:blipFill>
+                              <a:blip r:embed="rId1" cstate="print"/>
+                              <a:stretch>
+                                <a:fillRect/>
+                              </a:stretch>
+                            </pic:blipFill>
+                            <pic:spPr>
+                              <a:xfrm>
+                                <a:off x="6193786" y="680112"/>
+                                <a:ext cx="136888" cy="169545"/>
+                              </a:xfrm>
+                              <a:prstGeom prst="rect">
+                                <a:avLst/>
+                              </a:prstGeom>
+                            </pic:spPr>
+                          </pic:pic>
+                          <wps:wsp>
+                            <wps:cNvPr id="16" name="Graphic 16"/>
+                            <wps:cNvSpPr/>
+                            <wps:spPr>
+                              <a:xfrm>
+                                <a:off x="0" y="1"/>
+                                <a:ext cx="7560309" cy="1335351"/>
+                              </a:xfrm>
+                              <a:custGeom>
+                                <a:avLst/>
+                                <a:gdLst/>
+                                <a:ahLst/>
+                                <a:cxnLst/>
+                                <a:rect l="l" t="t" r="r" b="b"/>
+                                <a:pathLst>
+                                  <a:path w="7560309" h="1445895">
+                                    <a:moveTo>
+                                      <a:pt x="7560005" y="0"/>
+                                    </a:moveTo>
+                                    <a:lnTo>
+                                      <a:pt x="0" y="0"/>
+                                    </a:lnTo>
+                                    <a:lnTo>
+                                      <a:pt x="0" y="1445700"/>
+                                    </a:lnTo>
+                                    <a:lnTo>
+                                      <a:pt x="1877684" y="1445700"/>
+                                    </a:lnTo>
+                                    <a:lnTo>
+                                      <a:pt x="1924017" y="1444692"/>
+                                    </a:lnTo>
+                                    <a:lnTo>
+                                      <a:pt x="1968249" y="1441721"/>
+                                    </a:lnTo>
+                                    <a:lnTo>
+                                      <a:pt x="2010469" y="1436864"/>
+                                    </a:lnTo>
+                                    <a:lnTo>
+                                      <a:pt x="2050764" y="1430201"/>
+                                    </a:lnTo>
+                                    <a:lnTo>
+                                      <a:pt x="2089221" y="1421809"/>
+                                    </a:lnTo>
+                                    <a:lnTo>
+                                      <a:pt x="2160977" y="1400157"/>
+                                    </a:lnTo>
+                                    <a:lnTo>
+                                      <a:pt x="2226440" y="1372535"/>
+                                    </a:lnTo>
+                                    <a:lnTo>
+                                      <a:pt x="2286313" y="1339572"/>
+                                    </a:lnTo>
+                                    <a:lnTo>
+                                      <a:pt x="2341299" y="1301897"/>
+                                    </a:lnTo>
+                                    <a:lnTo>
+                                      <a:pt x="2392102" y="1260137"/>
+                                    </a:lnTo>
+                                    <a:lnTo>
+                                      <a:pt x="2439424" y="1214921"/>
+                                    </a:lnTo>
+                                    <a:lnTo>
+                                      <a:pt x="2483969" y="1166877"/>
+                                    </a:lnTo>
+                                    <a:lnTo>
+                                      <a:pt x="2526440" y="1116634"/>
+                                    </a:lnTo>
+                                    <a:lnTo>
+                                      <a:pt x="2567540" y="1064820"/>
+                                    </a:lnTo>
+                                    <a:lnTo>
+                                      <a:pt x="2648440" y="958993"/>
+                                    </a:lnTo>
+                                    <a:lnTo>
+                                      <a:pt x="2668907" y="932537"/>
+                                    </a:lnTo>
+                                    <a:lnTo>
+                                      <a:pt x="2710746" y="880173"/>
+                                    </a:lnTo>
+                                    <a:lnTo>
+                                      <a:pt x="2754379" y="829066"/>
+                                    </a:lnTo>
+                                    <a:lnTo>
+                                      <a:pt x="2800508" y="779844"/>
+                                    </a:lnTo>
+                                    <a:lnTo>
+                                      <a:pt x="2849837" y="733136"/>
+                                    </a:lnTo>
+                                    <a:lnTo>
+                                      <a:pt x="2903069" y="689569"/>
+                                    </a:lnTo>
+                                    <a:lnTo>
+                                      <a:pt x="2960906" y="649773"/>
+                                    </a:lnTo>
+                                    <a:lnTo>
+                                      <a:pt x="3024054" y="614375"/>
+                                    </a:lnTo>
+                                    <a:lnTo>
+                                      <a:pt x="3093213" y="584004"/>
+                                    </a:lnTo>
+                                    <a:lnTo>
+                                      <a:pt x="3130267" y="570900"/>
+                                    </a:lnTo>
+                                    <a:lnTo>
+                                      <a:pt x="3169088" y="559288"/>
+                                    </a:lnTo>
+                                    <a:lnTo>
+                                      <a:pt x="3209764" y="549248"/>
+                                    </a:lnTo>
+                                    <a:lnTo>
+                                      <a:pt x="3252382" y="540856"/>
+                                    </a:lnTo>
+                                    <a:lnTo>
+                                      <a:pt x="3297031" y="534193"/>
+                                    </a:lnTo>
+                                    <a:lnTo>
+                                      <a:pt x="3343798" y="529336"/>
+                                    </a:lnTo>
+                                    <a:lnTo>
+                                      <a:pt x="3392771" y="526365"/>
+                                    </a:lnTo>
+                                    <a:lnTo>
+                                      <a:pt x="3444039" y="525357"/>
+                                    </a:lnTo>
+                                    <a:lnTo>
+                                      <a:pt x="7560005" y="525357"/>
+                                    </a:lnTo>
+                                    <a:lnTo>
+                                      <a:pt x="7560005" y="0"/>
+                                    </a:lnTo>
+                                    <a:close/>
+                                  </a:path>
+                                </a:pathLst>
+                              </a:custGeom>
+                              <a:solidFill>
+                                <a:srgbClr val="12499F"/>
+                              </a:solidFill>
+                            </wps:spPr>
+                            <wps:bodyPr wrap="square" lIns="0" tIns="0" rIns="0" bIns="0" rtlCol="0">
+                              <a:prstTxWarp prst="textNoShape">
+                                <a:avLst/>
+                              </a:prstTxWarp>
+                              <a:noAutofit/>
+                            </wps:bodyPr>
+                          </wps:wsp>
+                          <wps:wsp>
+                            <wps:cNvPr id="18" name="Graphic 18"/>
+                            <wps:cNvSpPr/>
+                            <wps:spPr>
+                              <a:xfrm>
+                                <a:off x="1063162" y="284378"/>
+                                <a:ext cx="202565" cy="354965"/>
+                              </a:xfrm>
+                              <a:custGeom>
+                                <a:avLst/>
+                                <a:gdLst/>
+                                <a:ahLst/>
+                                <a:cxnLst/>
+                                <a:rect l="l" t="t" r="r" b="b"/>
+                                <a:pathLst>
+                                  <a:path w="202565" h="354965">
+                                    <a:moveTo>
+                                      <a:pt x="138264" y="0"/>
+                                    </a:moveTo>
+                                    <a:lnTo>
+                                      <a:pt x="80845" y="15884"/>
+                                    </a:lnTo>
+                                    <a:lnTo>
+                                      <a:pt x="43014" y="43268"/>
+                                    </a:lnTo>
+                                    <a:lnTo>
+                                      <a:pt x="11106" y="90889"/>
+                                    </a:lnTo>
+                                    <a:lnTo>
+                                      <a:pt x="0" y="147129"/>
+                                    </a:lnTo>
+                                    <a:lnTo>
+                                      <a:pt x="2820" y="176000"/>
+                                    </a:lnTo>
+                                    <a:lnTo>
+                                      <a:pt x="24592" y="228564"/>
+                                    </a:lnTo>
+                                    <a:lnTo>
+                                      <a:pt x="135458" y="343420"/>
+                                    </a:lnTo>
+                                    <a:lnTo>
+                                      <a:pt x="163220" y="354914"/>
+                                    </a:lnTo>
+                                    <a:lnTo>
+                                      <a:pt x="170935" y="354161"/>
+                                    </a:lnTo>
+                                    <a:lnTo>
+                                      <a:pt x="202482" y="315636"/>
+                                    </a:lnTo>
+                                    <a:lnTo>
+                                      <a:pt x="199610" y="300851"/>
+                                    </a:lnTo>
+                                    <a:lnTo>
+                                      <a:pt x="190995" y="287870"/>
+                                    </a:lnTo>
+                                    <a:lnTo>
+                                      <a:pt x="98552" y="195440"/>
+                                    </a:lnTo>
+                                    <a:lnTo>
+                                      <a:pt x="89983" y="185014"/>
+                                    </a:lnTo>
+                                    <a:lnTo>
+                                      <a:pt x="83712" y="173289"/>
+                                    </a:lnTo>
+                                    <a:lnTo>
+                                      <a:pt x="79860" y="160562"/>
+                                    </a:lnTo>
+                                    <a:lnTo>
+                                      <a:pt x="78549" y="147129"/>
+                                    </a:lnTo>
+                                    <a:lnTo>
+                                      <a:pt x="79860" y="133688"/>
+                                    </a:lnTo>
+                                    <a:lnTo>
+                                      <a:pt x="98552" y="98806"/>
+                                    </a:lnTo>
+                                    <a:lnTo>
+                                      <a:pt x="138315" y="78905"/>
+                                    </a:lnTo>
+                                    <a:lnTo>
+                                      <a:pt x="138264" y="0"/>
+                                    </a:lnTo>
+                                    <a:close/>
+                                  </a:path>
+                                </a:pathLst>
+                              </a:custGeom>
+                              <a:solidFill>
+                                <a:srgbClr val="F5812A"/>
+                              </a:solidFill>
+                            </wps:spPr>
+                            <wps:txbx>
+                              <w:txbxContent>
+                                <w:p>
+                                  <w:pPr>
+                                    <w:jc w:val="center"/>
+                                  </w:pPr>
+                                </w:p>
+                              </w:txbxContent>
+                            </wps:txbx>
+                            <wps:bodyPr wrap="square" lIns="0" tIns="0" rIns="0" bIns="0" rtlCol="0">
+                              <a:prstTxWarp prst="textNoShape">
+                                <a:avLst/>
+                              </a:prstTxWarp>
+                              <a:noAutofit/>
+                            </wps:bodyPr>
+                          </wps:wsp>
+                          <pic:pic xmlns:pic="http://schemas.openxmlformats.org/drawingml/2006/picture">
+                            <pic:nvPicPr>
+                              <pic:cNvPr id="19" name="Image 19"/>
+                              <pic:cNvPicPr/>
+                            </pic:nvPicPr>
+                            <pic:blipFill>
+                              <a:blip r:embed="rId2" cstate="print"/>
+                              <a:stretch>
+                                <a:fillRect/>
+                              </a:stretch>
+                            </pic:blipFill>
+                            <pic:spPr>
+                              <a:xfrm>
+                                <a:off x="1015536" y="541554"/>
+                                <a:ext cx="182245" cy="200660"/>
+                              </a:xfrm>
+                              <a:prstGeom prst="rect">
+                                <a:avLst/>
+                              </a:prstGeom>
+                            </pic:spPr>
+                          </pic:pic>
+                          <pic:pic xmlns:pic="http://schemas.openxmlformats.org/drawingml/2006/picture">
+                            <pic:nvPicPr>
+                              <pic:cNvPr id="20" name="Image 20"/>
+                              <pic:cNvPicPr/>
+                            </pic:nvPicPr>
+                            <pic:blipFill>
+                              <a:blip r:embed="rId3" cstate="print"/>
+                              <a:stretch>
+                                <a:fillRect/>
+                              </a:stretch>
+                            </pic:blipFill>
+                            <pic:spPr>
+                              <a:xfrm>
+                                <a:off x="1234612" y="284378"/>
+                                <a:ext cx="182245" cy="200660"/>
+                              </a:xfrm>
+                              <a:prstGeom prst="rect">
+                                <a:avLst/>
+                              </a:prstGeom>
+                            </pic:spPr>
+                          </pic:pic>
+                          <wps:wsp>
+                            <wps:cNvPr id="21" name="Graphic 21"/>
+                            <wps:cNvSpPr/>
+                            <wps:spPr>
+                              <a:xfrm>
+                                <a:off x="1167937" y="389152"/>
+                                <a:ext cx="202565" cy="354965"/>
+                              </a:xfrm>
+                              <a:custGeom>
+                                <a:avLst/>
+                                <a:gdLst/>
+                                <a:ahLst/>
+                                <a:cxnLst/>
+                                <a:rect l="l" t="t" r="r" b="b"/>
+                                <a:pathLst>
+                                  <a:path w="202565" h="354965">
+                                    <a:moveTo>
+                                      <a:pt x="39242" y="0"/>
+                                    </a:moveTo>
+                                    <a:lnTo>
+                                      <a:pt x="2867" y="24486"/>
+                                    </a:lnTo>
+                                    <a:lnTo>
+                                      <a:pt x="0" y="39269"/>
+                                    </a:lnTo>
+                                    <a:lnTo>
+                                      <a:pt x="2867" y="54056"/>
+                                    </a:lnTo>
+                                    <a:lnTo>
+                                      <a:pt x="11468" y="67043"/>
+                                    </a:lnTo>
+                                    <a:lnTo>
+                                      <a:pt x="103911" y="159473"/>
+                                    </a:lnTo>
+                                    <a:lnTo>
+                                      <a:pt x="112482" y="169899"/>
+                                    </a:lnTo>
+                                    <a:lnTo>
+                                      <a:pt x="118757" y="181625"/>
+                                    </a:lnTo>
+                                    <a:lnTo>
+                                      <a:pt x="122613" y="194356"/>
+                                    </a:lnTo>
+                                    <a:lnTo>
+                                      <a:pt x="123926" y="207797"/>
+                                    </a:lnTo>
+                                    <a:lnTo>
+                                      <a:pt x="122613" y="221230"/>
+                                    </a:lnTo>
+                                    <a:lnTo>
+                                      <a:pt x="103911" y="256120"/>
+                                    </a:lnTo>
+                                    <a:lnTo>
+                                      <a:pt x="64185" y="276059"/>
+                                    </a:lnTo>
+                                    <a:lnTo>
+                                      <a:pt x="64185" y="354939"/>
+                                    </a:lnTo>
+                                    <a:lnTo>
+                                      <a:pt x="121589" y="339082"/>
+                                    </a:lnTo>
+                                    <a:lnTo>
+                                      <a:pt x="159448" y="311645"/>
+                                    </a:lnTo>
+                                    <a:lnTo>
+                                      <a:pt x="191368" y="264031"/>
+                                    </a:lnTo>
+                                    <a:lnTo>
+                                      <a:pt x="202476" y="207797"/>
+                                    </a:lnTo>
+                                    <a:lnTo>
+                                      <a:pt x="199655" y="178921"/>
+                                    </a:lnTo>
+                                    <a:lnTo>
+                                      <a:pt x="177878" y="126355"/>
+                                    </a:lnTo>
+                                    <a:lnTo>
+                                      <a:pt x="67017" y="11506"/>
+                                    </a:lnTo>
+                                    <a:lnTo>
+                                      <a:pt x="46970" y="754"/>
+                                    </a:lnTo>
+                                    <a:lnTo>
+                                      <a:pt x="39242" y="0"/>
+                                    </a:lnTo>
+                                    <a:close/>
+                                  </a:path>
+                                </a:pathLst>
+                              </a:custGeom>
+                              <a:solidFill>
+                                <a:srgbClr val="FFFFFF"/>
+                              </a:solidFill>
+                            </wps:spPr>
+                            <wps:bodyPr wrap="square" lIns="0" tIns="0" rIns="0" bIns="0" rtlCol="0">
+                              <a:prstTxWarp prst="textNoShape">
+                                <a:avLst/>
+                              </a:prstTxWarp>
+                              <a:noAutofit/>
+                            </wps:bodyPr>
+                          </wps:wsp>
+                        </wpg:grpSp>
+                        <wps:wsp>
+                          <wps:cNvPr id="24" name="Cuadro de texto 24"/>
+                          <wps:cNvSpPr txBox="1"/>
+                          <wps:spPr>
+                            <a:xfrm>
+                              <a:off x="3196424" y="659958"/>
+                              <a:ext cx="3220278" cy="219075"/>
+                            </a:xfrm>
+                            <a:prstGeom prst="rect">
+                              <a:avLst/>
+                            </a:prstGeom>
+                            <a:noFill/>
+                            <a:ln w="6350">
+                              <a:noFill/>
+                            </a:ln>
+                          </wps:spPr>
+                          <wps:txbx>
+                            <w:txbxContent>
+                              <w:p>
+                                <w:pPr>
+                                  <w:rPr>
+                                    <w:color w:val="FFFFFF" w:themeColor="background1"/>
+                                  </w:rPr>
+                                </w:pPr>
+                                <w:r>
+                                  <w:rPr>
+                                    <w:b/>
+                                    <w:color w:val="FFFFFF" w:themeColor="background1"/>
+                                    <w:spacing w:val="-6"/>
+                                    <w:sz w:val="18"/>
+                                  </w:rPr>
+                                  <w:t>Av.</w:t>
+                                </w:r>
+                                <w:r>
+                                  <w:rPr>
+                                    <w:b/>
+                                    <w:color w:val="FFFFFF" w:themeColor="background1"/>
+                                    <w:sz w:val="18"/>
+                                  </w:rPr>
+                                  <w:t xml:space="preserve"> </w:t>
+                                </w:r>
+                                <w:r>
+                                  <w:rPr>
+                                    <w:b/>
+                                    <w:color w:val="FFFFFF" w:themeColor="background1"/>
+                                    <w:spacing w:val="-6"/>
+                                    <w:sz w:val="18"/>
+                                  </w:rPr>
+                                  <w:t>Proceres</w:t>
+                                </w:r>
+                                <w:r>
+                                  <w:rPr>
+                                    <w:b/>
+                                    <w:color w:val="FFFFFF" w:themeColor="background1"/>
+                                    <w:sz w:val="18"/>
+                                  </w:rPr>
+                                  <w:t xml:space="preserve"> </w:t>
+                                </w:r>
+                                <w:r>
+                                  <w:rPr>
+                                    <w:b/>
+                                    <w:color w:val="FFFFFF" w:themeColor="background1"/>
+                                    <w:spacing w:val="-6"/>
+                                    <w:sz w:val="18"/>
+                                  </w:rPr>
+                                  <w:t>de</w:t>
+                                </w:r>
+                                <w:r>
+                                  <w:rPr>
+                                    <w:b/>
+                                    <w:color w:val="FFFFFF" w:themeColor="background1"/>
+                                    <w:spacing w:val="1"/>
+                                    <w:sz w:val="18"/>
+                                  </w:rPr>
+                                  <w:t xml:space="preserve"> </w:t>
+                                </w:r>
+                                <w:r>
+                                  <w:rPr>
+                                    <w:b/>
+                                    <w:color w:val="FFFFFF" w:themeColor="background1"/>
+                                    <w:spacing w:val="-6"/>
+                                    <w:sz w:val="18"/>
+                                  </w:rPr>
+                                  <w:t>la</w:t>
+                                </w:r>
+                                <w:r>
+                                  <w:rPr>
+                                    <w:b/>
+                                    <w:color w:val="FFFFFF" w:themeColor="background1"/>
+                                    <w:sz w:val="18"/>
+                                  </w:rPr>
+                                  <w:t xml:space="preserve"> </w:t>
+                                </w:r>
+                                <w:r>
+                                  <w:rPr>
+                                    <w:b/>
+                                    <w:color w:val="FFFFFF" w:themeColor="background1"/>
+                                    <w:spacing w:val="-6"/>
+                                    <w:sz w:val="18"/>
+                                  </w:rPr>
+                                  <w:t>Independencia</w:t>
+                                </w:r>
+                                <w:r>
+                                  <w:rPr>
+                                    <w:b/>
+                                    <w:color w:val="FFFFFF" w:themeColor="background1"/>
+                                    <w:sz w:val="18"/>
+                                  </w:rPr>
+                                  <w:t xml:space="preserve"> </w:t>
+                                </w:r>
+                                <w:r>
+                                  <w:rPr>
+                                    <w:b/>
+                                    <w:color w:val="FFFFFF" w:themeColor="background1"/>
+                                    <w:spacing w:val="-6"/>
+                                    <w:sz w:val="18"/>
+                                  </w:rPr>
+                                  <w:t>2517</w:t>
+                                </w:r>
+                                <w:r>
+                                  <w:rPr>
+                                    <w:b/>
+                                    <w:color w:val="FFFFFF" w:themeColor="background1"/>
+                                    <w:spacing w:val="1"/>
+                                    <w:sz w:val="18"/>
+                                  </w:rPr>
+                                  <w:t xml:space="preserve"> </w:t>
+                                </w:r>
+                                <w:r>
+                                  <w:rPr>
+                                    <w:b/>
+                                    <w:color w:val="FFFFFF" w:themeColor="background1"/>
+                                    <w:spacing w:val="-6"/>
+                                    <w:sz w:val="18"/>
+                                  </w:rPr>
+                                  <w:t>Asc.</w:t>
+                                </w:r>
+                                <w:r>
+                                  <w:rPr>
+                                    <w:b/>
+                                    <w:color w:val="FFFFFF" w:themeColor="background1"/>
+                                    <w:sz w:val="18"/>
+                                  </w:rPr>
+                                  <w:t xml:space="preserve"> </w:t>
+                                </w:r>
+                                <w:r>
+                                  <w:rPr>
+                                    <w:b/>
+                                    <w:color w:val="FFFFFF" w:themeColor="background1"/>
+                                    <w:spacing w:val="-6"/>
+                                    <w:sz w:val="18"/>
+                                  </w:rPr>
+                                  <w:t>Jorge</w:t>
+                                </w:r>
+                                <w:r>
+                                  <w:rPr>
+                                    <w:b/>
+                                    <w:color w:val="FFFFFF" w:themeColor="background1"/>
+                                    <w:sz w:val="18"/>
+                                  </w:rPr>
+                                  <w:t xml:space="preserve"> </w:t>
+                                </w:r>
+                                <w:r>
+                                  <w:rPr>
+                                    <w:b/>
+                                    <w:color w:val="FFFFFF" w:themeColor="background1"/>
+                                    <w:spacing w:val="-6"/>
+                                    <w:sz w:val="18"/>
+                                  </w:rPr>
+                                  <w:t>Basadre</w:t>
+                                </w:r>
+                              </w:p>
+                            </w:txbxContent>
+                          </wps:txbx>
+                          <wps:bodyPr rot="0" spcFirstLastPara="0" vertOverflow="overflow" horzOverflow="overflow" vert="horz" wrap="square" lIns="91440" tIns="45720" rIns="91440" bIns="45720" numCol="1" spcCol="0" rtlCol="0" fromWordArt="0" anchor="t" anchorCtr="0" forceAA="0" compatLnSpc="1">
+                            <a:prstTxWarp prst="textNoShape">
+                              <a:avLst/>
+                            </a:prstTxWarp>
+                            <a:noAutofit/>
+                          </wps:bodyPr>
+                        </wps:wsp>
+                      </wpg:grpSp>
+                      <wps:wsp>
+                        <wps:cNvPr id="27" name="Cuadro de texto 27"/>
+                        <wps:cNvSpPr txBox="1"/>
+                        <wps:spPr>
+                          <a:xfrm>
+                            <a:off x="494901" y="655695"/>
+                            <a:ext cx="1407381" cy="390418"/>
+                          </a:xfrm>
+                          <a:prstGeom prst="rect">
+                            <a:avLst/>
+                          </a:prstGeom>
+                          <a:noFill/>
+                          <a:ln w="6350">
+                            <a:noFill/>
+                          </a:ln>
+                        </wps:spPr>
+                        <wps:txbx>
+                          <w:txbxContent>
+                            <w:p>
+                              <w:pPr>
+                                <w:jc w:val="center"/>
+                                <w:rPr>
+                                  <w:b/>
+                                  <w:bCs/>
+                                  <w:color w:val="FFFFFF" w:themeColor="background1"/>
+                                  <w:sz w:val="14"/>
+                                  <w:szCs w:val="14"/>
+                                </w:rPr>
+                              </w:pPr>
+                              <w:r>
+                                <w:rPr>
+                                  <w:b/>
+                                  <w:bCs/>
+                                  <w:color w:val="FFFFFF" w:themeColor="background1"/>
+                                  <w:sz w:val="42"/>
+                                  <w:szCs w:val="42"/>
+                                </w:rPr>
+                                <w:t>Cre</w:t>
+                              </w:r>
+                              <w:r>
+                                <w:rPr>
+                                  <w:b/>
+                                  <w:bCs/>
+                                  <w:color w:val="FFFFFF" w:themeColor="background1"/>
+                                  <w:sz w:val="42"/>
+                                  <w:szCs w:val="42"/>
+                                </w:rPr>
+                                <w:t>d</w:t>
+                              </w:r>
+                              <w:r>
+                                <w:rPr>
+                                  <w:b/>
+                                  <w:bCs/>
+                                  <w:color w:val="FFFFFF" w:themeColor="background1"/>
+                                  <w:sz w:val="42"/>
+                                  <w:szCs w:val="42"/>
+                                </w:rPr>
+                                <w:t>iÁgi</w:t>
+                              </w:r>
+                              <w:r>
+                                <w:rPr>
+                                  <w:b/>
+                                  <w:bCs/>
+                                  <w:color w:val="FFFFFF" w:themeColor="background1"/>
+                                  <w:sz w:val="42"/>
+                                  <w:szCs w:val="42"/>
+                                </w:rPr>
+                                <w:t>l</w:t>
+                              </w:r>
+                            </w:p>
+                            <w:p>
+                              <w:pPr>
+                                <w:rPr>
+                                  <w:b/>
+                                  <w:bCs/>
+                                  <w:sz w:val="42"/>
+                                  <w:szCs w:val="42"/>
+                                </w:rPr>
+                              </w:pPr>
+                            </w:p>
+                            <w:p/>
+                          </w:txbxContent>
+                        </wps:txbx>
+                        <wps:bodyPr rot="0" spcFirstLastPara="0" vertOverflow="overflow" horzOverflow="overflow" vert="horz" wrap="square" lIns="91440" tIns="45720" rIns="91440" bIns="45720" numCol="1" spcCol="0" rtlCol="0" fromWordArt="0" anchor="t" anchorCtr="0" forceAA="0" compatLnSpc="1">
+                          <a:prstTxWarp prst="textNoShape">
+                            <a:avLst/>
+                          </a:prstTxWarp>
+                          <a:noAutofit/>
+                        </wps:bodyPr>
+                      </wps:wsp>
+                    </wpg:grpSp>
+                    <wps:wsp>
+                      <wps:cNvPr id="2" name="Cuadro de texto 14"/>
+                      <wps:cNvSpPr txBox="1"/>
+                      <wps:spPr>
+                        <a:xfrm>
+                          <a:off x="650193" y="968514"/>
+                          <a:ext cx="1127156" cy="219426"/>
+                        </a:xfrm>
+                        <a:prstGeom prst="rect">
+                          <a:avLst/>
+                        </a:prstGeom>
+                        <a:noFill/>
+                        <a:ln w="6350">
+                          <a:noFill/>
+                        </a:ln>
+                      </wps:spPr>
+                      <wps:txbx>
+                        <w:txbxContent>
+                          <w:p>
+                            <w:pPr>
+                              <w:rPr>
+                                <w:bCs/>
+                                <w:color w:val="FFFFFF" w:themeColor="background1"/>
+                                <w:sz w:val="14"/>
+                                <w:szCs w:val="14"/>
+                              </w:rPr>
+                            </w:pPr>
+                            <w:r>
+                              <w:rPr>
+                                <w:bCs/>
+                                <w:color w:val="FFFFFF" w:themeColor="background1"/>
+                                <w:spacing w:val="-2"/>
+                                <w:sz w:val="14"/>
+                                <w:szCs w:val="14"/>
+                              </w:rPr>
+                              <w:t>Préstamos</w:t>
+                            </w:r>
+                            <w:r>
+                              <w:rPr>
+                                <w:bCs/>
+                                <w:color w:val="FFFFFF" w:themeColor="background1"/>
+                                <w:spacing w:val="-6"/>
+                                <w:sz w:val="14"/>
+                                <w:szCs w:val="14"/>
+                              </w:rPr>
+                              <w:t xml:space="preserve"> </w:t>
+                            </w:r>
+                            <w:r>
+                              <w:rPr>
+                                <w:bCs/>
+                                <w:color w:val="FFFFFF" w:themeColor="background1"/>
+                                <w:spacing w:val="-2"/>
+                                <w:sz w:val="14"/>
+                                <w:szCs w:val="14"/>
+                              </w:rPr>
+                              <w:t>con</w:t>
+                            </w:r>
+                            <w:r>
+                              <w:rPr>
+                                <w:bCs/>
+                                <w:color w:val="FFFFFF" w:themeColor="background1"/>
+                                <w:spacing w:val="-5"/>
+                                <w:sz w:val="14"/>
+                                <w:szCs w:val="14"/>
+                              </w:rPr>
+                              <w:t xml:space="preserve"> </w:t>
+                            </w:r>
+                            <w:r>
+                              <w:rPr>
+                                <w:bCs/>
+                                <w:color w:val="FFFFFF" w:themeColor="background1"/>
+                                <w:spacing w:val="-2"/>
+                                <w:sz w:val="14"/>
+                                <w:szCs w:val="14"/>
+                              </w:rPr>
+                              <w:t>Garantía</w:t>
+                            </w:r>
+                          </w:p>
+                        </w:txbxContent>
+                      </wps:txbx>
+                      <wps:bodyPr rot="0" spcFirstLastPara="0" vertOverflow="overflow" horzOverflow="overflow" vert="horz" wrap="square" lIns="91440" tIns="45720" rIns="91440" bIns="45720" numCol="1" spcCol="0" rtlCol="0" fromWordArt="0" anchor="t" anchorCtr="0" forceAA="0" compatLnSpc="1">
+                        <a:prstTxWarp prst="textNoShape">
+                          <a:avLst/>
+                        </a:prstTxWarp>
+                        <a:noAutofit/>
+                      </wps:bodyPr>
+                    </wps:wsp>
+                  </wpg:wgp>
+                </a:graphicData>
+              </a:graphic>
+              <wp14:sizeRelH relativeFrom="margin">
+                <wp14:pctWidth>0</wp14:pctWidth>
+              </wp14:sizeRelH>
+              <wp14:sizeRelV relativeFrom="margin">
+                <wp14:pctHeight>0</wp14:pctHeight>
+              </wp14:sizeRelV>
+            </wp:anchor>
+          </w:drawing>
+        </mc:Choice>
+        <mc:Fallback>
+          <w:pict>
+            <v:group w14:anchorId="6E0C7674" id="Grupo 23" o:spid="_x0000_s1026" style="position:absolute;margin-left:544.05pt;margin-top:-99.2pt;width:595.25pt;height:107.65pt;z-index:251671552;mso-position-horizontal:right;mso-position-horizontal-relative:page;mso-width-relative:margin;mso-height-relative:margin" coordsize="75497,13754" o:gfxdata="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">
+              <v:group id="Grupo 28" o:spid="_x0000_s1027" style="position:absolute;width:75497;height:13754" coordsize="75603,13353" o:gfxdata="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">
+                <v:group id="Grupo 25" o:spid="_x0000_s1028" style="position:absolute;width:75603;height:13353" coordsize="75603,13353" o:gfxdata="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">
+                  <v:group id="Grupo 22" o:spid="_x0000_s1029" style="position:absolute;width:75603;height:13353" coordsize="75603,13353" o:gfxdata="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">
+                    <v:shape id="Graphic 15" o:spid="_x0000_s1030" style="position:absolute;width:75603;height:10287;visibility:visible;mso-wrap-style:square;v-text-anchor:top" coordsize="7560309,1028700" o:gfxdata="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" path="m7560005,l,,,1028496r7560005,l7560005,xe" fillcolor="#f5812a" stroked="f">
+                      <v:path arrowok="t"/>
+                    </v:shape>
+                    <v:shapetype id="_x0000_t75" coordsize="21600,21600" o:spt="75" o:preferrelative="t" path="m@4@5l@4@11@9@11@9@5xe" filled="f" stroked="f">
+                      <v:stroke joinstyle="miter"/>
+                      <v:formulas>
+                        <v:f eqn="if lineDrawn pixelLineWidth 0"/>
+                        <v:f eqn="sum @0 1 0"/>
+                        <v:f eqn="sum 0 0 @1"/>
+                        <v:f eqn="prod @2 1 2"/>
+                        <v:f eqn="prod @3 21600 pixelWidth"/>
+                        <v:f eqn="prod @3 21600 pixelHeight"/>
+                        <v:f eqn="sum @0 0 1"/>
+                        <v:f eqn="prod @6 1 2"/>
+                        <v:f eqn="prod @7 21600 pixelWidth"/>
+                        <v:f eqn="sum @8 21600 0"/>
+                        <v:f eqn="prod @7 21600 pixelHeight"/>
+                        <v:f eqn="sum @10 21600 0"/>
+                      </v:formulas>
+                      <v:path o:extrusionok="f" gradientshapeok="t" o:connecttype="rect"/>
+                      <o:lock v:ext="edit" aspectratio="t"/>
+                    </v:shapetype>
+                    <v:shape id="Image 17" o:spid="_x0000_s1031" type="#_x0000_t75" style="position:absolute;left:61937;top:6801;width:1369;height:1695;visibility:visible;mso-wrap-style:square" o:gfxdata="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">
+                      <v:imagedata r:id="rId4" o:title=""/>
+                    </v:shape>
+                    <v:shape id="Graphic 16" o:spid="_x0000_s1032" style="position:absolute;width:75603;height:13353;visibility:visible;mso-wrap-style:square;v-text-anchor:top" coordsize="7560309,1445895" o:gfxdata="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" path="m7560005,l,,,1445700r1877684,l1924017,1444692r44232,-2971l2010469,1436864r40295,-6663l2089221,1421809r71756,-21652l2226440,1372535r59873,-32963l2341299,1301897r50803,-41760l2439424,1214921r44545,-48044l2526440,1116634r41100,-51814l2648440,958993r20467,-26456l2710746,880173r43633,-51107l2800508,779844r49329,-46708l2903069,689569r57837,-39796l3024054,614375r69159,-30371l3130267,570900r38821,-11612l3209764,549248r42618,-8392l3297031,534193r46767,-4857l3392771,526365r51268,-1008l7560005,525357,7560005,xe" fillcolor="#12499f" stroked="f">
+                      <v:path arrowok="t"/>
+                    </v:shape>
+                    <v:shape id="Graphic 18" o:spid="_x0000_s1033" style="position:absolute;left:10631;top:2843;width:2026;height:3550;visibility:visible;mso-wrap-style:square;v-text-anchor:top" coordsize="202565,354965" o:spt="100" o:gfxdata="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" adj="-11796480,,5400" path="m138264,l80845,15884,43014,43268,11106,90889,,147129r2820,28871l24592,228564,135458,343420r27762,11494l170935,354161r31547,-38525l199610,300851r-8615,-12981l98552,195440,89983,185014,83712,173289,79860,160562,78549,147129r1311,-13441l98552,98806,138315,78905,138264,xe" fillcolor="#f5812a" stroked="f">
+                      <v:stroke joinstyle="miter"/>
+                      <v:formulas/>
+                      <v:path arrowok="t" o:connecttype="custom" textboxrect="0,0,202565,354965"/>
+                      <v:textbox inset="0,0,0,0">
+                        <w:txbxContent>
+                          <w:p>
+                            <w:pPr>
+                              <w:jc w:val="center"/>
+                            </w:pPr>
+                          </w:p>
+                        </w:txbxContent>
+                      </v:textbox>
+                    </v:shape>
+                    <v:shape id="Image 19" o:spid="_x0000_s1034" type="#_x0000_t75" style="position:absolute;left:10155;top:5415;width:1822;height:2007;visibility:visible;mso-wrap-style:square" o:gfxdata="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">
+                      <v:imagedata r:id="rId5" o:title=""/>
+                    </v:shape>
+                    <v:shape id="Image 20" o:spid="_x0000_s1035" type="#_x0000_t75" style="position:absolute;left:12346;top:2843;width:1822;height:2007;visibility:visible;mso-wrap-style:square" o:gfxdata="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">
+                      <v:imagedata r:id="rId6" o:title=""/>
+                    </v:shape>
+                    <v:shape id="Graphic 21" o:spid="_x0000_s1036" style="position:absolute;left:11679;top:3891;width:2026;height:3550;visibility:visible;mso-wrap-style:square;v-text-anchor:top" coordsize="202565,354965" o:gfxdata="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" path="m39242,l2867,24486,,39269,2867,54056r8601,12987l103911,159473r8571,10426l118757,181625r3856,12731l123926,207797r-1313,13433l103911,256120,64185,276059r,78880l121589,339082r37859,-27437l191368,264031r11108,-56234l199655,178921,177878,126355,67017,11506,46970,754,39242,xe" stroked="f">
+                      <v:path arrowok="t"/>
+                    </v:shape>
+                  </v:group>
+                  <v:shapetype id="_x0000_t202" coordsize="21600,21600" o:spt="202" path="m,l,21600r21600,l21600,xe">
+                    <v:stroke joinstyle="miter"/>
+                    <v:path gradientshapeok="t" o:connecttype="rect"/>
+                  </v:shapetype>
+                  <v:shape id="Cuadro de texto 24" o:spid="_x0000_s1037" type="#_x0000_t202" style="position:absolute;left:31964;top:6599;width:32203;height:2191;visibility:visible;mso-wrap-style:square;v-text-anchor:top" o:gfxdata="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" filled="f" stroked="f" strokeweight=".5pt">
+                    <v:textbox>
+                      <w:txbxContent>
+                        <w:p>
+                          <w:pPr>
+                            <w:rPr>
+                              <w:color w:val="FFFFFF" w:themeColor="background1"/>
+                            </w:rPr>
+                          </w:pPr>
+                          <w:r>
+                            <w:rPr>
+                              <w:b/>
+                              <w:color w:val="FFFFFF" w:themeColor="background1"/>
+                              <w:spacing w:val="-6"/>
+                              <w:sz w:val="18"/>
+                            </w:rPr>
+                            <w:t>Av.</w:t>
+                          </w:r>
+                          <w:r>
+                            <w:rPr>
+                              <w:b/>
+                              <w:color w:val="FFFFFF" w:themeColor="background1"/>
+                              <w:sz w:val="18"/>
+                            </w:rPr>
+                            <w:t xml:space="preserve"> </w:t>
+                          </w:r>
+                          <w:r>
+                            <w:rPr>
+                              <w:b/>
+                              <w:color w:val="FFFFFF" w:themeColor="background1"/>
+                              <w:spacing w:val="-6"/>
+                              <w:sz w:val="18"/>
+                            </w:rPr>
+                            <w:t>Proceres</w:t>
+                          </w:r>
+                          <w:r>
+                            <w:rPr>
+                              <w:b/>
+                              <w:color w:val="FFFFFF" w:themeColor="background1"/>
+                              <w:sz w:val="18"/>
+                            </w:rPr>
+                            <w:t xml:space="preserve"> </w:t>
+                          </w:r>
+                          <w:r>
+                            <w:rPr>
+                              <w:b/>
+                              <w:color w:val="FFFFFF" w:themeColor="background1"/>
+                              <w:spacing w:val="-6"/>
+                              <w:sz w:val="18"/>
+                            </w:rPr>
+                            <w:t>de</w:t>
+                          </w:r>
+                          <w:r>
+                            <w:rPr>
+                              <w:b/>
+                              <w:color w:val="FFFFFF" w:themeColor="background1"/>
+                              <w:spacing w:val="1"/>
+                              <w:sz w:val="18"/>
+                            </w:rPr>
+                            <w:t xml:space="preserve"> </w:t>
+                          </w:r>
+                          <w:r>
+                            <w:rPr>
+                              <w:b/>
+                              <w:color w:val="FFFFFF" w:themeColor="background1"/>
+                              <w:spacing w:val="-6"/>
+                              <w:sz w:val="18"/>
+                            </w:rPr>
+                            <w:t>la</w:t>
+                          </w:r>
+                          <w:r>
+                            <w:rPr>
+                              <w:b/>
+                              <w:color w:val="FFFFFF" w:themeColor="background1"/>
+                              <w:sz w:val="18"/>
+                            </w:rPr>
+                            <w:t xml:space="preserve"> </w:t>
+                          </w:r>
+                          <w:r>
+                            <w:rPr>
+                              <w:b/>
+                              <w:color w:val="FFFFFF" w:themeColor="background1"/>
+                              <w:spacing w:val="-6"/>
+                              <w:sz w:val="18"/>
+                            </w:rPr>
+                            <w:t>Independencia</w:t>
+                          </w:r>
+                          <w:r>
+                            <w:rPr>
+                              <w:b/>
+                              <w:color w:val="FFFFFF" w:themeColor="background1"/>
+                              <w:sz w:val="18"/>
+                            </w:rPr>
+                            <w:t xml:space="preserve"> </w:t>
+                          </w:r>
+                          <w:r>
+                            <w:rPr>
+                              <w:b/>
+                              <w:color w:val="FFFFFF" w:themeColor="background1"/>
+                              <w:spacing w:val="-6"/>
+                              <w:sz w:val="18"/>
+                            </w:rPr>
+                            <w:t>2517</w:t>
+                          </w:r>
+                          <w:r>
+                            <w:rPr>
+                              <w:b/>
+                              <w:color w:val="FFFFFF" w:themeColor="background1"/>
+                              <w:spacing w:val="1"/>
+                              <w:sz w:val="18"/>
+                            </w:rPr>
+                            <w:t xml:space="preserve"> </w:t>
+                          </w:r>
+                          <w:r>
+                            <w:rPr>
+                              <w:b/>
+                              <w:color w:val="FFFFFF" w:themeColor="background1"/>
+                              <w:spacing w:val="-6"/>
+                              <w:sz w:val="18"/>
+                            </w:rPr>
+                            <w:t>Asc.</w:t>
+                          </w:r>
+                          <w:r>
+                            <w:rPr>
+                              <w:b/>
+                              <w:color w:val="FFFFFF" w:themeColor="background1"/>
+                              <w:sz w:val="18"/>
+                            </w:rPr>
+                            <w:t xml:space="preserve"> </w:t>
+                          </w:r>
+                          <w:r>
+                            <w:rPr>
+                              <w:b/>
+                              <w:color w:val="FFFFFF" w:themeColor="background1"/>
+                              <w:spacing w:val="-6"/>
+                              <w:sz w:val="18"/>
+                            </w:rPr>
+                            <w:t>Jorge</w:t>
+                          </w:r>
+                          <w:r>
+                            <w:rPr>
+                              <w:b/>
+                              <w:color w:val="FFFFFF" w:themeColor="background1"/>
+                              <w:sz w:val="18"/>
+                            </w:rPr>
+                            <w:t xml:space="preserve"> </w:t>
+                          </w:r>
+                          <w:r>
+                            <w:rPr>
+                              <w:b/>
+                              <w:color w:val="FFFFFF" w:themeColor="background1"/>
+                              <w:spacing w:val="-6"/>
+                              <w:sz w:val="18"/>
+                            </w:rPr>
+                            <w:t>Basadre</w:t>
+                          </w:r>
+                        </w:p>
+                      </w:txbxContent>
+                    </v:textbox>
+                  </v:shape>
+                </v:group>
+                <v:shape id="Cuadro de texto 27" o:spid="_x0000_s1038" type="#_x0000_t202" style="position:absolute;left:4949;top:6556;width:14073;height:3905;visibility:visible;mso-wrap-style:square;v-text-anchor:top" o:gfxdata="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" filled="f" stroked="f" strokeweight=".5pt">
+                  <v:textbox>
+                    <w:txbxContent>
+                      <w:p>
+                        <w:pPr>
+                          <w:jc w:val="center"/>
+                          <w:rPr>
+                            <w:b/>
+                            <w:bCs/>
+                            <w:color w:val="FFFFFF" w:themeColor="background1"/>
+                            <w:sz w:val="14"/>
+                            <w:szCs w:val="14"/>
+                          </w:rPr>
+                        </w:pPr>
+                        <w:r>
+                          <w:rPr>
+                            <w:b/>
+                            <w:bCs/>
+                            <w:color w:val="FFFFFF" w:themeColor="background1"/>
+                            <w:sz w:val="42"/>
+                            <w:szCs w:val="42"/>
+                          </w:rPr>
+                          <w:t>Cre</w:t>
+                        </w:r>
+                        <w:r>
+                          <w:rPr>
+                            <w:b/>
+                            <w:bCs/>
+                            <w:color w:val="FFFFFF" w:themeColor="background1"/>
+                            <w:sz w:val="42"/>
+                            <w:szCs w:val="42"/>
+                          </w:rPr>
+                          <w:t>d</w:t>
+                        </w:r>
+                        <w:r>
+                          <w:rPr>
+                            <w:b/>
+                            <w:bCs/>
+                            <w:color w:val="FFFFFF" w:themeColor="background1"/>
+                            <w:sz w:val="42"/>
+                            <w:szCs w:val="42"/>
+                          </w:rPr>
+                          <w:t>iÁgi</w:t>
+                        </w:r>
+                        <w:r>
+                          <w:rPr>
+                            <w:b/>
+                            <w:bCs/>
+                            <w:color w:val="FFFFFF" w:themeColor="background1"/>
+                            <w:sz w:val="42"/>
+                            <w:szCs w:val="42"/>
+                          </w:rPr>
+                          <w:t>l</w:t>
+                        </w:r>
+                      </w:p>
+                      <w:p>
+                        <w:pPr>
+                          <w:rPr>
+                            <w:b/>
+                            <w:bCs/>
+                            <w:sz w:val="42"/>
+                            <w:szCs w:val="42"/>
+                          </w:rPr>
+                        </w:pPr>
+                      </w:p>
+                      <w:p/>
+                    </w:txbxContent>
+                  </v:textbox>
+                </v:shape>
+              </v:group>
+              <v:shape id="Cuadro de texto 14" o:spid="_x0000_s1039" type="#_x0000_t202" style="position:absolute;left:6501;top:9685;width:11272;height:2194;visibility:visible;mso-wrap-style:square;v-text-anchor:top" o:gfxdata="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" filled="f" stroked="f" strokeweight=".5pt">
+                <v:textbox>
+                  <w:txbxContent>
+                    <w:p>
+                      <w:pPr>
+                        <w:rPr>
+                          <w:bCs/>
+                          <w:color w:val="FFFFFF" w:themeColor="background1"/>
+                          <w:sz w:val="14"/>
+                          <w:szCs w:val="14"/>
+                        </w:rPr>
+                      </w:pPr>
+                      <w:r>
+                        <w:rPr>
+                          <w:bCs/>
+                          <w:color w:val="FFFFFF" w:themeColor="background1"/>
+                          <w:spacing w:val="-2"/>
+                          <w:sz w:val="14"/>
+                          <w:szCs w:val="14"/>
+                        </w:rPr>
+                        <w:t>Préstamos</w:t>
+                      </w:r>
+                      <w:r>
+                        <w:rPr>
+                          <w:bCs/>
+                          <w:color w:val="FFFFFF" w:themeColor="background1"/>
+                          <w:spacing w:val="-6"/>
+                          <w:sz w:val="14"/>
+                          <w:szCs w:val="14"/>
+                        </w:rPr>
+                        <w:t xml:space="preserve"> </w:t>
+                      </w:r>
+                      <w:r>
+                        <w:rPr>
+                          <w:bCs/>
+                          <w:color w:val="FFFFFF" w:themeColor="background1"/>
+                          <w:spacing w:val="-2"/>
+                          <w:sz w:val="14"/>
+                          <w:szCs w:val="14"/>
+                        </w:rPr>
+                        <w:t>con</w:t>
+                      </w:r>
+                      <w:r>
+                        <w:rPr>
+                          <w:bCs/>
+                          <w:color w:val="FFFFFF" w:themeColor="background1"/>
+                          <w:spacing w:val="-5"/>
+                          <w:sz w:val="14"/>
+                          <w:szCs w:val="14"/>
+                        </w:rPr>
+                        <w:t xml:space="preserve"> </w:t>
+                      </w:r>
+                      <w:r>
+                        <w:rPr>
+                          <w:bCs/>
+                          <w:color w:val="FFFFFF" w:themeColor="background1"/>
+                          <w:spacing w:val="-2"/>
+                          <w:sz w:val="14"/>
+                          <w:szCs w:val="14"/>
+                        </w:rPr>
+                        <w:t>Garantía</w:t>
+                      </w:r>
+                    </w:p>
+                  </w:txbxContent>
+                </v:textbox>
+              </v:shape>
+              <w10:wrap anchorx="page"/>
+            </v:group>
+          </w:pict>
+        </mc:Fallback>
+      </mc:AlternateContent>
     </w:r>
   </w:p>
 </w:hdr>
@@ -9628,294 +11693,9 @@
 <file path=word/numbering.xml><?xml version="1.0" encoding="utf-8"?>
 <w:numbering xmlns:wpc="http://schemas.microsoft.com/office/word/2010/wordprocessingCanvas" xmlns:cx="http://schemas.microsoft.com/office/drawing/2014/chartex" xmlns:cx1="http://schemas.microsoft.com/office/drawing/2015/9/8/chartex" xmlns:cx2="http://schemas.microsoft.com/office/drawing/2015/10/21/chartex" xmlns:cx3="http://schemas.microsoft.com/office/drawing/2016/5/9/chartex" xmlns:cx4="http://schemas.microsoft.com/office/drawing/2016/5/10/chartex" xmlns:cx5="http://schemas.microsoft.com/office/drawing/2016/5/11/chartex" xmlns:cx6="http://schemas.microsoft.com/office/drawing/2016/5/12/chartex" xmlns:cx7="http://schemas.microsoft.com/office/drawing/2016/5/13/chartex" xmlns:cx8="http://schemas.microsoft.com/office/drawing/2016/5/14/chartex" xmlns:mc="http://schemas.openxmlformats.org/markup-compatibility/2006" xmlns:aink="http://schemas.microsoft.com/office/drawing/2016/ink" xmlns:am3d="http://schemas.microsoft.com/office/drawing/2017/model3d" xmlns:o="urn:schemas-microsoft-com:office:office" xmlns:oel="http://schemas.microsoft.com/office/2019/extlst" xmlns:r="http://schemas.openxmlformats.org/officeDocument/2006/relationships" xmlns:m="http://schemas.openxmlformats.org/officeDocument/2006/math" xmlns:v="urn:schemas-microsoft-com:vml" xmlns:wp14="http://schemas.microsoft.com/office/word/2010/wordprocessingDrawing" xmlns:wp="http://schemas.openxmlformats.org/drawingml/2006/wordprocessingDrawing" xmlns:w10="urn:schemas-microsoft-com:office:word" xmlns:w="http://schemas.openxmlformats.org/wordprocessingml/2006/main" xmlns:w14="http://schemas.microsoft.com/office/word/2010/wordml" xmlns:w15="http://schemas.microsoft.com/office/word/2012/wordml" xmlns:w16cex="http://schemas.microsoft.com/office/word/2018/wordml/cex" xmlns:w16cid="http://schemas.microsoft.com/office/word/2016/wordml/cid" xmlns:w16="http://schemas.microsoft.com/office/word/2018/wordml" xmlns:w16sdtdh="http://schemas.microsoft.com/office/word/2020/wordml/sdtdatahash" xmlns:w16se="http://schemas.microsoft.com/office/word/2015/wordml/symex" xmlns:wpg="http://schemas.microsoft.com/office/word/2010/wordprocessingGroup" xmlns:wpi="http://schemas.microsoft.com/office/word/2010/wordprocessingInk" xmlns:wne="http://schemas.microsoft.com/office/word/2006/wordml" xmlns:wps="http://schemas.microsoft.com/office/word/2010/wordprocessingShape" mc:Ignorable="w14 w15 w16se w16cid w16 w16cex w16sdtdh wp14">
   <w:abstractNum w:abstractNumId="0" w15:restartNumberingAfterBreak="0">
-    <w:nsid w:val="00043700"/>
-    <w:multiLevelType w:val="hybridMultilevel"/>
-    <w:tmpl w:val="6682F042"/>
-    <w:lvl w:ilvl="0" w:tplc="280A0017">
-      <w:start w:val="1"/>
-      <w:numFmt w:val="lowerLetter"/>
-      <w:lvlText w:val="%1)"/>
-      <w:lvlJc w:val="left"/>
-      <w:pPr>
-        <w:ind w:left="360" w:hanging="360"/>
-      </w:pPr>
-    </w:lvl>
-    <w:lvl w:ilvl="1" w:tplc="280A0019" w:tentative="1">
-      <w:start w:val="1"/>
-      <w:numFmt w:val="lowerLetter"/>
-      <w:lvlText w:val="%2."/>
-      <w:lvlJc w:val="left"/>
-      <w:pPr>
-        <w:ind w:left="1080" w:hanging="360"/>
-      </w:pPr>
-    </w:lvl>
-    <w:lvl w:ilvl="2" w:tplc="280A001B" w:tentative="1">
-      <w:start w:val="1"/>
-      <w:numFmt w:val="lowerRoman"/>
-      <w:lvlText w:val="%3."/>
-      <w:lvlJc w:val="right"/>
-      <w:pPr>
-        <w:ind w:left="1800" w:hanging="180"/>
-      </w:pPr>
-    </w:lvl>
-    <w:lvl w:ilvl="3" w:tplc="280A000F" w:tentative="1">
-      <w:start w:val="1"/>
-      <w:numFmt w:val="decimal"/>
-      <w:lvlText w:val="%4."/>
-      <w:lvlJc w:val="left"/>
-      <w:pPr>
-        <w:ind w:left="2520" w:hanging="360"/>
-      </w:pPr>
-    </w:lvl>
-    <w:lvl w:ilvl="4" w:tplc="280A0019" w:tentative="1">
-      <w:start w:val="1"/>
-      <w:numFmt w:val="lowerLetter"/>
-      <w:lvlText w:val="%5."/>
-      <w:lvlJc w:val="left"/>
-      <w:pPr>
-        <w:ind w:left="3240" w:hanging="360"/>
-      </w:pPr>
-    </w:lvl>
-    <w:lvl w:ilvl="5" w:tplc="280A001B" w:tentative="1">
-      <w:start w:val="1"/>
-      <w:numFmt w:val="lowerRoman"/>
-      <w:lvlText w:val="%6."/>
-      <w:lvlJc w:val="right"/>
-      <w:pPr>
-        <w:ind w:left="3960" w:hanging="180"/>
-      </w:pPr>
-    </w:lvl>
-    <w:lvl w:ilvl="6" w:tplc="280A000F" w:tentative="1">
-      <w:start w:val="1"/>
-      <w:numFmt w:val="decimal"/>
-      <w:lvlText w:val="%7."/>
-      <w:lvlJc w:val="left"/>
-      <w:pPr>
-        <w:ind w:left="4680" w:hanging="360"/>
-      </w:pPr>
-    </w:lvl>
-    <w:lvl w:ilvl="7" w:tplc="280A0019" w:tentative="1">
-      <w:start w:val="1"/>
-      <w:numFmt w:val="lowerLetter"/>
-      <w:lvlText w:val="%8."/>
-      <w:lvlJc w:val="left"/>
-      <w:pPr>
-        <w:ind w:left="5400" w:hanging="360"/>
-      </w:pPr>
-    </w:lvl>
-    <w:lvl w:ilvl="8" w:tplc="280A001B" w:tentative="1">
-      <w:start w:val="1"/>
-      <w:numFmt w:val="lowerRoman"/>
-      <w:lvlText w:val="%9."/>
-      <w:lvlJc w:val="right"/>
-      <w:pPr>
-        <w:ind w:left="6120" w:hanging="180"/>
-      </w:pPr>
-    </w:lvl>
-  </w:abstractNum>
-  <w:abstractNum w:abstractNumId="1" w15:restartNumberingAfterBreak="0">
-    <w:nsid w:val="00114907"/>
-    <w:multiLevelType w:val="hybridMultilevel"/>
-    <w:tmpl w:val="C34272AA"/>
-    <w:lvl w:ilvl="0" w:tplc="280A0001">
-      <w:start w:val="1"/>
-      <w:numFmt w:val="bullet"/>
-      <w:lvlText w:val=""/>
-      <w:lvlJc w:val="left"/>
-      <w:pPr>
-        <w:ind w:left="720" w:hanging="360"/>
-      </w:pPr>
-      <w:rPr>
-        <w:rFonts w:ascii="Symbol" w:hAnsi="Symbol" w:hint="default"/>
-      </w:rPr>
-    </w:lvl>
-    <w:lvl w:ilvl="1" w:tplc="280A0003" w:tentative="1">
-      <w:start w:val="1"/>
-      <w:numFmt w:val="bullet"/>
-      <w:lvlText w:val="o"/>
-      <w:lvlJc w:val="left"/>
-      <w:pPr>
-        <w:ind w:left="1440" w:hanging="360"/>
-      </w:pPr>
-      <w:rPr>
-        <w:rFonts w:ascii="Courier New" w:hAnsi="Courier New" w:cs="Courier New" w:hint="default"/>
-      </w:rPr>
-    </w:lvl>
-    <w:lvl w:ilvl="2" w:tplc="280A0005" w:tentative="1">
-      <w:start w:val="1"/>
-      <w:numFmt w:val="bullet"/>
-      <w:lvlText w:val=""/>
-      <w:lvlJc w:val="left"/>
-      <w:pPr>
-        <w:ind w:left="2160" w:hanging="360"/>
-      </w:pPr>
-      <w:rPr>
-        <w:rFonts w:ascii="Wingdings" w:hAnsi="Wingdings" w:hint="default"/>
-      </w:rPr>
-    </w:lvl>
-    <w:lvl w:ilvl="3" w:tplc="280A0001" w:tentative="1">
-      <w:start w:val="1"/>
-      <w:numFmt w:val="bullet"/>
-      <w:lvlText w:val=""/>
-      <w:lvlJc w:val="left"/>
-      <w:pPr>
-        <w:ind w:left="2880" w:hanging="360"/>
-      </w:pPr>
-      <w:rPr>
-        <w:rFonts w:ascii="Symbol" w:hAnsi="Symbol" w:hint="default"/>
-      </w:rPr>
-    </w:lvl>
-    <w:lvl w:ilvl="4" w:tplc="280A0003" w:tentative="1">
-      <w:start w:val="1"/>
-      <w:numFmt w:val="bullet"/>
-      <w:lvlText w:val="o"/>
-      <w:lvlJc w:val="left"/>
-      <w:pPr>
-        <w:ind w:left="3600" w:hanging="360"/>
-      </w:pPr>
-      <w:rPr>
-        <w:rFonts w:ascii="Courier New" w:hAnsi="Courier New" w:cs="Courier New" w:hint="default"/>
-      </w:rPr>
-    </w:lvl>
-    <w:lvl w:ilvl="5" w:tplc="280A0005" w:tentative="1">
-      <w:start w:val="1"/>
-      <w:numFmt w:val="bullet"/>
-      <w:lvlText w:val=""/>
-      <w:lvlJc w:val="left"/>
-      <w:pPr>
-        <w:ind w:left="4320" w:hanging="360"/>
-      </w:pPr>
-      <w:rPr>
-        <w:rFonts w:ascii="Wingdings" w:hAnsi="Wingdings" w:hint="default"/>
-      </w:rPr>
-    </w:lvl>
-    <w:lvl w:ilvl="6" w:tplc="280A0001" w:tentative="1">
-      <w:start w:val="1"/>
-      <w:numFmt w:val="bullet"/>
-      <w:lvlText w:val=""/>
-      <w:lvlJc w:val="left"/>
-      <w:pPr>
-        <w:ind w:left="5040" w:hanging="360"/>
-      </w:pPr>
-      <w:rPr>
-        <w:rFonts w:ascii="Symbol" w:hAnsi="Symbol" w:hint="default"/>
-      </w:rPr>
-    </w:lvl>
-    <w:lvl w:ilvl="7" w:tplc="280A0003" w:tentative="1">
-      <w:start w:val="1"/>
-      <w:numFmt w:val="bullet"/>
-      <w:lvlText w:val="o"/>
-      <w:lvlJc w:val="left"/>
-      <w:pPr>
-        <w:ind w:left="5760" w:hanging="360"/>
-      </w:pPr>
-      <w:rPr>
-        <w:rFonts w:ascii="Courier New" w:hAnsi="Courier New" w:cs="Courier New" w:hint="default"/>
-      </w:rPr>
-    </w:lvl>
-    <w:lvl w:ilvl="8" w:tplc="280A0005" w:tentative="1">
-      <w:start w:val="1"/>
-      <w:numFmt w:val="bullet"/>
-      <w:lvlText w:val=""/>
-      <w:lvlJc w:val="left"/>
-      <w:pPr>
-        <w:ind w:left="6480" w:hanging="360"/>
-      </w:pPr>
-      <w:rPr>
-        <w:rFonts w:ascii="Wingdings" w:hAnsi="Wingdings" w:hint="default"/>
-      </w:rPr>
-    </w:lvl>
-  </w:abstractNum>
-  <w:abstractNum w:abstractNumId="2" w15:restartNumberingAfterBreak="0">
-    <w:nsid w:val="052A52F0"/>
-    <w:multiLevelType w:val="hybridMultilevel"/>
-    <w:tmpl w:val="18C6E556"/>
-    <w:lvl w:ilvl="0" w:tplc="280A0017">
-      <w:start w:val="1"/>
-      <w:numFmt w:val="lowerLetter"/>
-      <w:lvlText w:val="%1)"/>
-      <w:lvlJc w:val="left"/>
-      <w:pPr>
-        <w:ind w:left="360" w:hanging="360"/>
-      </w:pPr>
-    </w:lvl>
-    <w:lvl w:ilvl="1" w:tplc="280A0019" w:tentative="1">
-      <w:start w:val="1"/>
-      <w:numFmt w:val="lowerLetter"/>
-      <w:lvlText w:val="%2."/>
-      <w:lvlJc w:val="left"/>
-      <w:pPr>
-        <w:ind w:left="589" w:hanging="360"/>
-      </w:pPr>
-    </w:lvl>
-    <w:lvl w:ilvl="2" w:tplc="280A001B" w:tentative="1">
-      <w:start w:val="1"/>
-      <w:numFmt w:val="lowerRoman"/>
-      <w:lvlText w:val="%3."/>
-      <w:lvlJc w:val="right"/>
-      <w:pPr>
-        <w:ind w:left="1309" w:hanging="180"/>
-      </w:pPr>
-    </w:lvl>
-    <w:lvl w:ilvl="3" w:tplc="280A000F" w:tentative="1">
-      <w:start w:val="1"/>
-      <w:numFmt w:val="decimal"/>
-      <w:lvlText w:val="%4."/>
-      <w:lvlJc w:val="left"/>
-      <w:pPr>
-        <w:ind w:left="2029" w:hanging="360"/>
-      </w:pPr>
-    </w:lvl>
-    <w:lvl w:ilvl="4" w:tplc="280A0019" w:tentative="1">
-      <w:start w:val="1"/>
-      <w:numFmt w:val="lowerLetter"/>
-      <w:lvlText w:val="%5."/>
-      <w:lvlJc w:val="left"/>
-      <w:pPr>
-        <w:ind w:left="2749" w:hanging="360"/>
-      </w:pPr>
-    </w:lvl>
-    <w:lvl w:ilvl="5" w:tplc="280A001B" w:tentative="1">
-      <w:start w:val="1"/>
-      <w:numFmt w:val="lowerRoman"/>
-      <w:lvlText w:val="%6."/>
-      <w:lvlJc w:val="right"/>
-      <w:pPr>
-        <w:ind w:left="3469" w:hanging="180"/>
-      </w:pPr>
-    </w:lvl>
-    <w:lvl w:ilvl="6" w:tplc="280A000F" w:tentative="1">
-      <w:start w:val="1"/>
-      <w:numFmt w:val="decimal"/>
-      <w:lvlText w:val="%7."/>
-      <w:lvlJc w:val="left"/>
-      <w:pPr>
-        <w:ind w:left="4189" w:hanging="360"/>
-      </w:pPr>
-    </w:lvl>
-    <w:lvl w:ilvl="7" w:tplc="280A0019" w:tentative="1">
-      <w:start w:val="1"/>
-      <w:numFmt w:val="lowerLetter"/>
-      <w:lvlText w:val="%8."/>
-      <w:lvlJc w:val="left"/>
-      <w:pPr>
-        <w:ind w:left="4909" w:hanging="360"/>
-      </w:pPr>
-    </w:lvl>
-    <w:lvl w:ilvl="8" w:tplc="280A001B" w:tentative="1">
-      <w:start w:val="1"/>
-      <w:numFmt w:val="lowerRoman"/>
-      <w:lvlText w:val="%9."/>
-      <w:lvlJc w:val="right"/>
-      <w:pPr>
-        <w:ind w:left="5629" w:hanging="180"/>
-      </w:pPr>
-    </w:lvl>
-  </w:abstractNum>
-  <w:abstractNum w:abstractNumId="3" w15:restartNumberingAfterBreak="0">
-    <w:nsid w:val="1CC0202B"/>
+    <w:nsid w:val="0FD47B4A"/>
     <w:multiLevelType w:val="multilevel"/>
-    <w:tmpl w:val="7A3240E0"/>
+    <w:tmpl w:val="5492D3D2"/>
     <w:lvl w:ilvl="0">
       <w:start w:val="1"/>
       <w:numFmt w:val="bullet"/>
@@ -10061,185 +11841,10 @@
       </w:rPr>
     </w:lvl>
   </w:abstractNum>
-  <w:abstractNum w:abstractNumId="4" w15:restartNumberingAfterBreak="0">
-    <w:nsid w:val="1E6C5C5C"/>
-    <w:multiLevelType w:val="hybridMultilevel"/>
-    <w:tmpl w:val="7C1A6E44"/>
-    <w:lvl w:ilvl="0" w:tplc="280A0017">
-      <w:start w:val="7"/>
-      <w:numFmt w:val="lowerLetter"/>
-      <w:lvlText w:val="%1)"/>
-      <w:lvlJc w:val="left"/>
-      <w:pPr>
-        <w:ind w:left="720" w:hanging="360"/>
-      </w:pPr>
-      <w:rPr>
-        <w:rFonts w:hint="default"/>
-      </w:rPr>
-    </w:lvl>
-    <w:lvl w:ilvl="1" w:tplc="280A0019" w:tentative="1">
-      <w:start w:val="1"/>
-      <w:numFmt w:val="lowerLetter"/>
-      <w:lvlText w:val="%2."/>
-      <w:lvlJc w:val="left"/>
-      <w:pPr>
-        <w:ind w:left="1440" w:hanging="360"/>
-      </w:pPr>
-    </w:lvl>
-    <w:lvl w:ilvl="2" w:tplc="280A001B" w:tentative="1">
-      <w:start w:val="1"/>
-      <w:numFmt w:val="lowerRoman"/>
-      <w:lvlText w:val="%3."/>
-      <w:lvlJc w:val="right"/>
-      <w:pPr>
-        <w:ind w:left="2160" w:hanging="180"/>
-      </w:pPr>
-    </w:lvl>
-    <w:lvl w:ilvl="3" w:tplc="280A000F" w:tentative="1">
-      <w:start w:val="1"/>
-      <w:numFmt w:val="decimal"/>
-      <w:lvlText w:val="%4."/>
-      <w:lvlJc w:val="left"/>
-      <w:pPr>
-        <w:ind w:left="2880" w:hanging="360"/>
-      </w:pPr>
-    </w:lvl>
-    <w:lvl w:ilvl="4" w:tplc="280A0019" w:tentative="1">
-      <w:start w:val="1"/>
-      <w:numFmt w:val="lowerLetter"/>
-      <w:lvlText w:val="%5."/>
-      <w:lvlJc w:val="left"/>
-      <w:pPr>
-        <w:ind w:left="3600" w:hanging="360"/>
-      </w:pPr>
-    </w:lvl>
-    <w:lvl w:ilvl="5" w:tplc="280A001B" w:tentative="1">
-      <w:start w:val="1"/>
-      <w:numFmt w:val="lowerRoman"/>
-      <w:lvlText w:val="%6."/>
-      <w:lvlJc w:val="right"/>
-      <w:pPr>
-        <w:ind w:left="4320" w:hanging="180"/>
-      </w:pPr>
-    </w:lvl>
-    <w:lvl w:ilvl="6" w:tplc="280A000F" w:tentative="1">
-      <w:start w:val="1"/>
-      <w:numFmt w:val="decimal"/>
-      <w:lvlText w:val="%7."/>
-      <w:lvlJc w:val="left"/>
-      <w:pPr>
-        <w:ind w:left="5040" w:hanging="360"/>
-      </w:pPr>
-    </w:lvl>
-    <w:lvl w:ilvl="7" w:tplc="280A0019" w:tentative="1">
-      <w:start w:val="1"/>
-      <w:numFmt w:val="lowerLetter"/>
-      <w:lvlText w:val="%8."/>
-      <w:lvlJc w:val="left"/>
-      <w:pPr>
-        <w:ind w:left="5760" w:hanging="360"/>
-      </w:pPr>
-    </w:lvl>
-    <w:lvl w:ilvl="8" w:tplc="280A001B" w:tentative="1">
-      <w:start w:val="1"/>
-      <w:numFmt w:val="lowerRoman"/>
-      <w:lvlText w:val="%9."/>
-      <w:lvlJc w:val="right"/>
-      <w:pPr>
-        <w:ind w:left="6480" w:hanging="180"/>
-      </w:pPr>
-    </w:lvl>
-  </w:abstractNum>
-  <w:abstractNum w:abstractNumId="5" w15:restartNumberingAfterBreak="0">
-    <w:nsid w:val="21CD730F"/>
-    <w:multiLevelType w:val="hybridMultilevel"/>
-    <w:tmpl w:val="BB74C10C"/>
-    <w:lvl w:ilvl="0" w:tplc="280A0017">
-      <w:start w:val="1"/>
-      <w:numFmt w:val="lowerLetter"/>
-      <w:lvlText w:val="%1)"/>
-      <w:lvlJc w:val="left"/>
-      <w:pPr>
-        <w:ind w:left="-131" w:hanging="360"/>
-      </w:pPr>
-    </w:lvl>
-    <w:lvl w:ilvl="1" w:tplc="280A0019" w:tentative="1">
-      <w:start w:val="1"/>
-      <w:numFmt w:val="lowerLetter"/>
-      <w:lvlText w:val="%2."/>
-      <w:lvlJc w:val="left"/>
-      <w:pPr>
-        <w:ind w:left="589" w:hanging="360"/>
-      </w:pPr>
-    </w:lvl>
-    <w:lvl w:ilvl="2" w:tplc="280A001B" w:tentative="1">
-      <w:start w:val="1"/>
-      <w:numFmt w:val="lowerRoman"/>
-      <w:lvlText w:val="%3."/>
-      <w:lvlJc w:val="right"/>
-      <w:pPr>
-        <w:ind w:left="1309" w:hanging="180"/>
-      </w:pPr>
-    </w:lvl>
-    <w:lvl w:ilvl="3" w:tplc="280A000F" w:tentative="1">
-      <w:start w:val="1"/>
-      <w:numFmt w:val="decimal"/>
-      <w:lvlText w:val="%4."/>
-      <w:lvlJc w:val="left"/>
-      <w:pPr>
-        <w:ind w:left="2029" w:hanging="360"/>
-      </w:pPr>
-    </w:lvl>
-    <w:lvl w:ilvl="4" w:tplc="280A0019" w:tentative="1">
-      <w:start w:val="1"/>
-      <w:numFmt w:val="lowerLetter"/>
-      <w:lvlText w:val="%5."/>
-      <w:lvlJc w:val="left"/>
-      <w:pPr>
-        <w:ind w:left="2749" w:hanging="360"/>
-      </w:pPr>
-    </w:lvl>
-    <w:lvl w:ilvl="5" w:tplc="280A001B" w:tentative="1">
-      <w:start w:val="1"/>
-      <w:numFmt w:val="lowerRoman"/>
-      <w:lvlText w:val="%6."/>
-      <w:lvlJc w:val="right"/>
-      <w:pPr>
-        <w:ind w:left="3469" w:hanging="180"/>
-      </w:pPr>
-    </w:lvl>
-    <w:lvl w:ilvl="6" w:tplc="280A000F" w:tentative="1">
-      <w:start w:val="1"/>
-      <w:numFmt w:val="decimal"/>
-      <w:lvlText w:val="%7."/>
-      <w:lvlJc w:val="left"/>
-      <w:pPr>
-        <w:ind w:left="4189" w:hanging="360"/>
-      </w:pPr>
-    </w:lvl>
-    <w:lvl w:ilvl="7" w:tplc="280A0019" w:tentative="1">
-      <w:start w:val="1"/>
-      <w:numFmt w:val="lowerLetter"/>
-      <w:lvlText w:val="%8."/>
-      <w:lvlJc w:val="left"/>
-      <w:pPr>
-        <w:ind w:left="4909" w:hanging="360"/>
-      </w:pPr>
-    </w:lvl>
-    <w:lvl w:ilvl="8" w:tplc="280A001B" w:tentative="1">
-      <w:start w:val="1"/>
-      <w:numFmt w:val="lowerRoman"/>
-      <w:lvlText w:val="%9."/>
-      <w:lvlJc w:val="right"/>
-      <w:pPr>
-        <w:ind w:left="5629" w:hanging="180"/>
-      </w:pPr>
-    </w:lvl>
-  </w:abstractNum>
-  <w:abstractNum w:abstractNumId="6" w15:restartNumberingAfterBreak="0">
-    <w:nsid w:val="23B10661"/>
+  <w:abstractNum w:abstractNumId="1" w15:restartNumberingAfterBreak="0">
+    <w:nsid w:val="4DD223BF"/>
     <w:multiLevelType w:val="multilevel"/>
-    <w:tmpl w:val="ADAE8C32"/>
+    <w:tmpl w:val="3CC6E1EE"/>
     <w:lvl w:ilvl="0">
       <w:start w:val="1"/>
       <w:numFmt w:val="bullet"/>
@@ -10259,7 +11864,7 @@
     <w:lvl w:ilvl="1" w:tentative="1">
       <w:start w:val="1"/>
       <w:numFmt w:val="bullet"/>
-      <w:lvlText w:val=""/>
+      <w:lvlText w:val="o"/>
       <w:lvlJc w:val="left"/>
       <w:pPr>
         <w:tabs>
@@ -10268,14 +11873,14 @@
         <w:ind w:left="1440" w:hanging="360"/>
       </w:pPr>
       <w:rPr>
-        <w:rFonts w:ascii="Symbol" w:hAnsi="Symbol" w:hint="default"/>
+        <w:rFonts w:ascii="Courier New" w:hAnsi="Courier New" w:hint="default"/>
         <w:sz w:val="20"/>
       </w:rPr>
     </w:lvl>
     <w:lvl w:ilvl="2" w:tentative="1">
       <w:start w:val="1"/>
       <w:numFmt w:val="bullet"/>
-      <w:lvlText w:val=""/>
+      <w:lvlText w:val=""/>
       <w:lvlJc w:val="left"/>
       <w:pPr>
         <w:tabs>
@@ -10284,14 +11889,14 @@
         <w:ind w:left="2160" w:hanging="360"/>
       </w:pPr>
       <w:rPr>
-        <w:rFonts w:ascii="Symbol" w:hAnsi="Symbol" w:hint="default"/>
+        <w:rFonts w:ascii="Wingdings" w:hAnsi="Wingdings" w:hint="default"/>
         <w:sz w:val="20"/>
       </w:rPr>
     </w:lvl>
     <w:lvl w:ilvl="3" w:tentative="1">
       <w:start w:val="1"/>
       <w:numFmt w:val="bullet"/>
-      <w:lvlText w:val=""/>
+      <w:lvlText w:val=""/>
       <w:lvlJc w:val="left"/>
       <w:pPr>
         <w:tabs>
@@ -10300,14 +11905,14 @@
         <w:ind w:left="2880" w:hanging="360"/>
       </w:pPr>
       <w:rPr>
-        <w:rFonts w:ascii="Symbol" w:hAnsi="Symbol" w:hint="default"/>
+        <w:rFonts w:ascii="Wingdings" w:hAnsi="Wingdings" w:hint="default"/>
         <w:sz w:val="20"/>
       </w:rPr>
     </w:lvl>
     <w:lvl w:ilvl="4" w:tentative="1">
       <w:start w:val="1"/>
       <w:numFmt w:val="bullet"/>
-      <w:lvlText w:val=""/>
+      <w:lvlText w:val=""/>
       <w:lvlJc w:val="left"/>
       <w:pPr>
         <w:tabs>
@@ -10316,14 +11921,14 @@
         <w:ind w:left="3600" w:hanging="360"/>
       </w:pPr>
       <w:rPr>
-        <w:rFonts w:ascii="Symbol" w:hAnsi="Symbol" w:hint="default"/>
+        <w:rFonts w:ascii="Wingdings" w:hAnsi="Wingdings" w:hint="default"/>
         <w:sz w:val="20"/>
       </w:rPr>
     </w:lvl>
     <w:lvl w:ilvl="5" w:tentative="1">
       <w:start w:val="1"/>
       <w:numFmt w:val="bullet"/>
-      <w:lvlText w:val=""/>
+      <w:lvlText w:val=""/>
       <w:lvlJc w:val="left"/>
       <w:pPr>
         <w:tabs>
@@ -10332,14 +11937,14 @@
         <w:ind w:left="4320" w:hanging="360"/>
       </w:pPr>
       <w:rPr>
-        <w:rFonts w:ascii="Symbol" w:hAnsi="Symbol" w:hint="default"/>
+        <w:rFonts w:ascii="Wingdings" w:hAnsi="Wingdings" w:hint="default"/>
         <w:sz w:val="20"/>
       </w:rPr>
     </w:lvl>
     <w:lvl w:ilvl="6" w:tentative="1">
       <w:start w:val="1"/>
       <w:numFmt w:val="bullet"/>
-      <w:lvlText w:val=""/>
+      <w:lvlText w:val=""/>
       <w:lvlJc w:val="left"/>
       <w:pPr>
         <w:tabs>
@@ -10348,14 +11953,14 @@
         <w:ind w:left="5040" w:hanging="360"/>
       </w:pPr>
       <w:rPr>
-        <w:rFonts w:ascii="Symbol" w:hAnsi="Symbol" w:hint="default"/>
+        <w:rFonts w:ascii="Wingdings" w:hAnsi="Wingdings" w:hint="default"/>
         <w:sz w:val="20"/>
       </w:rPr>
     </w:lvl>
     <w:lvl w:ilvl="7" w:tentative="1">
       <w:start w:val="1"/>
       <w:numFmt w:val="bullet"/>
-      <w:lvlText w:val=""/>
+      <w:lvlText w:val=""/>
       <w:lvlJc w:val="left"/>
       <w:pPr>
         <w:tabs>
@@ -10364,128 +11969,485 @@
         <w:ind w:left="5760" w:hanging="360"/>
       </w:pPr>
       <w:rPr>
-        <w:rFonts w:ascii="Symbol" w:hAnsi="Symbol" w:hint="default"/>
+        <w:rFonts w:ascii="Wingdings" w:hAnsi="Wingdings" w:hint="default"/>
         <w:sz w:val="20"/>
       </w:rPr>
     </w:lvl>
     <w:lvl w:ilvl="8" w:tentative="1">
       <w:start w:val="1"/>
       <w:numFmt w:val="bullet"/>
-      <w:lvlText w:val=""/>
+      <w:lvlText w:val=""/>
       <w:lvlJc w:val="left"/>
       <w:pPr>
         <w:tabs>
           <w:tab w:val="num" w:pos="6480"/>
         </w:tabs>
         <w:ind w:left="6480" w:hanging="360"/>
+      </w:pPr>
+      <w:rPr>
+        <w:rFonts w:ascii="Wingdings" w:hAnsi="Wingdings" w:hint="default"/>
+        <w:sz w:val="20"/>
+      </w:rPr>
+    </w:lvl>
+  </w:abstractNum>
+  <w:abstractNum w:abstractNumId="2" w15:restartNumberingAfterBreak="0">
+    <w:nsid w:val="4FB233F9"/>
+    <w:multiLevelType w:val="multilevel"/>
+    <w:tmpl w:val="31EA6B1C"/>
+    <w:lvl w:ilvl="0">
+      <w:start w:val="1"/>
+      <w:numFmt w:val="bullet"/>
+      <w:lvlText w:val=""/>
+      <w:lvlJc w:val="left"/>
+      <w:pPr>
+        <w:tabs>
+          <w:tab w:val="num" w:pos="720"/>
+        </w:tabs>
+        <w:ind w:left="720" w:hanging="360"/>
       </w:pPr>
       <w:rPr>
         <w:rFonts w:ascii="Symbol" w:hAnsi="Symbol" w:hint="default"/>
         <w:sz w:val="20"/>
       </w:rPr>
     </w:lvl>
-  </w:abstractNum>
-  <w:abstractNum w:abstractNumId="7" w15:restartNumberingAfterBreak="0">
-    <w:nsid w:val="260A754E"/>
-    <w:multiLevelType w:val="hybridMultilevel"/>
-    <w:tmpl w:val="156E9E7A"/>
-    <w:lvl w:ilvl="0" w:tplc="0F327376">
+    <w:lvl w:ilvl="1" w:tentative="1">
       <w:start w:val="1"/>
-      <w:numFmt w:val="lowerLetter"/>
-      <w:lvlText w:val="%1)"/>
+      <w:numFmt w:val="bullet"/>
+      <w:lvlText w:val="o"/>
       <w:lvlJc w:val="left"/>
       <w:pPr>
-        <w:ind w:left="-491" w:hanging="360"/>
+        <w:tabs>
+          <w:tab w:val="num" w:pos="1440"/>
+        </w:tabs>
+        <w:ind w:left="1440" w:hanging="360"/>
       </w:pPr>
       <w:rPr>
-        <w:rFonts w:hint="default"/>
-        <w:b/>
+        <w:rFonts w:ascii="Courier New" w:hAnsi="Courier New" w:hint="default"/>
+        <w:sz w:val="20"/>
       </w:rPr>
     </w:lvl>
-    <w:lvl w:ilvl="1" w:tplc="280A0019" w:tentative="1">
+    <w:lvl w:ilvl="2" w:tentative="1">
       <w:start w:val="1"/>
-      <w:numFmt w:val="lowerLetter"/>
-      <w:lvlText w:val="%2."/>
+      <w:numFmt w:val="bullet"/>
+      <w:lvlText w:val=""/>
       <w:lvlJc w:val="left"/>
       <w:pPr>
-        <w:ind w:left="229" w:hanging="360"/>
-      </w:pPr>
+        <w:tabs>
+          <w:tab w:val="num" w:pos="2160"/>
+        </w:tabs>
+        <w:ind w:left="2160" w:hanging="360"/>
+      </w:pPr>
+      <w:rPr>
+        <w:rFonts w:ascii="Wingdings" w:hAnsi="Wingdings" w:hint="default"/>
+        <w:sz w:val="20"/>
+      </w:rPr>
     </w:lvl>
-    <w:lvl w:ilvl="2" w:tplc="280A001B" w:tentative="1">
+    <w:lvl w:ilvl="3" w:tentative="1">
       <w:start w:val="1"/>
-      <w:numFmt w:val="lowerRoman"/>
-      <w:lvlText w:val="%3."/>
-      <w:lvlJc w:val="right"/>
-      <w:pPr>
-        <w:ind w:left="949" w:hanging="180"/>
-      </w:pPr>
+      <w:numFmt w:val="bullet"/>
+      <w:lvlText w:val=""/>
+      <w:lvlJc w:val="left"/>
+      <w:pPr>
+        <w:tabs>
+          <w:tab w:val="num" w:pos="2880"/>
+        </w:tabs>
+        <w:ind w:left="2880" w:hanging="360"/>
+      </w:pPr>
+      <w:rPr>
+        <w:rFonts w:ascii="Wingdings" w:hAnsi="Wingdings" w:hint="default"/>
+        <w:sz w:val="20"/>
+      </w:rPr>
     </w:lvl>
-    <w:lvl w:ilvl="3" w:tplc="280A000F" w:tentative="1">
+    <w:lvl w:ilvl="4" w:tentative="1">
       <w:start w:val="1"/>
-      <w:numFmt w:val="decimal"/>
-      <w:lvlText w:val="%4."/>
+      <w:numFmt w:val="bullet"/>
+      <w:lvlText w:val=""/>
       <w:lvlJc w:val="left"/>
       <w:pPr>
-        <w:ind w:left="1669" w:hanging="360"/>
-      </w:pPr>
+        <w:tabs>
+          <w:tab w:val="num" w:pos="3600"/>
+        </w:tabs>
+        <w:ind w:left="3600" w:hanging="360"/>
+      </w:pPr>
+      <w:rPr>
+        <w:rFonts w:ascii="Wingdings" w:hAnsi="Wingdings" w:hint="default"/>
+        <w:sz w:val="20"/>
+      </w:rPr>
     </w:lvl>
-    <w:lvl w:ilvl="4" w:tplc="280A0019" w:tentative="1">
+    <w:lvl w:ilvl="5" w:tentative="1">
       <w:start w:val="1"/>
-      <w:numFmt w:val="lowerLetter"/>
-      <w:lvlText w:val="%5."/>
+      <w:numFmt w:val="bullet"/>
+      <w:lvlText w:val=""/>
       <w:lvlJc w:val="left"/>
       <w:pPr>
-        <w:ind w:left="2389" w:hanging="360"/>
-      </w:pPr>
+        <w:tabs>
+          <w:tab w:val="num" w:pos="4320"/>
+        </w:tabs>
+        <w:ind w:left="4320" w:hanging="360"/>
+      </w:pPr>
+      <w:rPr>
+        <w:rFonts w:ascii="Wingdings" w:hAnsi="Wingdings" w:hint="default"/>
+        <w:sz w:val="20"/>
+      </w:rPr>
     </w:lvl>
-    <w:lvl w:ilvl="5" w:tplc="280A001B" w:tentative="1">
+    <w:lvl w:ilvl="6" w:tentative="1">
       <w:start w:val="1"/>
-      <w:numFmt w:val="lowerRoman"/>
-      <w:lvlText w:val="%6."/>
-      <w:lvlJc w:val="right"/>
-      <w:pPr>
-        <w:ind w:left="3109" w:hanging="180"/>
-      </w:pPr>
+      <w:numFmt w:val="bullet"/>
+      <w:lvlText w:val=""/>
+      <w:lvlJc w:val="left"/>
+      <w:pPr>
+        <w:tabs>
+          <w:tab w:val="num" w:pos="5040"/>
+        </w:tabs>
+        <w:ind w:left="5040" w:hanging="360"/>
+      </w:pPr>
+      <w:rPr>
+        <w:rFonts w:ascii="Wingdings" w:hAnsi="Wingdings" w:hint="default"/>
+        <w:sz w:val="20"/>
+      </w:rPr>
     </w:lvl>
-    <w:lvl w:ilvl="6" w:tplc="280A000F" w:tentative="1">
+    <w:lvl w:ilvl="7" w:tentative="1">
       <w:start w:val="1"/>
-      <w:numFmt w:val="decimal"/>
-      <w:lvlText w:val="%7."/>
+      <w:numFmt w:val="bullet"/>
+      <w:lvlText w:val=""/>
       <w:lvlJc w:val="left"/>
       <w:pPr>
-        <w:ind w:left="3829" w:hanging="360"/>
-      </w:pPr>
+        <w:tabs>
+          <w:tab w:val="num" w:pos="5760"/>
+        </w:tabs>
+        <w:ind w:left="5760" w:hanging="360"/>
+      </w:pPr>
+      <w:rPr>
+        <w:rFonts w:ascii="Wingdings" w:hAnsi="Wingdings" w:hint="default"/>
+        <w:sz w:val="20"/>
+      </w:rPr>
     </w:lvl>
-    <w:lvl w:ilvl="7" w:tplc="280A0019" w:tentative="1">
+    <w:lvl w:ilvl="8" w:tentative="1">
       <w:start w:val="1"/>
-      <w:numFmt w:val="lowerLetter"/>
-      <w:lvlText w:val="%8."/>
+      <w:numFmt w:val="bullet"/>
+      <w:lvlText w:val=""/>
       <w:lvlJc w:val="left"/>
       <w:pPr>
-        <w:ind w:left="4549" w:hanging="360"/>
-      </w:pPr>
-    </w:lvl>
-    <w:lvl w:ilvl="8" w:tplc="280A001B" w:tentative="1">
-      <w:start w:val="1"/>
-      <w:numFmt w:val="lowerRoman"/>
-      <w:lvlText w:val="%9."/>
-      <w:lvlJc w:val="right"/>
-      <w:pPr>
-        <w:ind w:left="5269" w:hanging="180"/>
-      </w:pPr>
+        <w:tabs>
+          <w:tab w:val="num" w:pos="6480"/>
+        </w:tabs>
+        <w:ind w:left="6480" w:hanging="360"/>
+      </w:pPr>
+      <w:rPr>
+        <w:rFonts w:ascii="Wingdings" w:hAnsi="Wingdings" w:hint="default"/>
+        <w:sz w:val="20"/>
+      </w:rPr>
     </w:lvl>
   </w:abstractNum>
-  <w:abstractNum w:abstractNumId="8" w15:restartNumberingAfterBreak="0">
-    <w:nsid w:val="264B3C87"/>
+  <w:abstractNum w:abstractNumId="3" w15:restartNumberingAfterBreak="0">
+    <w:nsid w:val="511276BF"/>
+    <w:multiLevelType w:val="multilevel"/>
+    <w:tmpl w:val="B0F2C288"/>
+    <w:lvl w:ilvl="0">
+      <w:start w:val="1"/>
+      <w:numFmt w:val="bullet"/>
+      <w:lvlText w:val=""/>
+      <w:lvlJc w:val="left"/>
+      <w:pPr>
+        <w:tabs>
+          <w:tab w:val="num" w:pos="720"/>
+        </w:tabs>
+        <w:ind w:left="720" w:hanging="360"/>
+      </w:pPr>
+      <w:rPr>
+        <w:rFonts w:ascii="Symbol" w:hAnsi="Symbol" w:hint="default"/>
+        <w:sz w:val="20"/>
+      </w:rPr>
+    </w:lvl>
+    <w:lvl w:ilvl="1" w:tentative="1">
+      <w:start w:val="1"/>
+      <w:numFmt w:val="bullet"/>
+      <w:lvlText w:val="o"/>
+      <w:lvlJc w:val="left"/>
+      <w:pPr>
+        <w:tabs>
+          <w:tab w:val="num" w:pos="1440"/>
+        </w:tabs>
+        <w:ind w:left="1440" w:hanging="360"/>
+      </w:pPr>
+      <w:rPr>
+        <w:rFonts w:ascii="Courier New" w:hAnsi="Courier New" w:hint="default"/>
+        <w:sz w:val="20"/>
+      </w:rPr>
+    </w:lvl>
+    <w:lvl w:ilvl="2" w:tentative="1">
+      <w:start w:val="1"/>
+      <w:numFmt w:val="bullet"/>
+      <w:lvlText w:val=""/>
+      <w:lvlJc w:val="left"/>
+      <w:pPr>
+        <w:tabs>
+          <w:tab w:val="num" w:pos="2160"/>
+        </w:tabs>
+        <w:ind w:left="2160" w:hanging="360"/>
+      </w:pPr>
+      <w:rPr>
+        <w:rFonts w:ascii="Wingdings" w:hAnsi="Wingdings" w:hint="default"/>
+        <w:sz w:val="20"/>
+      </w:rPr>
+    </w:lvl>
+    <w:lvl w:ilvl="3" w:tentative="1">
+      <w:start w:val="1"/>
+      <w:numFmt w:val="bullet"/>
+      <w:lvlText w:val=""/>
+      <w:lvlJc w:val="left"/>
+      <w:pPr>
+        <w:tabs>
+          <w:tab w:val="num" w:pos="2880"/>
+        </w:tabs>
+        <w:ind w:left="2880" w:hanging="360"/>
+      </w:pPr>
+      <w:rPr>
+        <w:rFonts w:ascii="Wingdings" w:hAnsi="Wingdings" w:hint="default"/>
+        <w:sz w:val="20"/>
+      </w:rPr>
+    </w:lvl>
+    <w:lvl w:ilvl="4" w:tentative="1">
+      <w:start w:val="1"/>
+      <w:numFmt w:val="bullet"/>
+      <w:lvlText w:val=""/>
+      <w:lvlJc w:val="left"/>
+      <w:pPr>
+        <w:tabs>
+          <w:tab w:val="num" w:pos="3600"/>
+        </w:tabs>
+        <w:ind w:left="3600" w:hanging="360"/>
+      </w:pPr>
+      <w:rPr>
+        <w:rFonts w:ascii="Wingdings" w:hAnsi="Wingdings" w:hint="default"/>
+        <w:sz w:val="20"/>
+      </w:rPr>
+    </w:lvl>
+    <w:lvl w:ilvl="5" w:tentative="1">
+      <w:start w:val="1"/>
+      <w:numFmt w:val="bullet"/>
+      <w:lvlText w:val=""/>
+      <w:lvlJc w:val="left"/>
+      <w:pPr>
+        <w:tabs>
+          <w:tab w:val="num" w:pos="4320"/>
+        </w:tabs>
+        <w:ind w:left="4320" w:hanging="360"/>
+      </w:pPr>
+      <w:rPr>
+        <w:rFonts w:ascii="Wingdings" w:hAnsi="Wingdings" w:hint="default"/>
+        <w:sz w:val="20"/>
+      </w:rPr>
+    </w:lvl>
+    <w:lvl w:ilvl="6" w:tentative="1">
+      <w:start w:val="1"/>
+      <w:numFmt w:val="bullet"/>
+      <w:lvlText w:val=""/>
+      <w:lvlJc w:val="left"/>
+      <w:pPr>
+        <w:tabs>
+          <w:tab w:val="num" w:pos="5040"/>
+        </w:tabs>
+        <w:ind w:left="5040" w:hanging="360"/>
+      </w:pPr>
+      <w:rPr>
+        <w:rFonts w:ascii="Wingdings" w:hAnsi="Wingdings" w:hint="default"/>
+        <w:sz w:val="20"/>
+      </w:rPr>
+    </w:lvl>
+    <w:lvl w:ilvl="7" w:tentative="1">
+      <w:start w:val="1"/>
+      <w:numFmt w:val="bullet"/>
+      <w:lvlText w:val=""/>
+      <w:lvlJc w:val="left"/>
+      <w:pPr>
+        <w:tabs>
+          <w:tab w:val="num" w:pos="5760"/>
+        </w:tabs>
+        <w:ind w:left="5760" w:hanging="360"/>
+      </w:pPr>
+      <w:rPr>
+        <w:rFonts w:ascii="Wingdings" w:hAnsi="Wingdings" w:hint="default"/>
+        <w:sz w:val="20"/>
+      </w:rPr>
+    </w:lvl>
+    <w:lvl w:ilvl="8" w:tentative="1">
+      <w:start w:val="1"/>
+      <w:numFmt w:val="bullet"/>
+      <w:lvlText w:val=""/>
+      <w:lvlJc w:val="left"/>
+      <w:pPr>
+        <w:tabs>
+          <w:tab w:val="num" w:pos="6480"/>
+        </w:tabs>
+        <w:ind w:left="6480" w:hanging="360"/>
+      </w:pPr>
+      <w:rPr>
+        <w:rFonts w:ascii="Wingdings" w:hAnsi="Wingdings" w:hint="default"/>
+        <w:sz w:val="20"/>
+      </w:rPr>
+    </w:lvl>
+  </w:abstractNum>
+  <w:abstractNum w:abstractNumId="4" w15:restartNumberingAfterBreak="0">
+    <w:nsid w:val="5D320D3B"/>
+    <w:multiLevelType w:val="multilevel"/>
+    <w:tmpl w:val="853CE798"/>
+    <w:lvl w:ilvl="0">
+      <w:start w:val="1"/>
+      <w:numFmt w:val="bullet"/>
+      <w:lvlText w:val=""/>
+      <w:lvlJc w:val="left"/>
+      <w:pPr>
+        <w:tabs>
+          <w:tab w:val="num" w:pos="720"/>
+        </w:tabs>
+        <w:ind w:left="720" w:hanging="360"/>
+      </w:pPr>
+      <w:rPr>
+        <w:rFonts w:ascii="Symbol" w:hAnsi="Symbol" w:hint="default"/>
+        <w:sz w:val="20"/>
+      </w:rPr>
+    </w:lvl>
+    <w:lvl w:ilvl="1" w:tentative="1">
+      <w:start w:val="1"/>
+      <w:numFmt w:val="bullet"/>
+      <w:lvlText w:val="o"/>
+      <w:lvlJc w:val="left"/>
+      <w:pPr>
+        <w:tabs>
+          <w:tab w:val="num" w:pos="1440"/>
+        </w:tabs>
+        <w:ind w:left="1440" w:hanging="360"/>
+      </w:pPr>
+      <w:rPr>
+        <w:rFonts w:ascii="Courier New" w:hAnsi="Courier New" w:hint="default"/>
+        <w:sz w:val="20"/>
+      </w:rPr>
+    </w:lvl>
+    <w:lvl w:ilvl="2" w:tentative="1">
+      <w:start w:val="1"/>
+      <w:numFmt w:val="bullet"/>
+      <w:lvlText w:val=""/>
+      <w:lvlJc w:val="left"/>
+      <w:pPr>
+        <w:tabs>
+          <w:tab w:val="num" w:pos="2160"/>
+        </w:tabs>
+        <w:ind w:left="2160" w:hanging="360"/>
+      </w:pPr>
+      <w:rPr>
+        <w:rFonts w:ascii="Wingdings" w:hAnsi="Wingdings" w:hint="default"/>
+        <w:sz w:val="20"/>
+      </w:rPr>
+    </w:lvl>
+    <w:lvl w:ilvl="3" w:tentative="1">
+      <w:start w:val="1"/>
+      <w:numFmt w:val="bullet"/>
+      <w:lvlText w:val=""/>
+      <w:lvlJc w:val="left"/>
+      <w:pPr>
+        <w:tabs>
+          <w:tab w:val="num" w:pos="2880"/>
+        </w:tabs>
+        <w:ind w:left="2880" w:hanging="360"/>
+      </w:pPr>
+      <w:rPr>
+        <w:rFonts w:ascii="Wingdings" w:hAnsi="Wingdings" w:hint="default"/>
+        <w:sz w:val="20"/>
+      </w:rPr>
+    </w:lvl>
+    <w:lvl w:ilvl="4" w:tentative="1">
+      <w:start w:val="1"/>
+      <w:numFmt w:val="bullet"/>
+      <w:lvlText w:val=""/>
+      <w:lvlJc w:val="left"/>
+      <w:pPr>
+        <w:tabs>
+          <w:tab w:val="num" w:pos="3600"/>
+        </w:tabs>
+        <w:ind w:left="3600" w:hanging="360"/>
+      </w:pPr>
+      <w:rPr>
+        <w:rFonts w:ascii="Wingdings" w:hAnsi="Wingdings" w:hint="default"/>
+        <w:sz w:val="20"/>
+      </w:rPr>
+    </w:lvl>
+    <w:lvl w:ilvl="5" w:tentative="1">
+      <w:start w:val="1"/>
+      <w:numFmt w:val="bullet"/>
+      <w:lvlText w:val=""/>
+      <w:lvlJc w:val="left"/>
+      <w:pPr>
+        <w:tabs>
+          <w:tab w:val="num" w:pos="4320"/>
+        </w:tabs>
+        <w:ind w:left="4320" w:hanging="360"/>
+      </w:pPr>
+      <w:rPr>
+        <w:rFonts w:ascii="Wingdings" w:hAnsi="Wingdings" w:hint="default"/>
+        <w:sz w:val="20"/>
+      </w:rPr>
+    </w:lvl>
+    <w:lvl w:ilvl="6" w:tentative="1">
+      <w:start w:val="1"/>
+      <w:numFmt w:val="bullet"/>
+      <w:lvlText w:val=""/>
+      <w:lvlJc w:val="left"/>
+      <w:pPr>
+        <w:tabs>
+          <w:tab w:val="num" w:pos="5040"/>
+        </w:tabs>
+        <w:ind w:left="5040" w:hanging="360"/>
+      </w:pPr>
+      <w:rPr>
+        <w:rFonts w:ascii="Wingdings" w:hAnsi="Wingdings" w:hint="default"/>
+        <w:sz w:val="20"/>
+      </w:rPr>
+    </w:lvl>
+    <w:lvl w:ilvl="7" w:tentative="1">
+      <w:start w:val="1"/>
+      <w:numFmt w:val="bullet"/>
+      <w:lvlText w:val=""/>
+      <w:lvlJc w:val="left"/>
+      <w:pPr>
+        <w:tabs>
+          <w:tab w:val="num" w:pos="5760"/>
+        </w:tabs>
+        <w:ind w:left="5760" w:hanging="360"/>
+      </w:pPr>
+      <w:rPr>
+        <w:rFonts w:ascii="Wingdings" w:hAnsi="Wingdings" w:hint="default"/>
+        <w:sz w:val="20"/>
+      </w:rPr>
+    </w:lvl>
+    <w:lvl w:ilvl="8" w:tentative="1">
+      <w:start w:val="1"/>
+      <w:numFmt w:val="bullet"/>
+      <w:lvlText w:val=""/>
+      <w:lvlJc w:val="left"/>
+      <w:pPr>
+        <w:tabs>
+          <w:tab w:val="num" w:pos="6480"/>
+        </w:tabs>
+        <w:ind w:left="6480" w:hanging="360"/>
+      </w:pPr>
+      <w:rPr>
+        <w:rFonts w:ascii="Wingdings" w:hAnsi="Wingdings" w:hint="default"/>
+        <w:sz w:val="20"/>
+      </w:rPr>
+    </w:lvl>
+  </w:abstractNum>
+  <w:abstractNum w:abstractNumId="5" w15:restartNumberingAfterBreak="0">
+    <w:nsid w:val="67BB4976"/>
     <w:multiLevelType w:val="hybridMultilevel"/>
-    <w:tmpl w:val="56A4362E"/>
-    <w:lvl w:ilvl="0" w:tplc="36C8F0AA">
-      <w:start w:val="3"/>
+    <w:tmpl w:val="6E38F170"/>
+    <w:lvl w:ilvl="0" w:tplc="95AA44D8">
+      <w:start w:val="6"/>
       <w:numFmt w:val="bullet"/>
       <w:lvlText w:val="-"/>
       <w:lvlJc w:val="left"/>
       <w:pPr>
-        <w:ind w:left="1080" w:hanging="360"/>
+        <w:ind w:left="720" w:hanging="360"/>
       </w:pPr>
       <w:rPr>
         <w:rFonts w:ascii="Calibri" w:eastAsiaTheme="minorHAnsi" w:hAnsi="Calibri" w:cs="Calibri" w:hint="default"/>
@@ -10498,7 +12460,7 @@
       <w:lvlText w:val="o"/>
       <w:lvlJc w:val="left"/>
       <w:pPr>
-        <w:ind w:left="1800" w:hanging="360"/>
+        <w:ind w:left="1440" w:hanging="360"/>
       </w:pPr>
       <w:rPr>
         <w:rFonts w:ascii="Courier New" w:hAnsi="Courier New" w:cs="Courier New" w:hint="default"/>
@@ -10510,7 +12472,7 @@
       <w:lvlText w:val=""/>
       <w:lvlJc w:val="left"/>
       <w:pPr>
-        <w:ind w:left="2520" w:hanging="360"/>
+        <w:ind w:left="2160" w:hanging="360"/>
       </w:pPr>
       <w:rPr>
         <w:rFonts w:ascii="Wingdings" w:hAnsi="Wingdings" w:hint="default"/>
@@ -10522,7 +12484,7 @@
       <w:lvlText w:val=""/>
       <w:lvlJc w:val="left"/>
       <w:pPr>
-        <w:ind w:left="3240" w:hanging="360"/>
+        <w:ind w:left="2880" w:hanging="360"/>
       </w:pPr>
       <w:rPr>
         <w:rFonts w:ascii="Symbol" w:hAnsi="Symbol" w:hint="default"/>
@@ -10534,7 +12496,7 @@
       <w:lvlText w:val="o"/>
       <w:lvlJc w:val="left"/>
       <w:pPr>
-        <w:ind w:left="3960" w:hanging="360"/>
+        <w:ind w:left="3600" w:hanging="360"/>
       </w:pPr>
       <w:rPr>
         <w:rFonts w:ascii="Courier New" w:hAnsi="Courier New" w:cs="Courier New" w:hint="default"/>
@@ -10546,7 +12508,7 @@
       <w:lvlText w:val=""/>
       <w:lvlJc w:val="left"/>
       <w:pPr>
-        <w:ind w:left="4680" w:hanging="360"/>
+        <w:ind w:left="4320" w:hanging="360"/>
       </w:pPr>
       <w:rPr>
         <w:rFonts w:ascii="Wingdings" w:hAnsi="Wingdings" w:hint="default"/>
@@ -10558,7 +12520,7 @@
       <w:lvlText w:val=""/>
       <w:lvlJc w:val="left"/>
       <w:pPr>
-        <w:ind w:left="5400" w:hanging="360"/>
+        <w:ind w:left="5040" w:hanging="360"/>
       </w:pPr>
       <w:rPr>
         <w:rFonts w:ascii="Symbol" w:hAnsi="Symbol" w:hint="default"/>
@@ -10570,7 +12532,7 @@
       <w:lvlText w:val="o"/>
       <w:lvlJc w:val="left"/>
       <w:pPr>
-        <w:ind w:left="6120" w:hanging="360"/>
+        <w:ind w:left="5760" w:hanging="360"/>
       </w:pPr>
       <w:rPr>
         <w:rFonts w:ascii="Courier New" w:hAnsi="Courier New" w:cs="Courier New" w:hint="default"/>
@@ -10582,695 +12544,17 @@
       <w:lvlText w:val=""/>
       <w:lvlJc w:val="left"/>
       <w:pPr>
-        <w:ind w:left="6840" w:hanging="360"/>
+        <w:ind w:left="6480" w:hanging="360"/>
       </w:pPr>
       <w:rPr>
         <w:rFonts w:ascii="Wingdings" w:hAnsi="Wingdings" w:hint="default"/>
       </w:rPr>
     </w:lvl>
   </w:abstractNum>
-  <w:abstractNum w:abstractNumId="9" w15:restartNumberingAfterBreak="0">
-    <w:nsid w:val="30B41E0D"/>
-    <w:multiLevelType w:val="hybridMultilevel"/>
-    <w:tmpl w:val="64D832D6"/>
-    <w:lvl w:ilvl="0" w:tplc="FFE83400">
-      <w:start w:val="1"/>
-      <w:numFmt w:val="lowerLetter"/>
-      <w:lvlText w:val="%1)"/>
-      <w:lvlJc w:val="left"/>
-      <w:pPr>
-        <w:ind w:left="-491" w:hanging="360"/>
-      </w:pPr>
-      <w:rPr>
-        <w:rFonts w:hint="default"/>
-      </w:rPr>
-    </w:lvl>
-    <w:lvl w:ilvl="1" w:tplc="280A0019" w:tentative="1">
-      <w:start w:val="1"/>
-      <w:numFmt w:val="lowerLetter"/>
-      <w:lvlText w:val="%2."/>
-      <w:lvlJc w:val="left"/>
-      <w:pPr>
-        <w:ind w:left="229" w:hanging="360"/>
-      </w:pPr>
-    </w:lvl>
-    <w:lvl w:ilvl="2" w:tplc="280A001B" w:tentative="1">
-      <w:start w:val="1"/>
-      <w:numFmt w:val="lowerRoman"/>
-      <w:lvlText w:val="%3."/>
-      <w:lvlJc w:val="right"/>
-      <w:pPr>
-        <w:ind w:left="949" w:hanging="180"/>
-      </w:pPr>
-    </w:lvl>
-    <w:lvl w:ilvl="3" w:tplc="280A000F" w:tentative="1">
-      <w:start w:val="1"/>
-      <w:numFmt w:val="decimal"/>
-      <w:lvlText w:val="%4."/>
-      <w:lvlJc w:val="left"/>
-      <w:pPr>
-        <w:ind w:left="1669" w:hanging="360"/>
-      </w:pPr>
-    </w:lvl>
-    <w:lvl w:ilvl="4" w:tplc="280A0019" w:tentative="1">
-      <w:start w:val="1"/>
-      <w:numFmt w:val="lowerLetter"/>
-      <w:lvlText w:val="%5."/>
-      <w:lvlJc w:val="left"/>
-      <w:pPr>
-        <w:ind w:left="2389" w:hanging="360"/>
-      </w:pPr>
-    </w:lvl>
-    <w:lvl w:ilvl="5" w:tplc="280A001B" w:tentative="1">
-      <w:start w:val="1"/>
-      <w:numFmt w:val="lowerRoman"/>
-      <w:lvlText w:val="%6."/>
-      <w:lvlJc w:val="right"/>
-      <w:pPr>
-        <w:ind w:left="3109" w:hanging="180"/>
-      </w:pPr>
-    </w:lvl>
-    <w:lvl w:ilvl="6" w:tplc="280A000F" w:tentative="1">
-      <w:start w:val="1"/>
-      <w:numFmt w:val="decimal"/>
-      <w:lvlText w:val="%7."/>
-      <w:lvlJc w:val="left"/>
-      <w:pPr>
-        <w:ind w:left="3829" w:hanging="360"/>
-      </w:pPr>
-    </w:lvl>
-    <w:lvl w:ilvl="7" w:tplc="280A0019" w:tentative="1">
-      <w:start w:val="1"/>
-      <w:numFmt w:val="lowerLetter"/>
-      <w:lvlText w:val="%8."/>
-      <w:lvlJc w:val="left"/>
-      <w:pPr>
-        <w:ind w:left="4549" w:hanging="360"/>
-      </w:pPr>
-    </w:lvl>
-    <w:lvl w:ilvl="8" w:tplc="280A001B" w:tentative="1">
-      <w:start w:val="1"/>
-      <w:numFmt w:val="lowerRoman"/>
-      <w:lvlText w:val="%9."/>
-      <w:lvlJc w:val="right"/>
-      <w:pPr>
-        <w:ind w:left="5269" w:hanging="180"/>
-      </w:pPr>
-    </w:lvl>
-  </w:abstractNum>
-  <w:abstractNum w:abstractNumId="10" w15:restartNumberingAfterBreak="0">
-    <w:nsid w:val="42586F91"/>
-    <w:multiLevelType w:val="hybridMultilevel"/>
-    <w:tmpl w:val="E6002BA4"/>
-    <w:lvl w:ilvl="0" w:tplc="E3DCFD52">
-      <w:start w:val="7"/>
-      <w:numFmt w:val="lowerLetter"/>
-      <w:lvlText w:val="%1)"/>
-      <w:lvlJc w:val="left"/>
-      <w:pPr>
-        <w:ind w:left="229" w:hanging="360"/>
-      </w:pPr>
-      <w:rPr>
-        <w:rFonts w:hint="default"/>
-      </w:rPr>
-    </w:lvl>
-    <w:lvl w:ilvl="1" w:tplc="280A0019" w:tentative="1">
-      <w:start w:val="1"/>
-      <w:numFmt w:val="lowerLetter"/>
-      <w:lvlText w:val="%2."/>
-      <w:lvlJc w:val="left"/>
-      <w:pPr>
-        <w:ind w:left="949" w:hanging="360"/>
-      </w:pPr>
-    </w:lvl>
-    <w:lvl w:ilvl="2" w:tplc="280A001B" w:tentative="1">
-      <w:start w:val="1"/>
-      <w:numFmt w:val="lowerRoman"/>
-      <w:lvlText w:val="%3."/>
-      <w:lvlJc w:val="right"/>
-      <w:pPr>
-        <w:ind w:left="1669" w:hanging="180"/>
-      </w:pPr>
-    </w:lvl>
-    <w:lvl w:ilvl="3" w:tplc="280A000F" w:tentative="1">
-      <w:start w:val="1"/>
-      <w:numFmt w:val="decimal"/>
-      <w:lvlText w:val="%4."/>
-      <w:lvlJc w:val="left"/>
-      <w:pPr>
-        <w:ind w:left="2389" w:hanging="360"/>
-      </w:pPr>
-    </w:lvl>
-    <w:lvl w:ilvl="4" w:tplc="280A0019" w:tentative="1">
-      <w:start w:val="1"/>
-      <w:numFmt w:val="lowerLetter"/>
-      <w:lvlText w:val="%5."/>
-      <w:lvlJc w:val="left"/>
-      <w:pPr>
-        <w:ind w:left="3109" w:hanging="360"/>
-      </w:pPr>
-    </w:lvl>
-    <w:lvl w:ilvl="5" w:tplc="280A001B" w:tentative="1">
-      <w:start w:val="1"/>
-      <w:numFmt w:val="lowerRoman"/>
-      <w:lvlText w:val="%6."/>
-      <w:lvlJc w:val="right"/>
-      <w:pPr>
-        <w:ind w:left="3829" w:hanging="180"/>
-      </w:pPr>
-    </w:lvl>
-    <w:lvl w:ilvl="6" w:tplc="280A000F" w:tentative="1">
-      <w:start w:val="1"/>
-      <w:numFmt w:val="decimal"/>
-      <w:lvlText w:val="%7."/>
-      <w:lvlJc w:val="left"/>
-      <w:pPr>
-        <w:ind w:left="4549" w:hanging="360"/>
-      </w:pPr>
-    </w:lvl>
-    <w:lvl w:ilvl="7" w:tplc="280A0019" w:tentative="1">
-      <w:start w:val="1"/>
-      <w:numFmt w:val="lowerLetter"/>
-      <w:lvlText w:val="%8."/>
-      <w:lvlJc w:val="left"/>
-      <w:pPr>
-        <w:ind w:left="5269" w:hanging="360"/>
-      </w:pPr>
-    </w:lvl>
-    <w:lvl w:ilvl="8" w:tplc="280A001B" w:tentative="1">
-      <w:start w:val="1"/>
-      <w:numFmt w:val="lowerRoman"/>
-      <w:lvlText w:val="%9."/>
-      <w:lvlJc w:val="right"/>
-      <w:pPr>
-        <w:ind w:left="5989" w:hanging="180"/>
-      </w:pPr>
-    </w:lvl>
-  </w:abstractNum>
-  <w:abstractNum w:abstractNumId="11" w15:restartNumberingAfterBreak="0">
-    <w:nsid w:val="42F02BFB"/>
-    <w:multiLevelType w:val="hybridMultilevel"/>
-    <w:tmpl w:val="5BC86D9C"/>
-    <w:lvl w:ilvl="0" w:tplc="EA78A7CA">
-      <w:start w:val="1"/>
-      <w:numFmt w:val="lowerLetter"/>
-      <w:lvlText w:val="%1."/>
-      <w:lvlJc w:val="left"/>
-      <w:pPr>
-        <w:ind w:left="-491" w:hanging="360"/>
-      </w:pPr>
-      <w:rPr>
-        <w:rFonts w:hint="default"/>
-      </w:rPr>
-    </w:lvl>
-    <w:lvl w:ilvl="1" w:tplc="280A0019" w:tentative="1">
-      <w:start w:val="1"/>
-      <w:numFmt w:val="lowerLetter"/>
-      <w:lvlText w:val="%2."/>
-      <w:lvlJc w:val="left"/>
-      <w:pPr>
-        <w:ind w:left="229" w:hanging="360"/>
-      </w:pPr>
-    </w:lvl>
-    <w:lvl w:ilvl="2" w:tplc="280A001B" w:tentative="1">
-      <w:start w:val="1"/>
-      <w:numFmt w:val="lowerRoman"/>
-      <w:lvlText w:val="%3."/>
-      <w:lvlJc w:val="right"/>
-      <w:pPr>
-        <w:ind w:left="949" w:hanging="180"/>
-      </w:pPr>
-    </w:lvl>
-    <w:lvl w:ilvl="3" w:tplc="280A000F" w:tentative="1">
-      <w:start w:val="1"/>
-      <w:numFmt w:val="decimal"/>
-      <w:lvlText w:val="%4."/>
-      <w:lvlJc w:val="left"/>
-      <w:pPr>
-        <w:ind w:left="1669" w:hanging="360"/>
-      </w:pPr>
-    </w:lvl>
-    <w:lvl w:ilvl="4" w:tplc="280A0019" w:tentative="1">
-      <w:start w:val="1"/>
-      <w:numFmt w:val="lowerLetter"/>
-      <w:lvlText w:val="%5."/>
-      <w:lvlJc w:val="left"/>
-      <w:pPr>
-        <w:ind w:left="2389" w:hanging="360"/>
-      </w:pPr>
-    </w:lvl>
-    <w:lvl w:ilvl="5" w:tplc="280A001B" w:tentative="1">
-      <w:start w:val="1"/>
-      <w:numFmt w:val="lowerRoman"/>
-      <w:lvlText w:val="%6."/>
-      <w:lvlJc w:val="right"/>
-      <w:pPr>
-        <w:ind w:left="3109" w:hanging="180"/>
-      </w:pPr>
-    </w:lvl>
-    <w:lvl w:ilvl="6" w:tplc="280A000F" w:tentative="1">
-      <w:start w:val="1"/>
-      <w:numFmt w:val="decimal"/>
-      <w:lvlText w:val="%7."/>
-      <w:lvlJc w:val="left"/>
-      <w:pPr>
-        <w:ind w:left="3829" w:hanging="360"/>
-      </w:pPr>
-    </w:lvl>
-    <w:lvl w:ilvl="7" w:tplc="280A0019" w:tentative="1">
-      <w:start w:val="1"/>
-      <w:numFmt w:val="lowerLetter"/>
-      <w:lvlText w:val="%8."/>
-      <w:lvlJc w:val="left"/>
-      <w:pPr>
-        <w:ind w:left="4549" w:hanging="360"/>
-      </w:pPr>
-    </w:lvl>
-    <w:lvl w:ilvl="8" w:tplc="280A001B" w:tentative="1">
-      <w:start w:val="1"/>
-      <w:numFmt w:val="lowerRoman"/>
-      <w:lvlText w:val="%9."/>
-      <w:lvlJc w:val="right"/>
-      <w:pPr>
-        <w:ind w:left="5269" w:hanging="180"/>
-      </w:pPr>
-    </w:lvl>
-  </w:abstractNum>
-  <w:abstractNum w:abstractNumId="12" w15:restartNumberingAfterBreak="0">
-    <w:nsid w:val="43793F8F"/>
-    <w:multiLevelType w:val="hybridMultilevel"/>
-    <w:tmpl w:val="2296229E"/>
-    <w:lvl w:ilvl="0" w:tplc="280A0001">
-      <w:start w:val="1"/>
-      <w:numFmt w:val="bullet"/>
-      <w:lvlText w:val=""/>
-      <w:lvlJc w:val="left"/>
-      <w:pPr>
-        <w:ind w:left="153" w:hanging="360"/>
-      </w:pPr>
-      <w:rPr>
-        <w:rFonts w:ascii="Symbol" w:hAnsi="Symbol" w:hint="default"/>
-      </w:rPr>
-    </w:lvl>
-    <w:lvl w:ilvl="1" w:tplc="280A0003" w:tentative="1">
-      <w:start w:val="1"/>
-      <w:numFmt w:val="bullet"/>
-      <w:lvlText w:val="o"/>
-      <w:lvlJc w:val="left"/>
-      <w:pPr>
-        <w:ind w:left="873" w:hanging="360"/>
-      </w:pPr>
-      <w:rPr>
-        <w:rFonts w:ascii="Courier New" w:hAnsi="Courier New" w:cs="Courier New" w:hint="default"/>
-      </w:rPr>
-    </w:lvl>
-    <w:lvl w:ilvl="2" w:tplc="280A0005" w:tentative="1">
-      <w:start w:val="1"/>
-      <w:numFmt w:val="bullet"/>
-      <w:lvlText w:val=""/>
-      <w:lvlJc w:val="left"/>
-      <w:pPr>
-        <w:ind w:left="1593" w:hanging="360"/>
-      </w:pPr>
-      <w:rPr>
-        <w:rFonts w:ascii="Wingdings" w:hAnsi="Wingdings" w:hint="default"/>
-      </w:rPr>
-    </w:lvl>
-    <w:lvl w:ilvl="3" w:tplc="280A0001" w:tentative="1">
-      <w:start w:val="1"/>
-      <w:numFmt w:val="bullet"/>
-      <w:lvlText w:val=""/>
-      <w:lvlJc w:val="left"/>
-      <w:pPr>
-        <w:ind w:left="2313" w:hanging="360"/>
-      </w:pPr>
-      <w:rPr>
-        <w:rFonts w:ascii="Symbol" w:hAnsi="Symbol" w:hint="default"/>
-      </w:rPr>
-    </w:lvl>
-    <w:lvl w:ilvl="4" w:tplc="280A0003" w:tentative="1">
-      <w:start w:val="1"/>
-      <w:numFmt w:val="bullet"/>
-      <w:lvlText w:val="o"/>
-      <w:lvlJc w:val="left"/>
-      <w:pPr>
-        <w:ind w:left="3033" w:hanging="360"/>
-      </w:pPr>
-      <w:rPr>
-        <w:rFonts w:ascii="Courier New" w:hAnsi="Courier New" w:cs="Courier New" w:hint="default"/>
-      </w:rPr>
-    </w:lvl>
-    <w:lvl w:ilvl="5" w:tplc="280A0005" w:tentative="1">
-      <w:start w:val="1"/>
-      <w:numFmt w:val="bullet"/>
-      <w:lvlText w:val=""/>
-      <w:lvlJc w:val="left"/>
-      <w:pPr>
-        <w:ind w:left="3753" w:hanging="360"/>
-      </w:pPr>
-      <w:rPr>
-        <w:rFonts w:ascii="Wingdings" w:hAnsi="Wingdings" w:hint="default"/>
-      </w:rPr>
-    </w:lvl>
-    <w:lvl w:ilvl="6" w:tplc="280A0001" w:tentative="1">
-      <w:start w:val="1"/>
-      <w:numFmt w:val="bullet"/>
-      <w:lvlText w:val=""/>
-      <w:lvlJc w:val="left"/>
-      <w:pPr>
-        <w:ind w:left="4473" w:hanging="360"/>
-      </w:pPr>
-      <w:rPr>
-        <w:rFonts w:ascii="Symbol" w:hAnsi="Symbol" w:hint="default"/>
-      </w:rPr>
-    </w:lvl>
-    <w:lvl w:ilvl="7" w:tplc="280A0003" w:tentative="1">
-      <w:start w:val="1"/>
-      <w:numFmt w:val="bullet"/>
-      <w:lvlText w:val="o"/>
-      <w:lvlJc w:val="left"/>
-      <w:pPr>
-        <w:ind w:left="5193" w:hanging="360"/>
-      </w:pPr>
-      <w:rPr>
-        <w:rFonts w:ascii="Courier New" w:hAnsi="Courier New" w:cs="Courier New" w:hint="default"/>
-      </w:rPr>
-    </w:lvl>
-    <w:lvl w:ilvl="8" w:tplc="280A0005" w:tentative="1">
-      <w:start w:val="1"/>
-      <w:numFmt w:val="bullet"/>
-      <w:lvlText w:val=""/>
-      <w:lvlJc w:val="left"/>
-      <w:pPr>
-        <w:ind w:left="5913" w:hanging="360"/>
-      </w:pPr>
-      <w:rPr>
-        <w:rFonts w:ascii="Wingdings" w:hAnsi="Wingdings" w:hint="default"/>
-      </w:rPr>
-    </w:lvl>
-  </w:abstractNum>
-  <w:abstractNum w:abstractNumId="13" w15:restartNumberingAfterBreak="0">
-    <w:nsid w:val="44C86BE4"/>
+  <w:abstractNum w:abstractNumId="6" w15:restartNumberingAfterBreak="0">
+    <w:nsid w:val="6D180A58"/>
     <w:multiLevelType w:val="multilevel"/>
-    <w:tmpl w:val="8AE4C648"/>
-    <w:lvl w:ilvl="0">
-      <w:start w:val="1"/>
-      <w:numFmt w:val="bullet"/>
-      <w:lvlText w:val=""/>
-      <w:lvlJc w:val="left"/>
-      <w:pPr>
-        <w:tabs>
-          <w:tab w:val="num" w:pos="720"/>
-        </w:tabs>
-        <w:ind w:left="720" w:hanging="360"/>
-      </w:pPr>
-      <w:rPr>
-        <w:rFonts w:ascii="Symbol" w:hAnsi="Symbol" w:hint="default"/>
-        <w:sz w:val="20"/>
-      </w:rPr>
-    </w:lvl>
-    <w:lvl w:ilvl="1" w:tentative="1">
-      <w:start w:val="1"/>
-      <w:numFmt w:val="bullet"/>
-      <w:lvlText w:val=""/>
-      <w:lvlJc w:val="left"/>
-      <w:pPr>
-        <w:tabs>
-          <w:tab w:val="num" w:pos="1440"/>
-        </w:tabs>
-        <w:ind w:left="1440" w:hanging="360"/>
-      </w:pPr>
-      <w:rPr>
-        <w:rFonts w:ascii="Symbol" w:hAnsi="Symbol" w:hint="default"/>
-        <w:sz w:val="20"/>
-      </w:rPr>
-    </w:lvl>
-    <w:lvl w:ilvl="2" w:tentative="1">
-      <w:start w:val="1"/>
-      <w:numFmt w:val="bullet"/>
-      <w:lvlText w:val=""/>
-      <w:lvlJc w:val="left"/>
-      <w:pPr>
-        <w:tabs>
-          <w:tab w:val="num" w:pos="2160"/>
-        </w:tabs>
-        <w:ind w:left="2160" w:hanging="360"/>
-      </w:pPr>
-      <w:rPr>
-        <w:rFonts w:ascii="Symbol" w:hAnsi="Symbol" w:hint="default"/>
-        <w:sz w:val="20"/>
-      </w:rPr>
-    </w:lvl>
-    <w:lvl w:ilvl="3" w:tentative="1">
-      <w:start w:val="1"/>
-      <w:numFmt w:val="bullet"/>
-      <w:lvlText w:val=""/>
-      <w:lvlJc w:val="left"/>
-      <w:pPr>
-        <w:tabs>
-          <w:tab w:val="num" w:pos="2880"/>
-        </w:tabs>
-        <w:ind w:left="2880" w:hanging="360"/>
-      </w:pPr>
-      <w:rPr>
-        <w:rFonts w:ascii="Symbol" w:hAnsi="Symbol" w:hint="default"/>
-        <w:sz w:val="20"/>
-      </w:rPr>
-    </w:lvl>
-    <w:lvl w:ilvl="4" w:tentative="1">
-      <w:start w:val="1"/>
-      <w:numFmt w:val="bullet"/>
-      <w:lvlText w:val=""/>
-      <w:lvlJc w:val="left"/>
-      <w:pPr>
-        <w:tabs>
-          <w:tab w:val="num" w:pos="3600"/>
-        </w:tabs>
-        <w:ind w:left="3600" w:hanging="360"/>
-      </w:pPr>
-      <w:rPr>
-        <w:rFonts w:ascii="Symbol" w:hAnsi="Symbol" w:hint="default"/>
-        <w:sz w:val="20"/>
-      </w:rPr>
-    </w:lvl>
-    <w:lvl w:ilvl="5" w:tentative="1">
-      <w:start w:val="1"/>
-      <w:numFmt w:val="bullet"/>
-      <w:lvlText w:val=""/>
-      <w:lvlJc w:val="left"/>
-      <w:pPr>
-        <w:tabs>
-          <w:tab w:val="num" w:pos="4320"/>
-        </w:tabs>
-        <w:ind w:left="4320" w:hanging="360"/>
-      </w:pPr>
-      <w:rPr>
-        <w:rFonts w:ascii="Symbol" w:hAnsi="Symbol" w:hint="default"/>
-        <w:sz w:val="20"/>
-      </w:rPr>
-    </w:lvl>
-    <w:lvl w:ilvl="6" w:tentative="1">
-      <w:start w:val="1"/>
-      <w:numFmt w:val="bullet"/>
-      <w:lvlText w:val=""/>
-      <w:lvlJc w:val="left"/>
-      <w:pPr>
-        <w:tabs>
-          <w:tab w:val="num" w:pos="5040"/>
-        </w:tabs>
-        <w:ind w:left="5040" w:hanging="360"/>
-      </w:pPr>
-      <w:rPr>
-        <w:rFonts w:ascii="Symbol" w:hAnsi="Symbol" w:hint="default"/>
-        <w:sz w:val="20"/>
-      </w:rPr>
-    </w:lvl>
-    <w:lvl w:ilvl="7" w:tentative="1">
-      <w:start w:val="1"/>
-      <w:numFmt w:val="bullet"/>
-      <w:lvlText w:val=""/>
-      <w:lvlJc w:val="left"/>
-      <w:pPr>
-        <w:tabs>
-          <w:tab w:val="num" w:pos="5760"/>
-        </w:tabs>
-        <w:ind w:left="5760" w:hanging="360"/>
-      </w:pPr>
-      <w:rPr>
-        <w:rFonts w:ascii="Symbol" w:hAnsi="Symbol" w:hint="default"/>
-        <w:sz w:val="20"/>
-      </w:rPr>
-    </w:lvl>
-    <w:lvl w:ilvl="8" w:tentative="1">
-      <w:start w:val="1"/>
-      <w:numFmt w:val="bullet"/>
-      <w:lvlText w:val=""/>
-      <w:lvlJc w:val="left"/>
-      <w:pPr>
-        <w:tabs>
-          <w:tab w:val="num" w:pos="6480"/>
-        </w:tabs>
-        <w:ind w:left="6480" w:hanging="360"/>
-      </w:pPr>
-      <w:rPr>
-        <w:rFonts w:ascii="Symbol" w:hAnsi="Symbol" w:hint="default"/>
-        <w:sz w:val="20"/>
-      </w:rPr>
-    </w:lvl>
-  </w:abstractNum>
-  <w:abstractNum w:abstractNumId="14" w15:restartNumberingAfterBreak="0">
-    <w:nsid w:val="45395D52"/>
-    <w:multiLevelType w:val="multilevel"/>
-    <w:tmpl w:val="D36A042A"/>
-    <w:lvl w:ilvl="0">
-      <w:start w:val="1"/>
-      <w:numFmt w:val="bullet"/>
-      <w:lvlText w:val=""/>
-      <w:lvlJc w:val="left"/>
-      <w:pPr>
-        <w:tabs>
-          <w:tab w:val="num" w:pos="720"/>
-        </w:tabs>
-        <w:ind w:left="720" w:hanging="360"/>
-      </w:pPr>
-      <w:rPr>
-        <w:rFonts w:ascii="Symbol" w:hAnsi="Symbol" w:hint="default"/>
-        <w:sz w:val="20"/>
-      </w:rPr>
-    </w:lvl>
-    <w:lvl w:ilvl="1" w:tentative="1">
-      <w:start w:val="1"/>
-      <w:numFmt w:val="bullet"/>
-      <w:lvlText w:val=""/>
-      <w:lvlJc w:val="left"/>
-      <w:pPr>
-        <w:tabs>
-          <w:tab w:val="num" w:pos="1440"/>
-        </w:tabs>
-        <w:ind w:left="1440" w:hanging="360"/>
-      </w:pPr>
-      <w:rPr>
-        <w:rFonts w:ascii="Symbol" w:hAnsi="Symbol" w:hint="default"/>
-        <w:sz w:val="20"/>
-      </w:rPr>
-    </w:lvl>
-    <w:lvl w:ilvl="2" w:tentative="1">
-      <w:start w:val="1"/>
-      <w:numFmt w:val="bullet"/>
-      <w:lvlText w:val=""/>
-      <w:lvlJc w:val="left"/>
-      <w:pPr>
-        <w:tabs>
-          <w:tab w:val="num" w:pos="2160"/>
-        </w:tabs>
-        <w:ind w:left="2160" w:hanging="360"/>
-      </w:pPr>
-      <w:rPr>
-        <w:rFonts w:ascii="Symbol" w:hAnsi="Symbol" w:hint="default"/>
-        <w:sz w:val="20"/>
-      </w:rPr>
-    </w:lvl>
-    <w:lvl w:ilvl="3" w:tentative="1">
-      <w:start w:val="1"/>
-      <w:numFmt w:val="bullet"/>
-      <w:lvlText w:val=""/>
-      <w:lvlJc w:val="left"/>
-      <w:pPr>
-        <w:tabs>
-          <w:tab w:val="num" w:pos="2880"/>
-        </w:tabs>
-        <w:ind w:left="2880" w:hanging="360"/>
-      </w:pPr>
-      <w:rPr>
-        <w:rFonts w:ascii="Symbol" w:hAnsi="Symbol" w:hint="default"/>
-        <w:sz w:val="20"/>
-      </w:rPr>
-    </w:lvl>
-    <w:lvl w:ilvl="4" w:tentative="1">
-      <w:start w:val="1"/>
-      <w:numFmt w:val="bullet"/>
-      <w:lvlText w:val=""/>
-      <w:lvlJc w:val="left"/>
-      <w:pPr>
-        <w:tabs>
-          <w:tab w:val="num" w:pos="3600"/>
-        </w:tabs>
-        <w:ind w:left="3600" w:hanging="360"/>
-      </w:pPr>
-      <w:rPr>
-        <w:rFonts w:ascii="Symbol" w:hAnsi="Symbol" w:hint="default"/>
-        <w:sz w:val="20"/>
-      </w:rPr>
-    </w:lvl>
-    <w:lvl w:ilvl="5" w:tentative="1">
-      <w:start w:val="1"/>
-      <w:numFmt w:val="bullet"/>
-      <w:lvlText w:val=""/>
-      <w:lvlJc w:val="left"/>
-      <w:pPr>
-        <w:tabs>
-          <w:tab w:val="num" w:pos="4320"/>
-        </w:tabs>
-        <w:ind w:left="4320" w:hanging="360"/>
-      </w:pPr>
-      <w:rPr>
-        <w:rFonts w:ascii="Symbol" w:hAnsi="Symbol" w:hint="default"/>
-        <w:sz w:val="20"/>
-      </w:rPr>
-    </w:lvl>
-    <w:lvl w:ilvl="6" w:tentative="1">
-      <w:start w:val="1"/>
-      <w:numFmt w:val="bullet"/>
-      <w:lvlText w:val=""/>
-      <w:lvlJc w:val="left"/>
-      <w:pPr>
-        <w:tabs>
-          <w:tab w:val="num" w:pos="5040"/>
-        </w:tabs>
-        <w:ind w:left="5040" w:hanging="360"/>
-      </w:pPr>
-      <w:rPr>
-        <w:rFonts w:ascii="Symbol" w:hAnsi="Symbol" w:hint="default"/>
-        <w:sz w:val="20"/>
-      </w:rPr>
-    </w:lvl>
-    <w:lvl w:ilvl="7" w:tentative="1">
-      <w:start w:val="1"/>
-      <w:numFmt w:val="bullet"/>
-      <w:lvlText w:val=""/>
-      <w:lvlJc w:val="left"/>
-      <w:pPr>
-        <w:tabs>
-          <w:tab w:val="num" w:pos="5760"/>
-        </w:tabs>
-        <w:ind w:left="5760" w:hanging="360"/>
-      </w:pPr>
-      <w:rPr>
-        <w:rFonts w:ascii="Symbol" w:hAnsi="Symbol" w:hint="default"/>
-        <w:sz w:val="20"/>
-      </w:rPr>
-    </w:lvl>
-    <w:lvl w:ilvl="8" w:tentative="1">
-      <w:start w:val="1"/>
-      <w:numFmt w:val="bullet"/>
-      <w:lvlText w:val=""/>
-      <w:lvlJc w:val="left"/>
-      <w:pPr>
-        <w:tabs>
-          <w:tab w:val="num" w:pos="6480"/>
-        </w:tabs>
-        <w:ind w:left="6480" w:hanging="360"/>
-      </w:pPr>
-      <w:rPr>
-        <w:rFonts w:ascii="Symbol" w:hAnsi="Symbol" w:hint="default"/>
-        <w:sz w:val="20"/>
-      </w:rPr>
-    </w:lvl>
-  </w:abstractNum>
-  <w:abstractNum w:abstractNumId="15" w15:restartNumberingAfterBreak="0">
-    <w:nsid w:val="4D83593C"/>
-    <w:multiLevelType w:val="multilevel"/>
-    <w:tmpl w:val="2D2C4E42"/>
+    <w:tmpl w:val="131C5FC6"/>
     <w:lvl w:ilvl="0">
       <w:start w:val="1"/>
       <w:numFmt w:val="bullet"/>
@@ -11416,1648 +12700,26 @@
       </w:rPr>
     </w:lvl>
   </w:abstractNum>
-  <w:abstractNum w:abstractNumId="16" w15:restartNumberingAfterBreak="0">
-    <w:nsid w:val="511276BF"/>
-    <w:multiLevelType w:val="multilevel"/>
-    <w:tmpl w:val="B0F2C288"/>
-    <w:lvl w:ilvl="0">
-      <w:start w:val="1"/>
-      <w:numFmt w:val="bullet"/>
-      <w:lvlText w:val=""/>
-      <w:lvlJc w:val="left"/>
-      <w:pPr>
-        <w:tabs>
-          <w:tab w:val="num" w:pos="720"/>
-        </w:tabs>
-        <w:ind w:left="720" w:hanging="360"/>
-      </w:pPr>
-      <w:rPr>
-        <w:rFonts w:ascii="Symbol" w:hAnsi="Symbol" w:hint="default"/>
-        <w:sz w:val="20"/>
-      </w:rPr>
-    </w:lvl>
-    <w:lvl w:ilvl="1" w:tentative="1">
-      <w:start w:val="1"/>
-      <w:numFmt w:val="bullet"/>
-      <w:lvlText w:val="o"/>
-      <w:lvlJc w:val="left"/>
-      <w:pPr>
-        <w:tabs>
-          <w:tab w:val="num" w:pos="1440"/>
-        </w:tabs>
-        <w:ind w:left="1440" w:hanging="360"/>
-      </w:pPr>
-      <w:rPr>
-        <w:rFonts w:ascii="Courier New" w:hAnsi="Courier New" w:hint="default"/>
-        <w:sz w:val="20"/>
-      </w:rPr>
-    </w:lvl>
-    <w:lvl w:ilvl="2" w:tentative="1">
-      <w:start w:val="1"/>
-      <w:numFmt w:val="bullet"/>
-      <w:lvlText w:val=""/>
-      <w:lvlJc w:val="left"/>
-      <w:pPr>
-        <w:tabs>
-          <w:tab w:val="num" w:pos="2160"/>
-        </w:tabs>
-        <w:ind w:left="2160" w:hanging="360"/>
-      </w:pPr>
-      <w:rPr>
-        <w:rFonts w:ascii="Wingdings" w:hAnsi="Wingdings" w:hint="default"/>
-        <w:sz w:val="20"/>
-      </w:rPr>
-    </w:lvl>
-    <w:lvl w:ilvl="3" w:tentative="1">
-      <w:start w:val="1"/>
-      <w:numFmt w:val="bullet"/>
-      <w:lvlText w:val=""/>
-      <w:lvlJc w:val="left"/>
-      <w:pPr>
-        <w:tabs>
-          <w:tab w:val="num" w:pos="2880"/>
-        </w:tabs>
-        <w:ind w:left="2880" w:hanging="360"/>
-      </w:pPr>
-      <w:rPr>
-        <w:rFonts w:ascii="Wingdings" w:hAnsi="Wingdings" w:hint="default"/>
-        <w:sz w:val="20"/>
-      </w:rPr>
-    </w:lvl>
-    <w:lvl w:ilvl="4" w:tentative="1">
-      <w:start w:val="1"/>
-      <w:numFmt w:val="bullet"/>
-      <w:lvlText w:val=""/>
-      <w:lvlJc w:val="left"/>
-      <w:pPr>
-        <w:tabs>
-          <w:tab w:val="num" w:pos="3600"/>
-        </w:tabs>
-        <w:ind w:left="3600" w:hanging="360"/>
-      </w:pPr>
-      <w:rPr>
-        <w:rFonts w:ascii="Wingdings" w:hAnsi="Wingdings" w:hint="default"/>
-        <w:sz w:val="20"/>
-      </w:rPr>
-    </w:lvl>
-    <w:lvl w:ilvl="5" w:tentative="1">
-      <w:start w:val="1"/>
-      <w:numFmt w:val="bullet"/>
-      <w:lvlText w:val=""/>
-      <w:lvlJc w:val="left"/>
-      <w:pPr>
-        <w:tabs>
-          <w:tab w:val="num" w:pos="4320"/>
-        </w:tabs>
-        <w:ind w:left="4320" w:hanging="360"/>
-      </w:pPr>
-      <w:rPr>
-        <w:rFonts w:ascii="Wingdings" w:hAnsi="Wingdings" w:hint="default"/>
-        <w:sz w:val="20"/>
-      </w:rPr>
-    </w:lvl>
-    <w:lvl w:ilvl="6" w:tentative="1">
-      <w:start w:val="1"/>
-      <w:numFmt w:val="bullet"/>
-      <w:lvlText w:val=""/>
-      <w:lvlJc w:val="left"/>
-      <w:pPr>
-        <w:tabs>
-          <w:tab w:val="num" w:pos="5040"/>
-        </w:tabs>
-        <w:ind w:left="5040" w:hanging="360"/>
-      </w:pPr>
-      <w:rPr>
-        <w:rFonts w:ascii="Wingdings" w:hAnsi="Wingdings" w:hint="default"/>
-        <w:sz w:val="20"/>
-      </w:rPr>
-    </w:lvl>
-    <w:lvl w:ilvl="7" w:tentative="1">
-      <w:start w:val="1"/>
-      <w:numFmt w:val="bullet"/>
-      <w:lvlText w:val=""/>
-      <w:lvlJc w:val="left"/>
-      <w:pPr>
-        <w:tabs>
-          <w:tab w:val="num" w:pos="5760"/>
-        </w:tabs>
-        <w:ind w:left="5760" w:hanging="360"/>
-      </w:pPr>
-      <w:rPr>
-        <w:rFonts w:ascii="Wingdings" w:hAnsi="Wingdings" w:hint="default"/>
-        <w:sz w:val="20"/>
-      </w:rPr>
-    </w:lvl>
-    <w:lvl w:ilvl="8" w:tentative="1">
-      <w:start w:val="1"/>
-      <w:numFmt w:val="bullet"/>
-      <w:lvlText w:val=""/>
-      <w:lvlJc w:val="left"/>
-      <w:pPr>
-        <w:tabs>
-          <w:tab w:val="num" w:pos="6480"/>
-        </w:tabs>
-        <w:ind w:left="6480" w:hanging="360"/>
-      </w:pPr>
-      <w:rPr>
-        <w:rFonts w:ascii="Wingdings" w:hAnsi="Wingdings" w:hint="default"/>
-        <w:sz w:val="20"/>
-      </w:rPr>
-    </w:lvl>
-  </w:abstractNum>
-  <w:abstractNum w:abstractNumId="17" w15:restartNumberingAfterBreak="0">
-    <w:nsid w:val="561C4775"/>
-    <w:multiLevelType w:val="hybridMultilevel"/>
-    <w:tmpl w:val="1FE04504"/>
-    <w:lvl w:ilvl="0" w:tplc="EF344626">
-      <w:start w:val="1"/>
-      <w:numFmt w:val="bullet"/>
-      <w:lvlText w:val=""/>
-      <w:lvlJc w:val="left"/>
-      <w:pPr>
-        <w:ind w:left="360" w:hanging="360"/>
-      </w:pPr>
-      <w:rPr>
-        <w:rFonts w:ascii="Symbol" w:hAnsi="Symbol" w:hint="default"/>
-      </w:rPr>
-    </w:lvl>
-    <w:lvl w:ilvl="1" w:tplc="280A0003" w:tentative="1">
-      <w:start w:val="1"/>
-      <w:numFmt w:val="bullet"/>
-      <w:lvlText w:val="o"/>
-      <w:lvlJc w:val="left"/>
-      <w:pPr>
-        <w:ind w:left="1080" w:hanging="360"/>
-      </w:pPr>
-      <w:rPr>
-        <w:rFonts w:ascii="Courier New" w:hAnsi="Courier New" w:cs="Courier New" w:hint="default"/>
-      </w:rPr>
-    </w:lvl>
-    <w:lvl w:ilvl="2" w:tplc="280A0005" w:tentative="1">
-      <w:start w:val="1"/>
-      <w:numFmt w:val="bullet"/>
-      <w:lvlText w:val=""/>
-      <w:lvlJc w:val="left"/>
-      <w:pPr>
-        <w:ind w:left="1800" w:hanging="360"/>
-      </w:pPr>
-      <w:rPr>
-        <w:rFonts w:ascii="Wingdings" w:hAnsi="Wingdings" w:hint="default"/>
-      </w:rPr>
-    </w:lvl>
-    <w:lvl w:ilvl="3" w:tplc="280A0001" w:tentative="1">
-      <w:start w:val="1"/>
-      <w:numFmt w:val="bullet"/>
-      <w:lvlText w:val=""/>
-      <w:lvlJc w:val="left"/>
-      <w:pPr>
-        <w:ind w:left="2520" w:hanging="360"/>
-      </w:pPr>
-      <w:rPr>
-        <w:rFonts w:ascii="Symbol" w:hAnsi="Symbol" w:hint="default"/>
-      </w:rPr>
-    </w:lvl>
-    <w:lvl w:ilvl="4" w:tplc="280A0003" w:tentative="1">
-      <w:start w:val="1"/>
-      <w:numFmt w:val="bullet"/>
-      <w:lvlText w:val="o"/>
-      <w:lvlJc w:val="left"/>
-      <w:pPr>
-        <w:ind w:left="3240" w:hanging="360"/>
-      </w:pPr>
-      <w:rPr>
-        <w:rFonts w:ascii="Courier New" w:hAnsi="Courier New" w:cs="Courier New" w:hint="default"/>
-      </w:rPr>
-    </w:lvl>
-    <w:lvl w:ilvl="5" w:tplc="280A0005" w:tentative="1">
-      <w:start w:val="1"/>
-      <w:numFmt w:val="bullet"/>
-      <w:lvlText w:val=""/>
-      <w:lvlJc w:val="left"/>
-      <w:pPr>
-        <w:ind w:left="3960" w:hanging="360"/>
-      </w:pPr>
-      <w:rPr>
-        <w:rFonts w:ascii="Wingdings" w:hAnsi="Wingdings" w:hint="default"/>
-      </w:rPr>
-    </w:lvl>
-    <w:lvl w:ilvl="6" w:tplc="280A0001" w:tentative="1">
-      <w:start w:val="1"/>
-      <w:numFmt w:val="bullet"/>
-      <w:lvlText w:val=""/>
-      <w:lvlJc w:val="left"/>
-      <w:pPr>
-        <w:ind w:left="4680" w:hanging="360"/>
-      </w:pPr>
-      <w:rPr>
-        <w:rFonts w:ascii="Symbol" w:hAnsi="Symbol" w:hint="default"/>
-      </w:rPr>
-    </w:lvl>
-    <w:lvl w:ilvl="7" w:tplc="280A0003" w:tentative="1">
-      <w:start w:val="1"/>
-      <w:numFmt w:val="bullet"/>
-      <w:lvlText w:val="o"/>
-      <w:lvlJc w:val="left"/>
-      <w:pPr>
-        <w:ind w:left="5400" w:hanging="360"/>
-      </w:pPr>
-      <w:rPr>
-        <w:rFonts w:ascii="Courier New" w:hAnsi="Courier New" w:cs="Courier New" w:hint="default"/>
-      </w:rPr>
-    </w:lvl>
-    <w:lvl w:ilvl="8" w:tplc="280A0005" w:tentative="1">
-      <w:start w:val="1"/>
-      <w:numFmt w:val="bullet"/>
-      <w:lvlText w:val=""/>
-      <w:lvlJc w:val="left"/>
-      <w:pPr>
-        <w:ind w:left="6120" w:hanging="360"/>
-      </w:pPr>
-      <w:rPr>
-        <w:rFonts w:ascii="Wingdings" w:hAnsi="Wingdings" w:hint="default"/>
-      </w:rPr>
-    </w:lvl>
-  </w:abstractNum>
-  <w:abstractNum w:abstractNumId="18" w15:restartNumberingAfterBreak="0">
-    <w:nsid w:val="58503418"/>
-    <w:multiLevelType w:val="hybridMultilevel"/>
-    <w:tmpl w:val="AE5683D8"/>
-    <w:lvl w:ilvl="0" w:tplc="8DBAB58E">
-      <w:start w:val="1"/>
-      <w:numFmt w:val="lowerLetter"/>
-      <w:lvlText w:val="%1)"/>
-      <w:lvlJc w:val="left"/>
-      <w:pPr>
-        <w:ind w:left="-131" w:hanging="360"/>
-      </w:pPr>
-      <w:rPr>
-        <w:b/>
-        <w:sz w:val="20"/>
-      </w:rPr>
-    </w:lvl>
-    <w:lvl w:ilvl="1" w:tplc="280A0019" w:tentative="1">
-      <w:start w:val="1"/>
-      <w:numFmt w:val="lowerLetter"/>
-      <w:lvlText w:val="%2."/>
-      <w:lvlJc w:val="left"/>
-      <w:pPr>
-        <w:ind w:left="589" w:hanging="360"/>
-      </w:pPr>
-    </w:lvl>
-    <w:lvl w:ilvl="2" w:tplc="280A001B" w:tentative="1">
-      <w:start w:val="1"/>
-      <w:numFmt w:val="lowerRoman"/>
-      <w:lvlText w:val="%3."/>
-      <w:lvlJc w:val="right"/>
-      <w:pPr>
-        <w:ind w:left="1309" w:hanging="180"/>
-      </w:pPr>
-    </w:lvl>
-    <w:lvl w:ilvl="3" w:tplc="280A000F" w:tentative="1">
-      <w:start w:val="1"/>
-      <w:numFmt w:val="decimal"/>
-      <w:lvlText w:val="%4."/>
-      <w:lvlJc w:val="left"/>
-      <w:pPr>
-        <w:ind w:left="2029" w:hanging="360"/>
-      </w:pPr>
-    </w:lvl>
-    <w:lvl w:ilvl="4" w:tplc="280A0019" w:tentative="1">
-      <w:start w:val="1"/>
-      <w:numFmt w:val="lowerLetter"/>
-      <w:lvlText w:val="%5."/>
-      <w:lvlJc w:val="left"/>
-      <w:pPr>
-        <w:ind w:left="2749" w:hanging="360"/>
-      </w:pPr>
-    </w:lvl>
-    <w:lvl w:ilvl="5" w:tplc="280A001B" w:tentative="1">
-      <w:start w:val="1"/>
-      <w:numFmt w:val="lowerRoman"/>
-      <w:lvlText w:val="%6."/>
-      <w:lvlJc w:val="right"/>
-      <w:pPr>
-        <w:ind w:left="3469" w:hanging="180"/>
-      </w:pPr>
-    </w:lvl>
-    <w:lvl w:ilvl="6" w:tplc="280A000F" w:tentative="1">
-      <w:start w:val="1"/>
-      <w:numFmt w:val="decimal"/>
-      <w:lvlText w:val="%7."/>
-      <w:lvlJc w:val="left"/>
-      <w:pPr>
-        <w:ind w:left="4189" w:hanging="360"/>
-      </w:pPr>
-    </w:lvl>
-    <w:lvl w:ilvl="7" w:tplc="280A0019" w:tentative="1">
-      <w:start w:val="1"/>
-      <w:numFmt w:val="lowerLetter"/>
-      <w:lvlText w:val="%8."/>
-      <w:lvlJc w:val="left"/>
-      <w:pPr>
-        <w:ind w:left="4909" w:hanging="360"/>
-      </w:pPr>
-    </w:lvl>
-    <w:lvl w:ilvl="8" w:tplc="280A001B" w:tentative="1">
-      <w:start w:val="1"/>
-      <w:numFmt w:val="lowerRoman"/>
-      <w:lvlText w:val="%9."/>
-      <w:lvlJc w:val="right"/>
-      <w:pPr>
-        <w:ind w:left="5629" w:hanging="180"/>
-      </w:pPr>
-    </w:lvl>
-  </w:abstractNum>
-  <w:abstractNum w:abstractNumId="19" w15:restartNumberingAfterBreak="0">
-    <w:nsid w:val="5D320D3B"/>
-    <w:multiLevelType w:val="multilevel"/>
-    <w:tmpl w:val="853CE798"/>
-    <w:lvl w:ilvl="0">
-      <w:start w:val="1"/>
-      <w:numFmt w:val="bullet"/>
-      <w:lvlText w:val=""/>
-      <w:lvlJc w:val="left"/>
-      <w:pPr>
-        <w:tabs>
-          <w:tab w:val="num" w:pos="720"/>
-        </w:tabs>
-        <w:ind w:left="720" w:hanging="360"/>
-      </w:pPr>
-      <w:rPr>
-        <w:rFonts w:ascii="Symbol" w:hAnsi="Symbol" w:hint="default"/>
-        <w:sz w:val="20"/>
-      </w:rPr>
-    </w:lvl>
-    <w:lvl w:ilvl="1" w:tentative="1">
-      <w:start w:val="1"/>
-      <w:numFmt w:val="bullet"/>
-      <w:lvlText w:val="o"/>
-      <w:lvlJc w:val="left"/>
-      <w:pPr>
-        <w:tabs>
-          <w:tab w:val="num" w:pos="1440"/>
-        </w:tabs>
-        <w:ind w:left="1440" w:hanging="360"/>
-      </w:pPr>
-      <w:rPr>
-        <w:rFonts w:ascii="Courier New" w:hAnsi="Courier New" w:hint="default"/>
-        <w:sz w:val="20"/>
-      </w:rPr>
-    </w:lvl>
-    <w:lvl w:ilvl="2" w:tentative="1">
-      <w:start w:val="1"/>
-      <w:numFmt w:val="bullet"/>
-      <w:lvlText w:val=""/>
-      <w:lvlJc w:val="left"/>
-      <w:pPr>
-        <w:tabs>
-          <w:tab w:val="num" w:pos="2160"/>
-        </w:tabs>
-        <w:ind w:left="2160" w:hanging="360"/>
-      </w:pPr>
-      <w:rPr>
-        <w:rFonts w:ascii="Wingdings" w:hAnsi="Wingdings" w:hint="default"/>
-        <w:sz w:val="20"/>
-      </w:rPr>
-    </w:lvl>
-    <w:lvl w:ilvl="3" w:tentative="1">
-      <w:start w:val="1"/>
-      <w:numFmt w:val="bullet"/>
-      <w:lvlText w:val=""/>
-      <w:lvlJc w:val="left"/>
-      <w:pPr>
-        <w:tabs>
-          <w:tab w:val="num" w:pos="2880"/>
-        </w:tabs>
-        <w:ind w:left="2880" w:hanging="360"/>
-      </w:pPr>
-      <w:rPr>
-        <w:rFonts w:ascii="Wingdings" w:hAnsi="Wingdings" w:hint="default"/>
-        <w:sz w:val="20"/>
-      </w:rPr>
-    </w:lvl>
-    <w:lvl w:ilvl="4" w:tentative="1">
-      <w:start w:val="1"/>
-      <w:numFmt w:val="bullet"/>
-      <w:lvlText w:val=""/>
-      <w:lvlJc w:val="left"/>
-      <w:pPr>
-        <w:tabs>
-          <w:tab w:val="num" w:pos="3600"/>
-        </w:tabs>
-        <w:ind w:left="3600" w:hanging="360"/>
-      </w:pPr>
-      <w:rPr>
-        <w:rFonts w:ascii="Wingdings" w:hAnsi="Wingdings" w:hint="default"/>
-        <w:sz w:val="20"/>
-      </w:rPr>
-    </w:lvl>
-    <w:lvl w:ilvl="5" w:tentative="1">
-      <w:start w:val="1"/>
-      <w:numFmt w:val="bullet"/>
-      <w:lvlText w:val=""/>
-      <w:lvlJc w:val="left"/>
-      <w:pPr>
-        <w:tabs>
-          <w:tab w:val="num" w:pos="4320"/>
-        </w:tabs>
-        <w:ind w:left="4320" w:hanging="360"/>
-      </w:pPr>
-      <w:rPr>
-        <w:rFonts w:ascii="Wingdings" w:hAnsi="Wingdings" w:hint="default"/>
-        <w:sz w:val="20"/>
-      </w:rPr>
-    </w:lvl>
-    <w:lvl w:ilvl="6" w:tentative="1">
-      <w:start w:val="1"/>
-      <w:numFmt w:val="bullet"/>
-      <w:lvlText w:val=""/>
-      <w:lvlJc w:val="left"/>
-      <w:pPr>
-        <w:tabs>
-          <w:tab w:val="num" w:pos="5040"/>
-        </w:tabs>
-        <w:ind w:left="5040" w:hanging="360"/>
-      </w:pPr>
-      <w:rPr>
-        <w:rFonts w:ascii="Wingdings" w:hAnsi="Wingdings" w:hint="default"/>
-        <w:sz w:val="20"/>
-      </w:rPr>
-    </w:lvl>
-    <w:lvl w:ilvl="7" w:tentative="1">
-      <w:start w:val="1"/>
-      <w:numFmt w:val="bullet"/>
-      <w:lvlText w:val=""/>
-      <w:lvlJc w:val="left"/>
-      <w:pPr>
-        <w:tabs>
-          <w:tab w:val="num" w:pos="5760"/>
-        </w:tabs>
-        <w:ind w:left="5760" w:hanging="360"/>
-      </w:pPr>
-      <w:rPr>
-        <w:rFonts w:ascii="Wingdings" w:hAnsi="Wingdings" w:hint="default"/>
-        <w:sz w:val="20"/>
-      </w:rPr>
-    </w:lvl>
-    <w:lvl w:ilvl="8" w:tentative="1">
-      <w:start w:val="1"/>
-      <w:numFmt w:val="bullet"/>
-      <w:lvlText w:val=""/>
-      <w:lvlJc w:val="left"/>
-      <w:pPr>
-        <w:tabs>
-          <w:tab w:val="num" w:pos="6480"/>
-        </w:tabs>
-        <w:ind w:left="6480" w:hanging="360"/>
-      </w:pPr>
-      <w:rPr>
-        <w:rFonts w:ascii="Wingdings" w:hAnsi="Wingdings" w:hint="default"/>
-        <w:sz w:val="20"/>
-      </w:rPr>
-    </w:lvl>
-  </w:abstractNum>
-  <w:abstractNum w:abstractNumId="20" w15:restartNumberingAfterBreak="0">
-    <w:nsid w:val="6346377C"/>
-    <w:multiLevelType w:val="multilevel"/>
-    <w:tmpl w:val="B18255D6"/>
-    <w:lvl w:ilvl="0">
-      <w:start w:val="1"/>
-      <w:numFmt w:val="bullet"/>
-      <w:lvlText w:val=""/>
-      <w:lvlJc w:val="left"/>
-      <w:pPr>
-        <w:tabs>
-          <w:tab w:val="num" w:pos="720"/>
-        </w:tabs>
-        <w:ind w:left="720" w:hanging="360"/>
-      </w:pPr>
-      <w:rPr>
-        <w:rFonts w:ascii="Symbol" w:hAnsi="Symbol" w:hint="default"/>
-        <w:sz w:val="20"/>
-      </w:rPr>
-    </w:lvl>
-    <w:lvl w:ilvl="1" w:tentative="1">
-      <w:start w:val="1"/>
-      <w:numFmt w:val="bullet"/>
-      <w:lvlText w:val="o"/>
-      <w:lvlJc w:val="left"/>
-      <w:pPr>
-        <w:tabs>
-          <w:tab w:val="num" w:pos="1440"/>
-        </w:tabs>
-        <w:ind w:left="1440" w:hanging="360"/>
-      </w:pPr>
-      <w:rPr>
-        <w:rFonts w:ascii="Courier New" w:hAnsi="Courier New" w:hint="default"/>
-        <w:sz w:val="20"/>
-      </w:rPr>
-    </w:lvl>
-    <w:lvl w:ilvl="2" w:tentative="1">
-      <w:start w:val="1"/>
-      <w:numFmt w:val="bullet"/>
-      <w:lvlText w:val=""/>
-      <w:lvlJc w:val="left"/>
-      <w:pPr>
-        <w:tabs>
-          <w:tab w:val="num" w:pos="2160"/>
-        </w:tabs>
-        <w:ind w:left="2160" w:hanging="360"/>
-      </w:pPr>
-      <w:rPr>
-        <w:rFonts w:ascii="Wingdings" w:hAnsi="Wingdings" w:hint="default"/>
-        <w:sz w:val="20"/>
-      </w:rPr>
-    </w:lvl>
-    <w:lvl w:ilvl="3" w:tentative="1">
-      <w:start w:val="1"/>
-      <w:numFmt w:val="bullet"/>
-      <w:lvlText w:val=""/>
-      <w:lvlJc w:val="left"/>
-      <w:pPr>
-        <w:tabs>
-          <w:tab w:val="num" w:pos="2880"/>
-        </w:tabs>
-        <w:ind w:left="2880" w:hanging="360"/>
-      </w:pPr>
-      <w:rPr>
-        <w:rFonts w:ascii="Wingdings" w:hAnsi="Wingdings" w:hint="default"/>
-        <w:sz w:val="20"/>
-      </w:rPr>
-    </w:lvl>
-    <w:lvl w:ilvl="4" w:tentative="1">
-      <w:start w:val="1"/>
-      <w:numFmt w:val="bullet"/>
-      <w:lvlText w:val=""/>
-      <w:lvlJc w:val="left"/>
-      <w:pPr>
-        <w:tabs>
-          <w:tab w:val="num" w:pos="3600"/>
-        </w:tabs>
-        <w:ind w:left="3600" w:hanging="360"/>
-      </w:pPr>
-      <w:rPr>
-        <w:rFonts w:ascii="Wingdings" w:hAnsi="Wingdings" w:hint="default"/>
-        <w:sz w:val="20"/>
-      </w:rPr>
-    </w:lvl>
-    <w:lvl w:ilvl="5" w:tentative="1">
-      <w:start w:val="1"/>
-      <w:numFmt w:val="bullet"/>
-      <w:lvlText w:val=""/>
-      <w:lvlJc w:val="left"/>
-      <w:pPr>
-        <w:tabs>
-          <w:tab w:val="num" w:pos="4320"/>
-        </w:tabs>
-        <w:ind w:left="4320" w:hanging="360"/>
-      </w:pPr>
-      <w:rPr>
-        <w:rFonts w:ascii="Wingdings" w:hAnsi="Wingdings" w:hint="default"/>
-        <w:sz w:val="20"/>
-      </w:rPr>
-    </w:lvl>
-    <w:lvl w:ilvl="6" w:tentative="1">
-      <w:start w:val="1"/>
-      <w:numFmt w:val="bullet"/>
-      <w:lvlText w:val=""/>
-      <w:lvlJc w:val="left"/>
-      <w:pPr>
-        <w:tabs>
-          <w:tab w:val="num" w:pos="5040"/>
-        </w:tabs>
-        <w:ind w:left="5040" w:hanging="360"/>
-      </w:pPr>
-      <w:rPr>
-        <w:rFonts w:ascii="Wingdings" w:hAnsi="Wingdings" w:hint="default"/>
-        <w:sz w:val="20"/>
-      </w:rPr>
-    </w:lvl>
-    <w:lvl w:ilvl="7" w:tentative="1">
-      <w:start w:val="1"/>
-      <w:numFmt w:val="bullet"/>
-      <w:lvlText w:val=""/>
-      <w:lvlJc w:val="left"/>
-      <w:pPr>
-        <w:tabs>
-          <w:tab w:val="num" w:pos="5760"/>
-        </w:tabs>
-        <w:ind w:left="5760" w:hanging="360"/>
-      </w:pPr>
-      <w:rPr>
-        <w:rFonts w:ascii="Wingdings" w:hAnsi="Wingdings" w:hint="default"/>
-        <w:sz w:val="20"/>
-      </w:rPr>
-    </w:lvl>
-    <w:lvl w:ilvl="8" w:tentative="1">
-      <w:start w:val="1"/>
-      <w:numFmt w:val="bullet"/>
-      <w:lvlText w:val=""/>
-      <w:lvlJc w:val="left"/>
-      <w:pPr>
-        <w:tabs>
-          <w:tab w:val="num" w:pos="6480"/>
-        </w:tabs>
-        <w:ind w:left="6480" w:hanging="360"/>
-      </w:pPr>
-      <w:rPr>
-        <w:rFonts w:ascii="Wingdings" w:hAnsi="Wingdings" w:hint="default"/>
-        <w:sz w:val="20"/>
-      </w:rPr>
-    </w:lvl>
-  </w:abstractNum>
-  <w:abstractNum w:abstractNumId="21" w15:restartNumberingAfterBreak="0">
-    <w:nsid w:val="63BD20E6"/>
-    <w:multiLevelType w:val="multilevel"/>
-    <w:tmpl w:val="B956B4B8"/>
-    <w:lvl w:ilvl="0">
-      <w:start w:val="1"/>
-      <w:numFmt w:val="decimal"/>
-      <w:lvlText w:val="%1."/>
-      <w:lvlJc w:val="left"/>
-      <w:pPr>
-        <w:tabs>
-          <w:tab w:val="num" w:pos="720"/>
-        </w:tabs>
-        <w:ind w:left="720" w:hanging="360"/>
-      </w:pPr>
-    </w:lvl>
-    <w:lvl w:ilvl="1" w:tentative="1">
-      <w:start w:val="1"/>
-      <w:numFmt w:val="decimal"/>
-      <w:lvlText w:val="%2."/>
-      <w:lvlJc w:val="left"/>
-      <w:pPr>
-        <w:tabs>
-          <w:tab w:val="num" w:pos="1440"/>
-        </w:tabs>
-        <w:ind w:left="1440" w:hanging="360"/>
-      </w:pPr>
-    </w:lvl>
-    <w:lvl w:ilvl="2" w:tentative="1">
-      <w:start w:val="1"/>
-      <w:numFmt w:val="decimal"/>
-      <w:lvlText w:val="%3."/>
-      <w:lvlJc w:val="left"/>
-      <w:pPr>
-        <w:tabs>
-          <w:tab w:val="num" w:pos="2160"/>
-        </w:tabs>
-        <w:ind w:left="2160" w:hanging="360"/>
-      </w:pPr>
-    </w:lvl>
-    <w:lvl w:ilvl="3" w:tentative="1">
-      <w:start w:val="1"/>
-      <w:numFmt w:val="decimal"/>
-      <w:lvlText w:val="%4."/>
-      <w:lvlJc w:val="left"/>
-      <w:pPr>
-        <w:tabs>
-          <w:tab w:val="num" w:pos="2880"/>
-        </w:tabs>
-        <w:ind w:left="2880" w:hanging="360"/>
-      </w:pPr>
-    </w:lvl>
-    <w:lvl w:ilvl="4" w:tentative="1">
-      <w:start w:val="1"/>
-      <w:numFmt w:val="decimal"/>
-      <w:lvlText w:val="%5."/>
-      <w:lvlJc w:val="left"/>
-      <w:pPr>
-        <w:tabs>
-          <w:tab w:val="num" w:pos="3600"/>
-        </w:tabs>
-        <w:ind w:left="3600" w:hanging="360"/>
-      </w:pPr>
-    </w:lvl>
-    <w:lvl w:ilvl="5" w:tentative="1">
-      <w:start w:val="1"/>
-      <w:numFmt w:val="decimal"/>
-      <w:lvlText w:val="%6."/>
-      <w:lvlJc w:val="left"/>
-      <w:pPr>
-        <w:tabs>
-          <w:tab w:val="num" w:pos="4320"/>
-        </w:tabs>
-        <w:ind w:left="4320" w:hanging="360"/>
-      </w:pPr>
-    </w:lvl>
-    <w:lvl w:ilvl="6" w:tentative="1">
-      <w:start w:val="1"/>
-      <w:numFmt w:val="decimal"/>
-      <w:lvlText w:val="%7."/>
-      <w:lvlJc w:val="left"/>
-      <w:pPr>
-        <w:tabs>
-          <w:tab w:val="num" w:pos="5040"/>
-        </w:tabs>
-        <w:ind w:left="5040" w:hanging="360"/>
-      </w:pPr>
-    </w:lvl>
-    <w:lvl w:ilvl="7" w:tentative="1">
-      <w:start w:val="1"/>
-      <w:numFmt w:val="decimal"/>
-      <w:lvlText w:val="%8."/>
-      <w:lvlJc w:val="left"/>
-      <w:pPr>
-        <w:tabs>
-          <w:tab w:val="num" w:pos="5760"/>
-        </w:tabs>
-        <w:ind w:left="5760" w:hanging="360"/>
-      </w:pPr>
-    </w:lvl>
-    <w:lvl w:ilvl="8" w:tentative="1">
-      <w:start w:val="1"/>
-      <w:numFmt w:val="decimal"/>
-      <w:lvlText w:val="%9."/>
-      <w:lvlJc w:val="left"/>
-      <w:pPr>
-        <w:tabs>
-          <w:tab w:val="num" w:pos="6480"/>
-        </w:tabs>
-        <w:ind w:left="6480" w:hanging="360"/>
-      </w:pPr>
-    </w:lvl>
-  </w:abstractNum>
-  <w:abstractNum w:abstractNumId="22" w15:restartNumberingAfterBreak="0">
-    <w:nsid w:val="63C26509"/>
-    <w:multiLevelType w:val="multilevel"/>
-    <w:tmpl w:val="8E3E5094"/>
-    <w:lvl w:ilvl="0">
-      <w:start w:val="1"/>
-      <w:numFmt w:val="bullet"/>
-      <w:lvlText w:val=""/>
-      <w:lvlJc w:val="left"/>
-      <w:pPr>
-        <w:tabs>
-          <w:tab w:val="num" w:pos="720"/>
-        </w:tabs>
-        <w:ind w:left="720" w:hanging="360"/>
-      </w:pPr>
-      <w:rPr>
-        <w:rFonts w:ascii="Symbol" w:hAnsi="Symbol" w:hint="default"/>
-        <w:sz w:val="20"/>
-      </w:rPr>
-    </w:lvl>
-    <w:lvl w:ilvl="1" w:tentative="1">
-      <w:start w:val="1"/>
-      <w:numFmt w:val="bullet"/>
-      <w:lvlText w:val=""/>
-      <w:lvlJc w:val="left"/>
-      <w:pPr>
-        <w:tabs>
-          <w:tab w:val="num" w:pos="1440"/>
-        </w:tabs>
-        <w:ind w:left="1440" w:hanging="360"/>
-      </w:pPr>
-      <w:rPr>
-        <w:rFonts w:ascii="Symbol" w:hAnsi="Symbol" w:hint="default"/>
-        <w:sz w:val="20"/>
-      </w:rPr>
-    </w:lvl>
-    <w:lvl w:ilvl="2" w:tentative="1">
-      <w:start w:val="1"/>
-      <w:numFmt w:val="bullet"/>
-      <w:lvlText w:val=""/>
-      <w:lvlJc w:val="left"/>
-      <w:pPr>
-        <w:tabs>
-          <w:tab w:val="num" w:pos="2160"/>
-        </w:tabs>
-        <w:ind w:left="2160" w:hanging="360"/>
-      </w:pPr>
-      <w:rPr>
-        <w:rFonts w:ascii="Symbol" w:hAnsi="Symbol" w:hint="default"/>
-        <w:sz w:val="20"/>
-      </w:rPr>
-    </w:lvl>
-    <w:lvl w:ilvl="3" w:tentative="1">
-      <w:start w:val="1"/>
-      <w:numFmt w:val="bullet"/>
-      <w:lvlText w:val=""/>
-      <w:lvlJc w:val="left"/>
-      <w:pPr>
-        <w:tabs>
-          <w:tab w:val="num" w:pos="2880"/>
-        </w:tabs>
-        <w:ind w:left="2880" w:hanging="360"/>
-      </w:pPr>
-      <w:rPr>
-        <w:rFonts w:ascii="Symbol" w:hAnsi="Symbol" w:hint="default"/>
-        <w:sz w:val="20"/>
-      </w:rPr>
-    </w:lvl>
-    <w:lvl w:ilvl="4" w:tentative="1">
-      <w:start w:val="1"/>
-      <w:numFmt w:val="bullet"/>
-      <w:lvlText w:val=""/>
-      <w:lvlJc w:val="left"/>
-      <w:pPr>
-        <w:tabs>
-          <w:tab w:val="num" w:pos="3600"/>
-        </w:tabs>
-        <w:ind w:left="3600" w:hanging="360"/>
-      </w:pPr>
-      <w:rPr>
-        <w:rFonts w:ascii="Symbol" w:hAnsi="Symbol" w:hint="default"/>
-        <w:sz w:val="20"/>
-      </w:rPr>
-    </w:lvl>
-    <w:lvl w:ilvl="5" w:tentative="1">
-      <w:start w:val="1"/>
-      <w:numFmt w:val="bullet"/>
-      <w:lvlText w:val=""/>
-      <w:lvlJc w:val="left"/>
-      <w:pPr>
-        <w:tabs>
-          <w:tab w:val="num" w:pos="4320"/>
-        </w:tabs>
-        <w:ind w:left="4320" w:hanging="360"/>
-      </w:pPr>
-      <w:rPr>
-        <w:rFonts w:ascii="Symbol" w:hAnsi="Symbol" w:hint="default"/>
-        <w:sz w:val="20"/>
-      </w:rPr>
-    </w:lvl>
-    <w:lvl w:ilvl="6" w:tentative="1">
-      <w:start w:val="1"/>
-      <w:numFmt w:val="bullet"/>
-      <w:lvlText w:val=""/>
-      <w:lvlJc w:val="left"/>
-      <w:pPr>
-        <w:tabs>
-          <w:tab w:val="num" w:pos="5040"/>
-        </w:tabs>
-        <w:ind w:left="5040" w:hanging="360"/>
-      </w:pPr>
-      <w:rPr>
-        <w:rFonts w:ascii="Symbol" w:hAnsi="Symbol" w:hint="default"/>
-        <w:sz w:val="20"/>
-      </w:rPr>
-    </w:lvl>
-    <w:lvl w:ilvl="7" w:tentative="1">
-      <w:start w:val="1"/>
-      <w:numFmt w:val="bullet"/>
-      <w:lvlText w:val=""/>
-      <w:lvlJc w:val="left"/>
-      <w:pPr>
-        <w:tabs>
-          <w:tab w:val="num" w:pos="5760"/>
-        </w:tabs>
-        <w:ind w:left="5760" w:hanging="360"/>
-      </w:pPr>
-      <w:rPr>
-        <w:rFonts w:ascii="Symbol" w:hAnsi="Symbol" w:hint="default"/>
-        <w:sz w:val="20"/>
-      </w:rPr>
-    </w:lvl>
-    <w:lvl w:ilvl="8" w:tentative="1">
-      <w:start w:val="1"/>
-      <w:numFmt w:val="bullet"/>
-      <w:lvlText w:val=""/>
-      <w:lvlJc w:val="left"/>
-      <w:pPr>
-        <w:tabs>
-          <w:tab w:val="num" w:pos="6480"/>
-        </w:tabs>
-        <w:ind w:left="6480" w:hanging="360"/>
-      </w:pPr>
-      <w:rPr>
-        <w:rFonts w:ascii="Symbol" w:hAnsi="Symbol" w:hint="default"/>
-        <w:sz w:val="20"/>
-      </w:rPr>
-    </w:lvl>
-  </w:abstractNum>
-  <w:abstractNum w:abstractNumId="23" w15:restartNumberingAfterBreak="0">
-    <w:nsid w:val="67BB4976"/>
-    <w:multiLevelType w:val="hybridMultilevel"/>
-    <w:tmpl w:val="6E38F170"/>
-    <w:lvl w:ilvl="0" w:tplc="95AA44D8">
-      <w:start w:val="6"/>
-      <w:numFmt w:val="bullet"/>
-      <w:lvlText w:val="-"/>
-      <w:lvlJc w:val="left"/>
-      <w:pPr>
-        <w:ind w:left="720" w:hanging="360"/>
-      </w:pPr>
-      <w:rPr>
-        <w:rFonts w:ascii="Calibri" w:eastAsiaTheme="minorHAnsi" w:hAnsi="Calibri" w:cs="Calibri" w:hint="default"/>
-        <w:b/>
-      </w:rPr>
-    </w:lvl>
-    <w:lvl w:ilvl="1" w:tplc="080A0003" w:tentative="1">
-      <w:start w:val="1"/>
-      <w:numFmt w:val="bullet"/>
-      <w:lvlText w:val="o"/>
-      <w:lvlJc w:val="left"/>
-      <w:pPr>
-        <w:ind w:left="1440" w:hanging="360"/>
-      </w:pPr>
-      <w:rPr>
-        <w:rFonts w:ascii="Courier New" w:hAnsi="Courier New" w:cs="Courier New" w:hint="default"/>
-      </w:rPr>
-    </w:lvl>
-    <w:lvl w:ilvl="2" w:tplc="080A0005" w:tentative="1">
-      <w:start w:val="1"/>
-      <w:numFmt w:val="bullet"/>
-      <w:lvlText w:val=""/>
-      <w:lvlJc w:val="left"/>
-      <w:pPr>
-        <w:ind w:left="2160" w:hanging="360"/>
-      </w:pPr>
-      <w:rPr>
-        <w:rFonts w:ascii="Wingdings" w:hAnsi="Wingdings" w:hint="default"/>
-      </w:rPr>
-    </w:lvl>
-    <w:lvl w:ilvl="3" w:tplc="080A0001" w:tentative="1">
-      <w:start w:val="1"/>
-      <w:numFmt w:val="bullet"/>
-      <w:lvlText w:val=""/>
-      <w:lvlJc w:val="left"/>
-      <w:pPr>
-        <w:ind w:left="2880" w:hanging="360"/>
-      </w:pPr>
-      <w:rPr>
-        <w:rFonts w:ascii="Symbol" w:hAnsi="Symbol" w:hint="default"/>
-      </w:rPr>
-    </w:lvl>
-    <w:lvl w:ilvl="4" w:tplc="080A0003" w:tentative="1">
-      <w:start w:val="1"/>
-      <w:numFmt w:val="bullet"/>
-      <w:lvlText w:val="o"/>
-      <w:lvlJc w:val="left"/>
-      <w:pPr>
-        <w:ind w:left="3600" w:hanging="360"/>
-      </w:pPr>
-      <w:rPr>
-        <w:rFonts w:ascii="Courier New" w:hAnsi="Courier New" w:cs="Courier New" w:hint="default"/>
-      </w:rPr>
-    </w:lvl>
-    <w:lvl w:ilvl="5" w:tplc="080A0005" w:tentative="1">
-      <w:start w:val="1"/>
-      <w:numFmt w:val="bullet"/>
-      <w:lvlText w:val=""/>
-      <w:lvlJc w:val="left"/>
-      <w:pPr>
-        <w:ind w:left="4320" w:hanging="360"/>
-      </w:pPr>
-      <w:rPr>
-        <w:rFonts w:ascii="Wingdings" w:hAnsi="Wingdings" w:hint="default"/>
-      </w:rPr>
-    </w:lvl>
-    <w:lvl w:ilvl="6" w:tplc="080A0001" w:tentative="1">
-      <w:start w:val="1"/>
-      <w:numFmt w:val="bullet"/>
-      <w:lvlText w:val=""/>
-      <w:lvlJc w:val="left"/>
-      <w:pPr>
-        <w:ind w:left="5040" w:hanging="360"/>
-      </w:pPr>
-      <w:rPr>
-        <w:rFonts w:ascii="Symbol" w:hAnsi="Symbol" w:hint="default"/>
-      </w:rPr>
-    </w:lvl>
-    <w:lvl w:ilvl="7" w:tplc="080A0003" w:tentative="1">
-      <w:start w:val="1"/>
-      <w:numFmt w:val="bullet"/>
-      <w:lvlText w:val="o"/>
-      <w:lvlJc w:val="left"/>
-      <w:pPr>
-        <w:ind w:left="5760" w:hanging="360"/>
-      </w:pPr>
-      <w:rPr>
-        <w:rFonts w:ascii="Courier New" w:hAnsi="Courier New" w:cs="Courier New" w:hint="default"/>
-      </w:rPr>
-    </w:lvl>
-    <w:lvl w:ilvl="8" w:tplc="080A0005" w:tentative="1">
-      <w:start w:val="1"/>
-      <w:numFmt w:val="bullet"/>
-      <w:lvlText w:val=""/>
-      <w:lvlJc w:val="left"/>
-      <w:pPr>
-        <w:ind w:left="6480" w:hanging="360"/>
-      </w:pPr>
-      <w:rPr>
-        <w:rFonts w:ascii="Wingdings" w:hAnsi="Wingdings" w:hint="default"/>
-      </w:rPr>
-    </w:lvl>
-  </w:abstractNum>
-  <w:abstractNum w:abstractNumId="24" w15:restartNumberingAfterBreak="0">
-    <w:nsid w:val="6AA6320B"/>
-    <w:multiLevelType w:val="hybridMultilevel"/>
-    <w:tmpl w:val="34DC55A0"/>
-    <w:lvl w:ilvl="0" w:tplc="280A0011">
-      <w:start w:val="1"/>
-      <w:numFmt w:val="decimal"/>
-      <w:lvlText w:val="%1)"/>
-      <w:lvlJc w:val="left"/>
-      <w:pPr>
-        <w:ind w:left="153" w:hanging="360"/>
-      </w:pPr>
-    </w:lvl>
-    <w:lvl w:ilvl="1" w:tplc="280A0019" w:tentative="1">
-      <w:start w:val="1"/>
-      <w:numFmt w:val="lowerLetter"/>
-      <w:lvlText w:val="%2."/>
-      <w:lvlJc w:val="left"/>
-      <w:pPr>
-        <w:ind w:left="873" w:hanging="360"/>
-      </w:pPr>
-    </w:lvl>
-    <w:lvl w:ilvl="2" w:tplc="280A001B" w:tentative="1">
-      <w:start w:val="1"/>
-      <w:numFmt w:val="lowerRoman"/>
-      <w:lvlText w:val="%3."/>
-      <w:lvlJc w:val="right"/>
-      <w:pPr>
-        <w:ind w:left="1593" w:hanging="180"/>
-      </w:pPr>
-    </w:lvl>
-    <w:lvl w:ilvl="3" w:tplc="280A000F" w:tentative="1">
-      <w:start w:val="1"/>
-      <w:numFmt w:val="decimal"/>
-      <w:lvlText w:val="%4."/>
-      <w:lvlJc w:val="left"/>
-      <w:pPr>
-        <w:ind w:left="2313" w:hanging="360"/>
-      </w:pPr>
-    </w:lvl>
-    <w:lvl w:ilvl="4" w:tplc="280A0019" w:tentative="1">
-      <w:start w:val="1"/>
-      <w:numFmt w:val="lowerLetter"/>
-      <w:lvlText w:val="%5."/>
-      <w:lvlJc w:val="left"/>
-      <w:pPr>
-        <w:ind w:left="3033" w:hanging="360"/>
-      </w:pPr>
-    </w:lvl>
-    <w:lvl w:ilvl="5" w:tplc="280A001B" w:tentative="1">
-      <w:start w:val="1"/>
-      <w:numFmt w:val="lowerRoman"/>
-      <w:lvlText w:val="%6."/>
-      <w:lvlJc w:val="right"/>
-      <w:pPr>
-        <w:ind w:left="3753" w:hanging="180"/>
-      </w:pPr>
-    </w:lvl>
-    <w:lvl w:ilvl="6" w:tplc="280A000F" w:tentative="1">
-      <w:start w:val="1"/>
-      <w:numFmt w:val="decimal"/>
-      <w:lvlText w:val="%7."/>
-      <w:lvlJc w:val="left"/>
-      <w:pPr>
-        <w:ind w:left="4473" w:hanging="360"/>
-      </w:pPr>
-    </w:lvl>
-    <w:lvl w:ilvl="7" w:tplc="280A0019" w:tentative="1">
-      <w:start w:val="1"/>
-      <w:numFmt w:val="lowerLetter"/>
-      <w:lvlText w:val="%8."/>
-      <w:lvlJc w:val="left"/>
-      <w:pPr>
-        <w:ind w:left="5193" w:hanging="360"/>
-      </w:pPr>
-    </w:lvl>
-    <w:lvl w:ilvl="8" w:tplc="280A001B" w:tentative="1">
-      <w:start w:val="1"/>
-      <w:numFmt w:val="lowerRoman"/>
-      <w:lvlText w:val="%9."/>
-      <w:lvlJc w:val="right"/>
-      <w:pPr>
-        <w:ind w:left="5913" w:hanging="180"/>
-      </w:pPr>
-    </w:lvl>
-  </w:abstractNum>
-  <w:abstractNum w:abstractNumId="25" w15:restartNumberingAfterBreak="0">
-    <w:nsid w:val="6BEF0593"/>
-    <w:multiLevelType w:val="multilevel"/>
-    <w:tmpl w:val="0B8EC060"/>
-    <w:lvl w:ilvl="0">
-      <w:start w:val="1"/>
-      <w:numFmt w:val="bullet"/>
-      <w:lvlText w:val=""/>
-      <w:lvlJc w:val="left"/>
-      <w:pPr>
-        <w:tabs>
-          <w:tab w:val="num" w:pos="720"/>
-        </w:tabs>
-        <w:ind w:left="720" w:hanging="360"/>
-      </w:pPr>
-      <w:rPr>
-        <w:rFonts w:ascii="Symbol" w:hAnsi="Symbol" w:hint="default"/>
-        <w:sz w:val="20"/>
-      </w:rPr>
-    </w:lvl>
-    <w:lvl w:ilvl="1" w:tentative="1">
-      <w:start w:val="1"/>
-      <w:numFmt w:val="bullet"/>
-      <w:lvlText w:val="o"/>
-      <w:lvlJc w:val="left"/>
-      <w:pPr>
-        <w:tabs>
-          <w:tab w:val="num" w:pos="1440"/>
-        </w:tabs>
-        <w:ind w:left="1440" w:hanging="360"/>
-      </w:pPr>
-      <w:rPr>
-        <w:rFonts w:ascii="Courier New" w:hAnsi="Courier New" w:hint="default"/>
-        <w:sz w:val="20"/>
-      </w:rPr>
-    </w:lvl>
-    <w:lvl w:ilvl="2" w:tentative="1">
-      <w:start w:val="1"/>
-      <w:numFmt w:val="bullet"/>
-      <w:lvlText w:val=""/>
-      <w:lvlJc w:val="left"/>
-      <w:pPr>
-        <w:tabs>
-          <w:tab w:val="num" w:pos="2160"/>
-        </w:tabs>
-        <w:ind w:left="2160" w:hanging="360"/>
-      </w:pPr>
-      <w:rPr>
-        <w:rFonts w:ascii="Wingdings" w:hAnsi="Wingdings" w:hint="default"/>
-        <w:sz w:val="20"/>
-      </w:rPr>
-    </w:lvl>
-    <w:lvl w:ilvl="3" w:tentative="1">
-      <w:start w:val="1"/>
-      <w:numFmt w:val="bullet"/>
-      <w:lvlText w:val=""/>
-      <w:lvlJc w:val="left"/>
-      <w:pPr>
-        <w:tabs>
-          <w:tab w:val="num" w:pos="2880"/>
-        </w:tabs>
-        <w:ind w:left="2880" w:hanging="360"/>
-      </w:pPr>
-      <w:rPr>
-        <w:rFonts w:ascii="Wingdings" w:hAnsi="Wingdings" w:hint="default"/>
-        <w:sz w:val="20"/>
-      </w:rPr>
-    </w:lvl>
-    <w:lvl w:ilvl="4" w:tentative="1">
-      <w:start w:val="1"/>
-      <w:numFmt w:val="bullet"/>
-      <w:lvlText w:val=""/>
-      <w:lvlJc w:val="left"/>
-      <w:pPr>
-        <w:tabs>
-          <w:tab w:val="num" w:pos="3600"/>
-        </w:tabs>
-        <w:ind w:left="3600" w:hanging="360"/>
-      </w:pPr>
-      <w:rPr>
-        <w:rFonts w:ascii="Wingdings" w:hAnsi="Wingdings" w:hint="default"/>
-        <w:sz w:val="20"/>
-      </w:rPr>
-    </w:lvl>
-    <w:lvl w:ilvl="5" w:tentative="1">
-      <w:start w:val="1"/>
-      <w:numFmt w:val="bullet"/>
-      <w:lvlText w:val=""/>
-      <w:lvlJc w:val="left"/>
-      <w:pPr>
-        <w:tabs>
-          <w:tab w:val="num" w:pos="4320"/>
-        </w:tabs>
-        <w:ind w:left="4320" w:hanging="360"/>
-      </w:pPr>
-      <w:rPr>
-        <w:rFonts w:ascii="Wingdings" w:hAnsi="Wingdings" w:hint="default"/>
-        <w:sz w:val="20"/>
-      </w:rPr>
-    </w:lvl>
-    <w:lvl w:ilvl="6" w:tentative="1">
-      <w:start w:val="1"/>
-      <w:numFmt w:val="bullet"/>
-      <w:lvlText w:val=""/>
-      <w:lvlJc w:val="left"/>
-      <w:pPr>
-        <w:tabs>
-          <w:tab w:val="num" w:pos="5040"/>
-        </w:tabs>
-        <w:ind w:left="5040" w:hanging="360"/>
-      </w:pPr>
-      <w:rPr>
-        <w:rFonts w:ascii="Wingdings" w:hAnsi="Wingdings" w:hint="default"/>
-        <w:sz w:val="20"/>
-      </w:rPr>
-    </w:lvl>
-    <w:lvl w:ilvl="7" w:tentative="1">
-      <w:start w:val="1"/>
-      <w:numFmt w:val="bullet"/>
-      <w:lvlText w:val=""/>
-      <w:lvlJc w:val="left"/>
-      <w:pPr>
-        <w:tabs>
-          <w:tab w:val="num" w:pos="5760"/>
-        </w:tabs>
-        <w:ind w:left="5760" w:hanging="360"/>
-      </w:pPr>
-      <w:rPr>
-        <w:rFonts w:ascii="Wingdings" w:hAnsi="Wingdings" w:hint="default"/>
-        <w:sz w:val="20"/>
-      </w:rPr>
-    </w:lvl>
-    <w:lvl w:ilvl="8" w:tentative="1">
-      <w:start w:val="1"/>
-      <w:numFmt w:val="bullet"/>
-      <w:lvlText w:val=""/>
-      <w:lvlJc w:val="left"/>
-      <w:pPr>
-        <w:tabs>
-          <w:tab w:val="num" w:pos="6480"/>
-        </w:tabs>
-        <w:ind w:left="6480" w:hanging="360"/>
-      </w:pPr>
-      <w:rPr>
-        <w:rFonts w:ascii="Wingdings" w:hAnsi="Wingdings" w:hint="default"/>
-        <w:sz w:val="20"/>
-      </w:rPr>
-    </w:lvl>
-  </w:abstractNum>
-  <w:abstractNum w:abstractNumId="26" w15:restartNumberingAfterBreak="0">
-    <w:nsid w:val="6D180A58"/>
-    <w:multiLevelType w:val="multilevel"/>
-    <w:tmpl w:val="131C5FC6"/>
-    <w:lvl w:ilvl="0">
-      <w:start w:val="1"/>
-      <w:numFmt w:val="bullet"/>
-      <w:lvlText w:val=""/>
-      <w:lvlJc w:val="left"/>
-      <w:pPr>
-        <w:tabs>
-          <w:tab w:val="num" w:pos="720"/>
-        </w:tabs>
-        <w:ind w:left="720" w:hanging="360"/>
-      </w:pPr>
-      <w:rPr>
-        <w:rFonts w:ascii="Symbol" w:hAnsi="Symbol" w:hint="default"/>
-        <w:sz w:val="20"/>
-      </w:rPr>
-    </w:lvl>
-    <w:lvl w:ilvl="1" w:tentative="1">
-      <w:start w:val="1"/>
-      <w:numFmt w:val="bullet"/>
-      <w:lvlText w:val="o"/>
-      <w:lvlJc w:val="left"/>
-      <w:pPr>
-        <w:tabs>
-          <w:tab w:val="num" w:pos="1440"/>
-        </w:tabs>
-        <w:ind w:left="1440" w:hanging="360"/>
-      </w:pPr>
-      <w:rPr>
-        <w:rFonts w:ascii="Courier New" w:hAnsi="Courier New" w:hint="default"/>
-        <w:sz w:val="20"/>
-      </w:rPr>
-    </w:lvl>
-    <w:lvl w:ilvl="2" w:tentative="1">
-      <w:start w:val="1"/>
-      <w:numFmt w:val="bullet"/>
-      <w:lvlText w:val=""/>
-      <w:lvlJc w:val="left"/>
-      <w:pPr>
-        <w:tabs>
-          <w:tab w:val="num" w:pos="2160"/>
-        </w:tabs>
-        <w:ind w:left="2160" w:hanging="360"/>
-      </w:pPr>
-      <w:rPr>
-        <w:rFonts w:ascii="Wingdings" w:hAnsi="Wingdings" w:hint="default"/>
-        <w:sz w:val="20"/>
-      </w:rPr>
-    </w:lvl>
-    <w:lvl w:ilvl="3" w:tentative="1">
-      <w:start w:val="1"/>
-      <w:numFmt w:val="bullet"/>
-      <w:lvlText w:val=""/>
-      <w:lvlJc w:val="left"/>
-      <w:pPr>
-        <w:tabs>
-          <w:tab w:val="num" w:pos="2880"/>
-        </w:tabs>
-        <w:ind w:left="2880" w:hanging="360"/>
-      </w:pPr>
-      <w:rPr>
-        <w:rFonts w:ascii="Wingdings" w:hAnsi="Wingdings" w:hint="default"/>
-        <w:sz w:val="20"/>
-      </w:rPr>
-    </w:lvl>
-    <w:lvl w:ilvl="4" w:tentative="1">
-      <w:start w:val="1"/>
-      <w:numFmt w:val="bullet"/>
-      <w:lvlText w:val=""/>
-      <w:lvlJc w:val="left"/>
-      <w:pPr>
-        <w:tabs>
-          <w:tab w:val="num" w:pos="3600"/>
-        </w:tabs>
-        <w:ind w:left="3600" w:hanging="360"/>
-      </w:pPr>
-      <w:rPr>
-        <w:rFonts w:ascii="Wingdings" w:hAnsi="Wingdings" w:hint="default"/>
-        <w:sz w:val="20"/>
-      </w:rPr>
-    </w:lvl>
-    <w:lvl w:ilvl="5" w:tentative="1">
-      <w:start w:val="1"/>
-      <w:numFmt w:val="bullet"/>
-      <w:lvlText w:val=""/>
-      <w:lvlJc w:val="left"/>
-      <w:pPr>
-        <w:tabs>
-          <w:tab w:val="num" w:pos="4320"/>
-        </w:tabs>
-        <w:ind w:left="4320" w:hanging="360"/>
-      </w:pPr>
-      <w:rPr>
-        <w:rFonts w:ascii="Wingdings" w:hAnsi="Wingdings" w:hint="default"/>
-        <w:sz w:val="20"/>
-      </w:rPr>
-    </w:lvl>
-    <w:lvl w:ilvl="6" w:tentative="1">
-      <w:start w:val="1"/>
-      <w:numFmt w:val="bullet"/>
-      <w:lvlText w:val=""/>
-      <w:lvlJc w:val="left"/>
-      <w:pPr>
-        <w:tabs>
-          <w:tab w:val="num" w:pos="5040"/>
-        </w:tabs>
-        <w:ind w:left="5040" w:hanging="360"/>
-      </w:pPr>
-      <w:rPr>
-        <w:rFonts w:ascii="Wingdings" w:hAnsi="Wingdings" w:hint="default"/>
-        <w:sz w:val="20"/>
-      </w:rPr>
-    </w:lvl>
-    <w:lvl w:ilvl="7" w:tentative="1">
-      <w:start w:val="1"/>
-      <w:numFmt w:val="bullet"/>
-      <w:lvlText w:val=""/>
-      <w:lvlJc w:val="left"/>
-      <w:pPr>
-        <w:tabs>
-          <w:tab w:val="num" w:pos="5760"/>
-        </w:tabs>
-        <w:ind w:left="5760" w:hanging="360"/>
-      </w:pPr>
-      <w:rPr>
-        <w:rFonts w:ascii="Wingdings" w:hAnsi="Wingdings" w:hint="default"/>
-        <w:sz w:val="20"/>
-      </w:rPr>
-    </w:lvl>
-    <w:lvl w:ilvl="8" w:tentative="1">
-      <w:start w:val="1"/>
-      <w:numFmt w:val="bullet"/>
-      <w:lvlText w:val=""/>
-      <w:lvlJc w:val="left"/>
-      <w:pPr>
-        <w:tabs>
-          <w:tab w:val="num" w:pos="6480"/>
-        </w:tabs>
-        <w:ind w:left="6480" w:hanging="360"/>
-      </w:pPr>
-      <w:rPr>
-        <w:rFonts w:ascii="Wingdings" w:hAnsi="Wingdings" w:hint="default"/>
-        <w:sz w:val="20"/>
-      </w:rPr>
-    </w:lvl>
-  </w:abstractNum>
-  <w:abstractNum w:abstractNumId="27" w15:restartNumberingAfterBreak="0">
-    <w:nsid w:val="6D994E92"/>
-    <w:multiLevelType w:val="multilevel"/>
-    <w:tmpl w:val="0BBC65E8"/>
-    <w:lvl w:ilvl="0">
-      <w:start w:val="1"/>
-      <w:numFmt w:val="bullet"/>
-      <w:lvlText w:val=""/>
-      <w:lvlJc w:val="left"/>
-      <w:pPr>
-        <w:tabs>
-          <w:tab w:val="num" w:pos="720"/>
-        </w:tabs>
-        <w:ind w:left="720" w:hanging="360"/>
-      </w:pPr>
-      <w:rPr>
-        <w:rFonts w:ascii="Symbol" w:hAnsi="Symbol" w:hint="default"/>
-        <w:sz w:val="20"/>
-      </w:rPr>
-    </w:lvl>
-    <w:lvl w:ilvl="1" w:tentative="1">
-      <w:start w:val="1"/>
-      <w:numFmt w:val="bullet"/>
-      <w:lvlText w:val="o"/>
-      <w:lvlJc w:val="left"/>
-      <w:pPr>
-        <w:tabs>
-          <w:tab w:val="num" w:pos="1440"/>
-        </w:tabs>
-        <w:ind w:left="1440" w:hanging="360"/>
-      </w:pPr>
-      <w:rPr>
-        <w:rFonts w:ascii="Courier New" w:hAnsi="Courier New" w:hint="default"/>
-        <w:sz w:val="20"/>
-      </w:rPr>
-    </w:lvl>
-    <w:lvl w:ilvl="2" w:tentative="1">
-      <w:start w:val="1"/>
-      <w:numFmt w:val="bullet"/>
-      <w:lvlText w:val=""/>
-      <w:lvlJc w:val="left"/>
-      <w:pPr>
-        <w:tabs>
-          <w:tab w:val="num" w:pos="2160"/>
-        </w:tabs>
-        <w:ind w:left="2160" w:hanging="360"/>
-      </w:pPr>
-      <w:rPr>
-        <w:rFonts w:ascii="Wingdings" w:hAnsi="Wingdings" w:hint="default"/>
-        <w:sz w:val="20"/>
-      </w:rPr>
-    </w:lvl>
-    <w:lvl w:ilvl="3" w:tentative="1">
-      <w:start w:val="1"/>
-      <w:numFmt w:val="bullet"/>
-      <w:lvlText w:val=""/>
-      <w:lvlJc w:val="left"/>
-      <w:pPr>
-        <w:tabs>
-          <w:tab w:val="num" w:pos="2880"/>
-        </w:tabs>
-        <w:ind w:left="2880" w:hanging="360"/>
-      </w:pPr>
-      <w:rPr>
-        <w:rFonts w:ascii="Wingdings" w:hAnsi="Wingdings" w:hint="default"/>
-        <w:sz w:val="20"/>
-      </w:rPr>
-    </w:lvl>
-    <w:lvl w:ilvl="4" w:tentative="1">
-      <w:start w:val="1"/>
-      <w:numFmt w:val="bullet"/>
-      <w:lvlText w:val=""/>
-      <w:lvlJc w:val="left"/>
-      <w:pPr>
-        <w:tabs>
-          <w:tab w:val="num" w:pos="3600"/>
-        </w:tabs>
-        <w:ind w:left="3600" w:hanging="360"/>
-      </w:pPr>
-      <w:rPr>
-        <w:rFonts w:ascii="Wingdings" w:hAnsi="Wingdings" w:hint="default"/>
-        <w:sz w:val="20"/>
-      </w:rPr>
-    </w:lvl>
-    <w:lvl w:ilvl="5" w:tentative="1">
-      <w:start w:val="1"/>
-      <w:numFmt w:val="bullet"/>
-      <w:lvlText w:val=""/>
-      <w:lvlJc w:val="left"/>
-      <w:pPr>
-        <w:tabs>
-          <w:tab w:val="num" w:pos="4320"/>
-        </w:tabs>
-        <w:ind w:left="4320" w:hanging="360"/>
-      </w:pPr>
-      <w:rPr>
-        <w:rFonts w:ascii="Wingdings" w:hAnsi="Wingdings" w:hint="default"/>
-        <w:sz w:val="20"/>
-      </w:rPr>
-    </w:lvl>
-    <w:lvl w:ilvl="6" w:tentative="1">
-      <w:start w:val="1"/>
-      <w:numFmt w:val="bullet"/>
-      <w:lvlText w:val=""/>
-      <w:lvlJc w:val="left"/>
-      <w:pPr>
-        <w:tabs>
-          <w:tab w:val="num" w:pos="5040"/>
-        </w:tabs>
-        <w:ind w:left="5040" w:hanging="360"/>
-      </w:pPr>
-      <w:rPr>
-        <w:rFonts w:ascii="Wingdings" w:hAnsi="Wingdings" w:hint="default"/>
-        <w:sz w:val="20"/>
-      </w:rPr>
-    </w:lvl>
-    <w:lvl w:ilvl="7" w:tentative="1">
-      <w:start w:val="1"/>
-      <w:numFmt w:val="bullet"/>
-      <w:lvlText w:val=""/>
-      <w:lvlJc w:val="left"/>
-      <w:pPr>
-        <w:tabs>
-          <w:tab w:val="num" w:pos="5760"/>
-        </w:tabs>
-        <w:ind w:left="5760" w:hanging="360"/>
-      </w:pPr>
-      <w:rPr>
-        <w:rFonts w:ascii="Wingdings" w:hAnsi="Wingdings" w:hint="default"/>
-        <w:sz w:val="20"/>
-      </w:rPr>
-    </w:lvl>
-    <w:lvl w:ilvl="8" w:tentative="1">
-      <w:start w:val="1"/>
-      <w:numFmt w:val="bullet"/>
-      <w:lvlText w:val=""/>
-      <w:lvlJc w:val="left"/>
-      <w:pPr>
-        <w:tabs>
-          <w:tab w:val="num" w:pos="6480"/>
-        </w:tabs>
-        <w:ind w:left="6480" w:hanging="360"/>
-      </w:pPr>
-      <w:rPr>
-        <w:rFonts w:ascii="Wingdings" w:hAnsi="Wingdings" w:hint="default"/>
-        <w:sz w:val="20"/>
-      </w:rPr>
-    </w:lvl>
-  </w:abstractNum>
-  <w:num w:numId="1" w16cid:durableId="377053545">
-    <w:abstractNumId w:val="9"/>
+  <w:num w:numId="1" w16cid:durableId="5834813">
+    <w:abstractNumId w:val="1"/>
   </w:num>
-  <w:num w:numId="2" w16cid:durableId="284770727">
+  <w:num w:numId="2" w16cid:durableId="1279288673">
+    <w:abstractNumId w:val="2"/>
+  </w:num>
+  <w:num w:numId="3" w16cid:durableId="1503543345">
+    <w:abstractNumId w:val="0"/>
+  </w:num>
+  <w:num w:numId="4" w16cid:durableId="1552692114">
+    <w:abstractNumId w:val="6"/>
+  </w:num>
+  <w:num w:numId="5" w16cid:durableId="181944559">
     <w:abstractNumId w:val="5"/>
   </w:num>
-  <w:num w:numId="3" w16cid:durableId="797918197">
-    <w:abstractNumId w:val="11"/>
-  </w:num>
-  <w:num w:numId="4" w16cid:durableId="1010448509">
-    <w:abstractNumId w:val="2"/>
-  </w:num>
-  <w:num w:numId="5" w16cid:durableId="588659201">
-    <w:abstractNumId w:val="10"/>
-  </w:num>
-  <w:num w:numId="6" w16cid:durableId="524640757">
-    <w:abstractNumId w:val="1"/>
-  </w:num>
-  <w:num w:numId="7" w16cid:durableId="1153835844">
+  <w:num w:numId="6" w16cid:durableId="797795589">
     <w:abstractNumId w:val="4"/>
   </w:num>
-  <w:num w:numId="8" w16cid:durableId="1315641256">
-    <w:abstractNumId w:val="18"/>
-  </w:num>
-  <w:num w:numId="9" w16cid:durableId="1068386913">
-    <w:abstractNumId w:val="7"/>
-  </w:num>
-  <w:num w:numId="10" w16cid:durableId="642732106">
-    <w:abstractNumId w:val="0"/>
-  </w:num>
-  <w:num w:numId="11" w16cid:durableId="464735456">
-    <w:abstractNumId w:val="24"/>
-  </w:num>
-  <w:num w:numId="12" w16cid:durableId="932932674">
-    <w:abstractNumId w:val="12"/>
-  </w:num>
-  <w:num w:numId="13" w16cid:durableId="1157302131">
-    <w:abstractNumId w:val="17"/>
-  </w:num>
-  <w:num w:numId="14" w16cid:durableId="1355228886">
-    <w:abstractNumId w:val="25"/>
-  </w:num>
-  <w:num w:numId="15" w16cid:durableId="1128234007">
-    <w:abstractNumId w:val="21"/>
-  </w:num>
-  <w:num w:numId="16" w16cid:durableId="639503392">
-    <w:abstractNumId w:val="13"/>
-  </w:num>
-  <w:num w:numId="17" w16cid:durableId="1388072276">
-    <w:abstractNumId w:val="22"/>
-  </w:num>
-  <w:num w:numId="18" w16cid:durableId="2117019994">
-    <w:abstractNumId w:val="14"/>
-  </w:num>
-  <w:num w:numId="19" w16cid:durableId="1819153368">
-    <w:abstractNumId w:val="6"/>
-  </w:num>
-  <w:num w:numId="20" w16cid:durableId="1552692114">
-    <w:abstractNumId w:val="26"/>
-  </w:num>
-  <w:num w:numId="21" w16cid:durableId="696003836">
+  <w:num w:numId="7" w16cid:durableId="1276450916">
     <w:abstractNumId w:val="3"/>
-  </w:num>
-  <w:num w:numId="22" w16cid:durableId="2044818999">
-    <w:abstractNumId w:val="27"/>
-  </w:num>
-  <w:num w:numId="23" w16cid:durableId="558900432">
-    <w:abstractNumId w:val="20"/>
-  </w:num>
-  <w:num w:numId="24" w16cid:durableId="1552426260">
-    <w:abstractNumId w:val="15"/>
-  </w:num>
-  <w:num w:numId="25" w16cid:durableId="1224409781">
-    <w:abstractNumId w:val="8"/>
-  </w:num>
-  <w:num w:numId="26" w16cid:durableId="181944559">
-    <w:abstractNumId w:val="23"/>
-  </w:num>
-  <w:num w:numId="27" w16cid:durableId="797795589">
-    <w:abstractNumId w:val="19"/>
-  </w:num>
-  <w:num w:numId="28" w16cid:durableId="1276450916">
-    <w:abstractNumId w:val="16"/>
   </w:num>
 </w:numbering>
 </file>
@@ -13068,14 +12730,16 @@
     <w:rPrDefault>
       <w:rPr>
         <w:rFonts w:asciiTheme="minorHAnsi" w:eastAsiaTheme="minorHAnsi" w:hAnsiTheme="minorHAnsi" w:cstheme="minorBidi"/>
-        <w:sz w:val="22"/>
-        <w:szCs w:val="22"/>
-        <w:lang w:val="es-PE" w:eastAsia="en-US" w:bidi="ar-SA"/>
+        <w:kern w:val="2"/>
+        <w:sz w:val="24"/>
+        <w:szCs w:val="24"/>
+        <w:lang w:val="es-MX" w:eastAsia="en-US" w:bidi="ar-SA"/>
+        <w14:ligatures w14:val="standardContextual"/>
       </w:rPr>
     </w:rPrDefault>
     <w:pPrDefault>
       <w:pPr>
-        <w:spacing w:after="200" w:line="276" w:lineRule="auto"/>
+        <w:spacing w:after="160" w:line="278" w:lineRule="auto"/>
       </w:pPr>
     </w:pPrDefault>
   </w:docDefaults>
@@ -13146,7 +12810,7 @@
     <w:lsdException w:name="Closing" w:semiHidden="1" w:unhideWhenUsed="1"/>
     <w:lsdException w:name="Signature" w:semiHidden="1" w:unhideWhenUsed="1"/>
     <w:lsdException w:name="Default Paragraph Font" w:semiHidden="1" w:uiPriority="1" w:unhideWhenUsed="1"/>
-    <w:lsdException w:name="Body Text" w:semiHidden="1" w:unhideWhenUsed="1"/>
+    <w:lsdException w:name="Body Text" w:semiHidden="1" w:uiPriority="1" w:unhideWhenUsed="1" w:qFormat="1"/>
     <w:lsdException w:name="Body Text Indent" w:semiHidden="1" w:unhideWhenUsed="1"/>
     <w:lsdException w:name="List Continue" w:semiHidden="1" w:unhideWhenUsed="1"/>
     <w:lsdException w:name="List Continue 2" w:semiHidden="1" w:unhideWhenUsed="1"/>
@@ -13234,7 +12898,7 @@
     <w:lsdException w:name="Table Web 2" w:semiHidden="1" w:unhideWhenUsed="1"/>
     <w:lsdException w:name="Table Web 3" w:semiHidden="1" w:unhideWhenUsed="1"/>
     <w:lsdException w:name="Balloon Text" w:semiHidden="1" w:unhideWhenUsed="1"/>
-    <w:lsdException w:name="Table Grid" w:uiPriority="59"/>
+    <w:lsdException w:name="Table Grid" w:uiPriority="39"/>
     <w:lsdException w:name="Table Theme" w:semiHidden="1" w:unhideWhenUsed="1"/>
     <w:lsdException w:name="Placeholder Text" w:semiHidden="1"/>
     <w:lsdException w:name="No Spacing" w:uiPriority="1" w:qFormat="1"/>
@@ -13460,7 +13124,61 @@
   <w:style w:type="paragraph" w:default="1" w:styleId="Normal">
     <w:name w:val="Normal"/>
     <w:qFormat/>
-    <w:rsid w:val="008E7B3D"/>
+    <w:rsid w:val="000A1129"/>
+    <w:pPr>
+      <w:spacing w:after="200" w:line="276" w:lineRule="auto"/>
+    </w:pPr>
+    <w:rPr>
+      <w:kern w:val="0"/>
+      <w:sz w:val="22"/>
+      <w:szCs w:val="22"/>
+      <w:lang w:val="es-PE"/>
+      <w14:ligatures w14:val="none"/>
+    </w:rPr>
+  </w:style>
+  <w:style w:type="paragraph" w:styleId="Ttulo1">
+    <w:name w:val="heading 1"/>
+    <w:basedOn w:val="Normal"/>
+    <w:next w:val="Normal"/>
+    <w:link w:val="Ttulo1Car"/>
+    <w:uiPriority w:val="9"/>
+    <w:qFormat/>
+    <w:rsid w:val="003012B5"/>
+    <w:pPr>
+      <w:keepNext/>
+      <w:keepLines/>
+      <w:spacing w:before="360" w:after="80"/>
+      <w:outlineLvl w:val="0"/>
+    </w:pPr>
+    <w:rPr>
+      <w:rFonts w:asciiTheme="majorHAnsi" w:eastAsiaTheme="majorEastAsia" w:hAnsiTheme="majorHAnsi" w:cstheme="majorBidi"/>
+      <w:color w:val="0F4761" w:themeColor="accent1" w:themeShade="BF"/>
+      <w:sz w:val="40"/>
+      <w:szCs w:val="40"/>
+    </w:rPr>
+  </w:style>
+  <w:style w:type="paragraph" w:styleId="Ttulo2">
+    <w:name w:val="heading 2"/>
+    <w:basedOn w:val="Normal"/>
+    <w:next w:val="Normal"/>
+    <w:link w:val="Ttulo2Car"/>
+    <w:uiPriority w:val="9"/>
+    <w:semiHidden/>
+    <w:unhideWhenUsed/>
+    <w:qFormat/>
+    <w:rsid w:val="003012B5"/>
+    <w:pPr>
+      <w:keepNext/>
+      <w:keepLines/>
+      <w:spacing w:before="160" w:after="80"/>
+      <w:outlineLvl w:val="1"/>
+    </w:pPr>
+    <w:rPr>
+      <w:rFonts w:asciiTheme="majorHAnsi" w:eastAsiaTheme="majorEastAsia" w:hAnsiTheme="majorHAnsi" w:cstheme="majorBidi"/>
+      <w:color w:val="0F4761" w:themeColor="accent1" w:themeShade="BF"/>
+      <w:sz w:val="32"/>
+      <w:szCs w:val="32"/>
+    </w:rPr>
   </w:style>
   <w:style w:type="paragraph" w:styleId="Ttulo3">
     <w:name w:val="heading 3"/>
@@ -13471,18 +13189,18 @@
     <w:semiHidden/>
     <w:unhideWhenUsed/>
     <w:qFormat/>
-    <w:rsid w:val="005F778C"/>
+    <w:rsid w:val="003012B5"/>
     <w:pPr>
       <w:keepNext/>
       <w:keepLines/>
-      <w:spacing w:before="40" w:after="0"/>
+      <w:spacing w:before="160" w:after="80"/>
       <w:outlineLvl w:val="2"/>
     </w:pPr>
     <w:rPr>
-      <w:rFonts w:asciiTheme="majorHAnsi" w:eastAsiaTheme="majorEastAsia" w:hAnsiTheme="majorHAnsi" w:cstheme="majorBidi"/>
-      <w:color w:val="243F60" w:themeColor="accent1" w:themeShade="7F"/>
-      <w:sz w:val="24"/>
-      <w:szCs w:val="24"/>
+      <w:rFonts w:eastAsiaTheme="majorEastAsia" w:cstheme="majorBidi"/>
+      <w:color w:val="0F4761" w:themeColor="accent1" w:themeShade="BF"/>
+      <w:sz w:val="28"/>
+      <w:szCs w:val="28"/>
     </w:rPr>
   </w:style>
   <w:style w:type="paragraph" w:styleId="Ttulo4">
@@ -13494,18 +13212,127 @@
     <w:semiHidden/>
     <w:unhideWhenUsed/>
     <w:qFormat/>
-    <w:rsid w:val="007100AF"/>
+    <w:rsid w:val="003012B5"/>
+    <w:pPr>
+      <w:keepNext/>
+      <w:keepLines/>
+      <w:spacing w:before="80" w:after="40"/>
+      <w:outlineLvl w:val="3"/>
+    </w:pPr>
+    <w:rPr>
+      <w:rFonts w:eastAsiaTheme="majorEastAsia" w:cstheme="majorBidi"/>
+      <w:i/>
+      <w:iCs/>
+      <w:color w:val="0F4761" w:themeColor="accent1" w:themeShade="BF"/>
+    </w:rPr>
+  </w:style>
+  <w:style w:type="paragraph" w:styleId="Ttulo5">
+    <w:name w:val="heading 5"/>
+    <w:basedOn w:val="Normal"/>
+    <w:next w:val="Normal"/>
+    <w:link w:val="Ttulo5Car"/>
+    <w:uiPriority w:val="9"/>
+    <w:semiHidden/>
+    <w:unhideWhenUsed/>
+    <w:qFormat/>
+    <w:rsid w:val="003012B5"/>
+    <w:pPr>
+      <w:keepNext/>
+      <w:keepLines/>
+      <w:spacing w:before="80" w:after="40"/>
+      <w:outlineLvl w:val="4"/>
+    </w:pPr>
+    <w:rPr>
+      <w:rFonts w:eastAsiaTheme="majorEastAsia" w:cstheme="majorBidi"/>
+      <w:color w:val="0F4761" w:themeColor="accent1" w:themeShade="BF"/>
+    </w:rPr>
+  </w:style>
+  <w:style w:type="paragraph" w:styleId="Ttulo6">
+    <w:name w:val="heading 6"/>
+    <w:basedOn w:val="Normal"/>
+    <w:next w:val="Normal"/>
+    <w:link w:val="Ttulo6Car"/>
+    <w:uiPriority w:val="9"/>
+    <w:semiHidden/>
+    <w:unhideWhenUsed/>
+    <w:qFormat/>
+    <w:rsid w:val="003012B5"/>
     <w:pPr>
       <w:keepNext/>
       <w:keepLines/>
       <w:spacing w:before="40" w:after="0"/>
-      <w:outlineLvl w:val="3"/>
+      <w:outlineLvl w:val="5"/>
     </w:pPr>
     <w:rPr>
-      <w:rFonts w:asciiTheme="majorHAnsi" w:eastAsiaTheme="majorEastAsia" w:hAnsiTheme="majorHAnsi" w:cstheme="majorBidi"/>
+      <w:rFonts w:eastAsiaTheme="majorEastAsia" w:cstheme="majorBidi"/>
       <w:i/>
       <w:iCs/>
-      <w:color w:val="365F91" w:themeColor="accent1" w:themeShade="BF"/>
+      <w:color w:val="595959" w:themeColor="text1" w:themeTint="A6"/>
+    </w:rPr>
+  </w:style>
+  <w:style w:type="paragraph" w:styleId="Ttulo7">
+    <w:name w:val="heading 7"/>
+    <w:basedOn w:val="Normal"/>
+    <w:next w:val="Normal"/>
+    <w:link w:val="Ttulo7Car"/>
+    <w:uiPriority w:val="9"/>
+    <w:semiHidden/>
+    <w:unhideWhenUsed/>
+    <w:qFormat/>
+    <w:rsid w:val="003012B5"/>
+    <w:pPr>
+      <w:keepNext/>
+      <w:keepLines/>
+      <w:spacing w:before="40" w:after="0"/>
+      <w:outlineLvl w:val="6"/>
+    </w:pPr>
+    <w:rPr>
+      <w:rFonts w:eastAsiaTheme="majorEastAsia" w:cstheme="majorBidi"/>
+      <w:color w:val="595959" w:themeColor="text1" w:themeTint="A6"/>
+    </w:rPr>
+  </w:style>
+  <w:style w:type="paragraph" w:styleId="Ttulo8">
+    <w:name w:val="heading 8"/>
+    <w:basedOn w:val="Normal"/>
+    <w:next w:val="Normal"/>
+    <w:link w:val="Ttulo8Car"/>
+    <w:uiPriority w:val="9"/>
+    <w:semiHidden/>
+    <w:unhideWhenUsed/>
+    <w:qFormat/>
+    <w:rsid w:val="003012B5"/>
+    <w:pPr>
+      <w:keepNext/>
+      <w:keepLines/>
+      <w:spacing w:after="0"/>
+      <w:outlineLvl w:val="7"/>
+    </w:pPr>
+    <w:rPr>
+      <w:rFonts w:eastAsiaTheme="majorEastAsia" w:cstheme="majorBidi"/>
+      <w:i/>
+      <w:iCs/>
+      <w:color w:val="272727" w:themeColor="text1" w:themeTint="D8"/>
+    </w:rPr>
+  </w:style>
+  <w:style w:type="paragraph" w:styleId="Ttulo9">
+    <w:name w:val="heading 9"/>
+    <w:basedOn w:val="Normal"/>
+    <w:next w:val="Normal"/>
+    <w:link w:val="Ttulo9Car"/>
+    <w:uiPriority w:val="9"/>
+    <w:semiHidden/>
+    <w:unhideWhenUsed/>
+    <w:qFormat/>
+    <w:rsid w:val="003012B5"/>
+    <w:pPr>
+      <w:keepNext/>
+      <w:keepLines/>
+      <w:spacing w:after="0"/>
+      <w:outlineLvl w:val="8"/>
+    </w:pPr>
+    <w:rPr>
+      <w:rFonts w:eastAsiaTheme="majorEastAsia" w:cstheme="majorBidi"/>
+      <w:color w:val="272727" w:themeColor="text1" w:themeTint="D8"/>
     </w:rPr>
   </w:style>
   <w:style w:type="character" w:default="1" w:styleId="Fuentedeprrafopredeter">
@@ -13535,13 +13362,303 @@
     <w:semiHidden/>
     <w:unhideWhenUsed/>
   </w:style>
+  <w:style w:type="character" w:customStyle="1" w:styleId="Ttulo1Car">
+    <w:name w:val="Título 1 Car"/>
+    <w:basedOn w:val="Fuentedeprrafopredeter"/>
+    <w:link w:val="Ttulo1"/>
+    <w:uiPriority w:val="9"/>
+    <w:rsid w:val="003012B5"/>
+    <w:rPr>
+      <w:rFonts w:asciiTheme="majorHAnsi" w:eastAsiaTheme="majorEastAsia" w:hAnsiTheme="majorHAnsi" w:cstheme="majorBidi"/>
+      <w:color w:val="0F4761" w:themeColor="accent1" w:themeShade="BF"/>
+      <w:sz w:val="40"/>
+      <w:szCs w:val="40"/>
+    </w:rPr>
+  </w:style>
+  <w:style w:type="character" w:customStyle="1" w:styleId="Ttulo2Car">
+    <w:name w:val="Título 2 Car"/>
+    <w:basedOn w:val="Fuentedeprrafopredeter"/>
+    <w:link w:val="Ttulo2"/>
+    <w:uiPriority w:val="9"/>
+    <w:semiHidden/>
+    <w:rsid w:val="003012B5"/>
+    <w:rPr>
+      <w:rFonts w:asciiTheme="majorHAnsi" w:eastAsiaTheme="majorEastAsia" w:hAnsiTheme="majorHAnsi" w:cstheme="majorBidi"/>
+      <w:color w:val="0F4761" w:themeColor="accent1" w:themeShade="BF"/>
+      <w:sz w:val="32"/>
+      <w:szCs w:val="32"/>
+    </w:rPr>
+  </w:style>
+  <w:style w:type="character" w:customStyle="1" w:styleId="Ttulo3Car">
+    <w:name w:val="Título 3 Car"/>
+    <w:basedOn w:val="Fuentedeprrafopredeter"/>
+    <w:link w:val="Ttulo3"/>
+    <w:uiPriority w:val="9"/>
+    <w:semiHidden/>
+    <w:rsid w:val="003012B5"/>
+    <w:rPr>
+      <w:rFonts w:eastAsiaTheme="majorEastAsia" w:cstheme="majorBidi"/>
+      <w:color w:val="0F4761" w:themeColor="accent1" w:themeShade="BF"/>
+      <w:sz w:val="28"/>
+      <w:szCs w:val="28"/>
+    </w:rPr>
+  </w:style>
+  <w:style w:type="character" w:customStyle="1" w:styleId="Ttulo4Car">
+    <w:name w:val="Título 4 Car"/>
+    <w:basedOn w:val="Fuentedeprrafopredeter"/>
+    <w:link w:val="Ttulo4"/>
+    <w:uiPriority w:val="9"/>
+    <w:semiHidden/>
+    <w:rsid w:val="003012B5"/>
+    <w:rPr>
+      <w:rFonts w:eastAsiaTheme="majorEastAsia" w:cstheme="majorBidi"/>
+      <w:i/>
+      <w:iCs/>
+      <w:color w:val="0F4761" w:themeColor="accent1" w:themeShade="BF"/>
+    </w:rPr>
+  </w:style>
+  <w:style w:type="character" w:customStyle="1" w:styleId="Ttulo5Car">
+    <w:name w:val="Título 5 Car"/>
+    <w:basedOn w:val="Fuentedeprrafopredeter"/>
+    <w:link w:val="Ttulo5"/>
+    <w:uiPriority w:val="9"/>
+    <w:semiHidden/>
+    <w:rsid w:val="003012B5"/>
+    <w:rPr>
+      <w:rFonts w:eastAsiaTheme="majorEastAsia" w:cstheme="majorBidi"/>
+      <w:color w:val="0F4761" w:themeColor="accent1" w:themeShade="BF"/>
+    </w:rPr>
+  </w:style>
+  <w:style w:type="character" w:customStyle="1" w:styleId="Ttulo6Car">
+    <w:name w:val="Título 6 Car"/>
+    <w:basedOn w:val="Fuentedeprrafopredeter"/>
+    <w:link w:val="Ttulo6"/>
+    <w:uiPriority w:val="9"/>
+    <w:semiHidden/>
+    <w:rsid w:val="003012B5"/>
+    <w:rPr>
+      <w:rFonts w:eastAsiaTheme="majorEastAsia" w:cstheme="majorBidi"/>
+      <w:i/>
+      <w:iCs/>
+      <w:color w:val="595959" w:themeColor="text1" w:themeTint="A6"/>
+    </w:rPr>
+  </w:style>
+  <w:style w:type="character" w:customStyle="1" w:styleId="Ttulo7Car">
+    <w:name w:val="Título 7 Car"/>
+    <w:basedOn w:val="Fuentedeprrafopredeter"/>
+    <w:link w:val="Ttulo7"/>
+    <w:uiPriority w:val="9"/>
+    <w:semiHidden/>
+    <w:rsid w:val="003012B5"/>
+    <w:rPr>
+      <w:rFonts w:eastAsiaTheme="majorEastAsia" w:cstheme="majorBidi"/>
+      <w:color w:val="595959" w:themeColor="text1" w:themeTint="A6"/>
+    </w:rPr>
+  </w:style>
+  <w:style w:type="character" w:customStyle="1" w:styleId="Ttulo8Car">
+    <w:name w:val="Título 8 Car"/>
+    <w:basedOn w:val="Fuentedeprrafopredeter"/>
+    <w:link w:val="Ttulo8"/>
+    <w:uiPriority w:val="9"/>
+    <w:semiHidden/>
+    <w:rsid w:val="003012B5"/>
+    <w:rPr>
+      <w:rFonts w:eastAsiaTheme="majorEastAsia" w:cstheme="majorBidi"/>
+      <w:i/>
+      <w:iCs/>
+      <w:color w:val="272727" w:themeColor="text1" w:themeTint="D8"/>
+    </w:rPr>
+  </w:style>
+  <w:style w:type="character" w:customStyle="1" w:styleId="Ttulo9Car">
+    <w:name w:val="Título 9 Car"/>
+    <w:basedOn w:val="Fuentedeprrafopredeter"/>
+    <w:link w:val="Ttulo9"/>
+    <w:uiPriority w:val="9"/>
+    <w:semiHidden/>
+    <w:rsid w:val="003012B5"/>
+    <w:rPr>
+      <w:rFonts w:eastAsiaTheme="majorEastAsia" w:cstheme="majorBidi"/>
+      <w:color w:val="272727" w:themeColor="text1" w:themeTint="D8"/>
+    </w:rPr>
+  </w:style>
+  <w:style w:type="paragraph" w:styleId="Ttulo">
+    <w:name w:val="Title"/>
+    <w:basedOn w:val="Normal"/>
+    <w:next w:val="Normal"/>
+    <w:link w:val="TtuloCar"/>
+    <w:uiPriority w:val="10"/>
+    <w:qFormat/>
+    <w:rsid w:val="003012B5"/>
+    <w:pPr>
+      <w:spacing w:after="80" w:line="240" w:lineRule="auto"/>
+      <w:contextualSpacing/>
+    </w:pPr>
+    <w:rPr>
+      <w:rFonts w:asciiTheme="majorHAnsi" w:eastAsiaTheme="majorEastAsia" w:hAnsiTheme="majorHAnsi" w:cstheme="majorBidi"/>
+      <w:spacing w:val="-10"/>
+      <w:kern w:val="28"/>
+      <w:sz w:val="56"/>
+      <w:szCs w:val="56"/>
+    </w:rPr>
+  </w:style>
+  <w:style w:type="character" w:customStyle="1" w:styleId="TtuloCar">
+    <w:name w:val="Título Car"/>
+    <w:basedOn w:val="Fuentedeprrafopredeter"/>
+    <w:link w:val="Ttulo"/>
+    <w:uiPriority w:val="10"/>
+    <w:rsid w:val="003012B5"/>
+    <w:rPr>
+      <w:rFonts w:asciiTheme="majorHAnsi" w:eastAsiaTheme="majorEastAsia" w:hAnsiTheme="majorHAnsi" w:cstheme="majorBidi"/>
+      <w:spacing w:val="-10"/>
+      <w:kern w:val="28"/>
+      <w:sz w:val="56"/>
+      <w:szCs w:val="56"/>
+    </w:rPr>
+  </w:style>
+  <w:style w:type="paragraph" w:styleId="Subttulo">
+    <w:name w:val="Subtitle"/>
+    <w:basedOn w:val="Normal"/>
+    <w:next w:val="Normal"/>
+    <w:link w:val="SubttuloCar"/>
+    <w:uiPriority w:val="11"/>
+    <w:qFormat/>
+    <w:rsid w:val="003012B5"/>
+    <w:pPr>
+      <w:numPr>
+        <w:ilvl w:val="1"/>
+      </w:numPr>
+    </w:pPr>
+    <w:rPr>
+      <w:rFonts w:eastAsiaTheme="majorEastAsia" w:cstheme="majorBidi"/>
+      <w:color w:val="595959" w:themeColor="text1" w:themeTint="A6"/>
+      <w:spacing w:val="15"/>
+      <w:sz w:val="28"/>
+      <w:szCs w:val="28"/>
+    </w:rPr>
+  </w:style>
+  <w:style w:type="character" w:customStyle="1" w:styleId="SubttuloCar">
+    <w:name w:val="Subtítulo Car"/>
+    <w:basedOn w:val="Fuentedeprrafopredeter"/>
+    <w:link w:val="Subttulo"/>
+    <w:uiPriority w:val="11"/>
+    <w:rsid w:val="003012B5"/>
+    <w:rPr>
+      <w:rFonts w:eastAsiaTheme="majorEastAsia" w:cstheme="majorBidi"/>
+      <w:color w:val="595959" w:themeColor="text1" w:themeTint="A6"/>
+      <w:spacing w:val="15"/>
+      <w:sz w:val="28"/>
+      <w:szCs w:val="28"/>
+    </w:rPr>
+  </w:style>
+  <w:style w:type="paragraph" w:styleId="Cita">
+    <w:name w:val="Quote"/>
+    <w:basedOn w:val="Normal"/>
+    <w:next w:val="Normal"/>
+    <w:link w:val="CitaCar"/>
+    <w:uiPriority w:val="29"/>
+    <w:qFormat/>
+    <w:rsid w:val="003012B5"/>
+    <w:pPr>
+      <w:spacing w:before="160"/>
+      <w:jc w:val="center"/>
+    </w:pPr>
+    <w:rPr>
+      <w:i/>
+      <w:iCs/>
+      <w:color w:val="404040" w:themeColor="text1" w:themeTint="BF"/>
+    </w:rPr>
+  </w:style>
+  <w:style w:type="character" w:customStyle="1" w:styleId="CitaCar">
+    <w:name w:val="Cita Car"/>
+    <w:basedOn w:val="Fuentedeprrafopredeter"/>
+    <w:link w:val="Cita"/>
+    <w:uiPriority w:val="29"/>
+    <w:rsid w:val="003012B5"/>
+    <w:rPr>
+      <w:i/>
+      <w:iCs/>
+      <w:color w:val="404040" w:themeColor="text1" w:themeTint="BF"/>
+    </w:rPr>
+  </w:style>
+  <w:style w:type="paragraph" w:styleId="Prrafodelista">
+    <w:name w:val="List Paragraph"/>
+    <w:basedOn w:val="Normal"/>
+    <w:uiPriority w:val="34"/>
+    <w:qFormat/>
+    <w:rsid w:val="003012B5"/>
+    <w:pPr>
+      <w:ind w:left="720"/>
+      <w:contextualSpacing/>
+    </w:pPr>
+  </w:style>
+  <w:style w:type="character" w:styleId="nfasisintenso">
+    <w:name w:val="Intense Emphasis"/>
+    <w:basedOn w:val="Fuentedeprrafopredeter"/>
+    <w:uiPriority w:val="21"/>
+    <w:qFormat/>
+    <w:rsid w:val="003012B5"/>
+    <w:rPr>
+      <w:i/>
+      <w:iCs/>
+      <w:color w:val="0F4761" w:themeColor="accent1" w:themeShade="BF"/>
+    </w:rPr>
+  </w:style>
+  <w:style w:type="paragraph" w:styleId="Citadestacada">
+    <w:name w:val="Intense Quote"/>
+    <w:basedOn w:val="Normal"/>
+    <w:next w:val="Normal"/>
+    <w:link w:val="CitadestacadaCar"/>
+    <w:uiPriority w:val="30"/>
+    <w:qFormat/>
+    <w:rsid w:val="003012B5"/>
+    <w:pPr>
+      <w:pBdr>
+        <w:top w:val="single" w:sz="4" w:space="10" w:color="0F4761" w:themeColor="accent1" w:themeShade="BF"/>
+        <w:bottom w:val="single" w:sz="4" w:space="10" w:color="0F4761" w:themeColor="accent1" w:themeShade="BF"/>
+      </w:pBdr>
+      <w:spacing w:before="360" w:after="360"/>
+      <w:ind w:left="864" w:right="864"/>
+      <w:jc w:val="center"/>
+    </w:pPr>
+    <w:rPr>
+      <w:i/>
+      <w:iCs/>
+      <w:color w:val="0F4761" w:themeColor="accent1" w:themeShade="BF"/>
+    </w:rPr>
+  </w:style>
+  <w:style w:type="character" w:customStyle="1" w:styleId="CitadestacadaCar">
+    <w:name w:val="Cita destacada Car"/>
+    <w:basedOn w:val="Fuentedeprrafopredeter"/>
+    <w:link w:val="Citadestacada"/>
+    <w:uiPriority w:val="30"/>
+    <w:rsid w:val="003012B5"/>
+    <w:rPr>
+      <w:i/>
+      <w:iCs/>
+      <w:color w:val="0F4761" w:themeColor="accent1" w:themeShade="BF"/>
+    </w:rPr>
+  </w:style>
+  <w:style w:type="character" w:styleId="Referenciaintensa">
+    <w:name w:val="Intense Reference"/>
+    <w:basedOn w:val="Fuentedeprrafopredeter"/>
+    <w:uiPriority w:val="32"/>
+    <w:qFormat/>
+    <w:rsid w:val="003012B5"/>
+    <w:rPr>
+      <w:b/>
+      <w:bCs/>
+      <w:smallCaps/>
+      <w:color w:val="0F4761" w:themeColor="accent1" w:themeShade="BF"/>
+      <w:spacing w:val="5"/>
+    </w:rPr>
+  </w:style>
   <w:style w:type="paragraph" w:styleId="Encabezado">
     <w:name w:val="header"/>
     <w:basedOn w:val="Normal"/>
     <w:link w:val="EncabezadoCar"/>
     <w:uiPriority w:val="99"/>
     <w:unhideWhenUsed/>
-    <w:rsid w:val="00505CA1"/>
+    <w:rsid w:val="003012B5"/>
     <w:pPr>
       <w:tabs>
         <w:tab w:val="center" w:pos="4419"/>
@@ -13555,7 +13672,7 @@
     <w:basedOn w:val="Fuentedeprrafopredeter"/>
     <w:link w:val="Encabezado"/>
     <w:uiPriority w:val="99"/>
-    <w:rsid w:val="00505CA1"/>
+    <w:rsid w:val="003012B5"/>
   </w:style>
   <w:style w:type="paragraph" w:styleId="Piedepgina">
     <w:name w:val="footer"/>
@@ -13563,7 +13680,7 @@
     <w:link w:val="PiedepginaCar"/>
     <w:uiPriority w:val="99"/>
     <w:unhideWhenUsed/>
-    <w:rsid w:val="00505CA1"/>
+    <w:rsid w:val="003012B5"/>
     <w:pPr>
       <w:tabs>
         <w:tab w:val="center" w:pos="4419"/>
@@ -13577,96 +13694,41 @@
     <w:basedOn w:val="Fuentedeprrafopredeter"/>
     <w:link w:val="Piedepgina"/>
     <w:uiPriority w:val="99"/>
-    <w:rsid w:val="00505CA1"/>
+    <w:rsid w:val="003012B5"/>
   </w:style>
-  <w:style w:type="paragraph" w:styleId="Textodeglobo">
-    <w:name w:val="Balloon Text"/>
+  <w:style w:type="paragraph" w:styleId="Textoindependiente">
+    <w:name w:val="Body Text"/>
     <w:basedOn w:val="Normal"/>
-    <w:link w:val="TextodegloboCar"/>
-    <w:uiPriority w:val="99"/>
-    <w:semiHidden/>
-    <w:unhideWhenUsed/>
-    <w:rsid w:val="00505CA1"/>
+    <w:link w:val="TextoindependienteCar"/>
+    <w:uiPriority w:val="1"/>
+    <w:qFormat/>
+    <w:rsid w:val="003012B5"/>
     <w:pPr>
+      <w:widowControl w:val="0"/>
+      <w:autoSpaceDE w:val="0"/>
+      <w:autoSpaceDN w:val="0"/>
       <w:spacing w:after="0" w:line="240" w:lineRule="auto"/>
     </w:pPr>
     <w:rPr>
-      <w:rFonts w:ascii="Tahoma" w:hAnsi="Tahoma" w:cs="Tahoma"/>
-      <w:sz w:val="16"/>
-      <w:szCs w:val="16"/>
+      <w:rFonts w:ascii="Arial" w:eastAsia="Arial" w:hAnsi="Arial" w:cs="Arial"/>
+      <w:sz w:val="18"/>
+      <w:szCs w:val="18"/>
+      <w:lang w:val="es-ES"/>
     </w:rPr>
   </w:style>
-  <w:style w:type="character" w:customStyle="1" w:styleId="TextodegloboCar">
-    <w:name w:val="Texto de globo Car"/>
+  <w:style w:type="character" w:customStyle="1" w:styleId="TextoindependienteCar">
+    <w:name w:val="Texto independiente Car"/>
     <w:basedOn w:val="Fuentedeprrafopredeter"/>
-    <w:link w:val="Textodeglobo"/>
-    <w:uiPriority w:val="99"/>
-    <w:semiHidden/>
-    <w:rsid w:val="00505CA1"/>
+    <w:link w:val="Textoindependiente"/>
+    <w:uiPriority w:val="1"/>
+    <w:rsid w:val="003012B5"/>
     <w:rPr>
-      <w:rFonts w:ascii="Tahoma" w:hAnsi="Tahoma" w:cs="Tahoma"/>
-      <w:sz w:val="16"/>
-      <w:szCs w:val="16"/>
-    </w:rPr>
-  </w:style>
-  <w:style w:type="paragraph" w:customStyle="1" w:styleId="Default">
-    <w:name w:val="Default"/>
-    <w:rsid w:val="00E13BE1"/>
-    <w:pPr>
-      <w:autoSpaceDE w:val="0"/>
-      <w:autoSpaceDN w:val="0"/>
-      <w:adjustRightInd w:val="0"/>
-      <w:spacing w:after="0" w:line="240" w:lineRule="auto"/>
-    </w:pPr>
-    <w:rPr>
-      <w:rFonts w:ascii="Calibri" w:hAnsi="Calibri" w:cs="Calibri"/>
-      <w:color w:val="000000"/>
-      <w:sz w:val="24"/>
-      <w:szCs w:val="24"/>
-    </w:rPr>
-  </w:style>
-  <w:style w:type="paragraph" w:styleId="Prrafodelista">
-    <w:name w:val="List Paragraph"/>
-    <w:basedOn w:val="Normal"/>
-    <w:uiPriority w:val="34"/>
-    <w:qFormat/>
-    <w:rsid w:val="005422B0"/>
-    <w:pPr>
-      <w:ind w:left="720"/>
-      <w:contextualSpacing/>
-    </w:pPr>
-  </w:style>
-  <w:style w:type="character" w:customStyle="1" w:styleId="apple-converted-space">
-    <w:name w:val="apple-converted-space"/>
-    <w:basedOn w:val="Fuentedeprrafopredeter"/>
-    <w:rsid w:val="00B34A80"/>
-  </w:style>
-  <w:style w:type="character" w:customStyle="1" w:styleId="Ttulo3Car">
-    <w:name w:val="Título 3 Car"/>
-    <w:basedOn w:val="Fuentedeprrafopredeter"/>
-    <w:link w:val="Ttulo3"/>
-    <w:uiPriority w:val="9"/>
-    <w:semiHidden/>
-    <w:rsid w:val="005F778C"/>
-    <w:rPr>
-      <w:rFonts w:asciiTheme="majorHAnsi" w:eastAsiaTheme="majorEastAsia" w:hAnsiTheme="majorHAnsi" w:cstheme="majorBidi"/>
-      <w:color w:val="243F60" w:themeColor="accent1" w:themeShade="7F"/>
-      <w:sz w:val="24"/>
-      <w:szCs w:val="24"/>
-    </w:rPr>
-  </w:style>
-  <w:style w:type="character" w:customStyle="1" w:styleId="Ttulo4Car">
-    <w:name w:val="Título 4 Car"/>
-    <w:basedOn w:val="Fuentedeprrafopredeter"/>
-    <w:link w:val="Ttulo4"/>
-    <w:uiPriority w:val="9"/>
-    <w:semiHidden/>
-    <w:rsid w:val="007100AF"/>
-    <w:rPr>
-      <w:rFonts w:asciiTheme="majorHAnsi" w:eastAsiaTheme="majorEastAsia" w:hAnsiTheme="majorHAnsi" w:cstheme="majorBidi"/>
-      <w:i/>
-      <w:iCs/>
-      <w:color w:val="365F91" w:themeColor="accent1" w:themeShade="BF"/>
+      <w:rFonts w:ascii="Arial" w:eastAsia="Arial" w:hAnsi="Arial" w:cs="Arial"/>
+      <w:kern w:val="0"/>
+      <w:sz w:val="18"/>
+      <w:szCs w:val="18"/>
+      <w:lang w:val="es-ES"/>
+      <w14:ligatures w14:val="none"/>
     </w:rPr>
   </w:style>
 </w:styles>
@@ -13683,44 +13745,44 @@
         <a:sysClr val="window" lastClr="FFFFFF"/>
       </a:lt1>
       <a:dk2>
-        <a:srgbClr val="1F497D"/>
+        <a:srgbClr val="0E2841"/>
       </a:dk2>
       <a:lt2>
-        <a:srgbClr val="EEECE1"/>
+        <a:srgbClr val="E8E8E8"/>
       </a:lt2>
       <a:accent1>
-        <a:srgbClr val="4F81BD"/>
+        <a:srgbClr val="156082"/>
       </a:accent1>
       <a:accent2>
-        <a:srgbClr val="C0504D"/>
+        <a:srgbClr val="E97132"/>
       </a:accent2>
       <a:accent3>
-        <a:srgbClr val="9BBB59"/>
+        <a:srgbClr val="196B24"/>
       </a:accent3>
       <a:accent4>
-        <a:srgbClr val="8064A2"/>
+        <a:srgbClr val="0F9ED5"/>
       </a:accent4>
       <a:accent5>
-        <a:srgbClr val="4BACC6"/>
+        <a:srgbClr val="A02B93"/>
       </a:accent5>
       <a:accent6>
-        <a:srgbClr val="F79646"/>
+        <a:srgbClr val="4EA72E"/>
       </a:accent6>
       <a:hlink>
-        <a:srgbClr val="0000FF"/>
+        <a:srgbClr val="467886"/>
       </a:hlink>
       <a:folHlink>
-        <a:srgbClr val="800080"/>
+        <a:srgbClr val="96607D"/>
       </a:folHlink>
     </a:clrScheme>
     <a:fontScheme name="Office">
       <a:majorFont>
-        <a:latin typeface="Cambria"/>
+        <a:latin typeface="Aptos Display" panose="02110004020202020204"/>
         <a:ea typeface=""/>
         <a:cs typeface=""/>
-        <a:font script="Jpan" typeface="ＭＳ ゴシック"/>
+        <a:font script="Jpan" typeface="游ゴシック Light"/>
         <a:font script="Hang" typeface="맑은 고딕"/>
-        <a:font script="Hans" typeface="宋体"/>
+        <a:font script="Hans" typeface="等线 Light"/>
         <a:font script="Hant" typeface="新細明體"/>
         <a:font script="Arab" typeface="Times New Roman"/>
         <a:font script="Hebr" typeface="Times New Roman"/>
@@ -13748,14 +13810,31 @@
         <a:font script="Viet" typeface="Times New Roman"/>
         <a:font script="Uigh" typeface="Microsoft Uighur"/>
         <a:font script="Geor" typeface="Sylfaen"/>
+        <a:font script="Armn" typeface="Arial"/>
+        <a:font script="Bugi" typeface="Leelawadee UI"/>
+        <a:font script="Bopo" typeface="Microsoft JhengHei"/>
+        <a:font script="Java" typeface="Javanese Text"/>
+        <a:font script="Lisu" typeface="Segoe UI"/>
+        <a:font script="Mymr" typeface="Myanmar Text"/>
+        <a:font script="Nkoo" typeface="Ebrima"/>
+        <a:font script="Olck" typeface="Nirmala UI"/>
+        <a:font script="Osma" typeface="Ebrima"/>
+        <a:font script="Phag" typeface="Phagspa"/>
+        <a:font script="Syrn" typeface="Estrangelo Edessa"/>
+        <a:font script="Syrj" typeface="Estrangelo Edessa"/>
+        <a:font script="Syre" typeface="Estrangelo Edessa"/>
+        <a:font script="Sora" typeface="Nirmala UI"/>
+        <a:font script="Tale" typeface="Microsoft Tai Le"/>
+        <a:font script="Talu" typeface="Microsoft New Tai Lue"/>
+        <a:font script="Tfng" typeface="Ebrima"/>
       </a:majorFont>
       <a:minorFont>
-        <a:latin typeface="Calibri"/>
+        <a:latin typeface="Aptos" panose="02110004020202020204"/>
         <a:ea typeface=""/>
         <a:cs typeface=""/>
-        <a:font script="Jpan" typeface="ＭＳ 明朝"/>
+        <a:font script="Jpan" typeface="游明朝"/>
         <a:font script="Hang" typeface="맑은 고딕"/>
-        <a:font script="Hans" typeface="宋体"/>
+        <a:font script="Hans" typeface="等线"/>
         <a:font script="Hant" typeface="新細明體"/>
         <a:font script="Arab" typeface="Arial"/>
         <a:font script="Hebr" typeface="Arial"/>
@@ -13783,6 +13862,23 @@
         <a:font script="Viet" typeface="Arial"/>
         <a:font script="Uigh" typeface="Microsoft Uighur"/>
         <a:font script="Geor" typeface="Sylfaen"/>
+        <a:font script="Armn" typeface="Arial"/>
+        <a:font script="Bugi" typeface="Leelawadee UI"/>
+        <a:font script="Bopo" typeface="Microsoft JhengHei"/>
+        <a:font script="Java" typeface="Javanese Text"/>
+        <a:font script="Lisu" typeface="Segoe UI"/>
+        <a:font script="Mymr" typeface="Myanmar Text"/>
+        <a:font script="Nkoo" typeface="Ebrima"/>
+        <a:font script="Olck" typeface="Nirmala UI"/>
+        <a:font script="Osma" typeface="Ebrima"/>
+        <a:font script="Phag" typeface="Phagspa"/>
+        <a:font script="Syrn" typeface="Estrangelo Edessa"/>
+        <a:font script="Syrj" typeface="Estrangelo Edessa"/>
+        <a:font script="Syre" typeface="Estrangelo Edessa"/>
+        <a:font script="Sora" typeface="Nirmala UI"/>
+        <a:font script="Tale" typeface="Microsoft Tai Le"/>
+        <a:font script="Talu" typeface="Microsoft New Tai Lue"/>
+        <a:font script="Tfng" typeface="Ebrima"/>
       </a:minorFont>
     </a:fontScheme>
     <a:fmtScheme name="Office">
@@ -13794,165 +13890,141 @@
           <a:gsLst>
             <a:gs pos="0">
               <a:schemeClr val="phClr">
-                <a:tint val="50000"/>
-                <a:satMod val="300000"/>
+                <a:lumMod val="110000"/>
+                <a:satMod val="105000"/>
+                <a:tint val="67000"/>
               </a:schemeClr>
             </a:gs>
-            <a:gs pos="35000">
+            <a:gs pos="50000">
               <a:schemeClr val="phClr">
-                <a:tint val="37000"/>
-                <a:satMod val="300000"/>
+                <a:lumMod val="105000"/>
+                <a:satMod val="103000"/>
+                <a:tint val="73000"/>
               </a:schemeClr>
             </a:gs>
             <a:gs pos="100000">
               <a:schemeClr val="phClr">
-                <a:tint val="15000"/>
-                <a:satMod val="350000"/>
+                <a:lumMod val="105000"/>
+                <a:satMod val="109000"/>
+                <a:tint val="81000"/>
               </a:schemeClr>
             </a:gs>
           </a:gsLst>
-          <a:lin ang="16200000" scaled="1"/>
+          <a:lin ang="5400000" scaled="0"/>
         </a:gradFill>
         <a:gradFill rotWithShape="1">
           <a:gsLst>
             <a:gs pos="0">
               <a:schemeClr val="phClr">
-                <a:shade val="51000"/>
-                <a:satMod val="130000"/>
+                <a:satMod val="103000"/>
+                <a:lumMod val="102000"/>
+                <a:tint val="94000"/>
               </a:schemeClr>
             </a:gs>
-            <a:gs pos="80000">
+            <a:gs pos="50000">
               <a:schemeClr val="phClr">
-                <a:shade val="93000"/>
-                <a:satMod val="130000"/>
+                <a:satMod val="110000"/>
+                <a:lumMod val="100000"/>
+                <a:shade val="100000"/>
               </a:schemeClr>
             </a:gs>
             <a:gs pos="100000">
               <a:schemeClr val="phClr">
-                <a:shade val="94000"/>
-                <a:satMod val="135000"/>
+                <a:lumMod val="99000"/>
+                <a:satMod val="120000"/>
+                <a:shade val="78000"/>
               </a:schemeClr>
             </a:gs>
           </a:gsLst>
-          <a:lin ang="16200000" scaled="0"/>
+          <a:lin ang="5400000" scaled="0"/>
         </a:gradFill>
       </a:fillStyleLst>
       <a:lnStyleLst>
-        <a:ln w="9525" cap="flat" cmpd="sng" algn="ctr">
-          <a:solidFill>
-            <a:schemeClr val="phClr">
-              <a:shade val="95000"/>
-              <a:satMod val="105000"/>
-            </a:schemeClr>
-          </a:solidFill>
-          <a:prstDash val="solid"/>
-        </a:ln>
-        <a:ln w="25400" cap="flat" cmpd="sng" algn="ctr">
+        <a:ln w="6350" cap="flat" cmpd="sng" algn="ctr">
           <a:solidFill>
             <a:schemeClr val="phClr"/>
           </a:solidFill>
           <a:prstDash val="solid"/>
+          <a:miter lim="800000"/>
         </a:ln>
-        <a:ln w="38100" cap="flat" cmpd="sng" algn="ctr">
+        <a:ln w="12700" cap="flat" cmpd="sng" algn="ctr">
           <a:solidFill>
             <a:schemeClr val="phClr"/>
           </a:solidFill>
           <a:prstDash val="solid"/>
+          <a:miter lim="800000"/>
+        </a:ln>
+        <a:ln w="19050" cap="flat" cmpd="sng" algn="ctr">
+          <a:solidFill>
+            <a:schemeClr val="phClr"/>
+          </a:solidFill>
+          <a:prstDash val="solid"/>
+          <a:miter lim="800000"/>
         </a:ln>
       </a:lnStyleLst>
       <a:effectStyleLst>
         <a:effectStyle>
+          <a:effectLst/>
+        </a:effectStyle>
+        <a:effectStyle>
+          <a:effectLst/>
+        </a:effectStyle>
+        <a:effectStyle>
           <a:effectLst>
-            <a:outerShdw blurRad="40000" dist="20000" dir="5400000" rotWithShape="0">
+            <a:outerShdw blurRad="57150" dist="19050" dir="5400000" algn="ctr" rotWithShape="0">
               <a:srgbClr val="000000">
-                <a:alpha val="38000"/>
+                <a:alpha val="63000"/>
               </a:srgbClr>
             </a:outerShdw>
           </a:effectLst>
-        </a:effectStyle>
-        <a:effectStyle>
-          <a:effectLst>
-            <a:outerShdw blurRad="40000" dist="23000" dir="5400000" rotWithShape="0">
-              <a:srgbClr val="000000">
-                <a:alpha val="35000"/>
-              </a:srgbClr>
-            </a:outerShdw>
-          </a:effectLst>
-        </a:effectStyle>
-        <a:effectStyle>
-          <a:effectLst>
-            <a:outerShdw blurRad="40000" dist="23000" dir="5400000" rotWithShape="0">
-              <a:srgbClr val="000000">
-                <a:alpha val="35000"/>
-              </a:srgbClr>
-            </a:outerShdw>
-          </a:effectLst>
-          <a:scene3d>
-            <a:camera prst="orthographicFront">
-              <a:rot lat="0" lon="0" rev="0"/>
-            </a:camera>
-            <a:lightRig rig="threePt" dir="t">
-              <a:rot lat="0" lon="0" rev="1200000"/>
-            </a:lightRig>
-          </a:scene3d>
-          <a:sp3d>
-            <a:bevelT w="63500" h="25400"/>
-          </a:sp3d>
         </a:effectStyle>
       </a:effectStyleLst>
       <a:bgFillStyleLst>
         <a:solidFill>
           <a:schemeClr val="phClr"/>
         </a:solidFill>
+        <a:solidFill>
+          <a:schemeClr val="phClr">
+            <a:tint val="95000"/>
+            <a:satMod val="170000"/>
+          </a:schemeClr>
+        </a:solidFill>
         <a:gradFill rotWithShape="1">
           <a:gsLst>
             <a:gs pos="0">
               <a:schemeClr val="phClr">
-                <a:tint val="40000"/>
-                <a:satMod val="350000"/>
+                <a:tint val="93000"/>
+                <a:satMod val="150000"/>
+                <a:shade val="98000"/>
+                <a:lumMod val="102000"/>
               </a:schemeClr>
             </a:gs>
-            <a:gs pos="40000">
+            <a:gs pos="50000">
               <a:schemeClr val="phClr">
-                <a:tint val="45000"/>
-                <a:shade val="99000"/>
-                <a:satMod val="350000"/>
+                <a:tint val="98000"/>
+                <a:satMod val="130000"/>
+                <a:shade val="90000"/>
+                <a:lumMod val="103000"/>
               </a:schemeClr>
             </a:gs>
             <a:gs pos="100000">
               <a:schemeClr val="phClr">
-                <a:shade val="20000"/>
-                <a:satMod val="255000"/>
+                <a:shade val="63000"/>
+                <a:satMod val="120000"/>
               </a:schemeClr>
             </a:gs>
           </a:gsLst>
-          <a:path path="circle">
-            <a:fillToRect l="50000" t="-80000" r="50000" b="180000"/>
-          </a:path>
-        </a:gradFill>
-        <a:gradFill rotWithShape="1">
-          <a:gsLst>
-            <a:gs pos="0">
-              <a:schemeClr val="phClr">
-                <a:tint val="80000"/>
-                <a:satMod val="300000"/>
-              </a:schemeClr>
-            </a:gs>
-            <a:gs pos="100000">
-              <a:schemeClr val="phClr">
-                <a:shade val="30000"/>
-                <a:satMod val="200000"/>
-              </a:schemeClr>
-            </a:gs>
-          </a:gsLst>
-          <a:path path="circle">
-            <a:fillToRect l="50000" t="50000" r="50000" b="50000"/>
-          </a:path>
+          <a:lin ang="5400000" scaled="0"/>
         </a:gradFill>
       </a:bgFillStyleLst>
     </a:fmtScheme>
   </a:themeElements>
   <a:objectDefaults/>
   <a:extraClrSchemeLst/>
+  <a:extLst>
+    <a:ext uri="{05A4C25C-085E-4340-85A3-A5531E510DB2}">
+      <thm15:themeFamily xmlns:thm15="http://schemas.microsoft.com/office/thememl/2012/main" name="Office Theme" id="{2E142A2C-CD16-42D6-873A-C26D2A0506FA}" vid="{1BDDFF52-6CD6-40A5-AB3C-68EB2F1E4D0A}"/>
+    </a:ext>
+  </a:extLst>
 </a:theme>
 </file>
--- a/CrediAgil/Templates/CONTRATO - PRENDA ELECTRO - EMPRESA.docx
+++ b/CrediAgil/Templates/CONTRATO - PRENDA ELECTRO - EMPRESA.docx
@@ -65,7 +65,6 @@
         </w:rPr>
         <w:br/>
       </w:r>
-      <w:proofErr w:type="spellStart"/>
       <w:r>
         <w:rPr>
           <w:rFonts w:cstheme="minorHAnsi"/>
@@ -76,7 +75,6 @@
         </w:rPr>
         <w:t>Nº</w:t>
       </w:r>
-      <w:proofErr w:type="spellEnd"/>
       <w:r>
         <w:rPr>
           <w:rFonts w:cstheme="minorHAnsi"/>
@@ -260,7 +258,6 @@
         </w:rPr>
         <w:t xml:space="preserve">, con R.U.C. </w:t>
       </w:r>
-      <w:proofErr w:type="spellStart"/>
       <w:r>
         <w:rPr>
           <w:rFonts w:cstheme="minorHAnsi"/>
@@ -271,119 +268,79 @@
         </w:rPr>
         <w:t>Nº</w:t>
       </w:r>
-      <w:proofErr w:type="spellEnd"/>
-      <w:r>
-        <w:rPr>
-          <w:rFonts w:cstheme="minorHAnsi"/>
-          <w:color w:val="000000"/>
-          <w:sz w:val="16"/>
-          <w:szCs w:val="16"/>
-          <w:lang w:val="es-MX"/>
-        </w:rPr>
-        <w:t xml:space="preserve"> 20601767920 con domicilio en JR. LAS ALEÑAS NRO. 200 URB. SAN IGNACIO LIMA - LIMA - SAN JUAN DE LURIGANCHO, debidamente representada por sus funcionarios autorizados según Poderes inscritos en la Partida </w:t>
-      </w:r>
-      <w:proofErr w:type="spellStart"/>
-      <w:r>
-        <w:rPr>
-          <w:rFonts w:cstheme="minorHAnsi"/>
-          <w:color w:val="000000"/>
-          <w:sz w:val="16"/>
-          <w:szCs w:val="16"/>
-          <w:lang w:val="es-MX"/>
-        </w:rPr>
-        <w:t>N°</w:t>
-      </w:r>
-      <w:proofErr w:type="spellEnd"/>
-      <w:r>
-        <w:rPr>
-          <w:rFonts w:cstheme="minorHAnsi"/>
-          <w:color w:val="000000"/>
-          <w:sz w:val="16"/>
-          <w:szCs w:val="16"/>
-          <w:lang w:val="es-MX"/>
-        </w:rPr>
-        <w:t xml:space="preserve"> 13782080 del Registro de Personas Jurídicas de Lima, y de la otra parte, indistintamente:</w:t>
-      </w:r>
-    </w:p>
-    <w:p>
-      <w:pPr>
-        <w:spacing w:before="10" w:after="10" w:line="240" w:lineRule="auto"/>
-        <w:ind w:right="-1085"/>
-        <w:jc w:val="both"/>
-        <w:rPr>
-          <w:rFonts w:cstheme="minorHAnsi"/>
-          <w:b/>
-          <w:bCs/>
-          <w:color w:val="000000"/>
-          <w:sz w:val="16"/>
-          <w:szCs w:val="16"/>
-          <w:lang w:val="es-MX"/>
-        </w:rPr>
-      </w:pPr>
-    </w:p>
-    <w:p>
-      <w:pPr>
-        <w:spacing w:before="10" w:after="10" w:line="240" w:lineRule="auto"/>
-        <w:ind w:right="-1085"/>
-        <w:jc w:val="both"/>
-        <w:rPr>
-          <w:rFonts w:cstheme="minorHAnsi"/>
-          <w:b/>
-          <w:bCs/>
-          <w:color w:val="000000"/>
-          <w:sz w:val="16"/>
-          <w:szCs w:val="16"/>
-        </w:rPr>
-      </w:pPr>
-      <w:r>
-        <w:rPr>
-          <w:rFonts w:cstheme="minorHAnsi"/>
-          <w:b/>
-          <w:bCs/>
-          <w:color w:val="000000"/>
-          <w:sz w:val="16"/>
-          <w:szCs w:val="16"/>
-        </w:rPr>
-        <w:t xml:space="preserve">LA EMPRESA: </w:t>
-      </w:r>
-      <w:r>
-        <w:rPr>
-          <w:rFonts w:cstheme="minorHAnsi"/>
-          <w:b/>
-          <w:bCs/>
-          <w:color w:val="000000"/>
-          <w:sz w:val="16"/>
-          <w:szCs w:val="16"/>
-        </w:rPr>
-        <w:t>${</w:t>
-      </w:r>
-      <w:r>
-        <w:rPr>
-          <w:rFonts w:cstheme="minorHAnsi"/>
-          <w:b/>
-          <w:bCs/>
-          <w:color w:val="000000"/>
-          <w:sz w:val="16"/>
-          <w:szCs w:val="16"/>
-        </w:rPr>
-        <w:t>RAZON_SOCIAL</w:t>
-      </w:r>
-      <w:r>
-        <w:rPr>
-          <w:rFonts w:cstheme="minorHAnsi"/>
-          <w:b/>
-          <w:bCs/>
-          <w:color w:val="000000"/>
-          <w:sz w:val="16"/>
-          <w:szCs w:val="16"/>
-        </w:rPr>
-        <w:t>}</w:t>
-      </w:r>
-      <w:r>
-        <w:rPr>
-          <w:rFonts w:cstheme="minorHAnsi"/>
-          <w:b/>
-          <w:bCs/>
+      <w:r>
+        <w:rPr>
+          <w:rFonts w:cstheme="minorHAnsi"/>
+          <w:color w:val="000000"/>
+          <w:sz w:val="16"/>
+          <w:szCs w:val="16"/>
+          <w:lang w:val="es-MX"/>
+        </w:rPr>
+        <w:t xml:space="preserve"> 20601767920 con domicilio en JR. LAS ALEÑAS NRO. 200 URB. SAN IGNACIO LIMA - LIMA - SAN JUAN DE LURIGANCHO, debidamente representada por sus funcionarios autorizados según Poderes inscritos en la Partida N° 13782080 del Registro de Personas Jurídicas de Lima, y de la otra parte, indistintamente:</w:t>
+      </w:r>
+    </w:p>
+    <w:p>
+      <w:pPr>
+        <w:spacing w:before="10" w:after="10" w:line="240" w:lineRule="auto"/>
+        <w:ind w:right="-1085"/>
+        <w:jc w:val="both"/>
+        <w:rPr>
+          <w:rFonts w:cstheme="minorHAnsi"/>
+          <w:b/>
+          <w:bCs/>
+          <w:color w:val="000000"/>
+          <w:sz w:val="16"/>
+          <w:szCs w:val="16"/>
+          <w:lang w:val="es-MX"/>
+        </w:rPr>
+      </w:pPr>
+    </w:p>
+    <w:p>
+      <w:pPr>
+        <w:spacing w:before="10" w:after="10" w:line="240" w:lineRule="auto"/>
+        <w:ind w:right="-1085"/>
+        <w:jc w:val="both"/>
+        <w:rPr>
+          <w:rFonts w:cstheme="minorHAnsi"/>
+          <w:color w:val="000000"/>
+          <w:sz w:val="16"/>
+          <w:szCs w:val="16"/>
+        </w:rPr>
+      </w:pPr>
+      <w:r>
+        <w:rPr>
+          <w:rFonts w:cstheme="minorHAnsi"/>
+          <w:b/>
+          <w:bCs/>
+          <w:color w:val="000000"/>
+          <w:sz w:val="16"/>
+          <w:szCs w:val="16"/>
+        </w:rPr>
+        <w:t>EL CLIENTE (PERSONA JURÍDICA):</w:t>
+      </w:r>
+      <w:r>
+        <w:rPr>
+          <w:rFonts w:cstheme="minorHAnsi"/>
+          <w:color w:val="000000"/>
+          <w:sz w:val="16"/>
+          <w:szCs w:val="16"/>
+        </w:rPr>
+        <w:t xml:space="preserve"> </w:t>
+      </w:r>
+      <w:r>
+        <w:rPr>
+          <w:rFonts w:cstheme="minorHAnsi"/>
+          <w:b/>
+          <w:bCs/>
+          <w:color w:val="000000"/>
+          <w:sz w:val="16"/>
+          <w:szCs w:val="16"/>
+        </w:rPr>
+        <w:t>${RAZON_SOCIAL}</w:t>
+      </w:r>
+      <w:r>
+        <w:rPr>
+          <w:rFonts w:cstheme="minorHAnsi"/>
           <w:color w:val="000000"/>
           <w:sz w:val="16"/>
           <w:szCs w:val="16"/>
@@ -399,130 +356,1165 @@
           <w:sz w:val="16"/>
           <w:szCs w:val="16"/>
         </w:rPr>
-        <w:t>${</w:t>
-      </w:r>
-      <w:r>
-        <w:rPr>
-          <w:rFonts w:cstheme="minorHAnsi"/>
-          <w:b/>
-          <w:bCs/>
-          <w:color w:val="000000"/>
-          <w:sz w:val="16"/>
-          <w:szCs w:val="16"/>
-        </w:rPr>
-        <w:t>RUC_EMPRESA</w:t>
-      </w:r>
-      <w:r>
-        <w:rPr>
-          <w:rFonts w:cstheme="minorHAnsi"/>
-          <w:b/>
-          <w:bCs/>
-          <w:color w:val="000000"/>
-          <w:sz w:val="16"/>
-          <w:szCs w:val="16"/>
-        </w:rPr>
-        <w:t>}</w:t>
-      </w:r>
-      <w:r>
-        <w:rPr>
-          <w:rFonts w:cstheme="minorHAnsi"/>
-          <w:b/>
-          <w:bCs/>
-          <w:color w:val="000000"/>
-          <w:sz w:val="16"/>
-          <w:szCs w:val="16"/>
-        </w:rPr>
-        <w:t xml:space="preserve"> con domicilio </w:t>
-      </w:r>
-      <w:r>
-        <w:rPr>
-          <w:rFonts w:cstheme="minorHAnsi"/>
-          <w:b/>
-          <w:bCs/>
-          <w:color w:val="000000"/>
-          <w:sz w:val="16"/>
-          <w:szCs w:val="16"/>
-        </w:rPr>
-        <w:t>${</w:t>
-      </w:r>
-      <w:r>
-        <w:rPr>
-          <w:rFonts w:cstheme="minorHAnsi"/>
-          <w:b/>
-          <w:bCs/>
-          <w:color w:val="000000"/>
-          <w:sz w:val="16"/>
-          <w:szCs w:val="16"/>
-        </w:rPr>
-        <w:t>DOMICILIO_EMPRESA</w:t>
-      </w:r>
-      <w:r>
-        <w:rPr>
-          <w:rFonts w:cstheme="minorHAnsi"/>
-          <w:b/>
-          <w:bCs/>
-          <w:color w:val="000000"/>
-          <w:sz w:val="16"/>
-          <w:szCs w:val="16"/>
-        </w:rPr>
-        <w:t>}</w:t>
-      </w:r>
-      <w:r>
-        <w:rPr>
-          <w:rFonts w:cstheme="minorHAnsi"/>
-          <w:b/>
-          <w:bCs/>
-          <w:color w:val="000000"/>
-          <w:sz w:val="16"/>
-          <w:szCs w:val="16"/>
-        </w:rPr>
-        <w:t xml:space="preserve"> debidamente representada por el (la) (los) señor(a) (es) </w:t>
-      </w:r>
-      <w:r>
-        <w:rPr>
-          <w:rFonts w:cstheme="minorHAnsi"/>
-          <w:b/>
-          <w:bCs/>
-          <w:color w:val="000000"/>
-          <w:sz w:val="16"/>
-          <w:szCs w:val="16"/>
-        </w:rPr>
-        <w:t>${</w:t>
-      </w:r>
-      <w:r>
-        <w:rPr>
-          <w:rFonts w:cstheme="minorHAnsi"/>
-          <w:b/>
-          <w:bCs/>
-          <w:color w:val="000000"/>
-          <w:sz w:val="16"/>
-          <w:szCs w:val="16"/>
-        </w:rPr>
-        <w:t>REP_LEGAL_EMPRESA</w:t>
-      </w:r>
-      <w:r>
-        <w:rPr>
-          <w:rFonts w:cstheme="minorHAnsi"/>
-          <w:b/>
-          <w:bCs/>
-          <w:color w:val="000000"/>
-          <w:sz w:val="16"/>
-          <w:szCs w:val="16"/>
-        </w:rPr>
-        <w:t>}</w:t>
-      </w:r>
-      <w:r>
-        <w:rPr>
-          <w:rFonts w:cstheme="minorHAnsi"/>
-          <w:b/>
-          <w:bCs/>
-          <w:color w:val="000000"/>
-          <w:sz w:val="16"/>
-          <w:szCs w:val="16"/>
-        </w:rPr>
-        <w:t xml:space="preserve"> identificados con DNI </w:t>
-      </w:r>
-      <w:proofErr w:type="spellStart"/>
+        <w:t>${RUC_EMPRESA}</w:t>
+      </w:r>
+      <w:r>
+        <w:rPr>
+          <w:rFonts w:cstheme="minorHAnsi"/>
+          <w:color w:val="000000"/>
+          <w:sz w:val="16"/>
+          <w:szCs w:val="16"/>
+        </w:rPr>
+        <w:t xml:space="preserve">, con </w:t>
+      </w:r>
+      <w:r>
+        <w:rPr>
+          <w:rFonts w:cstheme="minorHAnsi"/>
+          <w:b/>
+          <w:bCs/>
+          <w:color w:val="000000"/>
+          <w:sz w:val="16"/>
+          <w:szCs w:val="16"/>
+        </w:rPr>
+        <w:t>DOMICILIO FISCAL</w:t>
+      </w:r>
+      <w:r>
+        <w:rPr>
+          <w:rFonts w:cstheme="minorHAnsi"/>
+          <w:color w:val="000000"/>
+          <w:sz w:val="16"/>
+          <w:szCs w:val="16"/>
+        </w:rPr>
+        <w:t xml:space="preserve"> en </w:t>
+      </w:r>
+      <w:r>
+        <w:rPr>
+          <w:rFonts w:cstheme="minorHAnsi"/>
+          <w:b/>
+          <w:bCs/>
+          <w:color w:val="000000"/>
+          <w:sz w:val="16"/>
+          <w:szCs w:val="16"/>
+        </w:rPr>
+        <w:t>${DIRECCION_FISCAL}</w:t>
+      </w:r>
+      <w:r>
+        <w:rPr>
+          <w:rFonts w:cstheme="minorHAnsi"/>
+          <w:color w:val="000000"/>
+          <w:sz w:val="16"/>
+          <w:szCs w:val="16"/>
+        </w:rPr>
+        <w:t xml:space="preserve">, debidamente representada por el (la) señor(a) </w:t>
+      </w:r>
+      <w:r>
+        <w:rPr>
+          <w:rFonts w:cstheme="minorHAnsi"/>
+          <w:b/>
+          <w:bCs/>
+          <w:color w:val="000000"/>
+          <w:sz w:val="16"/>
+          <w:szCs w:val="16"/>
+        </w:rPr>
+        <w:t>${REP_LEGAL_EMPRESA}</w:t>
+      </w:r>
+      <w:r>
+        <w:rPr>
+          <w:rFonts w:cstheme="minorHAnsi"/>
+          <w:color w:val="000000"/>
+          <w:sz w:val="16"/>
+          <w:szCs w:val="16"/>
+        </w:rPr>
+        <w:t xml:space="preserve">, identificado con DNI N.º </w:t>
+      </w:r>
+      <w:r>
+        <w:rPr>
+          <w:rFonts w:cstheme="minorHAnsi"/>
+          <w:b/>
+          <w:bCs/>
+          <w:color w:val="000000"/>
+          <w:sz w:val="16"/>
+          <w:szCs w:val="16"/>
+        </w:rPr>
+        <w:t>${DNI_REP_LEGAL}</w:t>
+      </w:r>
+      <w:r>
+        <w:rPr>
+          <w:rFonts w:cstheme="minorHAnsi"/>
+          <w:color w:val="000000"/>
+          <w:sz w:val="16"/>
+          <w:szCs w:val="16"/>
+        </w:rPr>
+        <w:t xml:space="preserve">, con domicilio en </w:t>
+      </w:r>
+      <w:r>
+        <w:rPr>
+          <w:rFonts w:cstheme="minorHAnsi"/>
+          <w:b/>
+          <w:bCs/>
+          <w:color w:val="000000"/>
+          <w:sz w:val="16"/>
+          <w:szCs w:val="16"/>
+        </w:rPr>
+        <w:t>${DIRECCION_REP_LEGAL}</w:t>
+      </w:r>
+      <w:r>
+        <w:rPr>
+          <w:rFonts w:cstheme="minorHAnsi"/>
+          <w:color w:val="000000"/>
+          <w:sz w:val="16"/>
+          <w:szCs w:val="16"/>
+        </w:rPr>
+        <w:t xml:space="preserve">, distrito de </w:t>
+      </w:r>
+      <w:r>
+        <w:rPr>
+          <w:rFonts w:cstheme="minorHAnsi"/>
+          <w:b/>
+          <w:bCs/>
+          <w:color w:val="000000"/>
+          <w:sz w:val="16"/>
+          <w:szCs w:val="16"/>
+        </w:rPr>
+        <w:t>${DISTRITO_REP_LEGAL}</w:t>
+      </w:r>
+      <w:r>
+        <w:rPr>
+          <w:rFonts w:cstheme="minorHAnsi"/>
+          <w:color w:val="000000"/>
+          <w:sz w:val="16"/>
+          <w:szCs w:val="16"/>
+        </w:rPr>
+        <w:t xml:space="preserve">, provincia de </w:t>
+      </w:r>
+      <w:r>
+        <w:rPr>
+          <w:rFonts w:cstheme="minorHAnsi"/>
+          <w:b/>
+          <w:bCs/>
+          <w:color w:val="000000"/>
+          <w:sz w:val="16"/>
+          <w:szCs w:val="16"/>
+        </w:rPr>
+        <w:t>${PROVINCIA_REP_LEGAL}</w:t>
+      </w:r>
+      <w:r>
+        <w:rPr>
+          <w:rFonts w:cstheme="minorHAnsi"/>
+          <w:color w:val="000000"/>
+          <w:sz w:val="16"/>
+          <w:szCs w:val="16"/>
+        </w:rPr>
+        <w:t xml:space="preserve"> y departamento de </w:t>
+      </w:r>
+      <w:r>
+        <w:rPr>
+          <w:rFonts w:cstheme="minorHAnsi"/>
+          <w:b/>
+          <w:bCs/>
+          <w:color w:val="000000"/>
+          <w:sz w:val="16"/>
+          <w:szCs w:val="16"/>
+        </w:rPr>
+        <w:t>${DEPARTAMENTO_REP_LEGAL}</w:t>
+      </w:r>
+      <w:r>
+        <w:rPr>
+          <w:rFonts w:cstheme="minorHAnsi"/>
+          <w:color w:val="000000"/>
+          <w:sz w:val="16"/>
+          <w:szCs w:val="16"/>
+        </w:rPr>
+        <w:t xml:space="preserve">, con poderes inscritos en la </w:t>
+      </w:r>
+      <w:r>
+        <w:rPr>
+          <w:rFonts w:cstheme="minorHAnsi"/>
+          <w:b/>
+          <w:bCs/>
+          <w:color w:val="000000"/>
+          <w:sz w:val="16"/>
+          <w:szCs w:val="16"/>
+        </w:rPr>
+        <w:t>Partida Electrónica N.º ${PARTIDA_EMPRESA}</w:t>
+      </w:r>
+      <w:r>
+        <w:rPr>
+          <w:rFonts w:cstheme="minorHAnsi"/>
+          <w:color w:val="000000"/>
+          <w:sz w:val="16"/>
+          <w:szCs w:val="16"/>
+        </w:rPr>
+        <w:t xml:space="preserve"> de la Zona Registral N.º </w:t>
+      </w:r>
+      <w:r>
+        <w:rPr>
+          <w:rFonts w:cstheme="minorHAnsi"/>
+          <w:b/>
+          <w:bCs/>
+          <w:color w:val="000000"/>
+          <w:sz w:val="16"/>
+          <w:szCs w:val="16"/>
+        </w:rPr>
+        <w:t>${ZONA_REGISTRAL}</w:t>
+      </w:r>
+      <w:r>
+        <w:rPr>
+          <w:rFonts w:cstheme="minorHAnsi"/>
+          <w:color w:val="000000"/>
+          <w:sz w:val="16"/>
+          <w:szCs w:val="16"/>
+        </w:rPr>
+        <w:t xml:space="preserve"> de la oficina de Registros Públicos de </w:t>
+      </w:r>
+      <w:r>
+        <w:rPr>
+          <w:rFonts w:cstheme="minorHAnsi"/>
+          <w:b/>
+          <w:bCs/>
+          <w:color w:val="000000"/>
+          <w:sz w:val="16"/>
+          <w:szCs w:val="16"/>
+        </w:rPr>
+        <w:t>${CIUDAD_REGISTRO}</w:t>
+      </w:r>
+      <w:r>
+        <w:rPr>
+          <w:rFonts w:cstheme="minorHAnsi"/>
+          <w:color w:val="000000"/>
+          <w:sz w:val="16"/>
+          <w:szCs w:val="16"/>
+        </w:rPr>
+        <w:t>.</w:t>
+      </w:r>
+    </w:p>
+    <w:p>
+      <w:pPr>
+        <w:spacing w:before="10" w:after="10" w:line="240" w:lineRule="auto"/>
+        <w:ind w:right="-1085"/>
+        <w:jc w:val="both"/>
+        <w:rPr>
+          <w:rFonts w:cstheme="minorHAnsi"/>
+          <w:color w:val="000000"/>
+          <w:sz w:val="16"/>
+          <w:szCs w:val="16"/>
+          <w:lang w:val="es-MX"/>
+        </w:rPr>
+      </w:pPr>
+      <w:r>
+        <w:rPr>
+          <w:rFonts w:cstheme="minorHAnsi"/>
+          <w:color w:val="000000"/>
+          <w:sz w:val="16"/>
+          <w:szCs w:val="16"/>
+          <w:lang w:val="es-MX"/>
+        </w:rPr>
+        <w:t>Ambas partes convienen en los términos y condiciones siguientes:</w:t>
+      </w:r>
+    </w:p>
+    <w:p>
+      <w:pPr>
+        <w:spacing w:before="10" w:after="10" w:line="240" w:lineRule="auto"/>
+        <w:ind w:right="-1085"/>
+        <w:jc w:val="both"/>
+        <w:rPr>
+          <w:rFonts w:cstheme="minorHAnsi"/>
+          <w:color w:val="000000"/>
+          <w:sz w:val="16"/>
+          <w:szCs w:val="16"/>
+          <w:lang w:val="es-MX"/>
+        </w:rPr>
+      </w:pPr>
+    </w:p>
+    <w:p>
+      <w:pPr>
+        <w:spacing w:before="10" w:after="10" w:line="240" w:lineRule="auto"/>
+        <w:ind w:right="-1085"/>
+        <w:jc w:val="both"/>
+        <w:rPr>
+          <w:rFonts w:cstheme="minorHAnsi"/>
+          <w:b/>
+          <w:bCs/>
+          <w:color w:val="000000"/>
+          <w:sz w:val="16"/>
+          <w:szCs w:val="16"/>
+          <w:u w:val="single"/>
+          <w:lang w:val="es-MX"/>
+        </w:rPr>
+      </w:pPr>
+      <w:r>
+        <w:rPr>
+          <w:rFonts w:cstheme="minorHAnsi"/>
+          <w:b/>
+          <w:bCs/>
+          <w:color w:val="000000"/>
+          <w:sz w:val="16"/>
+          <w:szCs w:val="16"/>
+          <w:u w:val="single"/>
+          <w:lang w:val="es-MX"/>
+        </w:rPr>
+        <w:t>1.- OBJETO</w:t>
+      </w:r>
+    </w:p>
+    <w:p>
+      <w:pPr>
+        <w:spacing w:before="10" w:after="10" w:line="240" w:lineRule="auto"/>
+        <w:ind w:right="-1085"/>
+        <w:jc w:val="both"/>
+        <w:rPr>
+          <w:rFonts w:cstheme="minorHAnsi"/>
+          <w:color w:val="000000"/>
+          <w:sz w:val="16"/>
+          <w:szCs w:val="16"/>
+          <w:lang w:val="es-MX"/>
+        </w:rPr>
+      </w:pPr>
+      <w:r>
+        <w:rPr>
+          <w:rFonts w:cstheme="minorHAnsi"/>
+          <w:color w:val="000000"/>
+          <w:sz w:val="16"/>
+          <w:szCs w:val="16"/>
+          <w:lang w:val="es-MX"/>
+        </w:rPr>
+        <w:t xml:space="preserve">Por el presente Contrato, </w:t>
+      </w:r>
+      <w:r>
+        <w:rPr>
+          <w:rFonts w:cstheme="minorHAnsi"/>
+          <w:b/>
+          <w:bCs/>
+          <w:color w:val="000000"/>
+          <w:sz w:val="16"/>
+          <w:szCs w:val="16"/>
+          <w:lang w:val="es-MX"/>
+        </w:rPr>
+        <w:t>CREDIÁGIL</w:t>
+      </w:r>
+      <w:r>
+        <w:rPr>
+          <w:rFonts w:cstheme="minorHAnsi"/>
+          <w:color w:val="000000"/>
+          <w:sz w:val="16"/>
+          <w:szCs w:val="16"/>
+          <w:lang w:val="es-MX"/>
+        </w:rPr>
+        <w:t xml:space="preserve"> concede a </w:t>
+      </w:r>
+      <w:r>
+        <w:rPr>
+          <w:rFonts w:cstheme="minorHAnsi"/>
+          <w:b/>
+          <w:bCs/>
+          <w:color w:val="000000"/>
+          <w:sz w:val="16"/>
+          <w:szCs w:val="16"/>
+          <w:lang w:val="es-MX"/>
+        </w:rPr>
+        <w:t>EL CLIENTE</w:t>
+      </w:r>
+      <w:r>
+        <w:rPr>
+          <w:rFonts w:cstheme="minorHAnsi"/>
+          <w:color w:val="000000"/>
+          <w:sz w:val="16"/>
+          <w:szCs w:val="16"/>
+          <w:lang w:val="es-MX"/>
+        </w:rPr>
+        <w:t xml:space="preserve"> un préstamo y por su parte, </w:t>
+      </w:r>
+      <w:r>
+        <w:rPr>
+          <w:rFonts w:cstheme="minorHAnsi"/>
+          <w:b/>
+          <w:bCs/>
+          <w:color w:val="000000"/>
+          <w:sz w:val="16"/>
+          <w:szCs w:val="16"/>
+          <w:lang w:val="es-MX"/>
+        </w:rPr>
+        <w:t>EL CLIENTE</w:t>
+      </w:r>
+      <w:r>
+        <w:rPr>
+          <w:rFonts w:cstheme="minorHAnsi"/>
+          <w:color w:val="000000"/>
+          <w:sz w:val="16"/>
+          <w:szCs w:val="16"/>
+          <w:lang w:val="es-MX"/>
+        </w:rPr>
+        <w:t xml:space="preserve"> se compromete a pagar el préstamo en los términos pactados y, para el caso de un incumplimiento, constituye primera y preferente Garantía Mobiliaria en respaldo del préstamo y todas las obligaciones presentes y futuras que asuma frente a </w:t>
+      </w:r>
+      <w:r>
+        <w:rPr>
+          <w:rFonts w:cstheme="minorHAnsi"/>
+          <w:b/>
+          <w:bCs/>
+          <w:color w:val="000000"/>
+          <w:sz w:val="16"/>
+          <w:szCs w:val="16"/>
+          <w:lang w:val="es-MX"/>
+        </w:rPr>
+        <w:t>CREDIÁGIL</w:t>
+      </w:r>
+      <w:r>
+        <w:rPr>
+          <w:rFonts w:cstheme="minorHAnsi"/>
+          <w:color w:val="000000"/>
+          <w:sz w:val="16"/>
+          <w:szCs w:val="16"/>
+          <w:lang w:val="es-MX"/>
+        </w:rPr>
+        <w:t>, tal como se detalla en la Cláusula 4 siguiente.</w:t>
+      </w:r>
+    </w:p>
+    <w:p>
+      <w:pPr>
+        <w:spacing w:before="10" w:after="10" w:line="240" w:lineRule="auto"/>
+        <w:ind w:right="-1085"/>
+        <w:jc w:val="both"/>
+        <w:rPr>
+          <w:rFonts w:cstheme="minorHAnsi"/>
+          <w:color w:val="000000"/>
+          <w:sz w:val="16"/>
+          <w:szCs w:val="16"/>
+          <w:lang w:val="es-MX"/>
+        </w:rPr>
+      </w:pPr>
+    </w:p>
+    <w:p>
+      <w:pPr>
+        <w:spacing w:before="10" w:after="10" w:line="240" w:lineRule="auto"/>
+        <w:ind w:right="-1085"/>
+        <w:jc w:val="both"/>
+        <w:rPr>
+          <w:rFonts w:cstheme="minorHAnsi"/>
+          <w:b/>
+          <w:bCs/>
+          <w:color w:val="000000"/>
+          <w:sz w:val="16"/>
+          <w:szCs w:val="16"/>
+          <w:u w:val="single"/>
+          <w:lang w:val="es-MX"/>
+        </w:rPr>
+      </w:pPr>
+      <w:r>
+        <w:rPr>
+          <w:rFonts w:cstheme="minorHAnsi"/>
+          <w:b/>
+          <w:bCs/>
+          <w:color w:val="000000"/>
+          <w:sz w:val="16"/>
+          <w:szCs w:val="16"/>
+          <w:u w:val="single"/>
+          <w:lang w:val="es-MX"/>
+        </w:rPr>
+        <w:t>2.- EL CONTRATO</w:t>
+      </w:r>
+    </w:p>
+    <w:p>
+      <w:pPr>
+        <w:spacing w:before="10" w:after="10" w:line="240" w:lineRule="auto"/>
+        <w:ind w:right="-1085"/>
+        <w:jc w:val="both"/>
+        <w:rPr>
+          <w:rFonts w:cstheme="minorHAnsi"/>
+          <w:color w:val="000000"/>
+          <w:sz w:val="16"/>
+          <w:szCs w:val="16"/>
+          <w:lang w:val="es-MX"/>
+        </w:rPr>
+      </w:pPr>
+      <w:r>
+        <w:rPr>
+          <w:rFonts w:cstheme="minorHAnsi"/>
+          <w:color w:val="000000"/>
+          <w:sz w:val="16"/>
+          <w:szCs w:val="16"/>
+          <w:lang w:val="es-MX"/>
+        </w:rPr>
+        <w:t xml:space="preserve">Al firmar este Contrato, </w:t>
+      </w:r>
+      <w:r>
+        <w:rPr>
+          <w:rFonts w:cstheme="minorHAnsi"/>
+          <w:b/>
+          <w:bCs/>
+          <w:color w:val="000000"/>
+          <w:sz w:val="16"/>
+          <w:szCs w:val="16"/>
+          <w:lang w:val="es-MX"/>
+        </w:rPr>
+        <w:t>EL CLIENTE</w:t>
+      </w:r>
+      <w:r>
+        <w:rPr>
+          <w:rFonts w:cstheme="minorHAnsi"/>
+          <w:color w:val="000000"/>
+          <w:sz w:val="16"/>
+          <w:szCs w:val="16"/>
+          <w:lang w:val="es-MX"/>
+        </w:rPr>
+        <w:t xml:space="preserve"> declara estar conforme con todas sus cláusulas, términos y con la información técnica y valorativa consignada en el </w:t>
+      </w:r>
+      <w:r>
+        <w:rPr>
+          <w:rFonts w:cstheme="minorHAnsi"/>
+          <w:b/>
+          <w:bCs/>
+          <w:color w:val="000000"/>
+          <w:sz w:val="16"/>
+          <w:szCs w:val="16"/>
+          <w:lang w:val="es-MX"/>
+        </w:rPr>
+        <w:t>ANEXO 01 (Descripción Detallada del Bien)</w:t>
+      </w:r>
+      <w:r>
+        <w:rPr>
+          <w:rFonts w:cstheme="minorHAnsi"/>
+          <w:color w:val="000000"/>
+          <w:sz w:val="16"/>
+          <w:szCs w:val="16"/>
+          <w:lang w:val="es-MX"/>
+        </w:rPr>
+        <w:t xml:space="preserve"> de este documento, así como en la </w:t>
+      </w:r>
+      <w:r>
+        <w:rPr>
+          <w:rFonts w:cstheme="minorHAnsi"/>
+          <w:b/>
+          <w:bCs/>
+          <w:color w:val="000000"/>
+          <w:sz w:val="16"/>
+          <w:szCs w:val="16"/>
+          <w:lang w:val="es-MX"/>
+        </w:rPr>
+        <w:t>HOJA RESUMEN (ANEXO 02)</w:t>
+      </w:r>
+      <w:r>
+        <w:rPr>
+          <w:rFonts w:cstheme="minorHAnsi"/>
+          <w:color w:val="000000"/>
+          <w:sz w:val="16"/>
+          <w:szCs w:val="16"/>
+          <w:lang w:val="es-MX"/>
+        </w:rPr>
+        <w:t xml:space="preserve">, las cuales forman parte integrante del mismo. Declara haber verificado que la descripción de los bienes otorgados en Garantía Mobiliaria es correcta y que la fecha del Préstamo y su vencimiento son los pactados. </w:t>
+      </w:r>
+      <w:r>
+        <w:rPr>
+          <w:rFonts w:cstheme="minorHAnsi"/>
+          <w:b/>
+          <w:bCs/>
+          <w:color w:val="000000"/>
+          <w:sz w:val="16"/>
+          <w:szCs w:val="16"/>
+          <w:lang w:val="es-MX"/>
+        </w:rPr>
+        <w:t>CREDIÁGIL</w:t>
+      </w:r>
+      <w:r>
+        <w:rPr>
+          <w:rFonts w:cstheme="minorHAnsi"/>
+          <w:color w:val="000000"/>
+          <w:sz w:val="16"/>
+          <w:szCs w:val="16"/>
+          <w:lang w:val="es-MX"/>
+        </w:rPr>
+        <w:t xml:space="preserve"> no reconoce adulteraciones, borrones, enmendaduras, ni modificación alguna en la información consignada en el </w:t>
+      </w:r>
+      <w:r>
+        <w:rPr>
+          <w:rFonts w:cstheme="minorHAnsi"/>
+          <w:b/>
+          <w:bCs/>
+          <w:color w:val="000000"/>
+          <w:sz w:val="16"/>
+          <w:szCs w:val="16"/>
+          <w:lang w:val="es-MX"/>
+        </w:rPr>
+        <w:t>ANEXO 01</w:t>
+      </w:r>
+      <w:r>
+        <w:rPr>
+          <w:rFonts w:cstheme="minorHAnsi"/>
+          <w:color w:val="000000"/>
+          <w:sz w:val="16"/>
+          <w:szCs w:val="16"/>
+          <w:lang w:val="es-MX"/>
+        </w:rPr>
+        <w:t xml:space="preserve">. Este documento se extiende por duplicado quedando un ejemplar en poder de </w:t>
+      </w:r>
+      <w:r>
+        <w:rPr>
+          <w:rFonts w:cstheme="minorHAnsi"/>
+          <w:b/>
+          <w:bCs/>
+          <w:color w:val="000000"/>
+          <w:sz w:val="16"/>
+          <w:szCs w:val="16"/>
+          <w:lang w:val="es-MX"/>
+        </w:rPr>
+        <w:t>CREDIÁGIL</w:t>
+      </w:r>
+      <w:r>
+        <w:rPr>
+          <w:rFonts w:cstheme="minorHAnsi"/>
+          <w:color w:val="000000"/>
+          <w:sz w:val="16"/>
+          <w:szCs w:val="16"/>
+          <w:lang w:val="es-MX"/>
+        </w:rPr>
+        <w:t xml:space="preserve"> y otro en poder de </w:t>
+      </w:r>
+      <w:r>
+        <w:rPr>
+          <w:rFonts w:cstheme="minorHAnsi"/>
+          <w:b/>
+          <w:bCs/>
+          <w:color w:val="000000"/>
+          <w:sz w:val="16"/>
+          <w:szCs w:val="16"/>
+          <w:lang w:val="es-MX"/>
+        </w:rPr>
+        <w:t>EL CLIENTE</w:t>
+      </w:r>
+      <w:r>
+        <w:rPr>
+          <w:rFonts w:cstheme="minorHAnsi"/>
+          <w:color w:val="000000"/>
+          <w:sz w:val="16"/>
+          <w:szCs w:val="16"/>
+          <w:lang w:val="es-MX"/>
+        </w:rPr>
+        <w:t xml:space="preserve">. En caso de duda, se preferirá el ejemplar del Contrato que obra en poder de </w:t>
+      </w:r>
+      <w:r>
+        <w:rPr>
+          <w:rFonts w:cstheme="minorHAnsi"/>
+          <w:b/>
+          <w:bCs/>
+          <w:color w:val="000000"/>
+          <w:sz w:val="16"/>
+          <w:szCs w:val="16"/>
+          <w:lang w:val="es-MX"/>
+        </w:rPr>
+        <w:t>CREDIÁGIL</w:t>
+      </w:r>
+      <w:r>
+        <w:rPr>
+          <w:rFonts w:cstheme="minorHAnsi"/>
+          <w:color w:val="000000"/>
+          <w:sz w:val="16"/>
+          <w:szCs w:val="16"/>
+          <w:lang w:val="es-MX"/>
+        </w:rPr>
+        <w:t xml:space="preserve">. Se deja expresa constancia que </w:t>
+      </w:r>
+      <w:r>
+        <w:rPr>
+          <w:rFonts w:cstheme="minorHAnsi"/>
+          <w:b/>
+          <w:bCs/>
+          <w:color w:val="000000"/>
+          <w:sz w:val="16"/>
+          <w:szCs w:val="16"/>
+          <w:lang w:val="es-MX"/>
+        </w:rPr>
+        <w:t>EL CLIENTE</w:t>
+      </w:r>
+      <w:r>
+        <w:rPr>
+          <w:rFonts w:cstheme="minorHAnsi"/>
+          <w:color w:val="000000"/>
+          <w:sz w:val="16"/>
+          <w:szCs w:val="16"/>
+          <w:lang w:val="es-MX"/>
+        </w:rPr>
+        <w:t xml:space="preserve"> no podrá ceder el presente Contrato a terceros.</w:t>
+      </w:r>
+    </w:p>
+    <w:p>
+      <w:pPr>
+        <w:spacing w:before="10" w:after="10" w:line="240" w:lineRule="auto"/>
+        <w:ind w:right="-1085"/>
+        <w:jc w:val="both"/>
+        <w:rPr>
+          <w:rFonts w:cstheme="minorHAnsi"/>
+          <w:color w:val="000000"/>
+          <w:sz w:val="16"/>
+          <w:szCs w:val="16"/>
+          <w:lang w:val="es-MX"/>
+        </w:rPr>
+      </w:pPr>
+    </w:p>
+    <w:p>
+      <w:pPr>
+        <w:spacing w:before="10" w:after="10" w:line="240" w:lineRule="auto"/>
+        <w:ind w:right="-1085"/>
+        <w:jc w:val="both"/>
+        <w:rPr>
+          <w:rFonts w:cstheme="minorHAnsi"/>
+          <w:b/>
+          <w:bCs/>
+          <w:color w:val="000000"/>
+          <w:sz w:val="16"/>
+          <w:szCs w:val="16"/>
+          <w:u w:val="single"/>
+          <w:lang w:val="es-MX"/>
+        </w:rPr>
+      </w:pPr>
+      <w:r>
+        <w:rPr>
+          <w:rFonts w:cstheme="minorHAnsi"/>
+          <w:b/>
+          <w:bCs/>
+          <w:color w:val="000000"/>
+          <w:sz w:val="16"/>
+          <w:szCs w:val="16"/>
+          <w:u w:val="single"/>
+          <w:lang w:val="es-MX"/>
+        </w:rPr>
+        <w:t>3.- EXTRAVÍO DEL DOCUMENTO</w:t>
+      </w:r>
+    </w:p>
+    <w:p>
+      <w:pPr>
+        <w:spacing w:before="10" w:after="10" w:line="240" w:lineRule="auto"/>
+        <w:ind w:right="-1085"/>
+        <w:jc w:val="both"/>
+        <w:rPr>
+          <w:rFonts w:cstheme="minorHAnsi"/>
+          <w:color w:val="000000"/>
+          <w:sz w:val="16"/>
+          <w:szCs w:val="16"/>
+          <w:lang w:val="es-MX"/>
+        </w:rPr>
+      </w:pPr>
+      <w:r>
+        <w:rPr>
+          <w:rFonts w:cstheme="minorHAnsi"/>
+          <w:color w:val="000000"/>
+          <w:sz w:val="16"/>
+          <w:szCs w:val="16"/>
+          <w:lang w:val="es-MX"/>
+        </w:rPr>
+        <w:t xml:space="preserve">Este Contrato se representa en dos ejemplares. El que corresponde a </w:t>
+      </w:r>
+      <w:r>
+        <w:rPr>
+          <w:rFonts w:cstheme="minorHAnsi"/>
+          <w:b/>
+          <w:bCs/>
+          <w:color w:val="000000"/>
+          <w:sz w:val="16"/>
+          <w:szCs w:val="16"/>
+          <w:lang w:val="es-MX"/>
+        </w:rPr>
+        <w:t>EL CLIENTE</w:t>
+      </w:r>
+      <w:r>
+        <w:rPr>
+          <w:rFonts w:cstheme="minorHAnsi"/>
+          <w:color w:val="000000"/>
+          <w:sz w:val="16"/>
+          <w:szCs w:val="16"/>
+          <w:lang w:val="es-MX"/>
+        </w:rPr>
+        <w:t xml:space="preserve"> es el único documento para que pueda solicitar la devolución de los bienes entregados en Garantía Mobiliaria, una vez que cancele el Préstamo y todas las obligaciones que mantenga frente a </w:t>
+      </w:r>
+      <w:r>
+        <w:rPr>
+          <w:rFonts w:cstheme="minorHAnsi"/>
+          <w:b/>
+          <w:bCs/>
+          <w:color w:val="000000"/>
+          <w:sz w:val="16"/>
+          <w:szCs w:val="16"/>
+          <w:lang w:val="es-MX"/>
+        </w:rPr>
+        <w:t>CREDIÁGIL</w:t>
+      </w:r>
+      <w:r>
+        <w:rPr>
+          <w:rFonts w:cstheme="minorHAnsi"/>
+          <w:color w:val="000000"/>
+          <w:sz w:val="16"/>
+          <w:szCs w:val="16"/>
+          <w:lang w:val="es-MX"/>
+        </w:rPr>
+        <w:t xml:space="preserve">. Si el documento es extraviado por </w:t>
+      </w:r>
+      <w:r>
+        <w:rPr>
+          <w:rFonts w:cstheme="minorHAnsi"/>
+          <w:b/>
+          <w:bCs/>
+          <w:color w:val="000000"/>
+          <w:sz w:val="16"/>
+          <w:szCs w:val="16"/>
+          <w:lang w:val="es-MX"/>
+        </w:rPr>
+        <w:t>EL CLIENTE</w:t>
+      </w:r>
+      <w:r>
+        <w:rPr>
+          <w:rFonts w:cstheme="minorHAnsi"/>
+          <w:color w:val="000000"/>
+          <w:sz w:val="16"/>
+          <w:szCs w:val="16"/>
+          <w:lang w:val="es-MX"/>
+        </w:rPr>
+        <w:t xml:space="preserve">, este deberá acudir de inmediato al local donde recibió el Préstamo con una carta simple, dando cuenta del extravío a </w:t>
+      </w:r>
+      <w:r>
+        <w:rPr>
+          <w:rFonts w:cstheme="minorHAnsi"/>
+          <w:b/>
+          <w:bCs/>
+          <w:color w:val="000000"/>
+          <w:sz w:val="16"/>
+          <w:szCs w:val="16"/>
+          <w:lang w:val="es-MX"/>
+        </w:rPr>
+        <w:t>CREDIÁGIL</w:t>
+      </w:r>
+      <w:r>
+        <w:rPr>
+          <w:rFonts w:cstheme="minorHAnsi"/>
+          <w:color w:val="000000"/>
+          <w:sz w:val="16"/>
+          <w:szCs w:val="16"/>
+          <w:lang w:val="es-MX"/>
+        </w:rPr>
+        <w:t xml:space="preserve">, quien previa identificación, emitirá una copia simple del contrato original, cuyo costo será asumido por </w:t>
+      </w:r>
+      <w:r>
+        <w:rPr>
+          <w:rFonts w:cstheme="minorHAnsi"/>
+          <w:b/>
+          <w:bCs/>
+          <w:color w:val="000000"/>
+          <w:sz w:val="16"/>
+          <w:szCs w:val="16"/>
+          <w:lang w:val="es-MX"/>
+        </w:rPr>
+        <w:t>EL CLIENTE</w:t>
+      </w:r>
+      <w:r>
+        <w:rPr>
+          <w:rFonts w:cstheme="minorHAnsi"/>
+          <w:color w:val="000000"/>
+          <w:sz w:val="16"/>
+          <w:szCs w:val="16"/>
+          <w:lang w:val="es-MX"/>
+        </w:rPr>
+        <w:t>. La comisión por duplicado de contrato consta en la Hoja Resumen.</w:t>
+      </w:r>
+    </w:p>
+    <w:p>
+      <w:pPr>
+        <w:spacing w:before="10" w:after="10" w:line="240" w:lineRule="auto"/>
+        <w:ind w:right="-1085"/>
+        <w:jc w:val="both"/>
+        <w:rPr>
+          <w:rFonts w:cstheme="minorHAnsi"/>
+          <w:color w:val="000000"/>
+          <w:sz w:val="16"/>
+          <w:szCs w:val="16"/>
+          <w:lang w:val="es-MX"/>
+        </w:rPr>
+      </w:pPr>
+    </w:p>
+    <w:p>
+      <w:pPr>
+        <w:spacing w:before="10" w:after="10" w:line="240" w:lineRule="auto"/>
+        <w:ind w:right="-1085"/>
+        <w:jc w:val="both"/>
+        <w:rPr>
+          <w:rFonts w:cstheme="minorHAnsi"/>
+          <w:b/>
+          <w:bCs/>
+          <w:color w:val="000000"/>
+          <w:sz w:val="16"/>
+          <w:szCs w:val="16"/>
+          <w:u w:val="single"/>
+          <w:lang w:val="es-MX"/>
+        </w:rPr>
+      </w:pPr>
+      <w:r>
+        <w:rPr>
+          <w:rFonts w:cstheme="minorHAnsi"/>
+          <w:b/>
+          <w:bCs/>
+          <w:color w:val="000000"/>
+          <w:sz w:val="16"/>
+          <w:szCs w:val="16"/>
+          <w:u w:val="single"/>
+          <w:lang w:val="es-MX"/>
+        </w:rPr>
+        <w:t>4.- PRÉSTAMO Y GARANTÍA</w:t>
+      </w:r>
+    </w:p>
+    <w:p>
+      <w:pPr>
+        <w:spacing w:before="10" w:after="10" w:line="240" w:lineRule="auto"/>
+        <w:ind w:right="-1085"/>
+        <w:jc w:val="both"/>
+        <w:rPr>
+          <w:rFonts w:cstheme="minorHAnsi"/>
+          <w:color w:val="000000"/>
+          <w:sz w:val="16"/>
+          <w:szCs w:val="16"/>
+          <w:lang w:val="es-MX"/>
+        </w:rPr>
+      </w:pPr>
+      <w:r>
+        <w:rPr>
+          <w:rFonts w:cstheme="minorHAnsi"/>
+          <w:color w:val="000000"/>
+          <w:sz w:val="16"/>
+          <w:szCs w:val="16"/>
+          <w:lang w:val="es-MX"/>
+        </w:rPr>
+        <w:t xml:space="preserve">Por el presente Contrato, </w:t>
+      </w:r>
+      <w:r>
+        <w:rPr>
+          <w:rFonts w:cstheme="minorHAnsi"/>
+          <w:b/>
+          <w:bCs/>
+          <w:color w:val="000000"/>
+          <w:sz w:val="16"/>
+          <w:szCs w:val="16"/>
+          <w:lang w:val="es-MX"/>
+        </w:rPr>
+        <w:t>CREDIÁGIL</w:t>
+      </w:r>
+      <w:r>
+        <w:rPr>
+          <w:rFonts w:cstheme="minorHAnsi"/>
+          <w:color w:val="000000"/>
+          <w:sz w:val="16"/>
+          <w:szCs w:val="16"/>
+          <w:lang w:val="es-MX"/>
+        </w:rPr>
+        <w:t xml:space="preserve"> otorga a </w:t>
+      </w:r>
+      <w:r>
+        <w:rPr>
+          <w:rFonts w:cstheme="minorHAnsi"/>
+          <w:b/>
+          <w:bCs/>
+          <w:color w:val="000000"/>
+          <w:sz w:val="16"/>
+          <w:szCs w:val="16"/>
+          <w:lang w:val="es-MX"/>
+        </w:rPr>
+        <w:t>EL CLIENTE</w:t>
+      </w:r>
+      <w:r>
+        <w:rPr>
+          <w:rFonts w:cstheme="minorHAnsi"/>
+          <w:color w:val="000000"/>
+          <w:sz w:val="16"/>
+          <w:szCs w:val="16"/>
+          <w:lang w:val="es-MX"/>
+        </w:rPr>
+        <w:t xml:space="preserve"> en calidad de Préstamo la suma de dinero en efectivo en moneda nacional que se indican conjuntamente en el </w:t>
+      </w:r>
+      <w:r>
+        <w:rPr>
+          <w:rFonts w:cstheme="minorHAnsi"/>
+          <w:b/>
+          <w:bCs/>
+          <w:color w:val="000000"/>
+          <w:sz w:val="16"/>
+          <w:szCs w:val="16"/>
+          <w:lang w:val="es-MX"/>
+        </w:rPr>
+        <w:t>ANEXO 01</w:t>
+      </w:r>
+      <w:r>
+        <w:rPr>
+          <w:rFonts w:cstheme="minorHAnsi"/>
+          <w:color w:val="000000"/>
+          <w:sz w:val="16"/>
+          <w:szCs w:val="16"/>
+          <w:lang w:val="es-MX"/>
+        </w:rPr>
+        <w:t xml:space="preserve"> y </w:t>
+      </w:r>
+      <w:r>
+        <w:rPr>
+          <w:rFonts w:cstheme="minorHAnsi"/>
+          <w:b/>
+          <w:bCs/>
+          <w:color w:val="000000"/>
+          <w:sz w:val="16"/>
+          <w:szCs w:val="16"/>
+          <w:lang w:val="es-MX"/>
+        </w:rPr>
+        <w:t>ANEXO 02</w:t>
+      </w:r>
+      <w:r>
+        <w:rPr>
+          <w:rFonts w:cstheme="minorHAnsi"/>
+          <w:color w:val="000000"/>
+          <w:sz w:val="16"/>
+          <w:szCs w:val="16"/>
+          <w:lang w:val="es-MX"/>
+        </w:rPr>
+        <w:t xml:space="preserve"> de este documento. Las obligaciones que </w:t>
+      </w:r>
+      <w:r>
+        <w:rPr>
+          <w:rFonts w:cstheme="minorHAnsi"/>
+          <w:b/>
+          <w:bCs/>
+          <w:color w:val="000000"/>
+          <w:sz w:val="16"/>
+          <w:szCs w:val="16"/>
+          <w:lang w:val="es-MX"/>
+        </w:rPr>
+        <w:t>EL CLIENTE</w:t>
+      </w:r>
+      <w:r>
+        <w:rPr>
+          <w:rFonts w:cstheme="minorHAnsi"/>
+          <w:color w:val="000000"/>
+          <w:sz w:val="16"/>
+          <w:szCs w:val="16"/>
+          <w:lang w:val="es-MX"/>
+        </w:rPr>
+        <w:t xml:space="preserve"> asume o asuma en el futuro frente a </w:t>
+      </w:r>
+      <w:r>
+        <w:rPr>
+          <w:rFonts w:cstheme="minorHAnsi"/>
+          <w:b/>
+          <w:bCs/>
+          <w:color w:val="000000"/>
+          <w:sz w:val="16"/>
+          <w:szCs w:val="16"/>
+          <w:lang w:val="es-MX"/>
+        </w:rPr>
+        <w:t>CREDIÁGIL</w:t>
+      </w:r>
+      <w:r>
+        <w:rPr>
+          <w:rFonts w:cstheme="minorHAnsi"/>
+          <w:color w:val="000000"/>
+          <w:sz w:val="16"/>
+          <w:szCs w:val="16"/>
+          <w:lang w:val="es-MX"/>
+        </w:rPr>
+        <w:t>, generarán un interés compensatorio fijo y en caso de incumplimiento las penalidades, así como las comisiones, impuestos y los gastos pactados detallados en la Hoja Resumen (</w:t>
+      </w:r>
+      <w:r>
+        <w:rPr>
+          <w:rFonts w:cstheme="minorHAnsi"/>
+          <w:b/>
+          <w:bCs/>
+          <w:color w:val="000000"/>
+          <w:sz w:val="16"/>
+          <w:szCs w:val="16"/>
+          <w:lang w:val="es-MX"/>
+        </w:rPr>
+        <w:t>ANEXO 02</w:t>
+      </w:r>
+      <w:r>
+        <w:rPr>
+          <w:rFonts w:cstheme="minorHAnsi"/>
+          <w:color w:val="000000"/>
+          <w:sz w:val="16"/>
+          <w:szCs w:val="16"/>
+          <w:lang w:val="es-MX"/>
+        </w:rPr>
+        <w:t>).</w:t>
+      </w:r>
+    </w:p>
+    <w:p>
+      <w:pPr>
+        <w:spacing w:before="10" w:after="10" w:line="240" w:lineRule="auto"/>
+        <w:ind w:right="-1085"/>
+        <w:jc w:val="both"/>
+        <w:rPr>
+          <w:rFonts w:cstheme="minorHAnsi"/>
+          <w:color w:val="000000"/>
+          <w:sz w:val="16"/>
+          <w:szCs w:val="16"/>
+          <w:lang w:val="es-MX"/>
+        </w:rPr>
+      </w:pPr>
+    </w:p>
+    <w:p>
+      <w:pPr>
+        <w:spacing w:before="10" w:after="10" w:line="240" w:lineRule="auto"/>
+        <w:ind w:right="-1085"/>
+        <w:jc w:val="both"/>
+        <w:rPr>
+          <w:rFonts w:cstheme="minorHAnsi"/>
+          <w:color w:val="000000"/>
+          <w:sz w:val="16"/>
+          <w:szCs w:val="16"/>
+          <w:lang w:val="es-MX"/>
+        </w:rPr>
+      </w:pPr>
+      <w:r>
+        <w:rPr>
+          <w:rFonts w:cstheme="minorHAnsi"/>
+          <w:color w:val="000000"/>
+          <w:sz w:val="16"/>
+          <w:szCs w:val="16"/>
+          <w:lang w:val="es-MX"/>
+        </w:rPr>
+        <w:t xml:space="preserve">Por su parte, </w:t>
+      </w:r>
+      <w:r>
+        <w:rPr>
+          <w:rFonts w:cstheme="minorHAnsi"/>
+          <w:b/>
+          <w:bCs/>
+          <w:color w:val="000000"/>
+          <w:sz w:val="16"/>
+          <w:szCs w:val="16"/>
+          <w:lang w:val="es-MX"/>
+        </w:rPr>
+        <w:t>EL CLIENTE</w:t>
+      </w:r>
+      <w:r>
+        <w:rPr>
+          <w:rFonts w:cstheme="minorHAnsi"/>
+          <w:color w:val="000000"/>
+          <w:sz w:val="16"/>
+          <w:szCs w:val="16"/>
+          <w:lang w:val="es-MX"/>
+        </w:rPr>
+        <w:t xml:space="preserve"> constituye mediante la suscripción de este documento, primera y preferente Garantía Mobiliaria con entrega de la posesión, sobre bienes muebles (electrodomésticos/electrónicos) que se detallan minuciosamente en el </w:t>
+      </w:r>
+      <w:r>
+        <w:rPr>
+          <w:rFonts w:cstheme="minorHAnsi"/>
+          <w:b/>
+          <w:bCs/>
+          <w:color w:val="000000"/>
+          <w:sz w:val="16"/>
+          <w:szCs w:val="16"/>
+          <w:lang w:val="es-MX"/>
+        </w:rPr>
+        <w:t>ANEXO 01</w:t>
+      </w:r>
+      <w:r>
+        <w:rPr>
+          <w:rFonts w:cstheme="minorHAnsi"/>
+          <w:color w:val="000000"/>
+          <w:sz w:val="16"/>
+          <w:szCs w:val="16"/>
+          <w:lang w:val="es-MX"/>
+        </w:rPr>
+        <w:t xml:space="preserve"> que forma parte integrante de este contrato, de acuerdo a lo establecido en los artículos 3, 17 y otros de la Ley de la Garantía Mobiliaria, Ley </w:t>
+      </w:r>
       <w:r>
         <w:rPr>
           <w:rFonts w:cstheme="minorHAnsi"/>
@@ -533,240 +1525,15 @@
         </w:rPr>
         <w:t>Nº</w:t>
       </w:r>
-      <w:proofErr w:type="spellEnd"/>
-      <w:r>
-        <w:rPr>
-          <w:rFonts w:cstheme="minorHAnsi"/>
-          <w:b/>
-          <w:bCs/>
-          <w:color w:val="000000"/>
-          <w:sz w:val="16"/>
-          <w:szCs w:val="16"/>
-        </w:rPr>
-        <w:t xml:space="preserve"> </w:t>
-      </w:r>
-      <w:r>
-        <w:rPr>
-          <w:rFonts w:cstheme="minorHAnsi"/>
-          <w:b/>
-          <w:bCs/>
-          <w:color w:val="000000"/>
-          <w:sz w:val="16"/>
-          <w:szCs w:val="16"/>
-        </w:rPr>
-        <w:t>${</w:t>
-      </w:r>
-      <w:r>
-        <w:rPr>
-          <w:rFonts w:cstheme="minorHAnsi"/>
-          <w:b/>
-          <w:bCs/>
-          <w:color w:val="000000"/>
-          <w:sz w:val="16"/>
-          <w:szCs w:val="16"/>
-        </w:rPr>
-        <w:t>DNI_REP_LEGAL</w:t>
-      </w:r>
-      <w:r>
-        <w:rPr>
-          <w:rFonts w:cstheme="minorHAnsi"/>
-          <w:b/>
-          <w:bCs/>
-          <w:color w:val="000000"/>
-          <w:sz w:val="16"/>
-          <w:szCs w:val="16"/>
-        </w:rPr>
-        <w:t>}</w:t>
-      </w:r>
-      <w:r>
-        <w:rPr>
-          <w:rFonts w:cstheme="minorHAnsi"/>
-          <w:b/>
-          <w:bCs/>
-          <w:color w:val="000000"/>
-          <w:sz w:val="16"/>
-          <w:szCs w:val="16"/>
-        </w:rPr>
-        <w:t xml:space="preserve">, con poderes debidamente inscritos en la partida electrónica </w:t>
-      </w:r>
-      <w:proofErr w:type="spellStart"/>
-      <w:r>
-        <w:rPr>
-          <w:rFonts w:cstheme="minorHAnsi"/>
-          <w:color w:val="000000"/>
-          <w:sz w:val="16"/>
-          <w:szCs w:val="16"/>
-          <w:lang w:val="es-MX"/>
-        </w:rPr>
-        <w:t>Nº</w:t>
-      </w:r>
-      <w:proofErr w:type="spellEnd"/>
-      <w:r>
-        <w:rPr>
-          <w:rFonts w:cstheme="minorHAnsi"/>
-          <w:b/>
-          <w:bCs/>
-          <w:color w:val="000000"/>
-          <w:sz w:val="16"/>
-          <w:szCs w:val="16"/>
-        </w:rPr>
-        <w:t xml:space="preserve"> </w:t>
-      </w:r>
-      <w:r>
-        <w:rPr>
-          <w:rFonts w:cstheme="minorHAnsi"/>
-          <w:b/>
-          <w:bCs/>
-          <w:color w:val="000000"/>
-          <w:sz w:val="16"/>
-          <w:szCs w:val="16"/>
-        </w:rPr>
-        <w:t>${</w:t>
-      </w:r>
-      <w:r>
-        <w:rPr>
-          <w:rFonts w:cstheme="minorHAnsi"/>
-          <w:b/>
-          <w:bCs/>
-          <w:color w:val="000000"/>
-          <w:sz w:val="16"/>
-          <w:szCs w:val="16"/>
-        </w:rPr>
-        <w:t>PARTIDA_EMPRESA</w:t>
-      </w:r>
-      <w:r>
-        <w:rPr>
-          <w:rFonts w:cstheme="minorHAnsi"/>
-          <w:b/>
-          <w:bCs/>
-          <w:color w:val="000000"/>
-          <w:sz w:val="16"/>
-          <w:szCs w:val="16"/>
-        </w:rPr>
-        <w:t>}</w:t>
-      </w:r>
-      <w:r>
-        <w:rPr>
-          <w:rFonts w:cstheme="minorHAnsi"/>
-          <w:b/>
-          <w:bCs/>
-          <w:color w:val="000000"/>
-          <w:sz w:val="16"/>
-          <w:szCs w:val="16"/>
-        </w:rPr>
-        <w:t xml:space="preserve"> del Registro de Personas Jurídicas de </w:t>
-      </w:r>
-      <w:r>
-        <w:rPr>
-          <w:rFonts w:cstheme="minorHAnsi"/>
-          <w:b/>
-          <w:bCs/>
-          <w:color w:val="000000"/>
-          <w:sz w:val="16"/>
-          <w:szCs w:val="16"/>
-        </w:rPr>
-        <w:t>${</w:t>
-      </w:r>
-      <w:r>
-        <w:rPr>
-          <w:rFonts w:cstheme="minorHAnsi"/>
-          <w:b/>
-          <w:bCs/>
-          <w:color w:val="000000"/>
-          <w:sz w:val="16"/>
-          <w:szCs w:val="16"/>
-        </w:rPr>
-        <w:t>CIUDAD_REGISTRO_EMPRESA</w:t>
-      </w:r>
-      <w:r>
-        <w:rPr>
-          <w:rFonts w:cstheme="minorHAnsi"/>
-          <w:b/>
-          <w:bCs/>
-          <w:color w:val="000000"/>
-          <w:sz w:val="16"/>
-          <w:szCs w:val="16"/>
-        </w:rPr>
-        <w:t>}</w:t>
-      </w:r>
-      <w:r>
-        <w:rPr>
-          <w:rFonts w:cstheme="minorHAnsi"/>
-          <w:b/>
-          <w:bCs/>
-          <w:color w:val="000000"/>
-          <w:sz w:val="16"/>
-          <w:szCs w:val="16"/>
-        </w:rPr>
-        <w:t xml:space="preserve"> denominado (s) en adelante EL CLIENTE en los términos y condiciones siguientes:</w:t>
-      </w:r>
-    </w:p>
-    <w:p>
-      <w:pPr>
-        <w:spacing w:before="10" w:after="10" w:line="240" w:lineRule="auto"/>
-        <w:ind w:right="-1085"/>
-        <w:jc w:val="both"/>
-        <w:rPr>
-          <w:rFonts w:cstheme="minorHAnsi"/>
-          <w:color w:val="000000"/>
-          <w:sz w:val="16"/>
-          <w:szCs w:val="16"/>
-          <w:lang w:val="es-MX"/>
-        </w:rPr>
-      </w:pPr>
-    </w:p>
-    <w:p>
-      <w:pPr>
-        <w:spacing w:before="10" w:after="10" w:line="240" w:lineRule="auto"/>
-        <w:ind w:right="-1085"/>
-        <w:jc w:val="both"/>
-        <w:rPr>
-          <w:rFonts w:cstheme="minorHAnsi"/>
-          <w:b/>
-          <w:bCs/>
-          <w:color w:val="000000"/>
-          <w:sz w:val="16"/>
-          <w:szCs w:val="16"/>
-          <w:u w:val="single"/>
-          <w:lang w:val="es-MX"/>
-        </w:rPr>
-      </w:pPr>
-      <w:r>
-        <w:rPr>
-          <w:rFonts w:cstheme="minorHAnsi"/>
-          <w:b/>
-          <w:bCs/>
-          <w:color w:val="000000"/>
-          <w:sz w:val="16"/>
-          <w:szCs w:val="16"/>
-          <w:u w:val="single"/>
-          <w:lang w:val="es-MX"/>
-        </w:rPr>
-        <w:t>1.- OBJETO</w:t>
-      </w:r>
-    </w:p>
-    <w:p>
-      <w:pPr>
-        <w:spacing w:before="10" w:after="10" w:line="240" w:lineRule="auto"/>
-        <w:ind w:right="-1085"/>
-        <w:jc w:val="both"/>
-        <w:rPr>
-          <w:rFonts w:cstheme="minorHAnsi"/>
-          <w:color w:val="000000"/>
-          <w:sz w:val="16"/>
-          <w:szCs w:val="16"/>
-          <w:lang w:val="es-MX"/>
-        </w:rPr>
-      </w:pPr>
-      <w:r>
-        <w:rPr>
-          <w:rFonts w:cstheme="minorHAnsi"/>
-          <w:color w:val="000000"/>
-          <w:sz w:val="16"/>
-          <w:szCs w:val="16"/>
-          <w:lang w:val="es-MX"/>
-        </w:rPr>
-        <w:t xml:space="preserve">Por el presente Contrato, </w:t>
+      <w:r>
+        <w:rPr>
+          <w:rFonts w:cstheme="minorHAnsi"/>
+          <w:color w:val="000000"/>
+          <w:sz w:val="16"/>
+          <w:szCs w:val="16"/>
+          <w:lang w:val="es-MX"/>
+        </w:rPr>
+        <w:t xml:space="preserve"> 28677, a favor de </w:t>
       </w:r>
       <w:r>
         <w:rPr>
@@ -788,229 +1555,7 @@
           <w:szCs w:val="16"/>
           <w:lang w:val="es-MX"/>
         </w:rPr>
-        <w:t xml:space="preserve"> concede a </w:t>
-      </w:r>
-      <w:r>
-        <w:rPr>
-          <w:rFonts w:cstheme="minorHAnsi"/>
-          <w:b/>
-          <w:bCs/>
-          <w:color w:val="000000"/>
-          <w:sz w:val="16"/>
-          <w:szCs w:val="16"/>
-          <w:lang w:val="es-MX"/>
-        </w:rPr>
-        <w:t>EL CLIENTE</w:t>
-      </w:r>
-      <w:r>
-        <w:rPr>
-          <w:rFonts w:cstheme="minorHAnsi"/>
-          <w:color w:val="000000"/>
-          <w:sz w:val="16"/>
-          <w:szCs w:val="16"/>
-          <w:lang w:val="es-MX"/>
-        </w:rPr>
-        <w:t xml:space="preserve"> un préstamo y por su parte, </w:t>
-      </w:r>
-      <w:r>
-        <w:rPr>
-          <w:rFonts w:cstheme="minorHAnsi"/>
-          <w:b/>
-          <w:bCs/>
-          <w:color w:val="000000"/>
-          <w:sz w:val="16"/>
-          <w:szCs w:val="16"/>
-          <w:lang w:val="es-MX"/>
-        </w:rPr>
-        <w:t>EL CLIENTE</w:t>
-      </w:r>
-      <w:r>
-        <w:rPr>
-          <w:rFonts w:cstheme="minorHAnsi"/>
-          <w:color w:val="000000"/>
-          <w:sz w:val="16"/>
-          <w:szCs w:val="16"/>
-          <w:lang w:val="es-MX"/>
-        </w:rPr>
-        <w:t xml:space="preserve"> se compromete a pagar el préstamo en los términos pactados y, para el caso de un incumplimiento, constituye primera y preferente Garantía Mobiliaria en respaldo del préstamo y todas las obligaciones presentes y futuras que asuma frente a </w:t>
-      </w:r>
-      <w:r>
-        <w:rPr>
-          <w:rFonts w:cstheme="minorHAnsi"/>
-          <w:b/>
-          <w:bCs/>
-          <w:color w:val="000000"/>
-          <w:sz w:val="16"/>
-          <w:szCs w:val="16"/>
-          <w:lang w:val="es-MX"/>
-        </w:rPr>
-        <w:t>CREDIÁGIL</w:t>
-      </w:r>
-      <w:r>
-        <w:rPr>
-          <w:rFonts w:cstheme="minorHAnsi"/>
-          <w:color w:val="000000"/>
-          <w:sz w:val="16"/>
-          <w:szCs w:val="16"/>
-          <w:lang w:val="es-MX"/>
-        </w:rPr>
-        <w:t>, tal como se detalla en la Cláusula 4 siguiente.</w:t>
-      </w:r>
-    </w:p>
-    <w:p>
-      <w:pPr>
-        <w:spacing w:before="10" w:after="10" w:line="240" w:lineRule="auto"/>
-        <w:ind w:right="-1085"/>
-        <w:jc w:val="both"/>
-        <w:rPr>
-          <w:rFonts w:cstheme="minorHAnsi"/>
-          <w:color w:val="000000"/>
-          <w:sz w:val="16"/>
-          <w:szCs w:val="16"/>
-          <w:lang w:val="es-MX"/>
-        </w:rPr>
-      </w:pPr>
-    </w:p>
-    <w:p>
-      <w:pPr>
-        <w:spacing w:before="10" w:after="10" w:line="240" w:lineRule="auto"/>
-        <w:ind w:right="-1085"/>
-        <w:jc w:val="both"/>
-        <w:rPr>
-          <w:rFonts w:cstheme="minorHAnsi"/>
-          <w:b/>
-          <w:bCs/>
-          <w:color w:val="000000"/>
-          <w:sz w:val="16"/>
-          <w:szCs w:val="16"/>
-          <w:u w:val="single"/>
-          <w:lang w:val="es-MX"/>
-        </w:rPr>
-      </w:pPr>
-      <w:r>
-        <w:rPr>
-          <w:rFonts w:cstheme="minorHAnsi"/>
-          <w:b/>
-          <w:bCs/>
-          <w:color w:val="000000"/>
-          <w:sz w:val="16"/>
-          <w:szCs w:val="16"/>
-          <w:u w:val="single"/>
-          <w:lang w:val="es-MX"/>
-        </w:rPr>
-        <w:t>2.- EL CONTRATO</w:t>
-      </w:r>
-    </w:p>
-    <w:p>
-      <w:pPr>
-        <w:spacing w:before="10" w:after="10" w:line="240" w:lineRule="auto"/>
-        <w:ind w:right="-1085"/>
-        <w:jc w:val="both"/>
-        <w:rPr>
-          <w:rFonts w:cstheme="minorHAnsi"/>
-          <w:color w:val="000000"/>
-          <w:sz w:val="16"/>
-          <w:szCs w:val="16"/>
-          <w:lang w:val="es-MX"/>
-        </w:rPr>
-      </w:pPr>
-      <w:r>
-        <w:rPr>
-          <w:rFonts w:cstheme="minorHAnsi"/>
-          <w:color w:val="000000"/>
-          <w:sz w:val="16"/>
-          <w:szCs w:val="16"/>
-          <w:lang w:val="es-MX"/>
-        </w:rPr>
-        <w:t xml:space="preserve">Al firmar este Contrato, </w:t>
-      </w:r>
-      <w:r>
-        <w:rPr>
-          <w:rFonts w:cstheme="minorHAnsi"/>
-          <w:b/>
-          <w:bCs/>
-          <w:color w:val="000000"/>
-          <w:sz w:val="16"/>
-          <w:szCs w:val="16"/>
-          <w:lang w:val="es-MX"/>
-        </w:rPr>
-        <w:t>EL CLIENTE</w:t>
-      </w:r>
-      <w:r>
-        <w:rPr>
-          <w:rFonts w:cstheme="minorHAnsi"/>
-          <w:color w:val="000000"/>
-          <w:sz w:val="16"/>
-          <w:szCs w:val="16"/>
-          <w:lang w:val="es-MX"/>
-        </w:rPr>
-        <w:t xml:space="preserve"> declara estar conforme con todas sus cláusulas, términos y con la información técnica y valorativa consignada en el </w:t>
-      </w:r>
-      <w:r>
-        <w:rPr>
-          <w:rFonts w:cstheme="minorHAnsi"/>
-          <w:b/>
-          <w:bCs/>
-          <w:color w:val="000000"/>
-          <w:sz w:val="16"/>
-          <w:szCs w:val="16"/>
-          <w:lang w:val="es-MX"/>
-        </w:rPr>
-        <w:t>ANEXO 01 (Descripción Detallada del Bien)</w:t>
-      </w:r>
-      <w:r>
-        <w:rPr>
-          <w:rFonts w:cstheme="minorHAnsi"/>
-          <w:color w:val="000000"/>
-          <w:sz w:val="16"/>
-          <w:szCs w:val="16"/>
-          <w:lang w:val="es-MX"/>
-        </w:rPr>
-        <w:t xml:space="preserve"> de este documento, así como en la </w:t>
-      </w:r>
-      <w:r>
-        <w:rPr>
-          <w:rFonts w:cstheme="minorHAnsi"/>
-          <w:b/>
-          <w:bCs/>
-          <w:color w:val="000000"/>
-          <w:sz w:val="16"/>
-          <w:szCs w:val="16"/>
-          <w:lang w:val="es-MX"/>
-        </w:rPr>
-        <w:t>HOJA RESUMEN (ANEXO 02)</w:t>
-      </w:r>
-      <w:r>
-        <w:rPr>
-          <w:rFonts w:cstheme="minorHAnsi"/>
-          <w:color w:val="000000"/>
-          <w:sz w:val="16"/>
-          <w:szCs w:val="16"/>
-          <w:lang w:val="es-MX"/>
-        </w:rPr>
-        <w:t xml:space="preserve">, las cuales forman parte integrante del mismo. Declara haber verificado que la descripción de los bienes otorgados en Garantía Mobiliaria es correcta y que la fecha del Préstamo y su vencimiento son los pactados. </w:t>
-      </w:r>
-      <w:r>
-        <w:rPr>
-          <w:rFonts w:cstheme="minorHAnsi"/>
-          <w:b/>
-          <w:bCs/>
-          <w:color w:val="000000"/>
-          <w:sz w:val="16"/>
-          <w:szCs w:val="16"/>
-          <w:lang w:val="es-MX"/>
-        </w:rPr>
-        <w:t>CREDIÁGIL</w:t>
-      </w:r>
-      <w:r>
-        <w:rPr>
-          <w:rFonts w:cstheme="minorHAnsi"/>
-          <w:color w:val="000000"/>
-          <w:sz w:val="16"/>
-          <w:szCs w:val="16"/>
-          <w:lang w:val="es-MX"/>
-        </w:rPr>
-        <w:t xml:space="preserve"> no reconoce adulteraciones, borrones, enmendaduras, ni modificación alguna en la información consignada en el </w:t>
+        <w:t xml:space="preserve">, hasta por el valor de dichos bienes, según se detalla en el </w:t>
       </w:r>
       <w:r>
         <w:rPr>
@@ -1032,687 +1577,7 @@
           <w:szCs w:val="16"/>
           <w:lang w:val="es-MX"/>
         </w:rPr>
-        <w:t xml:space="preserve">. Este documento se extiende por duplicado quedando un ejemplar en poder de </w:t>
-      </w:r>
-      <w:r>
-        <w:rPr>
-          <w:rFonts w:cstheme="minorHAnsi"/>
-          <w:b/>
-          <w:bCs/>
-          <w:color w:val="000000"/>
-          <w:sz w:val="16"/>
-          <w:szCs w:val="16"/>
-          <w:lang w:val="es-MX"/>
-        </w:rPr>
-        <w:t>CREDIÁGIL</w:t>
-      </w:r>
-      <w:r>
-        <w:rPr>
-          <w:rFonts w:cstheme="minorHAnsi"/>
-          <w:color w:val="000000"/>
-          <w:sz w:val="16"/>
-          <w:szCs w:val="16"/>
-          <w:lang w:val="es-MX"/>
-        </w:rPr>
-        <w:t xml:space="preserve"> y otro en poder de </w:t>
-      </w:r>
-      <w:r>
-        <w:rPr>
-          <w:rFonts w:cstheme="minorHAnsi"/>
-          <w:b/>
-          <w:bCs/>
-          <w:color w:val="000000"/>
-          <w:sz w:val="16"/>
-          <w:szCs w:val="16"/>
-          <w:lang w:val="es-MX"/>
-        </w:rPr>
-        <w:t>EL CLIENTE</w:t>
-      </w:r>
-      <w:r>
-        <w:rPr>
-          <w:rFonts w:cstheme="minorHAnsi"/>
-          <w:color w:val="000000"/>
-          <w:sz w:val="16"/>
-          <w:szCs w:val="16"/>
-          <w:lang w:val="es-MX"/>
-        </w:rPr>
-        <w:t xml:space="preserve">. En caso de duda, se preferirá el ejemplar del Contrato que obra en poder de </w:t>
-      </w:r>
-      <w:r>
-        <w:rPr>
-          <w:rFonts w:cstheme="minorHAnsi"/>
-          <w:b/>
-          <w:bCs/>
-          <w:color w:val="000000"/>
-          <w:sz w:val="16"/>
-          <w:szCs w:val="16"/>
-          <w:lang w:val="es-MX"/>
-        </w:rPr>
-        <w:t>CREDIÁGIL</w:t>
-      </w:r>
-      <w:r>
-        <w:rPr>
-          <w:rFonts w:cstheme="minorHAnsi"/>
-          <w:color w:val="000000"/>
-          <w:sz w:val="16"/>
-          <w:szCs w:val="16"/>
-          <w:lang w:val="es-MX"/>
-        </w:rPr>
-        <w:t xml:space="preserve">. Se deja expresa constancia que </w:t>
-      </w:r>
-      <w:r>
-        <w:rPr>
-          <w:rFonts w:cstheme="minorHAnsi"/>
-          <w:b/>
-          <w:bCs/>
-          <w:color w:val="000000"/>
-          <w:sz w:val="16"/>
-          <w:szCs w:val="16"/>
-          <w:lang w:val="es-MX"/>
-        </w:rPr>
-        <w:t>EL CLIENTE</w:t>
-      </w:r>
-      <w:r>
-        <w:rPr>
-          <w:rFonts w:cstheme="minorHAnsi"/>
-          <w:color w:val="000000"/>
-          <w:sz w:val="16"/>
-          <w:szCs w:val="16"/>
-          <w:lang w:val="es-MX"/>
-        </w:rPr>
-        <w:t xml:space="preserve"> no podrá ceder el presente Contrato a terceros.</w:t>
-      </w:r>
-    </w:p>
-    <w:p>
-      <w:pPr>
-        <w:spacing w:before="10" w:after="10" w:line="240" w:lineRule="auto"/>
-        <w:ind w:right="-1085"/>
-        <w:jc w:val="both"/>
-        <w:rPr>
-          <w:rFonts w:cstheme="minorHAnsi"/>
-          <w:color w:val="000000"/>
-          <w:sz w:val="16"/>
-          <w:szCs w:val="16"/>
-          <w:lang w:val="es-MX"/>
-        </w:rPr>
-      </w:pPr>
-    </w:p>
-    <w:p>
-      <w:pPr>
-        <w:spacing w:before="10" w:after="10" w:line="240" w:lineRule="auto"/>
-        <w:ind w:right="-1085"/>
-        <w:jc w:val="both"/>
-        <w:rPr>
-          <w:rFonts w:cstheme="minorHAnsi"/>
-          <w:b/>
-          <w:bCs/>
-          <w:color w:val="000000"/>
-          <w:sz w:val="16"/>
-          <w:szCs w:val="16"/>
-          <w:u w:val="single"/>
-          <w:lang w:val="es-MX"/>
-        </w:rPr>
-      </w:pPr>
-      <w:r>
-        <w:rPr>
-          <w:rFonts w:cstheme="minorHAnsi"/>
-          <w:b/>
-          <w:bCs/>
-          <w:color w:val="000000"/>
-          <w:sz w:val="16"/>
-          <w:szCs w:val="16"/>
-          <w:u w:val="single"/>
-          <w:lang w:val="es-MX"/>
-        </w:rPr>
-        <w:t>3.- EXTRAVÍO DEL DOCUMENTO</w:t>
-      </w:r>
-    </w:p>
-    <w:p>
-      <w:pPr>
-        <w:spacing w:before="10" w:after="10" w:line="240" w:lineRule="auto"/>
-        <w:ind w:right="-1085"/>
-        <w:jc w:val="both"/>
-        <w:rPr>
-          <w:rFonts w:cstheme="minorHAnsi"/>
-          <w:color w:val="000000"/>
-          <w:sz w:val="16"/>
-          <w:szCs w:val="16"/>
-          <w:lang w:val="es-MX"/>
-        </w:rPr>
-      </w:pPr>
-      <w:r>
-        <w:rPr>
-          <w:rFonts w:cstheme="minorHAnsi"/>
-          <w:color w:val="000000"/>
-          <w:sz w:val="16"/>
-          <w:szCs w:val="16"/>
-          <w:lang w:val="es-MX"/>
-        </w:rPr>
-        <w:t xml:space="preserve">Este Contrato se representa en dos ejemplares. El que corresponde a </w:t>
-      </w:r>
-      <w:r>
-        <w:rPr>
-          <w:rFonts w:cstheme="minorHAnsi"/>
-          <w:b/>
-          <w:bCs/>
-          <w:color w:val="000000"/>
-          <w:sz w:val="16"/>
-          <w:szCs w:val="16"/>
-          <w:lang w:val="es-MX"/>
-        </w:rPr>
-        <w:t>EL CLIENTE</w:t>
-      </w:r>
-      <w:r>
-        <w:rPr>
-          <w:rFonts w:cstheme="minorHAnsi"/>
-          <w:color w:val="000000"/>
-          <w:sz w:val="16"/>
-          <w:szCs w:val="16"/>
-          <w:lang w:val="es-MX"/>
-        </w:rPr>
-        <w:t xml:space="preserve"> es el único documento para que pueda solicitar la devolución de los bienes entregados en Garantía Mobiliaria, una vez que cancele el Préstamo y todas las obligaciones que mantenga frente a </w:t>
-      </w:r>
-      <w:r>
-        <w:rPr>
-          <w:rFonts w:cstheme="minorHAnsi"/>
-          <w:b/>
-          <w:bCs/>
-          <w:color w:val="000000"/>
-          <w:sz w:val="16"/>
-          <w:szCs w:val="16"/>
-          <w:lang w:val="es-MX"/>
-        </w:rPr>
-        <w:t>CREDIÁGIL</w:t>
-      </w:r>
-      <w:r>
-        <w:rPr>
-          <w:rFonts w:cstheme="minorHAnsi"/>
-          <w:color w:val="000000"/>
-          <w:sz w:val="16"/>
-          <w:szCs w:val="16"/>
-          <w:lang w:val="es-MX"/>
-        </w:rPr>
-        <w:t xml:space="preserve">. Si el documento es extraviado por </w:t>
-      </w:r>
-      <w:r>
-        <w:rPr>
-          <w:rFonts w:cstheme="minorHAnsi"/>
-          <w:b/>
-          <w:bCs/>
-          <w:color w:val="000000"/>
-          <w:sz w:val="16"/>
-          <w:szCs w:val="16"/>
-          <w:lang w:val="es-MX"/>
-        </w:rPr>
-        <w:t>EL CLIENTE</w:t>
-      </w:r>
-      <w:r>
-        <w:rPr>
-          <w:rFonts w:cstheme="minorHAnsi"/>
-          <w:color w:val="000000"/>
-          <w:sz w:val="16"/>
-          <w:szCs w:val="16"/>
-          <w:lang w:val="es-MX"/>
-        </w:rPr>
-        <w:t xml:space="preserve">, este deberá acudir de inmediato al local donde recibió el Préstamo con una carta simple, dando cuenta del extravío a </w:t>
-      </w:r>
-      <w:r>
-        <w:rPr>
-          <w:rFonts w:cstheme="minorHAnsi"/>
-          <w:b/>
-          <w:bCs/>
-          <w:color w:val="000000"/>
-          <w:sz w:val="16"/>
-          <w:szCs w:val="16"/>
-          <w:lang w:val="es-MX"/>
-        </w:rPr>
-        <w:t>CREDIÁGIL</w:t>
-      </w:r>
-      <w:r>
-        <w:rPr>
-          <w:rFonts w:cstheme="minorHAnsi"/>
-          <w:color w:val="000000"/>
-          <w:sz w:val="16"/>
-          <w:szCs w:val="16"/>
-          <w:lang w:val="es-MX"/>
-        </w:rPr>
-        <w:t xml:space="preserve">, quien previa identificación, emitirá una copia simple del contrato original, cuyo costo será asumido por </w:t>
-      </w:r>
-      <w:r>
-        <w:rPr>
-          <w:rFonts w:cstheme="minorHAnsi"/>
-          <w:b/>
-          <w:bCs/>
-          <w:color w:val="000000"/>
-          <w:sz w:val="16"/>
-          <w:szCs w:val="16"/>
-          <w:lang w:val="es-MX"/>
-        </w:rPr>
-        <w:t>EL CLIENTE</w:t>
-      </w:r>
-      <w:r>
-        <w:rPr>
-          <w:rFonts w:cstheme="minorHAnsi"/>
-          <w:color w:val="000000"/>
-          <w:sz w:val="16"/>
-          <w:szCs w:val="16"/>
-          <w:lang w:val="es-MX"/>
-        </w:rPr>
-        <w:t>. La comisión por duplicado de contrato consta en la Hoja Resumen.</w:t>
-      </w:r>
-    </w:p>
-    <w:p>
-      <w:pPr>
-        <w:spacing w:before="10" w:after="10" w:line="240" w:lineRule="auto"/>
-        <w:ind w:right="-1085"/>
-        <w:jc w:val="both"/>
-        <w:rPr>
-          <w:rFonts w:cstheme="minorHAnsi"/>
-          <w:color w:val="000000"/>
-          <w:sz w:val="16"/>
-          <w:szCs w:val="16"/>
-          <w:lang w:val="es-MX"/>
-        </w:rPr>
-      </w:pPr>
-    </w:p>
-    <w:p>
-      <w:pPr>
-        <w:spacing w:before="10" w:after="10" w:line="240" w:lineRule="auto"/>
-        <w:ind w:right="-1085"/>
-        <w:jc w:val="both"/>
-        <w:rPr>
-          <w:rFonts w:cstheme="minorHAnsi"/>
-          <w:b/>
-          <w:bCs/>
-          <w:color w:val="000000"/>
-          <w:sz w:val="16"/>
-          <w:szCs w:val="16"/>
-          <w:u w:val="single"/>
-          <w:lang w:val="es-MX"/>
-        </w:rPr>
-      </w:pPr>
-      <w:r>
-        <w:rPr>
-          <w:rFonts w:cstheme="minorHAnsi"/>
-          <w:b/>
-          <w:bCs/>
-          <w:color w:val="000000"/>
-          <w:sz w:val="16"/>
-          <w:szCs w:val="16"/>
-          <w:u w:val="single"/>
-          <w:lang w:val="es-MX"/>
-        </w:rPr>
-        <w:t>4.- PRÉSTAMO Y GARANTÍA</w:t>
-      </w:r>
-    </w:p>
-    <w:p>
-      <w:pPr>
-        <w:spacing w:before="10" w:after="10" w:line="240" w:lineRule="auto"/>
-        <w:ind w:right="-1085"/>
-        <w:jc w:val="both"/>
-        <w:rPr>
-          <w:rFonts w:cstheme="minorHAnsi"/>
-          <w:color w:val="000000"/>
-          <w:sz w:val="16"/>
-          <w:szCs w:val="16"/>
-          <w:lang w:val="es-MX"/>
-        </w:rPr>
-      </w:pPr>
-      <w:r>
-        <w:rPr>
-          <w:rFonts w:cstheme="minorHAnsi"/>
-          <w:color w:val="000000"/>
-          <w:sz w:val="16"/>
-          <w:szCs w:val="16"/>
-          <w:lang w:val="es-MX"/>
-        </w:rPr>
-        <w:t xml:space="preserve">Por el presente Contrato, </w:t>
-      </w:r>
-      <w:r>
-        <w:rPr>
-          <w:rFonts w:cstheme="minorHAnsi"/>
-          <w:b/>
-          <w:bCs/>
-          <w:color w:val="000000"/>
-          <w:sz w:val="16"/>
-          <w:szCs w:val="16"/>
-          <w:lang w:val="es-MX"/>
-        </w:rPr>
-        <w:t>CREDIÁGIL</w:t>
-      </w:r>
-      <w:r>
-        <w:rPr>
-          <w:rFonts w:cstheme="minorHAnsi"/>
-          <w:color w:val="000000"/>
-          <w:sz w:val="16"/>
-          <w:szCs w:val="16"/>
-          <w:lang w:val="es-MX"/>
-        </w:rPr>
-        <w:t xml:space="preserve"> otorga a </w:t>
-      </w:r>
-      <w:r>
-        <w:rPr>
-          <w:rFonts w:cstheme="minorHAnsi"/>
-          <w:b/>
-          <w:bCs/>
-          <w:color w:val="000000"/>
-          <w:sz w:val="16"/>
-          <w:szCs w:val="16"/>
-          <w:lang w:val="es-MX"/>
-        </w:rPr>
-        <w:t>EL CLIENTE</w:t>
-      </w:r>
-      <w:r>
-        <w:rPr>
-          <w:rFonts w:cstheme="minorHAnsi"/>
-          <w:color w:val="000000"/>
-          <w:sz w:val="16"/>
-          <w:szCs w:val="16"/>
-          <w:lang w:val="es-MX"/>
-        </w:rPr>
-        <w:t xml:space="preserve"> en calidad de Préstamo la suma de dinero en efectivo en moneda nacional que se indican conjuntamente en el </w:t>
-      </w:r>
-      <w:r>
-        <w:rPr>
-          <w:rFonts w:cstheme="minorHAnsi"/>
-          <w:b/>
-          <w:bCs/>
-          <w:color w:val="000000"/>
-          <w:sz w:val="16"/>
-          <w:szCs w:val="16"/>
-          <w:lang w:val="es-MX"/>
-        </w:rPr>
-        <w:t>ANEXO 01</w:t>
-      </w:r>
-      <w:r>
-        <w:rPr>
-          <w:rFonts w:cstheme="minorHAnsi"/>
-          <w:color w:val="000000"/>
-          <w:sz w:val="16"/>
-          <w:szCs w:val="16"/>
-          <w:lang w:val="es-MX"/>
-        </w:rPr>
-        <w:t xml:space="preserve"> y </w:t>
-      </w:r>
-      <w:r>
-        <w:rPr>
-          <w:rFonts w:cstheme="minorHAnsi"/>
-          <w:b/>
-          <w:bCs/>
-          <w:color w:val="000000"/>
-          <w:sz w:val="16"/>
-          <w:szCs w:val="16"/>
-          <w:lang w:val="es-MX"/>
-        </w:rPr>
-        <w:t>ANEXO 02</w:t>
-      </w:r>
-      <w:r>
-        <w:rPr>
-          <w:rFonts w:cstheme="minorHAnsi"/>
-          <w:color w:val="000000"/>
-          <w:sz w:val="16"/>
-          <w:szCs w:val="16"/>
-          <w:lang w:val="es-MX"/>
-        </w:rPr>
-        <w:t xml:space="preserve"> de este documento. Las obligaciones que </w:t>
-      </w:r>
-      <w:r>
-        <w:rPr>
-          <w:rFonts w:cstheme="minorHAnsi"/>
-          <w:b/>
-          <w:bCs/>
-          <w:color w:val="000000"/>
-          <w:sz w:val="16"/>
-          <w:szCs w:val="16"/>
-          <w:lang w:val="es-MX"/>
-        </w:rPr>
-        <w:t>EL CLIENTE</w:t>
-      </w:r>
-      <w:r>
-        <w:rPr>
-          <w:rFonts w:cstheme="minorHAnsi"/>
-          <w:color w:val="000000"/>
-          <w:sz w:val="16"/>
-          <w:szCs w:val="16"/>
-          <w:lang w:val="es-MX"/>
-        </w:rPr>
-        <w:t xml:space="preserve"> asume o asuma en el futuro frente a </w:t>
-      </w:r>
-      <w:r>
-        <w:rPr>
-          <w:rFonts w:cstheme="minorHAnsi"/>
-          <w:b/>
-          <w:bCs/>
-          <w:color w:val="000000"/>
-          <w:sz w:val="16"/>
-          <w:szCs w:val="16"/>
-          <w:lang w:val="es-MX"/>
-        </w:rPr>
-        <w:t>CREDIÁGIL</w:t>
-      </w:r>
-      <w:r>
-        <w:rPr>
-          <w:rFonts w:cstheme="minorHAnsi"/>
-          <w:color w:val="000000"/>
-          <w:sz w:val="16"/>
-          <w:szCs w:val="16"/>
-          <w:lang w:val="es-MX"/>
-        </w:rPr>
-        <w:t>, generarán un interés compensatorio fijo y en caso de incumplimiento las penalidades, así como las comisiones, impuestos y los gastos pactados detallados en la Hoja Resumen (</w:t>
-      </w:r>
-      <w:r>
-        <w:rPr>
-          <w:rFonts w:cstheme="minorHAnsi"/>
-          <w:b/>
-          <w:bCs/>
-          <w:color w:val="000000"/>
-          <w:sz w:val="16"/>
-          <w:szCs w:val="16"/>
-          <w:lang w:val="es-MX"/>
-        </w:rPr>
-        <w:t>ANEXO 02</w:t>
-      </w:r>
-      <w:r>
-        <w:rPr>
-          <w:rFonts w:cstheme="minorHAnsi"/>
-          <w:color w:val="000000"/>
-          <w:sz w:val="16"/>
-          <w:szCs w:val="16"/>
-          <w:lang w:val="es-MX"/>
-        </w:rPr>
-        <w:t>).</w:t>
-      </w:r>
-    </w:p>
-    <w:p>
-      <w:pPr>
-        <w:spacing w:before="10" w:after="10" w:line="240" w:lineRule="auto"/>
-        <w:ind w:right="-1085"/>
-        <w:jc w:val="both"/>
-        <w:rPr>
-          <w:rFonts w:cstheme="minorHAnsi"/>
-          <w:color w:val="000000"/>
-          <w:sz w:val="16"/>
-          <w:szCs w:val="16"/>
-          <w:lang w:val="es-MX"/>
-        </w:rPr>
-      </w:pPr>
-    </w:p>
-    <w:p>
-      <w:pPr>
-        <w:spacing w:before="10" w:after="10" w:line="240" w:lineRule="auto"/>
-        <w:ind w:right="-1085"/>
-        <w:jc w:val="both"/>
-        <w:rPr>
-          <w:rFonts w:cstheme="minorHAnsi"/>
-          <w:color w:val="000000"/>
-          <w:sz w:val="16"/>
-          <w:szCs w:val="16"/>
-          <w:lang w:val="es-MX"/>
-        </w:rPr>
-      </w:pPr>
-      <w:r>
-        <w:rPr>
-          <w:rFonts w:cstheme="minorHAnsi"/>
-          <w:color w:val="000000"/>
-          <w:sz w:val="16"/>
-          <w:szCs w:val="16"/>
-          <w:lang w:val="es-MX"/>
-        </w:rPr>
-        <w:t xml:space="preserve">Por su parte, </w:t>
-      </w:r>
-      <w:r>
-        <w:rPr>
-          <w:rFonts w:cstheme="minorHAnsi"/>
-          <w:b/>
-          <w:bCs/>
-          <w:color w:val="000000"/>
-          <w:sz w:val="16"/>
-          <w:szCs w:val="16"/>
-          <w:lang w:val="es-MX"/>
-        </w:rPr>
-        <w:t>EL CLIENTE</w:t>
-      </w:r>
-      <w:r>
-        <w:rPr>
-          <w:rFonts w:cstheme="minorHAnsi"/>
-          <w:color w:val="000000"/>
-          <w:sz w:val="16"/>
-          <w:szCs w:val="16"/>
-          <w:lang w:val="es-MX"/>
-        </w:rPr>
-        <w:t xml:space="preserve"> constituye mediante la suscripción de este documento, primera y preferente Garantía Mobiliaria con entrega de la posesión, sobre bienes muebles (electrodomésticos/electrónicos) que se detallan minuciosamente en el </w:t>
-      </w:r>
-      <w:r>
-        <w:rPr>
-          <w:rFonts w:cstheme="minorHAnsi"/>
-          <w:b/>
-          <w:bCs/>
-          <w:color w:val="000000"/>
-          <w:sz w:val="16"/>
-          <w:szCs w:val="16"/>
-          <w:lang w:val="es-MX"/>
-        </w:rPr>
-        <w:t>ANEXO 01</w:t>
-      </w:r>
-      <w:r>
-        <w:rPr>
-          <w:rFonts w:cstheme="minorHAnsi"/>
-          <w:color w:val="000000"/>
-          <w:sz w:val="16"/>
-          <w:szCs w:val="16"/>
-          <w:lang w:val="es-MX"/>
-        </w:rPr>
-        <w:t xml:space="preserve"> que forma parte integrante de este contrato, de acuerdo a lo establecido en los artículos 3, 17 y otros de la Ley de la Garantía Mobiliaria, Ley </w:t>
-      </w:r>
-      <w:proofErr w:type="spellStart"/>
-      <w:r>
-        <w:rPr>
-          <w:rFonts w:cstheme="minorHAnsi"/>
-          <w:color w:val="000000"/>
-          <w:sz w:val="16"/>
-          <w:szCs w:val="16"/>
-          <w:lang w:val="es-MX"/>
-        </w:rPr>
-        <w:t>Nº</w:t>
-      </w:r>
-      <w:proofErr w:type="spellEnd"/>
-      <w:r>
-        <w:rPr>
-          <w:rFonts w:cstheme="minorHAnsi"/>
-          <w:color w:val="000000"/>
-          <w:sz w:val="16"/>
-          <w:szCs w:val="16"/>
-          <w:lang w:val="es-MX"/>
-        </w:rPr>
-        <w:t xml:space="preserve"> 28677, a favor de </w:t>
-      </w:r>
-      <w:r>
-        <w:rPr>
-          <w:rFonts w:cstheme="minorHAnsi"/>
-          <w:b/>
-          <w:bCs/>
-          <w:color w:val="000000"/>
-          <w:sz w:val="16"/>
-          <w:szCs w:val="16"/>
-          <w:lang w:val="es-MX"/>
-        </w:rPr>
-        <w:t>CREDIÁGIL</w:t>
-      </w:r>
-      <w:r>
-        <w:rPr>
-          <w:rFonts w:cstheme="minorHAnsi"/>
-          <w:color w:val="000000"/>
-          <w:sz w:val="16"/>
-          <w:szCs w:val="16"/>
-          <w:lang w:val="es-MX"/>
-        </w:rPr>
-        <w:t xml:space="preserve">, hasta por el valor de dichos bienes, según se detalla en el </w:t>
-      </w:r>
-      <w:r>
-        <w:rPr>
-          <w:rFonts w:cstheme="minorHAnsi"/>
-          <w:b/>
-          <w:bCs/>
-          <w:color w:val="000000"/>
-          <w:sz w:val="16"/>
-          <w:szCs w:val="16"/>
-          <w:lang w:val="es-MX"/>
-        </w:rPr>
-        <w:t>ANEXO 01</w:t>
-      </w:r>
-      <w:r>
-        <w:rPr>
-          <w:rFonts w:cstheme="minorHAnsi"/>
-          <w:color w:val="000000"/>
-          <w:sz w:val="16"/>
-          <w:szCs w:val="16"/>
-          <w:lang w:val="es-MX"/>
-        </w:rPr>
-        <w:t xml:space="preserve"> de este documento, y en respaldo del cumplimiento del pago de (i) el Préstamo, (</w:t>
-      </w:r>
-      <w:proofErr w:type="spellStart"/>
-      <w:r>
-        <w:rPr>
-          <w:rFonts w:cstheme="minorHAnsi"/>
-          <w:color w:val="000000"/>
-          <w:sz w:val="16"/>
-          <w:szCs w:val="16"/>
-          <w:lang w:val="es-MX"/>
-        </w:rPr>
-        <w:t>ii</w:t>
-      </w:r>
-      <w:proofErr w:type="spellEnd"/>
-      <w:r>
-        <w:rPr>
-          <w:rFonts w:cstheme="minorHAnsi"/>
-          <w:color w:val="000000"/>
-          <w:sz w:val="16"/>
-          <w:szCs w:val="16"/>
-          <w:lang w:val="es-MX"/>
-        </w:rPr>
-        <w:t>) de los futuros Préstamos que pueda asumir y (</w:t>
-      </w:r>
-      <w:proofErr w:type="spellStart"/>
-      <w:r>
-        <w:rPr>
-          <w:rFonts w:cstheme="minorHAnsi"/>
-          <w:color w:val="000000"/>
-          <w:sz w:val="16"/>
-          <w:szCs w:val="16"/>
-          <w:lang w:val="es-MX"/>
-        </w:rPr>
-        <w:t>iii</w:t>
-      </w:r>
-      <w:proofErr w:type="spellEnd"/>
-      <w:r>
-        <w:rPr>
-          <w:rFonts w:cstheme="minorHAnsi"/>
-          <w:color w:val="000000"/>
-          <w:sz w:val="16"/>
-          <w:szCs w:val="16"/>
-          <w:lang w:val="es-MX"/>
-        </w:rPr>
-        <w:t xml:space="preserve">) cualquier otra obligación de </w:t>
+        <w:t xml:space="preserve"> de este documento, y en respaldo del cumplimiento del pago de (i) el Préstamo, (ii) de los futuros Préstamos que pueda asumir y (iii) cualquier otra obligación de </w:t>
       </w:r>
       <w:r>
         <w:rPr>
@@ -2204,6 +2069,7 @@
           <w:szCs w:val="16"/>
           <w:lang w:val="es-MX"/>
         </w:rPr>
+        <w:lastRenderedPageBreak/>
         <w:t>Poder fuera de registro:</w:t>
       </w:r>
       <w:r>
@@ -4371,73 +4237,7 @@
           <w:szCs w:val="16"/>
           <w:lang w:val="es-MX"/>
         </w:rPr>
-        <w:t xml:space="preserve">, cuando dichas modificaciones generen un perjuicio a los usuarios </w:t>
-      </w:r>
-      <w:proofErr w:type="spellStart"/>
-      <w:r>
-        <w:rPr>
-          <w:rFonts w:cstheme="minorHAnsi"/>
-          <w:color w:val="000000"/>
-          <w:sz w:val="16"/>
-          <w:szCs w:val="16"/>
-          <w:lang w:val="es-MX"/>
-        </w:rPr>
-        <w:t>ii</w:t>
-      </w:r>
-      <w:proofErr w:type="spellEnd"/>
-      <w:r>
-        <w:rPr>
-          <w:rFonts w:cstheme="minorHAnsi"/>
-          <w:color w:val="000000"/>
-          <w:sz w:val="16"/>
-          <w:szCs w:val="16"/>
-          <w:lang w:val="es-MX"/>
-        </w:rPr>
-        <w:t xml:space="preserve">) la resolución del contrato por causal distinta al incumplimiento, </w:t>
-      </w:r>
-      <w:proofErr w:type="spellStart"/>
-      <w:r>
-        <w:rPr>
-          <w:rFonts w:cstheme="minorHAnsi"/>
-          <w:color w:val="000000"/>
-          <w:sz w:val="16"/>
-          <w:szCs w:val="16"/>
-          <w:lang w:val="es-MX"/>
-        </w:rPr>
-        <w:t>iii</w:t>
-      </w:r>
-      <w:proofErr w:type="spellEnd"/>
-      <w:r>
-        <w:rPr>
-          <w:rFonts w:cstheme="minorHAnsi"/>
-          <w:color w:val="000000"/>
-          <w:sz w:val="16"/>
-          <w:szCs w:val="16"/>
-          <w:lang w:val="es-MX"/>
-        </w:rPr>
-        <w:t xml:space="preserve">) la limitación o exoneración de responsabilidad por parte de las empresas y </w:t>
-      </w:r>
-      <w:proofErr w:type="spellStart"/>
-      <w:r>
-        <w:rPr>
-          <w:rFonts w:cstheme="minorHAnsi"/>
-          <w:color w:val="000000"/>
-          <w:sz w:val="16"/>
-          <w:szCs w:val="16"/>
-          <w:lang w:val="es-MX"/>
-        </w:rPr>
-        <w:t>iv</w:t>
-      </w:r>
-      <w:proofErr w:type="spellEnd"/>
-      <w:r>
-        <w:rPr>
-          <w:rFonts w:cstheme="minorHAnsi"/>
-          <w:color w:val="000000"/>
-          <w:sz w:val="16"/>
-          <w:szCs w:val="16"/>
-          <w:lang w:val="es-MX"/>
-        </w:rPr>
-        <w:t xml:space="preserve">) incorporación de servicios que no se encuentren directamente relacionados al producto o servicio contratado. En los supuestos mencionados en el presente párrafo, </w:t>
+        <w:t xml:space="preserve">, cuando dichas modificaciones generen un perjuicio a los usuarios ii) la resolución del contrato por causal distinta al incumplimiento, iii) la limitación o exoneración de responsabilidad por parte de las empresas y iv) incorporación de servicios que no se encuentren directamente relacionados al producto o servicio contratado. En los supuestos mencionados en el presente párrafo, </w:t>
       </w:r>
       <w:r>
         <w:rPr>
@@ -4525,29 +4325,7 @@
           <w:szCs w:val="16"/>
           <w:lang w:val="es-MX"/>
         </w:rPr>
-        <w:t xml:space="preserve"> utilizará los medios de comunicación indirectos como: avisos en los </w:t>
-      </w:r>
-      <w:proofErr w:type="spellStart"/>
-      <w:r>
-        <w:rPr>
-          <w:rFonts w:cstheme="minorHAnsi"/>
-          <w:color w:val="000000"/>
-          <w:sz w:val="16"/>
-          <w:szCs w:val="16"/>
-          <w:lang w:val="es-MX"/>
-        </w:rPr>
-        <w:t>vouchers</w:t>
-      </w:r>
-      <w:proofErr w:type="spellEnd"/>
-      <w:r>
-        <w:rPr>
-          <w:rFonts w:cstheme="minorHAnsi"/>
-          <w:color w:val="000000"/>
-          <w:sz w:val="16"/>
-          <w:szCs w:val="16"/>
-          <w:lang w:val="es-MX"/>
-        </w:rPr>
-        <w:t xml:space="preserve"> de pago, el </w:t>
+        <w:t xml:space="preserve"> utilizará los medios de comunicación indirectos como: avisos en los vouchers de pago, el </w:t>
       </w:r>
       <w:r>
         <w:rPr>
@@ -4635,117 +4413,18 @@
           <w:szCs w:val="16"/>
           <w:lang w:val="es-MX"/>
         </w:rPr>
-        <w:t xml:space="preserve"> bajo los siguientes supuestos: (i) cambios en las condiciones de la economía nacional o internacional; (</w:t>
-      </w:r>
-      <w:proofErr w:type="spellStart"/>
-      <w:r>
-        <w:rPr>
-          <w:rFonts w:cstheme="minorHAnsi"/>
-          <w:color w:val="000000"/>
-          <w:sz w:val="16"/>
-          <w:szCs w:val="16"/>
-          <w:lang w:val="es-MX"/>
-        </w:rPr>
-        <w:t>ii</w:t>
-      </w:r>
-      <w:proofErr w:type="spellEnd"/>
-      <w:r>
-        <w:rPr>
-          <w:rFonts w:cstheme="minorHAnsi"/>
-          <w:color w:val="000000"/>
-          <w:sz w:val="16"/>
-          <w:szCs w:val="16"/>
-          <w:lang w:val="es-MX"/>
-        </w:rPr>
-        <w:t>) cambios en el funcionamiento o tendencias de los mercados o la competencia; (</w:t>
-      </w:r>
-      <w:proofErr w:type="spellStart"/>
-      <w:r>
-        <w:rPr>
-          <w:rFonts w:cstheme="minorHAnsi"/>
-          <w:color w:val="000000"/>
-          <w:sz w:val="16"/>
-          <w:szCs w:val="16"/>
-          <w:lang w:val="es-MX"/>
-        </w:rPr>
-        <w:t>iii</w:t>
-      </w:r>
-      <w:proofErr w:type="spellEnd"/>
-      <w:r>
-        <w:rPr>
-          <w:rFonts w:cstheme="minorHAnsi"/>
-          <w:color w:val="000000"/>
-          <w:sz w:val="16"/>
-          <w:szCs w:val="16"/>
-          <w:lang w:val="es-MX"/>
-        </w:rPr>
-        <w:t>) cambios en las políticas de gobierno o de Estado; (</w:t>
-      </w:r>
-      <w:proofErr w:type="spellStart"/>
-      <w:r>
-        <w:rPr>
-          <w:rFonts w:cstheme="minorHAnsi"/>
-          <w:color w:val="000000"/>
-          <w:sz w:val="16"/>
-          <w:szCs w:val="16"/>
-          <w:lang w:val="es-MX"/>
-        </w:rPr>
-        <w:t>iv</w:t>
-      </w:r>
-      <w:proofErr w:type="spellEnd"/>
-      <w:r>
-        <w:rPr>
-          <w:rFonts w:cstheme="minorHAnsi"/>
-          <w:color w:val="000000"/>
-          <w:sz w:val="16"/>
-          <w:szCs w:val="16"/>
-          <w:lang w:val="es-MX"/>
-        </w:rPr>
-        <w:t>) impacto de alguna disposición legal sobre costos; (v) modificación de las características de los productos; (vi) inflación o deflación; devaluación o revaluación de la moneda; (</w:t>
-      </w:r>
-      <w:proofErr w:type="spellStart"/>
-      <w:r>
-        <w:rPr>
-          <w:rFonts w:cstheme="minorHAnsi"/>
-          <w:color w:val="000000"/>
-          <w:sz w:val="16"/>
-          <w:szCs w:val="16"/>
-          <w:lang w:val="es-MX"/>
-        </w:rPr>
-        <w:t>vii</w:t>
-      </w:r>
-      <w:proofErr w:type="spellEnd"/>
-      <w:r>
-        <w:rPr>
-          <w:rFonts w:cstheme="minorHAnsi"/>
-          <w:color w:val="000000"/>
-          <w:sz w:val="16"/>
-          <w:szCs w:val="16"/>
-          <w:lang w:val="es-MX"/>
-        </w:rPr>
-        <w:t>) campañas promocionales; (</w:t>
-      </w:r>
-      <w:proofErr w:type="spellStart"/>
-      <w:r>
-        <w:rPr>
-          <w:rFonts w:cstheme="minorHAnsi"/>
-          <w:color w:val="000000"/>
-          <w:sz w:val="16"/>
-          <w:szCs w:val="16"/>
-          <w:lang w:val="es-MX"/>
-        </w:rPr>
-        <w:t>viii</w:t>
-      </w:r>
-      <w:proofErr w:type="spellEnd"/>
-      <w:r>
-        <w:rPr>
-          <w:rFonts w:cstheme="minorHAnsi"/>
-          <w:color w:val="000000"/>
-          <w:sz w:val="16"/>
-          <w:szCs w:val="16"/>
-          <w:lang w:val="es-MX"/>
-        </w:rPr>
-        <w:t xml:space="preserve">) evaluación crediticia de </w:t>
+        <w:t xml:space="preserve"> bajo los siguientes supuestos: (i) cambios en las condiciones de la economía nacional o internacional; (ii) cambios en el funcionamiento o tendencias de los mercados o la </w:t>
+      </w:r>
+      <w:r>
+        <w:rPr>
+          <w:rFonts w:cstheme="minorHAnsi"/>
+          <w:color w:val="000000"/>
+          <w:sz w:val="16"/>
+          <w:szCs w:val="16"/>
+          <w:lang w:val="es-MX"/>
+        </w:rPr>
+        <w:lastRenderedPageBreak/>
+        <w:t xml:space="preserve">competencia; (iii) cambios en las políticas de gobierno o de Estado; (iv) impacto de alguna disposición legal sobre costos; (v) modificación de las características de los productos; (vi) inflación o deflación; devaluación o revaluación de la moneda; (vii) campañas promocionales; (viii) evaluación crediticia de </w:t>
       </w:r>
       <w:r>
         <w:rPr>
@@ -4767,40 +4446,7 @@
           <w:szCs w:val="16"/>
           <w:lang w:val="es-MX"/>
         </w:rPr>
-        <w:t>; (</w:t>
-      </w:r>
-      <w:proofErr w:type="spellStart"/>
-      <w:r>
-        <w:rPr>
-          <w:rFonts w:cstheme="minorHAnsi"/>
-          <w:color w:val="000000"/>
-          <w:sz w:val="16"/>
-          <w:szCs w:val="16"/>
-          <w:lang w:val="es-MX"/>
-        </w:rPr>
-        <w:t>ix</w:t>
-      </w:r>
-      <w:proofErr w:type="spellEnd"/>
-      <w:r>
-        <w:rPr>
-          <w:rFonts w:cstheme="minorHAnsi"/>
-          <w:color w:val="000000"/>
-          <w:sz w:val="16"/>
-          <w:szCs w:val="16"/>
-          <w:lang w:val="es-MX"/>
-        </w:rPr>
-        <w:t xml:space="preserve">) encarecimiento de los servicios prestados por terceros; (x) crisis financiera; o (xi) hechos ajenos a la </w:t>
-      </w:r>
-      <w:r>
-        <w:rPr>
-          <w:rFonts w:cstheme="minorHAnsi"/>
-          <w:color w:val="000000"/>
-          <w:sz w:val="16"/>
-          <w:szCs w:val="16"/>
-          <w:lang w:val="es-MX"/>
-        </w:rPr>
-        <w:lastRenderedPageBreak/>
-        <w:t xml:space="preserve">voluntad de las partes como </w:t>
+        <w:t xml:space="preserve">; (ix) encarecimiento de los servicios prestados por terceros; (x) crisis financiera; o (xi) hechos ajenos a la voluntad de las partes como </w:t>
       </w:r>
       <w:r>
         <w:rPr>
@@ -4910,51 +4556,7 @@
           <w:szCs w:val="16"/>
           <w:lang w:val="es-MX"/>
         </w:rPr>
-        <w:t xml:space="preserve"> debiendo para ello: (i) manifestar su disconformidad por escrito, (</w:t>
-      </w:r>
-      <w:proofErr w:type="spellStart"/>
-      <w:r>
-        <w:rPr>
-          <w:rFonts w:cstheme="minorHAnsi"/>
-          <w:color w:val="000000"/>
-          <w:sz w:val="16"/>
-          <w:szCs w:val="16"/>
-          <w:lang w:val="es-MX"/>
-        </w:rPr>
-        <w:t>ii</w:t>
-      </w:r>
-      <w:proofErr w:type="spellEnd"/>
-      <w:r>
-        <w:rPr>
-          <w:rFonts w:cstheme="minorHAnsi"/>
-          <w:color w:val="000000"/>
-          <w:sz w:val="16"/>
-          <w:szCs w:val="16"/>
-          <w:lang w:val="es-MX"/>
-        </w:rPr>
-        <w:t>) resolver expresamente el contrato y (</w:t>
-      </w:r>
-      <w:proofErr w:type="spellStart"/>
-      <w:r>
-        <w:rPr>
-          <w:rFonts w:cstheme="minorHAnsi"/>
-          <w:color w:val="000000"/>
-          <w:sz w:val="16"/>
-          <w:szCs w:val="16"/>
-          <w:lang w:val="es-MX"/>
-        </w:rPr>
-        <w:t>iii</w:t>
-      </w:r>
-      <w:proofErr w:type="spellEnd"/>
-      <w:r>
-        <w:rPr>
-          <w:rFonts w:cstheme="minorHAnsi"/>
-          <w:color w:val="000000"/>
-          <w:sz w:val="16"/>
-          <w:szCs w:val="16"/>
-          <w:lang w:val="es-MX"/>
-        </w:rPr>
-        <w:t xml:space="preserve">) proceder al </w:t>
+        <w:t xml:space="preserve"> debiendo para ello: (i) manifestar su disconformidad por escrito, (ii) resolver expresamente el contrato y (iii) proceder al </w:t>
       </w:r>
       <w:r>
         <w:rPr>
@@ -5978,29 +5580,7 @@
           <w:szCs w:val="16"/>
           <w:lang w:val="es-MX"/>
         </w:rPr>
-        <w:t xml:space="preserve">Este documento forma parte integrante del Contrato </w:t>
-      </w:r>
-      <w:proofErr w:type="spellStart"/>
-      <w:r>
-        <w:rPr>
-          <w:rFonts w:cstheme="minorHAnsi"/>
-          <w:color w:val="000000"/>
-          <w:sz w:val="16"/>
-          <w:szCs w:val="16"/>
-          <w:lang w:val="es-MX"/>
-        </w:rPr>
-        <w:t>N°</w:t>
-      </w:r>
-      <w:proofErr w:type="spellEnd"/>
-      <w:r>
-        <w:rPr>
-          <w:rFonts w:cstheme="minorHAnsi"/>
-          <w:color w:val="000000"/>
-          <w:sz w:val="16"/>
-          <w:szCs w:val="16"/>
-          <w:lang w:val="es-MX"/>
-        </w:rPr>
-        <w:t xml:space="preserve"> </w:t>
+        <w:t xml:space="preserve">Este documento forma parte integrante del Contrato N° </w:t>
       </w:r>
       <w:r>
         <w:rPr>
@@ -6266,17 +5846,7 @@
           <w:sz w:val="16"/>
           <w:szCs w:val="16"/>
         </w:rPr>
-        <w:t>ELECTRO_</w:t>
-      </w:r>
-      <w:proofErr w:type="gramStart"/>
-      <w:r>
-        <w:rPr>
-          <w:rFonts w:cstheme="minorHAnsi"/>
-          <w:color w:val="000000"/>
-          <w:sz w:val="16"/>
-          <w:szCs w:val="16"/>
-        </w:rPr>
-        <w:t>MODELO</w:t>
+        <w:t>ELECTRO_MODELO</w:t>
       </w:r>
       <w:r>
         <w:rPr>
@@ -6296,19 +5866,7 @@
           <w:sz w:val="16"/>
           <w:szCs w:val="16"/>
         </w:rPr>
-        <w:t xml:space="preserve">   </w:t>
-      </w:r>
-      <w:proofErr w:type="gramEnd"/>
-      <w:r>
-        <w:rPr>
-          <w:rFonts w:cstheme="minorHAnsi"/>
-          <w:b/>
-          <w:bCs/>
-          <w:color w:val="000000"/>
-          <w:sz w:val="16"/>
-          <w:szCs w:val="16"/>
-        </w:rPr>
-        <w:t xml:space="preserve">  </w:t>
+        <w:t xml:space="preserve">     </w:t>
       </w:r>
       <w:r>
         <w:rPr>
@@ -6397,17 +5955,7 @@
           <w:sz w:val="16"/>
           <w:szCs w:val="16"/>
         </w:rPr>
-        <w:t>ELECTRO_</w:t>
-      </w:r>
-      <w:proofErr w:type="gramStart"/>
-      <w:r>
-        <w:rPr>
-          <w:rFonts w:cstheme="minorHAnsi"/>
-          <w:color w:val="000000"/>
-          <w:sz w:val="16"/>
-          <w:szCs w:val="16"/>
-        </w:rPr>
-        <w:t>SERIE</w:t>
+        <w:t>ELECTRO_SERIE</w:t>
       </w:r>
       <w:r>
         <w:rPr>
@@ -6428,58 +5976,19 @@
           <w:szCs w:val="16"/>
           <w:lang w:val="es-MX"/>
         </w:rPr>
-        <w:t xml:space="preserve">   </w:t>
-      </w:r>
-      <w:proofErr w:type="gramEnd"/>
-      <w:r>
-        <w:rPr>
-          <w:rFonts w:cstheme="minorHAnsi"/>
-          <w:b/>
-          <w:bCs/>
-          <w:color w:val="000000"/>
-          <w:sz w:val="16"/>
-          <w:szCs w:val="16"/>
-          <w:lang w:val="es-MX"/>
-        </w:rPr>
-        <w:t xml:space="preserve">  </w:t>
-      </w:r>
-      <w:r>
-        <w:rPr>
-          <w:rFonts w:cstheme="minorHAnsi"/>
-          <w:b/>
-          <w:bCs/>
-          <w:color w:val="000000"/>
-          <w:sz w:val="16"/>
-          <w:szCs w:val="16"/>
-          <w:lang w:val="es-MX"/>
-        </w:rPr>
-        <w:t>Año Fab. (</w:t>
-      </w:r>
-      <w:proofErr w:type="spellStart"/>
-      <w:r>
-        <w:rPr>
-          <w:rFonts w:cstheme="minorHAnsi"/>
-          <w:b/>
-          <w:bCs/>
-          <w:color w:val="000000"/>
-          <w:sz w:val="16"/>
-          <w:szCs w:val="16"/>
-          <w:lang w:val="es-MX"/>
-        </w:rPr>
-        <w:t>aprox</w:t>
-      </w:r>
-      <w:proofErr w:type="spellEnd"/>
-      <w:r>
-        <w:rPr>
-          <w:rFonts w:cstheme="minorHAnsi"/>
-          <w:b/>
-          <w:bCs/>
-          <w:color w:val="000000"/>
-          <w:sz w:val="16"/>
-          <w:szCs w:val="16"/>
-          <w:lang w:val="es-MX"/>
-        </w:rPr>
-        <w:t xml:space="preserve">): </w:t>
+        <w:t xml:space="preserve">     </w:t>
+      </w:r>
+      <w:r>
+        <w:rPr>
+          <w:rFonts w:cstheme="minorHAnsi"/>
+          <w:b/>
+          <w:bCs/>
+          <w:color w:val="000000"/>
+          <w:sz w:val="16"/>
+          <w:szCs w:val="16"/>
+          <w:lang w:val="es-MX"/>
+        </w:rPr>
+        <w:t xml:space="preserve">Año Fab. (aprox): </w:t>
       </w:r>
       <w:r>
         <w:rPr>
@@ -7354,7 +6863,6 @@
         </w:rPr>
         <w:t xml:space="preserve"> </w:t>
       </w:r>
-      <w:proofErr w:type="spellStart"/>
       <w:r>
         <w:rPr>
           <w:rFonts w:cstheme="minorHAnsi"/>
@@ -7365,7 +6873,6 @@
         </w:rPr>
         <w:t>Nº</w:t>
       </w:r>
-      <w:proofErr w:type="spellEnd"/>
       <w:r>
         <w:rPr>
           <w:rFonts w:cstheme="minorHAnsi"/>
@@ -8740,43 +8247,7 @@
           <w:sz w:val="16"/>
           <w:szCs w:val="16"/>
         </w:rPr>
-        <w:t>________________________________________________</w:t>
-      </w:r>
-      <w:r>
-        <w:rPr>
-          <w:rFonts w:cstheme="minorHAnsi"/>
-          <w:color w:val="000000"/>
-          <w:sz w:val="16"/>
-          <w:szCs w:val="16"/>
-        </w:rPr>
-        <w:t>_</w:t>
-      </w:r>
-      <w:r>
-        <w:rPr>
-          <w:rFonts w:cstheme="minorHAnsi"/>
-          <w:color w:val="000000"/>
-          <w:sz w:val="16"/>
-          <w:szCs w:val="16"/>
-        </w:rPr>
-        <w:t>_______</w:t>
-      </w:r>
-      <w:r>
-        <w:rPr>
-          <w:rFonts w:cstheme="minorHAnsi"/>
-          <w:color w:val="000000"/>
-          <w:sz w:val="16"/>
-          <w:szCs w:val="16"/>
-        </w:rPr>
-        <w:t>____</w:t>
-      </w:r>
-      <w:r>
-        <w:rPr>
-          <w:rFonts w:cstheme="minorHAnsi"/>
-          <w:color w:val="000000"/>
-          <w:sz w:val="16"/>
-          <w:szCs w:val="16"/>
-        </w:rPr>
-        <w:t>_            _____________________________________________________________________</w:t>
+        <w:t>_____________________________________________________________            _____________________________________________________________________</w:t>
       </w:r>
     </w:p>
     <w:p>
@@ -8975,16 +8446,7 @@
           <w:sz w:val="18"/>
           <w:szCs w:val="20"/>
         </w:rPr>
-        <w:t xml:space="preserve">    CREDIÁGIL                                                                                                      </w:t>
-      </w:r>
-      <w:r>
-        <w:rPr>
-          <w:rFonts w:cstheme="minorHAnsi"/>
-          <w:color w:val="000000"/>
-          <w:sz w:val="18"/>
-          <w:szCs w:val="20"/>
-        </w:rPr>
-        <w:t xml:space="preserve">          </w:t>
+        <w:t xml:space="preserve">    CREDIÁGIL                                                                                                                </w:t>
       </w:r>
       <w:r>
         <w:rPr>
@@ -9061,9 +8523,8 @@
           <w:sz w:val="18"/>
           <w:szCs w:val="20"/>
         </w:rPr>
-        <w:t>NOMBRE_APODERADO_</w:t>
-      </w:r>
-      <w:proofErr w:type="gramStart"/>
+        <w:t>NOMBRE_APODERADO_CA</w:t>
+      </w:r>
       <w:r>
         <w:rPr>
           <w:rFonts w:cstheme="minorHAnsi"/>
@@ -9071,7 +8532,7 @@
           <w:sz w:val="18"/>
           <w:szCs w:val="20"/>
         </w:rPr>
-        <w:t>CA</w:t>
+        <w:t>}</w:t>
       </w:r>
       <w:r>
         <w:rPr>
@@ -9080,7 +8541,7 @@
           <w:sz w:val="18"/>
           <w:szCs w:val="20"/>
         </w:rPr>
-        <w:t>}</w:t>
+        <w:t xml:space="preserve"> </w:t>
       </w:r>
       <w:r>
         <w:rPr>
@@ -9089,7 +8550,7 @@
           <w:sz w:val="18"/>
           <w:szCs w:val="20"/>
         </w:rPr>
-        <w:t xml:space="preserve"> </w:t>
+        <w:t xml:space="preserve">                                                </w:t>
       </w:r>
       <w:r>
         <w:rPr>
@@ -9098,9 +8559,8 @@
           <w:sz w:val="18"/>
           <w:szCs w:val="20"/>
         </w:rPr>
-        <w:t xml:space="preserve">  </w:t>
-      </w:r>
-      <w:proofErr w:type="gramEnd"/>
+        <w:t xml:space="preserve">NOMBRE: </w:t>
+      </w:r>
       <w:r>
         <w:rPr>
           <w:rFonts w:cstheme="minorHAnsi"/>
@@ -9108,7 +8568,7 @@
           <w:sz w:val="18"/>
           <w:szCs w:val="20"/>
         </w:rPr>
-        <w:t xml:space="preserve">                                              </w:t>
+        <w:t>${</w:t>
       </w:r>
       <w:r>
         <w:rPr>
@@ -9117,7 +8577,7 @@
           <w:sz w:val="18"/>
           <w:szCs w:val="20"/>
         </w:rPr>
-        <w:t xml:space="preserve">NOMBRE: </w:t>
+        <w:t>NOMBRE_CLIENTE</w:t>
       </w:r>
       <w:r>
         <w:rPr>
@@ -9126,8 +8586,20 @@
           <w:sz w:val="18"/>
           <w:szCs w:val="20"/>
         </w:rPr>
-        <w:t>${</w:t>
-      </w:r>
+        <w:t>}</w:t>
+      </w:r>
+    </w:p>
+    <w:p>
+      <w:pPr>
+        <w:spacing w:before="10" w:after="10" w:line="240" w:lineRule="auto"/>
+        <w:ind w:left="-142" w:right="-1085"/>
+        <w:jc w:val="both"/>
+        <w:rPr>
+          <w:rFonts w:cstheme="minorHAnsi"/>
+          <w:sz w:val="20"/>
+          <w:szCs w:val="19"/>
+        </w:rPr>
+      </w:pPr>
       <w:r>
         <w:rPr>
           <w:rFonts w:cstheme="minorHAnsi"/>
@@ -9135,7 +8607,7 @@
           <w:sz w:val="18"/>
           <w:szCs w:val="20"/>
         </w:rPr>
-        <w:t>NOMBRE_CLIENTE</w:t>
+        <w:t xml:space="preserve">    </w:t>
       </w:r>
       <w:r>
         <w:rPr>
@@ -9144,20 +8616,8 @@
           <w:sz w:val="18"/>
           <w:szCs w:val="20"/>
         </w:rPr>
-        <w:t>}</w:t>
-      </w:r>
-    </w:p>
-    <w:p>
-      <w:pPr>
-        <w:spacing w:before="10" w:after="10" w:line="240" w:lineRule="auto"/>
-        <w:ind w:left="-142" w:right="-1085"/>
-        <w:jc w:val="both"/>
-        <w:rPr>
-          <w:rFonts w:cstheme="minorHAnsi"/>
-          <w:sz w:val="20"/>
-          <w:szCs w:val="19"/>
-        </w:rPr>
-      </w:pPr>
+        <w:t>DNI:</w:t>
+      </w:r>
       <w:r>
         <w:rPr>
           <w:rFonts w:cstheme="minorHAnsi"/>
@@ -9165,7 +8625,7 @@
           <w:sz w:val="18"/>
           <w:szCs w:val="20"/>
         </w:rPr>
-        <w:t xml:space="preserve">    </w:t>
+        <w:t xml:space="preserve"> ${</w:t>
       </w:r>
       <w:r>
         <w:rPr>
@@ -9174,7 +8634,7 @@
           <w:sz w:val="18"/>
           <w:szCs w:val="20"/>
         </w:rPr>
-        <w:t>DNI:</w:t>
+        <w:t>DNI_APODERADO_CA</w:t>
       </w:r>
       <w:r>
         <w:rPr>
@@ -9183,7 +8643,7 @@
           <w:sz w:val="18"/>
           <w:szCs w:val="20"/>
         </w:rPr>
-        <w:t xml:space="preserve"> ${</w:t>
+        <w:t>}</w:t>
       </w:r>
       <w:r>
         <w:rPr>
@@ -9192,9 +8652,8 @@
           <w:sz w:val="18"/>
           <w:szCs w:val="20"/>
         </w:rPr>
-        <w:t>DNI_APODERADO_</w:t>
-      </w:r>
-      <w:proofErr w:type="gramStart"/>
+        <w:t xml:space="preserve">  </w:t>
+      </w:r>
       <w:r>
         <w:rPr>
           <w:rFonts w:cstheme="minorHAnsi"/>
@@ -9202,62 +8661,7 @@
           <w:sz w:val="18"/>
           <w:szCs w:val="20"/>
         </w:rPr>
-        <w:t>CA</w:t>
-      </w:r>
-      <w:r>
-        <w:rPr>
-          <w:rFonts w:cstheme="minorHAnsi"/>
-          <w:color w:val="000000"/>
-          <w:sz w:val="18"/>
-          <w:szCs w:val="20"/>
-        </w:rPr>
-        <w:t>}</w:t>
-      </w:r>
-      <w:r>
-        <w:rPr>
-          <w:rFonts w:cstheme="minorHAnsi"/>
-          <w:color w:val="000000"/>
-          <w:sz w:val="18"/>
-          <w:szCs w:val="20"/>
-        </w:rPr>
-        <w:t xml:space="preserve">  </w:t>
-      </w:r>
-      <w:r>
-        <w:rPr>
-          <w:rFonts w:cstheme="minorHAnsi"/>
-          <w:color w:val="000000"/>
-          <w:sz w:val="18"/>
-          <w:szCs w:val="20"/>
-        </w:rPr>
-        <w:t xml:space="preserve"> </w:t>
-      </w:r>
-      <w:proofErr w:type="gramEnd"/>
-      <w:r>
-        <w:rPr>
-          <w:rFonts w:cstheme="minorHAnsi"/>
-          <w:color w:val="000000"/>
-          <w:sz w:val="18"/>
-          <w:szCs w:val="20"/>
-        </w:rPr>
-        <w:t xml:space="preserve">                                                                </w:t>
-      </w:r>
-      <w:r>
-        <w:rPr>
-          <w:rFonts w:cstheme="minorHAnsi"/>
-          <w:color w:val="000000"/>
-          <w:sz w:val="18"/>
-          <w:szCs w:val="20"/>
-        </w:rPr>
-        <w:t xml:space="preserve">   </w:t>
-      </w:r>
-      <w:r>
-        <w:rPr>
-          <w:rFonts w:cstheme="minorHAnsi"/>
-          <w:color w:val="000000"/>
-          <w:sz w:val="18"/>
-          <w:szCs w:val="20"/>
-        </w:rPr>
-        <w:t xml:space="preserve">  </w:t>
+        <w:t xml:space="preserve">                                                                      </w:t>
       </w:r>
       <w:r>
         <w:rPr>
@@ -13338,7 +12742,6 @@
   <w:style w:type="character" w:default="1" w:styleId="Fuentedeprrafopredeter">
     <w:name w:val="Default Paragraph Font"/>
     <w:uiPriority w:val="1"/>
-    <w:semiHidden/>
     <w:unhideWhenUsed/>
   </w:style>
   <w:style w:type="table" w:default="1" w:styleId="Tablanormal">

--- a/CrediAgil/Templates/CONTRATO - PRENDA ELECTRO - EMPRESA.docx
+++ b/CrediAgil/Templates/CONTRATO - PRENDA ELECTRO - EMPRESA.docx
@@ -65,6 +65,7 @@
         </w:rPr>
         <w:br/>
       </w:r>
+      <w:proofErr w:type="spellStart"/>
       <w:r>
         <w:rPr>
           <w:rFonts w:cstheme="minorHAnsi"/>
@@ -75,6 +76,7 @@
         </w:rPr>
         <w:t>Nº</w:t>
       </w:r>
+      <w:proofErr w:type="spellEnd"/>
       <w:r>
         <w:rPr>
           <w:rFonts w:cstheme="minorHAnsi"/>
@@ -258,6 +260,7 @@
         </w:rPr>
         <w:t xml:space="preserve">, con R.U.C. </w:t>
       </w:r>
+      <w:proofErr w:type="spellStart"/>
       <w:r>
         <w:rPr>
           <w:rFonts w:cstheme="minorHAnsi"/>
@@ -268,15 +271,38 @@
         </w:rPr>
         <w:t>Nº</w:t>
       </w:r>
-      <w:r>
-        <w:rPr>
-          <w:rFonts w:cstheme="minorHAnsi"/>
-          <w:color w:val="000000"/>
-          <w:sz w:val="16"/>
-          <w:szCs w:val="16"/>
-          <w:lang w:val="es-MX"/>
-        </w:rPr>
-        <w:t xml:space="preserve"> 20601767920 con domicilio en JR. LAS ALEÑAS NRO. 200 URB. SAN IGNACIO LIMA - LIMA - SAN JUAN DE LURIGANCHO, debidamente representada por sus funcionarios autorizados según Poderes inscritos en la Partida N° 13782080 del Registro de Personas Jurídicas de Lima, y de la otra parte, indistintamente:</w:t>
+      <w:proofErr w:type="spellEnd"/>
+      <w:r>
+        <w:rPr>
+          <w:rFonts w:cstheme="minorHAnsi"/>
+          <w:color w:val="000000"/>
+          <w:sz w:val="16"/>
+          <w:szCs w:val="16"/>
+          <w:lang w:val="es-MX"/>
+        </w:rPr>
+        <w:t xml:space="preserve"> 20601767920 con domicilio en JR. LAS ALEÑAS NRO. 200 URB. SAN IGNACIO LIMA - LIMA - SAN JUAN DE LURIGANCHO, debidamente representada por sus funcionarios autorizados según Poderes inscritos en la Partida </w:t>
+      </w:r>
+      <w:proofErr w:type="spellStart"/>
+      <w:r>
+        <w:rPr>
+          <w:rFonts w:cstheme="minorHAnsi"/>
+          <w:color w:val="000000"/>
+          <w:sz w:val="16"/>
+          <w:szCs w:val="16"/>
+          <w:lang w:val="es-MX"/>
+        </w:rPr>
+        <w:t>N°</w:t>
+      </w:r>
+      <w:proofErr w:type="spellEnd"/>
+      <w:r>
+        <w:rPr>
+          <w:rFonts w:cstheme="minorHAnsi"/>
+          <w:color w:val="000000"/>
+          <w:sz w:val="16"/>
+          <w:szCs w:val="16"/>
+          <w:lang w:val="es-MX"/>
+        </w:rPr>
+        <w:t xml:space="preserve"> 13782080 del Registro de Personas Jurídicas de Lima, y de la otra parte, indistintamente:</w:t>
       </w:r>
     </w:p>
     <w:p>
@@ -405,6 +431,66 @@
           <w:sz w:val="16"/>
           <w:szCs w:val="16"/>
         </w:rPr>
+        <w:t xml:space="preserve">, con teléfono </w:t>
+      </w:r>
+      <w:proofErr w:type="spellStart"/>
+      <w:r>
+        <w:rPr>
+          <w:rFonts w:cstheme="minorHAnsi"/>
+          <w:color w:val="000000"/>
+          <w:sz w:val="16"/>
+          <w:szCs w:val="16"/>
+        </w:rPr>
+        <w:t>N°</w:t>
+      </w:r>
+      <w:proofErr w:type="spellEnd"/>
+      <w:r>
+        <w:rPr>
+          <w:rFonts w:cstheme="minorHAnsi"/>
+          <w:color w:val="000000"/>
+          <w:sz w:val="16"/>
+          <w:szCs w:val="16"/>
+        </w:rPr>
+        <w:t xml:space="preserve"> </w:t>
+      </w:r>
+      <w:r>
+        <w:rPr>
+          <w:rFonts w:cstheme="minorHAnsi"/>
+          <w:b/>
+          <w:bCs/>
+          <w:color w:val="000000"/>
+          <w:sz w:val="16"/>
+          <w:szCs w:val="16"/>
+        </w:rPr>
+        <w:t>${TEL_EMPRESA}</w:t>
+      </w:r>
+      <w:r>
+        <w:rPr>
+          <w:rFonts w:cstheme="minorHAnsi"/>
+          <w:color w:val="000000"/>
+          <w:sz w:val="16"/>
+          <w:szCs w:val="16"/>
+        </w:rPr>
+        <w:t xml:space="preserve"> y correo electrónico </w:t>
+      </w:r>
+      <w:r>
+        <w:rPr>
+          <w:rFonts w:cstheme="minorHAnsi"/>
+          <w:b/>
+          <w:bCs/>
+          <w:color w:val="000000"/>
+          <w:sz w:val="16"/>
+          <w:szCs w:val="16"/>
+        </w:rPr>
+        <w:t>${EMAIL_EMPRESA}</w:t>
+      </w:r>
+      <w:r>
+        <w:rPr>
+          <w:rFonts w:cstheme="minorHAnsi"/>
+          <w:color w:val="000000"/>
+          <w:sz w:val="16"/>
+          <w:szCs w:val="16"/>
+        </w:rPr>
         <w:t xml:space="preserve">, debidamente representada por el (la) señor(a) </w:t>
       </w:r>
       <w:r>
@@ -517,6 +603,66 @@
           <w:szCs w:val="16"/>
         </w:rPr>
         <w:t>${DEPARTAMENTO_REP_LEGAL}</w:t>
+      </w:r>
+      <w:r>
+        <w:rPr>
+          <w:rFonts w:cstheme="minorHAnsi"/>
+          <w:color w:val="000000"/>
+          <w:sz w:val="16"/>
+          <w:szCs w:val="16"/>
+        </w:rPr>
+        <w:t xml:space="preserve">, con teléfono </w:t>
+      </w:r>
+      <w:proofErr w:type="spellStart"/>
+      <w:r>
+        <w:rPr>
+          <w:rFonts w:cstheme="minorHAnsi"/>
+          <w:color w:val="000000"/>
+          <w:sz w:val="16"/>
+          <w:szCs w:val="16"/>
+        </w:rPr>
+        <w:t>N°</w:t>
+      </w:r>
+      <w:proofErr w:type="spellEnd"/>
+      <w:r>
+        <w:rPr>
+          <w:rFonts w:cstheme="minorHAnsi"/>
+          <w:color w:val="000000"/>
+          <w:sz w:val="16"/>
+          <w:szCs w:val="16"/>
+        </w:rPr>
+        <w:t xml:space="preserve"> </w:t>
+      </w:r>
+      <w:r>
+        <w:rPr>
+          <w:rFonts w:cstheme="minorHAnsi"/>
+          <w:b/>
+          <w:bCs/>
+          <w:color w:val="000000"/>
+          <w:sz w:val="16"/>
+          <w:szCs w:val="16"/>
+        </w:rPr>
+        <w:t>${TEL_REP_LEGAL}</w:t>
+      </w:r>
+      <w:r>
+        <w:rPr>
+          <w:rFonts w:cstheme="minorHAnsi"/>
+          <w:color w:val="000000"/>
+          <w:sz w:val="16"/>
+          <w:szCs w:val="16"/>
+        </w:rPr>
+        <w:t xml:space="preserve"> y correo electrónico </w:t>
+      </w:r>
+      <w:r>
+        <w:rPr>
+          <w:rFonts w:cstheme="minorHAnsi"/>
+          <w:b/>
+          <w:bCs/>
+          <w:color w:val="000000"/>
+          <w:sz w:val="16"/>
+          <w:szCs w:val="16"/>
+        </w:rPr>
+        <w:t>${EMAIL_REP_LEGAL}</w:t>
       </w:r>
       <w:r>
         <w:rPr>
@@ -598,16 +744,14 @@
           <w:color w:val="000000"/>
           <w:sz w:val="16"/>
           <w:szCs w:val="16"/>
-          <w:lang w:val="es-MX"/>
-        </w:rPr>
-      </w:pPr>
-      <w:r>
-        <w:rPr>
-          <w:rFonts w:cstheme="minorHAnsi"/>
-          <w:color w:val="000000"/>
-          <w:sz w:val="16"/>
-          <w:szCs w:val="16"/>
-          <w:lang w:val="es-MX"/>
+        </w:rPr>
+      </w:pPr>
+      <w:r>
+        <w:rPr>
+          <w:rFonts w:cstheme="minorHAnsi"/>
+          <w:color w:val="000000"/>
+          <w:sz w:val="16"/>
+          <w:szCs w:val="16"/>
         </w:rPr>
         <w:t>Ambas partes convienen en los términos y condiciones siguientes:</w:t>
       </w:r>
@@ -1515,6 +1659,7 @@
         </w:rPr>
         <w:t xml:space="preserve"> que forma parte integrante de este contrato, de acuerdo a lo establecido en los artículos 3, 17 y otros de la Ley de la Garantía Mobiliaria, Ley </w:t>
       </w:r>
+      <w:proofErr w:type="spellStart"/>
       <w:r>
         <w:rPr>
           <w:rFonts w:cstheme="minorHAnsi"/>
@@ -1525,6 +1670,7 @@
         </w:rPr>
         <w:t>Nº</w:t>
       </w:r>
+      <w:proofErr w:type="spellEnd"/>
       <w:r>
         <w:rPr>
           <w:rFonts w:cstheme="minorHAnsi"/>
@@ -1577,7 +1723,51 @@
           <w:szCs w:val="16"/>
           <w:lang w:val="es-MX"/>
         </w:rPr>
-        <w:t xml:space="preserve"> de este documento, y en respaldo del cumplimiento del pago de (i) el Préstamo, (ii) de los futuros Préstamos que pueda asumir y (iii) cualquier otra obligación de </w:t>
+        <w:t xml:space="preserve"> de este documento, y en respaldo del cumplimiento del pago de (i) el Préstamo, (</w:t>
+      </w:r>
+      <w:proofErr w:type="spellStart"/>
+      <w:r>
+        <w:rPr>
+          <w:rFonts w:cstheme="minorHAnsi"/>
+          <w:color w:val="000000"/>
+          <w:sz w:val="16"/>
+          <w:szCs w:val="16"/>
+          <w:lang w:val="es-MX"/>
+        </w:rPr>
+        <w:t>ii</w:t>
+      </w:r>
+      <w:proofErr w:type="spellEnd"/>
+      <w:r>
+        <w:rPr>
+          <w:rFonts w:cstheme="minorHAnsi"/>
+          <w:color w:val="000000"/>
+          <w:sz w:val="16"/>
+          <w:szCs w:val="16"/>
+          <w:lang w:val="es-MX"/>
+        </w:rPr>
+        <w:t>) de los futuros Préstamos que pueda asumir y (</w:t>
+      </w:r>
+      <w:proofErr w:type="spellStart"/>
+      <w:r>
+        <w:rPr>
+          <w:rFonts w:cstheme="minorHAnsi"/>
+          <w:color w:val="000000"/>
+          <w:sz w:val="16"/>
+          <w:szCs w:val="16"/>
+          <w:lang w:val="es-MX"/>
+        </w:rPr>
+        <w:t>iii</w:t>
+      </w:r>
+      <w:proofErr w:type="spellEnd"/>
+      <w:r>
+        <w:rPr>
+          <w:rFonts w:cstheme="minorHAnsi"/>
+          <w:color w:val="000000"/>
+          <w:sz w:val="16"/>
+          <w:szCs w:val="16"/>
+          <w:lang w:val="es-MX"/>
+        </w:rPr>
+        <w:t xml:space="preserve">) cualquier otra obligación de </w:t>
       </w:r>
       <w:r>
         <w:rPr>
@@ -2028,6 +2218,7 @@
           <w:szCs w:val="16"/>
           <w:lang w:val="es-MX"/>
         </w:rPr>
+        <w:lastRenderedPageBreak/>
         <w:t>Carta Poder con firma legalizada:</w:t>
       </w:r>
       <w:r>
@@ -2069,7 +2260,6 @@
           <w:szCs w:val="16"/>
           <w:lang w:val="es-MX"/>
         </w:rPr>
-        <w:lastRenderedPageBreak/>
         <w:t>Poder fuera de registro:</w:t>
       </w:r>
       <w:r>
@@ -4237,7 +4427,73 @@
           <w:szCs w:val="16"/>
           <w:lang w:val="es-MX"/>
         </w:rPr>
-        <w:t xml:space="preserve">, cuando dichas modificaciones generen un perjuicio a los usuarios ii) la resolución del contrato por causal distinta al incumplimiento, iii) la limitación o exoneración de responsabilidad por parte de las empresas y iv) incorporación de servicios que no se encuentren directamente relacionados al producto o servicio contratado. En los supuestos mencionados en el presente párrafo, </w:t>
+        <w:t xml:space="preserve">, cuando dichas modificaciones generen un perjuicio a los usuarios </w:t>
+      </w:r>
+      <w:proofErr w:type="spellStart"/>
+      <w:r>
+        <w:rPr>
+          <w:rFonts w:cstheme="minorHAnsi"/>
+          <w:color w:val="000000"/>
+          <w:sz w:val="16"/>
+          <w:szCs w:val="16"/>
+          <w:lang w:val="es-MX"/>
+        </w:rPr>
+        <w:t>ii</w:t>
+      </w:r>
+      <w:proofErr w:type="spellEnd"/>
+      <w:r>
+        <w:rPr>
+          <w:rFonts w:cstheme="minorHAnsi"/>
+          <w:color w:val="000000"/>
+          <w:sz w:val="16"/>
+          <w:szCs w:val="16"/>
+          <w:lang w:val="es-MX"/>
+        </w:rPr>
+        <w:t xml:space="preserve">) la resolución del contrato por causal distinta al incumplimiento, </w:t>
+      </w:r>
+      <w:proofErr w:type="spellStart"/>
+      <w:r>
+        <w:rPr>
+          <w:rFonts w:cstheme="minorHAnsi"/>
+          <w:color w:val="000000"/>
+          <w:sz w:val="16"/>
+          <w:szCs w:val="16"/>
+          <w:lang w:val="es-MX"/>
+        </w:rPr>
+        <w:t>iii</w:t>
+      </w:r>
+      <w:proofErr w:type="spellEnd"/>
+      <w:r>
+        <w:rPr>
+          <w:rFonts w:cstheme="minorHAnsi"/>
+          <w:color w:val="000000"/>
+          <w:sz w:val="16"/>
+          <w:szCs w:val="16"/>
+          <w:lang w:val="es-MX"/>
+        </w:rPr>
+        <w:t xml:space="preserve">) la limitación o exoneración de responsabilidad por parte de las empresas y </w:t>
+      </w:r>
+      <w:proofErr w:type="spellStart"/>
+      <w:r>
+        <w:rPr>
+          <w:rFonts w:cstheme="minorHAnsi"/>
+          <w:color w:val="000000"/>
+          <w:sz w:val="16"/>
+          <w:szCs w:val="16"/>
+          <w:lang w:val="es-MX"/>
+        </w:rPr>
+        <w:t>iv</w:t>
+      </w:r>
+      <w:proofErr w:type="spellEnd"/>
+      <w:r>
+        <w:rPr>
+          <w:rFonts w:cstheme="minorHAnsi"/>
+          <w:color w:val="000000"/>
+          <w:sz w:val="16"/>
+          <w:szCs w:val="16"/>
+          <w:lang w:val="es-MX"/>
+        </w:rPr>
+        <w:t xml:space="preserve">) incorporación de servicios que no se encuentren directamente relacionados al producto o servicio contratado. En los supuestos mencionados en el presente párrafo, </w:t>
       </w:r>
       <w:r>
         <w:rPr>
@@ -4325,7 +4581,29 @@
           <w:szCs w:val="16"/>
           <w:lang w:val="es-MX"/>
         </w:rPr>
-        <w:t xml:space="preserve"> utilizará los medios de comunicación indirectos como: avisos en los vouchers de pago, el </w:t>
+        <w:t xml:space="preserve"> utilizará los medios de comunicación indirectos como: avisos en los </w:t>
+      </w:r>
+      <w:proofErr w:type="spellStart"/>
+      <w:r>
+        <w:rPr>
+          <w:rFonts w:cstheme="minorHAnsi"/>
+          <w:color w:val="000000"/>
+          <w:sz w:val="16"/>
+          <w:szCs w:val="16"/>
+          <w:lang w:val="es-MX"/>
+        </w:rPr>
+        <w:t>vouchers</w:t>
+      </w:r>
+      <w:proofErr w:type="spellEnd"/>
+      <w:r>
+        <w:rPr>
+          <w:rFonts w:cstheme="minorHAnsi"/>
+          <w:color w:val="000000"/>
+          <w:sz w:val="16"/>
+          <w:szCs w:val="16"/>
+          <w:lang w:val="es-MX"/>
+        </w:rPr>
+        <w:t xml:space="preserve"> de pago, el </w:t>
       </w:r>
       <w:r>
         <w:rPr>
@@ -4413,7 +4691,7 @@
           <w:szCs w:val="16"/>
           <w:lang w:val="es-MX"/>
         </w:rPr>
-        <w:t xml:space="preserve"> bajo los siguientes supuestos: (i) cambios en las condiciones de la economía nacional o internacional; (ii) cambios en el funcionamiento o tendencias de los mercados o la </w:t>
+        <w:t xml:space="preserve"> bajo los siguientes supuestos: (i) </w:t>
       </w:r>
       <w:r>
         <w:rPr>
@@ -4424,7 +4702,117 @@
           <w:lang w:val="es-MX"/>
         </w:rPr>
         <w:lastRenderedPageBreak/>
-        <w:t xml:space="preserve">competencia; (iii) cambios en las políticas de gobierno o de Estado; (iv) impacto de alguna disposición legal sobre costos; (v) modificación de las características de los productos; (vi) inflación o deflación; devaluación o revaluación de la moneda; (vii) campañas promocionales; (viii) evaluación crediticia de </w:t>
+        <w:t>cambios en las condiciones de la economía nacional o internacional; (</w:t>
+      </w:r>
+      <w:proofErr w:type="spellStart"/>
+      <w:r>
+        <w:rPr>
+          <w:rFonts w:cstheme="minorHAnsi"/>
+          <w:color w:val="000000"/>
+          <w:sz w:val="16"/>
+          <w:szCs w:val="16"/>
+          <w:lang w:val="es-MX"/>
+        </w:rPr>
+        <w:t>ii</w:t>
+      </w:r>
+      <w:proofErr w:type="spellEnd"/>
+      <w:r>
+        <w:rPr>
+          <w:rFonts w:cstheme="minorHAnsi"/>
+          <w:color w:val="000000"/>
+          <w:sz w:val="16"/>
+          <w:szCs w:val="16"/>
+          <w:lang w:val="es-MX"/>
+        </w:rPr>
+        <w:t>) cambios en el funcionamiento o tendencias de los mercados o la competencia; (</w:t>
+      </w:r>
+      <w:proofErr w:type="spellStart"/>
+      <w:r>
+        <w:rPr>
+          <w:rFonts w:cstheme="minorHAnsi"/>
+          <w:color w:val="000000"/>
+          <w:sz w:val="16"/>
+          <w:szCs w:val="16"/>
+          <w:lang w:val="es-MX"/>
+        </w:rPr>
+        <w:t>iii</w:t>
+      </w:r>
+      <w:proofErr w:type="spellEnd"/>
+      <w:r>
+        <w:rPr>
+          <w:rFonts w:cstheme="minorHAnsi"/>
+          <w:color w:val="000000"/>
+          <w:sz w:val="16"/>
+          <w:szCs w:val="16"/>
+          <w:lang w:val="es-MX"/>
+        </w:rPr>
+        <w:t>) cambios en las políticas de gobierno o de Estado; (</w:t>
+      </w:r>
+      <w:proofErr w:type="spellStart"/>
+      <w:r>
+        <w:rPr>
+          <w:rFonts w:cstheme="minorHAnsi"/>
+          <w:color w:val="000000"/>
+          <w:sz w:val="16"/>
+          <w:szCs w:val="16"/>
+          <w:lang w:val="es-MX"/>
+        </w:rPr>
+        <w:t>iv</w:t>
+      </w:r>
+      <w:proofErr w:type="spellEnd"/>
+      <w:r>
+        <w:rPr>
+          <w:rFonts w:cstheme="minorHAnsi"/>
+          <w:color w:val="000000"/>
+          <w:sz w:val="16"/>
+          <w:szCs w:val="16"/>
+          <w:lang w:val="es-MX"/>
+        </w:rPr>
+        <w:t>) impacto de alguna disposición legal sobre costos; (v) modificación de las características de los productos; (vi) inflación o deflación; devaluación o revaluación de la moneda; (</w:t>
+      </w:r>
+      <w:proofErr w:type="spellStart"/>
+      <w:r>
+        <w:rPr>
+          <w:rFonts w:cstheme="minorHAnsi"/>
+          <w:color w:val="000000"/>
+          <w:sz w:val="16"/>
+          <w:szCs w:val="16"/>
+          <w:lang w:val="es-MX"/>
+        </w:rPr>
+        <w:t>vii</w:t>
+      </w:r>
+      <w:proofErr w:type="spellEnd"/>
+      <w:r>
+        <w:rPr>
+          <w:rFonts w:cstheme="minorHAnsi"/>
+          <w:color w:val="000000"/>
+          <w:sz w:val="16"/>
+          <w:szCs w:val="16"/>
+          <w:lang w:val="es-MX"/>
+        </w:rPr>
+        <w:t>) campañas promocionales; (</w:t>
+      </w:r>
+      <w:proofErr w:type="spellStart"/>
+      <w:r>
+        <w:rPr>
+          <w:rFonts w:cstheme="minorHAnsi"/>
+          <w:color w:val="000000"/>
+          <w:sz w:val="16"/>
+          <w:szCs w:val="16"/>
+          <w:lang w:val="es-MX"/>
+        </w:rPr>
+        <w:t>viii</w:t>
+      </w:r>
+      <w:proofErr w:type="spellEnd"/>
+      <w:r>
+        <w:rPr>
+          <w:rFonts w:cstheme="minorHAnsi"/>
+          <w:color w:val="000000"/>
+          <w:sz w:val="16"/>
+          <w:szCs w:val="16"/>
+          <w:lang w:val="es-MX"/>
+        </w:rPr>
+        <w:t xml:space="preserve">) evaluación crediticia de </w:t>
       </w:r>
       <w:r>
         <w:rPr>
@@ -4446,7 +4834,29 @@
           <w:szCs w:val="16"/>
           <w:lang w:val="es-MX"/>
         </w:rPr>
-        <w:t xml:space="preserve">; (ix) encarecimiento de los servicios prestados por terceros; (x) crisis financiera; o (xi) hechos ajenos a la voluntad de las partes como </w:t>
+        <w:t>; (</w:t>
+      </w:r>
+      <w:proofErr w:type="spellStart"/>
+      <w:r>
+        <w:rPr>
+          <w:rFonts w:cstheme="minorHAnsi"/>
+          <w:color w:val="000000"/>
+          <w:sz w:val="16"/>
+          <w:szCs w:val="16"/>
+          <w:lang w:val="es-MX"/>
+        </w:rPr>
+        <w:t>ix</w:t>
+      </w:r>
+      <w:proofErr w:type="spellEnd"/>
+      <w:r>
+        <w:rPr>
+          <w:rFonts w:cstheme="minorHAnsi"/>
+          <w:color w:val="000000"/>
+          <w:sz w:val="16"/>
+          <w:szCs w:val="16"/>
+          <w:lang w:val="es-MX"/>
+        </w:rPr>
+        <w:t xml:space="preserve">) encarecimiento de los servicios prestados por terceros; (x) crisis financiera; o (xi) hechos ajenos a la voluntad de las partes como </w:t>
       </w:r>
       <w:r>
         <w:rPr>
@@ -4556,7 +4966,51 @@
           <w:szCs w:val="16"/>
           <w:lang w:val="es-MX"/>
         </w:rPr>
-        <w:t xml:space="preserve"> debiendo para ello: (i) manifestar su disconformidad por escrito, (ii) resolver expresamente el contrato y (iii) proceder al </w:t>
+        <w:t xml:space="preserve"> debiendo para ello: (i) manifestar su disconformidad por escrito, (</w:t>
+      </w:r>
+      <w:proofErr w:type="spellStart"/>
+      <w:r>
+        <w:rPr>
+          <w:rFonts w:cstheme="minorHAnsi"/>
+          <w:color w:val="000000"/>
+          <w:sz w:val="16"/>
+          <w:szCs w:val="16"/>
+          <w:lang w:val="es-MX"/>
+        </w:rPr>
+        <w:t>ii</w:t>
+      </w:r>
+      <w:proofErr w:type="spellEnd"/>
+      <w:r>
+        <w:rPr>
+          <w:rFonts w:cstheme="minorHAnsi"/>
+          <w:color w:val="000000"/>
+          <w:sz w:val="16"/>
+          <w:szCs w:val="16"/>
+          <w:lang w:val="es-MX"/>
+        </w:rPr>
+        <w:t>) resolver expresamente el contrato y (</w:t>
+      </w:r>
+      <w:proofErr w:type="spellStart"/>
+      <w:r>
+        <w:rPr>
+          <w:rFonts w:cstheme="minorHAnsi"/>
+          <w:color w:val="000000"/>
+          <w:sz w:val="16"/>
+          <w:szCs w:val="16"/>
+          <w:lang w:val="es-MX"/>
+        </w:rPr>
+        <w:t>iii</w:t>
+      </w:r>
+      <w:proofErr w:type="spellEnd"/>
+      <w:r>
+        <w:rPr>
+          <w:rFonts w:cstheme="minorHAnsi"/>
+          <w:color w:val="000000"/>
+          <w:sz w:val="16"/>
+          <w:szCs w:val="16"/>
+          <w:lang w:val="es-MX"/>
+        </w:rPr>
+        <w:t xml:space="preserve">) proceder al </w:t>
       </w:r>
       <w:r>
         <w:rPr>
@@ -5580,7 +6034,29 @@
           <w:szCs w:val="16"/>
           <w:lang w:val="es-MX"/>
         </w:rPr>
-        <w:t xml:space="preserve">Este documento forma parte integrante del Contrato N° </w:t>
+        <w:t xml:space="preserve">Este documento forma parte integrante del Contrato </w:t>
+      </w:r>
+      <w:proofErr w:type="spellStart"/>
+      <w:r>
+        <w:rPr>
+          <w:rFonts w:cstheme="minorHAnsi"/>
+          <w:color w:val="000000"/>
+          <w:sz w:val="16"/>
+          <w:szCs w:val="16"/>
+          <w:lang w:val="es-MX"/>
+        </w:rPr>
+        <w:t>N°</w:t>
+      </w:r>
+      <w:proofErr w:type="spellEnd"/>
+      <w:r>
+        <w:rPr>
+          <w:rFonts w:cstheme="minorHAnsi"/>
+          <w:color w:val="000000"/>
+          <w:sz w:val="16"/>
+          <w:szCs w:val="16"/>
+          <w:lang w:val="es-MX"/>
+        </w:rPr>
+        <w:t xml:space="preserve"> </w:t>
       </w:r>
       <w:r>
         <w:rPr>
@@ -5988,7 +6464,33 @@
           <w:szCs w:val="16"/>
           <w:lang w:val="es-MX"/>
         </w:rPr>
-        <w:t xml:space="preserve">Año Fab. (aprox): </w:t>
+        <w:t>Año Fab. (</w:t>
+      </w:r>
+      <w:proofErr w:type="spellStart"/>
+      <w:r>
+        <w:rPr>
+          <w:rFonts w:cstheme="minorHAnsi"/>
+          <w:b/>
+          <w:bCs/>
+          <w:color w:val="000000"/>
+          <w:sz w:val="16"/>
+          <w:szCs w:val="16"/>
+          <w:lang w:val="es-MX"/>
+        </w:rPr>
+        <w:t>aprox</w:t>
+      </w:r>
+      <w:proofErr w:type="spellEnd"/>
+      <w:r>
+        <w:rPr>
+          <w:rFonts w:cstheme="minorHAnsi"/>
+          <w:b/>
+          <w:bCs/>
+          <w:color w:val="000000"/>
+          <w:sz w:val="16"/>
+          <w:szCs w:val="16"/>
+          <w:lang w:val="es-MX"/>
+        </w:rPr>
+        <w:t xml:space="preserve">): </w:t>
       </w:r>
       <w:r>
         <w:rPr>
@@ -6863,6 +7365,7 @@
         </w:rPr>
         <w:t xml:space="preserve"> </w:t>
       </w:r>
+      <w:proofErr w:type="spellStart"/>
       <w:r>
         <w:rPr>
           <w:rFonts w:cstheme="minorHAnsi"/>
@@ -6873,6 +7376,7 @@
         </w:rPr>
         <w:t>Nº</w:t>
       </w:r>
+      <w:proofErr w:type="spellEnd"/>
       <w:r>
         <w:rPr>
           <w:rFonts w:cstheme="minorHAnsi"/>
@@ -10481,6 +10985,7 @@
                                   </w:rPr>
                                   <w:t xml:space="preserve"> </w:t>
                                 </w:r>
+                                <w:proofErr w:type="spellStart"/>
                                 <w:r>
                                   <w:rPr>
                                     <w:b/>
@@ -10488,7 +10993,17 @@
                                     <w:spacing w:val="-6"/>
                                     <w:sz w:val="18"/>
                                   </w:rPr>
-                                  <w:t>Asc.</w:t>
+                                  <w:t>Asc</w:t>
+                                </w:r>
+                                <w:proofErr w:type="spellEnd"/>
+                                <w:r>
+                                  <w:rPr>
+                                    <w:b/>
+                                    <w:color w:val="FFFFFF" w:themeColor="background1"/>
+                                    <w:spacing w:val="-6"/>
+                                    <w:sz w:val="18"/>
+                                  </w:rPr>
+                                  <w:t>.</w:t>
                                 </w:r>
                                 <w:r>
                                   <w:rPr>
@@ -10564,6 +11079,7 @@
                                   <w:szCs w:val="14"/>
                                 </w:rPr>
                               </w:pPr>
+                              <w:proofErr w:type="spellStart"/>
                               <w:r>
                                 <w:rPr>
                                   <w:b/>
@@ -10604,6 +11120,7 @@
                                 </w:rPr>
                                 <w:t>l</w:t>
                               </w:r>
+                              <w:proofErr w:type="spellEnd"/>
                             </w:p>
                             <w:p>
                               <w:pPr>
@@ -10900,6 +11417,7 @@
                             </w:rPr>
                             <w:t xml:space="preserve"> </w:t>
                           </w:r>
+                          <w:proofErr w:type="spellStart"/>
                           <w:r>
                             <w:rPr>
                               <w:b/>
@@ -10907,7 +11425,17 @@
                               <w:spacing w:val="-6"/>
                               <w:sz w:val="18"/>
                             </w:rPr>
-                            <w:t>Asc.</w:t>
+                            <w:t>Asc</w:t>
+                          </w:r>
+                          <w:proofErr w:type="spellEnd"/>
+                          <w:r>
+                            <w:rPr>
+                              <w:b/>
+                              <w:color w:val="FFFFFF" w:themeColor="background1"/>
+                              <w:spacing w:val="-6"/>
+                              <w:sz w:val="18"/>
+                            </w:rPr>
+                            <w:t>.</w:t>
                           </w:r>
                           <w:r>
                             <w:rPr>
@@ -10962,6 +11490,7 @@
                             <w:szCs w:val="14"/>
                           </w:rPr>
                         </w:pPr>
+                        <w:proofErr w:type="spellStart"/>
                         <w:r>
                           <w:rPr>
                             <w:b/>
@@ -11002,6 +11531,7 @@
                           </w:rPr>
                           <w:t>l</w:t>
                         </w:r>
+                        <w:proofErr w:type="spellEnd"/>
                       </w:p>
                       <w:p>
                         <w:pPr>
@@ -12742,6 +13272,7 @@
   <w:style w:type="character" w:default="1" w:styleId="Fuentedeprrafopredeter">
     <w:name w:val="Default Paragraph Font"/>
     <w:uiPriority w:val="1"/>
+    <w:semiHidden/>
     <w:unhideWhenUsed/>
   </w:style>
   <w:style w:type="table" w:default="1" w:styleId="Tablanormal">
